--- a/LLM/Answer_sheet - CAT- 1.docx
+++ b/LLM/Answer_sheet - CAT- 1.docx
@@ -71,15 +71,22 @@
           <w:numId w:val="1"/>
         </w:numPr>
         <w:rPr>
+          <w:color w:val="E97132" w:themeColor="accent2"/>
           <w:lang w:val="en-US"/>
         </w:rPr>
       </w:pPr>
       <w:proofErr w:type="spellStart"/>
       <w:r>
+        <w:rPr>
+          <w:color w:val="E97132" w:themeColor="accent2"/>
+        </w:rPr>
         <w:t>Analyze</w:t>
       </w:r>
       <w:proofErr w:type="spellEnd"/>
       <w:r>
+        <w:rPr>
+          <w:color w:val="E97132" w:themeColor="accent2"/>
+        </w:rPr>
         <w:t xml:space="preserve"> the complete life cycle of a Large Language Model, including architecture design, pretraining, fine-tuning, inference, and optimization challenges.</w:t>
       </w:r>
     </w:p>
@@ -756,6 +763,4383 @@
         <w:t>, are also heavily utilized to handle massive batch sizes without crashing the system.</w:t>
       </w:r>
     </w:p>
+    <w:p>
+      <w:pPr>
+        <w:ind w:left="360"/>
+      </w:pPr>
+    </w:p>
+    <w:p>
+      <w:r>
+        <w:rPr>
+          <w:noProof/>
+        </w:rPr>
+        <mc:AlternateContent>
+          <mc:Choice Requires="wps">
+            <w:drawing>
+              <wp:anchor distT="0" distB="0" distL="114300" distR="114300" simplePos="0" relativeHeight="251659264" behindDoc="0" locked="0" layoutInCell="1" allowOverlap="1" wp14:anchorId="0E5A3509" wp14:editId="665E070A">
+                <wp:simplePos x="0" y="0"/>
+                <wp:positionH relativeFrom="column">
+                  <wp:posOffset>28575</wp:posOffset>
+                </wp:positionH>
+                <wp:positionV relativeFrom="paragraph">
+                  <wp:posOffset>83820</wp:posOffset>
+                </wp:positionV>
+                <wp:extent cx="6362700" cy="38100"/>
+                <wp:effectExtent l="0" t="0" r="19050" b="19050"/>
+                <wp:wrapNone/>
+                <wp:docPr id="769274968" name="Straight Connector 2"/>
+                <wp:cNvGraphicFramePr/>
+                <a:graphic xmlns:a="http://schemas.openxmlformats.org/drawingml/2006/main">
+                  <a:graphicData uri="http://schemas.microsoft.com/office/word/2010/wordprocessingShape">
+                    <wps:wsp>
+                      <wps:cNvCnPr/>
+                      <wps:spPr>
+                        <a:xfrm flipV="1">
+                          <a:off x="0" y="0"/>
+                          <a:ext cx="6362700" cy="38100"/>
+                        </a:xfrm>
+                        <a:prstGeom prst="line">
+                          <a:avLst/>
+                        </a:prstGeom>
+                      </wps:spPr>
+                      <wps:style>
+                        <a:lnRef idx="2">
+                          <a:schemeClr val="accent1"/>
+                        </a:lnRef>
+                        <a:fillRef idx="0">
+                          <a:schemeClr val="accent1"/>
+                        </a:fillRef>
+                        <a:effectRef idx="1">
+                          <a:schemeClr val="accent1"/>
+                        </a:effectRef>
+                        <a:fontRef idx="minor">
+                          <a:schemeClr val="tx1"/>
+                        </a:fontRef>
+                      </wps:style>
+                      <wps:bodyPr/>
+                    </wps:wsp>
+                  </a:graphicData>
+                </a:graphic>
+              </wp:anchor>
+            </w:drawing>
+          </mc:Choice>
+          <mc:Fallback>
+            <w:pict>
+              <v:line w14:anchorId="47165406" id="Straight Connector 2" o:spid="_x0000_s1026" style="position:absolute;flip:y;z-index:251659264;visibility:visible;mso-wrap-style:square;mso-wrap-distance-left:9pt;mso-wrap-distance-top:0;mso-wrap-distance-right:9pt;mso-wrap-distance-bottom:0;mso-position-horizontal:absolute;mso-position-horizontal-relative:text;mso-position-vertical:absolute;mso-position-vertical-relative:text" from="2.25pt,6.6pt" to="503.25pt,9.6pt" o:gfxdata="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" strokecolor="#156082 [3204]" strokeweight="1.5pt">
+                <v:stroke joinstyle="miter"/>
+              </v:line>
+            </w:pict>
+          </mc:Fallback>
+        </mc:AlternateContent>
+      </w:r>
+    </w:p>
+    <w:p>
+      <w:pPr>
+        <w:pStyle w:val="ListParagraph"/>
+        <w:numPr>
+          <w:ilvl w:val="0"/>
+          <w:numId w:val="4"/>
+        </w:numPr>
+        <w:rPr>
+          <w:color w:val="E97132" w:themeColor="accent2"/>
+        </w:rPr>
+      </w:pPr>
+      <w:proofErr w:type="spellStart"/>
+      <w:r>
+        <w:rPr>
+          <w:color w:val="E97132" w:themeColor="accent2"/>
+        </w:rPr>
+        <w:t>Analyze</w:t>
+      </w:r>
+      <w:proofErr w:type="spellEnd"/>
+      <w:r>
+        <w:rPr>
+          <w:color w:val="E97132" w:themeColor="accent2"/>
+        </w:rPr>
+        <w:t xml:space="preserve"> and compare the case studies of OpenAI GPT, Google </w:t>
+      </w:r>
+      <w:proofErr w:type="spellStart"/>
+      <w:r>
+        <w:rPr>
+          <w:color w:val="E97132" w:themeColor="accent2"/>
+        </w:rPr>
+        <w:t>PaLM</w:t>
+      </w:r>
+      <w:proofErr w:type="spellEnd"/>
+      <w:r>
+        <w:rPr>
+          <w:color w:val="E97132" w:themeColor="accent2"/>
+        </w:rPr>
+        <w:t xml:space="preserve">, and Meta </w:t>
+      </w:r>
+      <w:proofErr w:type="spellStart"/>
+      <w:r>
+        <w:rPr>
+          <w:color w:val="E97132" w:themeColor="accent2"/>
+        </w:rPr>
+        <w:t>LLaMA</w:t>
+      </w:r>
+      <w:proofErr w:type="spellEnd"/>
+      <w:r>
+        <w:rPr>
+          <w:color w:val="E97132" w:themeColor="accent2"/>
+        </w:rPr>
+        <w:t xml:space="preserve"> in terms of architecture, training strategy, hardware requirements, and applications</w:t>
+      </w:r>
+    </w:p>
+    <w:p>
+      <w:pPr>
+        <w:pStyle w:val="ListParagraph"/>
+        <w:rPr>
+          <w:color w:val="E97132" w:themeColor="accent2"/>
+        </w:rPr>
+      </w:pPr>
+    </w:p>
+    <w:p>
+      <w:r>
+        <w:rPr>
+          <w:rStyle w:val="Heading2Char"/>
+        </w:rPr>
+        <w:t>1. OpenAI GPT Case Study (4 Marks):</w:t>
+      </w:r>
+      <w:r>
+        <w:br/>
+      </w:r>
+      <w:r>
+        <w:rPr>
+          <w:b/>
+          <w:bCs/>
+        </w:rPr>
+        <w:t>Architecture</w:t>
+      </w:r>
+      <w:r>
+        <w:t>:</w:t>
+      </w:r>
+    </w:p>
+    <w:p>
+      <w:pPr>
+        <w:pStyle w:val="ListParagraph"/>
+        <w:numPr>
+          <w:ilvl w:val="0"/>
+          <w:numId w:val="7"/>
+        </w:numPr>
+      </w:pPr>
+      <w:r>
+        <w:t xml:space="preserve">GPT models utilize a </w:t>
+      </w:r>
+      <w:r>
+        <w:rPr>
+          <w:b/>
+          <w:bCs/>
+        </w:rPr>
+        <w:t>Dense Transformer</w:t>
+      </w:r>
+      <w:r>
+        <w:t xml:space="preserve"> architecture</w:t>
+      </w:r>
+      <w:r>
+        <w:t xml:space="preserve"> </w:t>
+      </w:r>
+    </w:p>
+    <w:p>
+      <w:pPr>
+        <w:pStyle w:val="ListParagraph"/>
+        <w:numPr>
+          <w:ilvl w:val="0"/>
+          <w:numId w:val="7"/>
+        </w:numPr>
+      </w:pPr>
+      <w:r>
+        <w:t xml:space="preserve">Specifically, they rely on a </w:t>
+      </w:r>
+      <w:r>
+        <w:rPr>
+          <w:b/>
+          <w:bCs/>
+        </w:rPr>
+        <w:t>decoder-based, autoregressive</w:t>
+      </w:r>
+      <w:r>
+        <w:t xml:space="preserve"> structure that predicts the next word in a sequence token-by-token</w:t>
+      </w:r>
+    </w:p>
+    <w:p>
+      <w:pPr>
+        <w:pStyle w:val="ListParagraph"/>
+        <w:numPr>
+          <w:ilvl w:val="0"/>
+          <w:numId w:val="7"/>
+        </w:numPr>
+      </w:pPr>
+      <w:r>
+        <w:t xml:space="preserve">Strong self-attention mechanism for context understanding </w:t>
+      </w:r>
+    </w:p>
+    <w:p>
+      <w:pPr>
+        <w:rPr>
+          <w:b/>
+          <w:bCs/>
+        </w:rPr>
+      </w:pPr>
+      <w:r>
+        <w:rPr>
+          <w:b/>
+          <w:bCs/>
+        </w:rPr>
+        <w:t>Training Strategy:</w:t>
+      </w:r>
+    </w:p>
+    <w:p>
+      <w:r>
+        <w:t xml:space="preserve">GPT employs a two-step training process: </w:t>
+      </w:r>
+      <w:r>
+        <w:rPr>
+          <w:b/>
+          <w:bCs/>
+        </w:rPr>
+        <w:t>unsupervised pre-training</w:t>
+      </w:r>
+      <w:r>
+        <w:t xml:space="preserve"> on massive internet datasets to learn patterns, followed by </w:t>
+      </w:r>
+      <w:r>
+        <w:rPr>
+          <w:b/>
+          <w:bCs/>
+        </w:rPr>
+        <w:t>fine-tuning</w:t>
+      </w:r>
+      <w:r>
+        <w:t xml:space="preserve"> (using human feedback like RLHF) to align its outputs with desired </w:t>
+      </w:r>
+      <w:proofErr w:type="gramStart"/>
+      <w:r>
+        <w:t>instructions,.</w:t>
+      </w:r>
+      <w:proofErr w:type="gramEnd"/>
+      <w:r>
+        <w:t xml:space="preserve"> It is highly optimized for </w:t>
+      </w:r>
+      <w:r>
+        <w:rPr>
+          <w:b/>
+          <w:bCs/>
+        </w:rPr>
+        <w:t>in-context learning</w:t>
+      </w:r>
+      <w:r>
+        <w:t xml:space="preserve">, demonstrating powerful zero-shot, one-shot, and few-shot </w:t>
+      </w:r>
+      <w:proofErr w:type="spellStart"/>
+      <w:proofErr w:type="gramStart"/>
+      <w:r>
+        <w:t>capabilities</w:t>
+      </w:r>
+      <w:r>
+        <w:t>.</w:t>
+      </w:r>
+      <w:r>
+        <w:t>It</w:t>
+      </w:r>
+      <w:proofErr w:type="spellEnd"/>
+      <w:proofErr w:type="gramEnd"/>
+      <w:r>
+        <w:t xml:space="preserve"> operates as a </w:t>
+      </w:r>
+      <w:r>
+        <w:rPr>
+          <w:b/>
+          <w:bCs/>
+        </w:rPr>
+        <w:t>proprietary model</w:t>
+      </w:r>
+      <w:r>
+        <w:t>, meaning access is API-based, though it supports both full fine-tuning and Parameter-Efficient Fine-Tuning (PEFT) for users via the API</w:t>
+      </w:r>
+    </w:p>
+    <w:p>
+      <w:r>
+        <w:rPr>
+          <w:b/>
+          <w:bCs/>
+        </w:rPr>
+        <w:lastRenderedPageBreak/>
+        <w:t>Hardware Requirements:</w:t>
+      </w:r>
+      <w:r>
+        <w:t xml:space="preserve"> </w:t>
+      </w:r>
+    </w:p>
+    <w:p>
+      <w:r>
+        <w:t xml:space="preserve">Training and inference for GPT are extremely resource-intensive, requiring thousands of </w:t>
+      </w:r>
+      <w:r>
+        <w:rPr>
+          <w:b/>
+          <w:bCs/>
+        </w:rPr>
+        <w:t>GPUs</w:t>
+      </w:r>
+      <w:r>
+        <w:t xml:space="preserve"> and millions of dollars in compute </w:t>
+      </w:r>
+      <w:proofErr w:type="gramStart"/>
+      <w:r>
+        <w:t>cost,.</w:t>
+      </w:r>
+      <w:proofErr w:type="gramEnd"/>
+      <w:r>
+        <w:t xml:space="preserve"> Deployment is strictly </w:t>
+      </w:r>
+      <w:r>
+        <w:rPr>
+          <w:b/>
+          <w:bCs/>
+        </w:rPr>
+        <w:t>cloud-only</w:t>
+      </w:r>
+      <w:r>
+        <w:t>, and while inference is highly optimized, it remains very costly</w:t>
+      </w:r>
+    </w:p>
+    <w:p>
+      <w:pPr>
+        <w:rPr>
+          <w:b/>
+          <w:bCs/>
+        </w:rPr>
+      </w:pPr>
+      <w:r>
+        <w:rPr>
+          <w:b/>
+          <w:bCs/>
+        </w:rPr>
+        <w:t>Applications</w:t>
+      </w:r>
+      <w:r>
+        <w:rPr>
+          <w:b/>
+          <w:bCs/>
+        </w:rPr>
+        <w:t>:</w:t>
+      </w:r>
+    </w:p>
+    <w:p>
+      <w:pPr>
+        <w:pStyle w:val="ListParagraph"/>
+        <w:numPr>
+          <w:ilvl w:val="0"/>
+          <w:numId w:val="9"/>
+        </w:numPr>
+      </w:pPr>
+      <w:r>
+        <w:t xml:space="preserve">Chatbots (ChatGPT) </w:t>
+      </w:r>
+    </w:p>
+    <w:p>
+      <w:pPr>
+        <w:pStyle w:val="ListParagraph"/>
+        <w:numPr>
+          <w:ilvl w:val="0"/>
+          <w:numId w:val="9"/>
+        </w:numPr>
+      </w:pPr>
+      <w:r>
+        <w:t xml:space="preserve">Code generation </w:t>
+      </w:r>
+    </w:p>
+    <w:p>
+      <w:pPr>
+        <w:pStyle w:val="ListParagraph"/>
+        <w:numPr>
+          <w:ilvl w:val="0"/>
+          <w:numId w:val="9"/>
+        </w:numPr>
+      </w:pPr>
+      <w:r>
+        <w:t xml:space="preserve">Content writing </w:t>
+      </w:r>
+    </w:p>
+    <w:p>
+      <w:pPr>
+        <w:pStyle w:val="ListParagraph"/>
+        <w:numPr>
+          <w:ilvl w:val="0"/>
+          <w:numId w:val="9"/>
+        </w:numPr>
+      </w:pPr>
+      <w:r>
+        <w:t>Education and assistants</w:t>
+      </w:r>
+    </w:p>
+    <w:p>
+      <w:pPr>
+        <w:rPr>
+          <w:b/>
+          <w:bCs/>
+        </w:rPr>
+      </w:pPr>
+      <w:r>
+        <w:rPr>
+          <w:b/>
+          <w:bCs/>
+        </w:rPr>
+        <w:t>Performance Metrics</w:t>
+      </w:r>
+      <w:r>
+        <w:rPr>
+          <w:b/>
+          <w:bCs/>
+        </w:rPr>
+        <w:t>:</w:t>
+      </w:r>
+    </w:p>
+    <w:p>
+      <w:pPr>
+        <w:pStyle w:val="ListParagraph"/>
+        <w:numPr>
+          <w:ilvl w:val="0"/>
+          <w:numId w:val="11"/>
+        </w:numPr>
+      </w:pPr>
+      <w:r>
+        <w:t xml:space="preserve">Accuracy: Very high (strong generalization) </w:t>
+      </w:r>
+    </w:p>
+    <w:p>
+      <w:pPr>
+        <w:pStyle w:val="ListParagraph"/>
+        <w:numPr>
+          <w:ilvl w:val="0"/>
+          <w:numId w:val="11"/>
+        </w:numPr>
+      </w:pPr>
+      <w:r>
+        <w:t xml:space="preserve">Scalability: High but costly </w:t>
+      </w:r>
+    </w:p>
+    <w:p>
+      <w:pPr>
+        <w:pStyle w:val="ListParagraph"/>
+        <w:numPr>
+          <w:ilvl w:val="0"/>
+          <w:numId w:val="11"/>
+        </w:numPr>
+      </w:pPr>
+      <w:r>
+        <w:t xml:space="preserve">Throughput: Optimized via cloud infra </w:t>
+      </w:r>
+    </w:p>
+    <w:p>
+      <w:pPr>
+        <w:pStyle w:val="ListParagraph"/>
+        <w:numPr>
+          <w:ilvl w:val="0"/>
+          <w:numId w:val="11"/>
+        </w:numPr>
+      </w:pPr>
+      <w:r>
+        <w:t>Compute Efficiency: Low (expensive dense model)</w:t>
+      </w:r>
+    </w:p>
+    <w:p>
+      <w:pPr>
+        <w:rPr>
+          <w:rFonts w:asciiTheme="majorHAnsi" w:eastAsiaTheme="majorEastAsia" w:hAnsiTheme="majorHAnsi" w:cstheme="majorBidi"/>
+          <w:color w:val="0F4761" w:themeColor="accent1" w:themeShade="BF"/>
+          <w:sz w:val="32"/>
+          <w:szCs w:val="32"/>
+        </w:rPr>
+      </w:pPr>
+      <w:r>
+        <w:rPr>
+          <w:rFonts w:asciiTheme="majorHAnsi" w:eastAsiaTheme="majorEastAsia" w:hAnsiTheme="majorHAnsi" w:cstheme="majorBidi"/>
+          <w:color w:val="0F4761" w:themeColor="accent1" w:themeShade="BF"/>
+          <w:sz w:val="32"/>
+          <w:szCs w:val="32"/>
+        </w:rPr>
+        <w:t xml:space="preserve">2. Google </w:t>
+      </w:r>
+      <w:proofErr w:type="spellStart"/>
+      <w:r>
+        <w:rPr>
+          <w:rFonts w:asciiTheme="majorHAnsi" w:eastAsiaTheme="majorEastAsia" w:hAnsiTheme="majorHAnsi" w:cstheme="majorBidi"/>
+          <w:color w:val="0F4761" w:themeColor="accent1" w:themeShade="BF"/>
+          <w:sz w:val="32"/>
+          <w:szCs w:val="32"/>
+        </w:rPr>
+        <w:t>PaLM</w:t>
+      </w:r>
+      <w:proofErr w:type="spellEnd"/>
+      <w:r>
+        <w:rPr>
+          <w:rFonts w:asciiTheme="majorHAnsi" w:eastAsiaTheme="majorEastAsia" w:hAnsiTheme="majorHAnsi" w:cstheme="majorBidi"/>
+          <w:color w:val="0F4761" w:themeColor="accent1" w:themeShade="BF"/>
+          <w:sz w:val="32"/>
+          <w:szCs w:val="32"/>
+        </w:rPr>
+        <w:t xml:space="preserve"> Case Study (4 Marks)</w:t>
+      </w:r>
+      <w:r>
+        <w:rPr>
+          <w:rFonts w:asciiTheme="majorHAnsi" w:eastAsiaTheme="majorEastAsia" w:hAnsiTheme="majorHAnsi" w:cstheme="majorBidi"/>
+          <w:color w:val="0F4761" w:themeColor="accent1" w:themeShade="BF"/>
+          <w:sz w:val="32"/>
+          <w:szCs w:val="32"/>
+        </w:rPr>
+        <w:t>:</w:t>
+      </w:r>
+    </w:p>
+    <w:p>
+      <w:pPr>
+        <w:rPr>
+          <w:b/>
+          <w:bCs/>
+        </w:rPr>
+      </w:pPr>
+      <w:r>
+        <w:rPr>
+          <w:b/>
+          <w:bCs/>
+        </w:rPr>
+        <w:t>Architecture</w:t>
+      </w:r>
+    </w:p>
+    <w:p>
+      <w:pPr>
+        <w:numPr>
+          <w:ilvl w:val="0"/>
+          <w:numId w:val="12"/>
+        </w:numPr>
+      </w:pPr>
+      <w:proofErr w:type="spellStart"/>
+      <w:r>
+        <w:t>PaLM</w:t>
+      </w:r>
+      <w:proofErr w:type="spellEnd"/>
+      <w:r>
+        <w:t xml:space="preserve"> is built on a</w:t>
+      </w:r>
+      <w:r>
+        <w:rPr>
+          <w:b/>
+          <w:bCs/>
+        </w:rPr>
+        <w:t xml:space="preserve"> </w:t>
+      </w:r>
+      <w:r>
+        <w:rPr>
+          <w:b/>
+          <w:bCs/>
+        </w:rPr>
+        <w:t xml:space="preserve">Dense Transformer </w:t>
+      </w:r>
+      <w:r>
+        <w:t xml:space="preserve">with Pathways system </w:t>
+      </w:r>
+    </w:p>
+    <w:p>
+      <w:pPr>
+        <w:numPr>
+          <w:ilvl w:val="0"/>
+          <w:numId w:val="12"/>
+        </w:numPr>
+      </w:pPr>
+      <w:r>
+        <w:t xml:space="preserve">The core model operates with approximately </w:t>
+      </w:r>
+      <w:r>
+        <w:rPr>
+          <w:b/>
+          <w:bCs/>
+        </w:rPr>
+        <w:t>540 billion parameters</w:t>
+      </w:r>
+    </w:p>
+    <w:p>
+      <w:pPr>
+        <w:numPr>
+          <w:ilvl w:val="0"/>
+          <w:numId w:val="12"/>
+        </w:numPr>
+      </w:pPr>
+      <w:r>
+        <w:t xml:space="preserve">Designed for </w:t>
+      </w:r>
+      <w:r>
+        <w:rPr>
+          <w:b/>
+          <w:bCs/>
+        </w:rPr>
+        <w:t>multi-task learning</w:t>
+      </w:r>
+    </w:p>
+    <w:p>
+      <w:r>
+        <w:rPr>
+          <w:b/>
+          <w:bCs/>
+        </w:rPr>
+        <w:t>Training Strategy:</w:t>
+      </w:r>
+      <w:r>
+        <w:t xml:space="preserve"> </w:t>
+      </w:r>
+    </w:p>
+    <w:p>
+      <w:proofErr w:type="spellStart"/>
+      <w:r>
+        <w:t>PaLM</w:t>
+      </w:r>
+      <w:proofErr w:type="spellEnd"/>
+      <w:r>
+        <w:t xml:space="preserve"> is powered by Google's Pathways framework, which focuses heavily on </w:t>
+      </w:r>
+      <w:r>
+        <w:rPr>
+          <w:b/>
+          <w:bCs/>
+        </w:rPr>
+        <w:t>multi-task learning</w:t>
+      </w:r>
+      <w:r>
+        <w:t xml:space="preserve">. This allows the model to efficiently scale across multiple tasks and datasets simultaneously, improving efficiency by eliminating the need for separate models for different </w:t>
+      </w:r>
+      <w:proofErr w:type="gramStart"/>
+      <w:r>
+        <w:t>tasks,.</w:t>
+      </w:r>
+      <w:proofErr w:type="gramEnd"/>
+      <w:r>
+        <w:t xml:space="preserve"> Like GPT, it is a </w:t>
+      </w:r>
+      <w:r>
+        <w:rPr>
+          <w:b/>
+          <w:bCs/>
+        </w:rPr>
+        <w:t>proprietary model</w:t>
+      </w:r>
+      <w:r>
+        <w:t xml:space="preserve"> tied to Google Cloud, but it offers more </w:t>
+      </w:r>
+      <w:r>
+        <w:rPr>
+          <w:b/>
+          <w:bCs/>
+        </w:rPr>
+        <w:t>limited user fine-tuning</w:t>
+      </w:r>
+      <w:r>
+        <w:t xml:space="preserve"> control</w:t>
+      </w:r>
+    </w:p>
+    <w:p>
+      <w:pPr>
+        <w:rPr>
+          <w:b/>
+          <w:bCs/>
+        </w:rPr>
+      </w:pPr>
+      <w:r>
+        <w:rPr>
+          <w:b/>
+          <w:bCs/>
+        </w:rPr>
+        <w:t>Hardware Requirements:</w:t>
+      </w:r>
+    </w:p>
+    <w:p>
+      <w:r>
+        <w:t xml:space="preserve"> </w:t>
+      </w:r>
+      <w:proofErr w:type="spellStart"/>
+      <w:r>
+        <w:t>PaLM</w:t>
+      </w:r>
+      <w:proofErr w:type="spellEnd"/>
+      <w:r>
+        <w:t xml:space="preserve"> is uniquely optimized to run on </w:t>
+      </w:r>
+      <w:r>
+        <w:rPr>
+          <w:b/>
+          <w:bCs/>
+        </w:rPr>
+        <w:t>TPUs (Tensor Processing Units)</w:t>
+      </w:r>
+      <w:r>
+        <w:t xml:space="preserve">, Google's proprietary hardware designed explicitly for rapid, large-scale tensor </w:t>
+      </w:r>
+      <w:proofErr w:type="gramStart"/>
+      <w:r>
+        <w:t>computations,.</w:t>
+      </w:r>
+      <w:proofErr w:type="gramEnd"/>
+      <w:r>
+        <w:t xml:space="preserve"> Deployment is exclusively </w:t>
+      </w:r>
+      <w:r>
+        <w:rPr>
+          <w:b/>
+          <w:bCs/>
+        </w:rPr>
+        <w:t>cloud-only</w:t>
+      </w:r>
+      <w:r>
+        <w:t>.</w:t>
+      </w:r>
+    </w:p>
+    <w:p>
+      <w:pPr>
+        <w:rPr>
+          <w:b/>
+          <w:bCs/>
+        </w:rPr>
+      </w:pPr>
+      <w:r>
+        <w:rPr>
+          <w:b/>
+          <w:bCs/>
+        </w:rPr>
+        <w:t>A</w:t>
+      </w:r>
+      <w:r>
+        <w:rPr>
+          <w:b/>
+          <w:bCs/>
+        </w:rPr>
+        <w:t>pplications:</w:t>
+      </w:r>
+    </w:p>
+    <w:p>
+      <w:r>
+        <w:t xml:space="preserve"> </w:t>
+      </w:r>
+      <w:proofErr w:type="spellStart"/>
+      <w:r>
+        <w:t>PaLM</w:t>
+      </w:r>
+      <w:proofErr w:type="spellEnd"/>
+      <w:r>
+        <w:t xml:space="preserve"> excels at reasoning and multilingual tasks and is integrated into Google's ecosystem, notably powering </w:t>
+      </w:r>
+      <w:r>
+        <w:rPr>
+          <w:b/>
+          <w:bCs/>
+        </w:rPr>
+        <w:t>Bard (Gemini</w:t>
+      </w:r>
+      <w:proofErr w:type="gramStart"/>
+      <w:r>
+        <w:rPr>
+          <w:b/>
+          <w:bCs/>
+        </w:rPr>
+        <w:t>)</w:t>
+      </w:r>
+      <w:r>
+        <w:t>,.</w:t>
+      </w:r>
+      <w:proofErr w:type="gramEnd"/>
+      <w:r>
+        <w:t xml:space="preserve"> Its primary applications include search </w:t>
+      </w:r>
+      <w:r>
+        <w:lastRenderedPageBreak/>
+        <w:t>engines, complex math problem-solving, natural language translation, and research analytics</w:t>
+      </w:r>
+    </w:p>
+    <w:p/>
+    <w:p>
+      <w:pPr>
+        <w:rPr>
+          <w:rFonts w:asciiTheme="majorHAnsi" w:eastAsiaTheme="majorEastAsia" w:hAnsiTheme="majorHAnsi" w:cstheme="majorBidi"/>
+          <w:b/>
+          <w:bCs/>
+          <w:color w:val="0F4761" w:themeColor="accent1" w:themeShade="BF"/>
+          <w:sz w:val="32"/>
+          <w:szCs w:val="32"/>
+        </w:rPr>
+      </w:pPr>
+      <w:r>
+        <w:rPr>
+          <w:rFonts w:asciiTheme="majorHAnsi" w:eastAsiaTheme="majorEastAsia" w:hAnsiTheme="majorHAnsi" w:cstheme="majorBidi"/>
+          <w:color w:val="0F4761" w:themeColor="accent1" w:themeShade="BF"/>
+          <w:sz w:val="32"/>
+          <w:szCs w:val="32"/>
+        </w:rPr>
+        <w:t>3</w:t>
+      </w:r>
+      <w:r>
+        <w:t xml:space="preserve">.  </w:t>
+      </w:r>
+      <w:r>
+        <w:rPr>
+          <w:rFonts w:asciiTheme="majorHAnsi" w:eastAsiaTheme="majorEastAsia" w:hAnsiTheme="majorHAnsi" w:cstheme="majorBidi"/>
+          <w:b/>
+          <w:bCs/>
+          <w:color w:val="0F4761" w:themeColor="accent1" w:themeShade="BF"/>
+          <w:sz w:val="32"/>
+          <w:szCs w:val="32"/>
+        </w:rPr>
+        <w:t xml:space="preserve">Meta </w:t>
+      </w:r>
+      <w:proofErr w:type="spellStart"/>
+      <w:r>
+        <w:rPr>
+          <w:rFonts w:asciiTheme="majorHAnsi" w:eastAsiaTheme="majorEastAsia" w:hAnsiTheme="majorHAnsi" w:cstheme="majorBidi"/>
+          <w:b/>
+          <w:bCs/>
+          <w:color w:val="0F4761" w:themeColor="accent1" w:themeShade="BF"/>
+          <w:sz w:val="32"/>
+          <w:szCs w:val="32"/>
+        </w:rPr>
+        <w:t>LLaMA</w:t>
+      </w:r>
+      <w:proofErr w:type="spellEnd"/>
+      <w:r>
+        <w:rPr>
+          <w:rFonts w:asciiTheme="majorHAnsi" w:eastAsiaTheme="majorEastAsia" w:hAnsiTheme="majorHAnsi" w:cstheme="majorBidi"/>
+          <w:b/>
+          <w:bCs/>
+          <w:color w:val="0F4761" w:themeColor="accent1" w:themeShade="BF"/>
+          <w:sz w:val="32"/>
+          <w:szCs w:val="32"/>
+        </w:rPr>
+        <w:t xml:space="preserve"> (Large Language Model Meta AI)</w:t>
+      </w:r>
+      <w:r>
+        <w:rPr>
+          <w:rFonts w:asciiTheme="majorHAnsi" w:eastAsiaTheme="majorEastAsia" w:hAnsiTheme="majorHAnsi" w:cstheme="majorBidi"/>
+          <w:b/>
+          <w:bCs/>
+          <w:color w:val="0F4761" w:themeColor="accent1" w:themeShade="BF"/>
+          <w:sz w:val="32"/>
+          <w:szCs w:val="32"/>
+        </w:rPr>
+        <w:t>:</w:t>
+      </w:r>
+    </w:p>
+    <w:p>
+      <w:pPr>
+        <w:rPr>
+          <w:b/>
+          <w:bCs/>
+        </w:rPr>
+      </w:pPr>
+      <w:r>
+        <w:rPr>
+          <w:b/>
+          <w:bCs/>
+        </w:rPr>
+        <w:t>Architecture:</w:t>
+      </w:r>
+    </w:p>
+    <w:p>
+      <w:pPr>
+        <w:rPr>
+          <w:b/>
+          <w:bCs/>
+        </w:rPr>
+      </w:pPr>
+      <w:r>
+        <w:t xml:space="preserve"> </w:t>
+      </w:r>
+      <w:proofErr w:type="spellStart"/>
+      <w:r>
+        <w:t>LLaMA</w:t>
+      </w:r>
+      <w:proofErr w:type="spellEnd"/>
+      <w:r>
+        <w:t xml:space="preserve"> uses a </w:t>
+      </w:r>
+      <w:r>
+        <w:rPr>
+          <w:b/>
+          <w:bCs/>
+        </w:rPr>
+        <w:t>Transformer architecture</w:t>
+      </w:r>
+      <w:r>
+        <w:t xml:space="preserve">, featuring Dense models and introducing </w:t>
+      </w:r>
+      <w:r>
+        <w:rPr>
+          <w:b/>
+          <w:bCs/>
+        </w:rPr>
+        <w:t>Mixture of Experts (</w:t>
+      </w:r>
+      <w:proofErr w:type="spellStart"/>
+      <w:r>
+        <w:rPr>
+          <w:b/>
+          <w:bCs/>
+        </w:rPr>
+        <w:t>MoE</w:t>
+      </w:r>
+      <w:proofErr w:type="spellEnd"/>
+      <w:r>
+        <w:rPr>
+          <w:b/>
+          <w:bCs/>
+        </w:rPr>
+        <w:t>)</w:t>
+      </w:r>
+      <w:r>
+        <w:t xml:space="preserve"> in newer versions. It is designed for modularity, offering multiple model sizes ranging from </w:t>
+      </w:r>
+      <w:r>
+        <w:rPr>
+          <w:b/>
+          <w:bCs/>
+        </w:rPr>
+        <w:t>7 billion to over 400 billion parameters</w:t>
+      </w:r>
+    </w:p>
+    <w:p>
+      <w:pPr>
+        <w:rPr>
+          <w:b/>
+          <w:bCs/>
+        </w:rPr>
+      </w:pPr>
+      <w:r>
+        <w:rPr>
+          <w:b/>
+          <w:bCs/>
+        </w:rPr>
+        <w:t>Training Strategy</w:t>
+      </w:r>
+      <w:r>
+        <w:rPr>
+          <w:b/>
+          <w:bCs/>
+        </w:rPr>
+        <w:t>:</w:t>
+      </w:r>
+    </w:p>
+    <w:p>
+      <w:pPr>
+        <w:numPr>
+          <w:ilvl w:val="0"/>
+          <w:numId w:val="15"/>
+        </w:numPr>
+      </w:pPr>
+      <w:r>
+        <w:t xml:space="preserve">Pretrained on </w:t>
+      </w:r>
+      <w:proofErr w:type="gramStart"/>
+      <w:r>
+        <w:t>large curated</w:t>
+      </w:r>
+      <w:proofErr w:type="gramEnd"/>
+      <w:r>
+        <w:t xml:space="preserve"> datasets </w:t>
+      </w:r>
+    </w:p>
+    <w:p>
+      <w:pPr>
+        <w:numPr>
+          <w:ilvl w:val="0"/>
+          <w:numId w:val="15"/>
+        </w:numPr>
+      </w:pPr>
+      <w:r>
+        <w:t xml:space="preserve">Focus on </w:t>
+      </w:r>
+      <w:r>
+        <w:rPr>
+          <w:b/>
+          <w:bCs/>
+        </w:rPr>
+        <w:t>efficient training with fewer tokens</w:t>
+      </w:r>
+      <w:r>
+        <w:t xml:space="preserve"> </w:t>
+      </w:r>
+    </w:p>
+    <w:p>
+      <w:pPr>
+        <w:numPr>
+          <w:ilvl w:val="0"/>
+          <w:numId w:val="15"/>
+        </w:numPr>
+      </w:pPr>
+      <w:r>
+        <w:t xml:space="preserve">Supports: </w:t>
+      </w:r>
+    </w:p>
+    <w:p>
+      <w:pPr>
+        <w:numPr>
+          <w:ilvl w:val="1"/>
+          <w:numId w:val="15"/>
+        </w:numPr>
+      </w:pPr>
+      <w:r>
+        <w:t xml:space="preserve">Full fine-tuning </w:t>
+      </w:r>
+    </w:p>
+    <w:p>
+      <w:pPr>
+        <w:numPr>
+          <w:ilvl w:val="1"/>
+          <w:numId w:val="15"/>
+        </w:numPr>
+      </w:pPr>
+      <w:r>
+        <w:t>PEFT (</w:t>
+      </w:r>
+      <w:proofErr w:type="spellStart"/>
+      <w:r>
+        <w:t>LoRA</w:t>
+      </w:r>
+      <w:proofErr w:type="spellEnd"/>
+      <w:r>
+        <w:t>, adapters</w:t>
+      </w:r>
+      <w:r>
+        <w:t>)</w:t>
+      </w:r>
+    </w:p>
+    <w:p>
+      <w:pPr>
+        <w:rPr>
+          <w:b/>
+          <w:bCs/>
+        </w:rPr>
+      </w:pPr>
+      <w:r>
+        <w:br/>
+      </w:r>
+      <w:r>
+        <w:rPr>
+          <w:b/>
+          <w:bCs/>
+        </w:rPr>
+        <w:t>Hardware Requirements:</w:t>
+      </w:r>
+    </w:p>
+    <w:p>
+      <w:r>
+        <w:t xml:space="preserve"> Because it offers smaller parameter variants (like the 7B model) and gives users direct access to the weights, </w:t>
+      </w:r>
+      <w:proofErr w:type="spellStart"/>
+      <w:r>
+        <w:t>LLaMA</w:t>
+      </w:r>
+      <w:proofErr w:type="spellEnd"/>
+      <w:r>
+        <w:t xml:space="preserve"> is highly </w:t>
+      </w:r>
+      <w:r>
+        <w:rPr>
+          <w:b/>
+          <w:bCs/>
+        </w:rPr>
+        <w:t>efficient for self-</w:t>
+      </w:r>
+      <w:proofErr w:type="gramStart"/>
+      <w:r>
+        <w:rPr>
+          <w:b/>
+          <w:bCs/>
+        </w:rPr>
+        <w:t>hosting</w:t>
+      </w:r>
+      <w:r>
+        <w:t>,.</w:t>
+      </w:r>
+      <w:proofErr w:type="gramEnd"/>
+      <w:r>
+        <w:t xml:space="preserve"> This allows for versatile deployment across </w:t>
+      </w:r>
+      <w:r>
+        <w:rPr>
+          <w:b/>
+          <w:bCs/>
+        </w:rPr>
+        <w:t xml:space="preserve">cloud, </w:t>
+      </w:r>
+      <w:proofErr w:type="gramStart"/>
+      <w:r>
+        <w:rPr>
+          <w:b/>
+          <w:bCs/>
+        </w:rPr>
+        <w:t>on-premise</w:t>
+      </w:r>
+      <w:proofErr w:type="gramEnd"/>
+      <w:r>
+        <w:rPr>
+          <w:b/>
+          <w:bCs/>
+        </w:rPr>
+        <w:t xml:space="preserve"> servers, and edge devices</w:t>
+      </w:r>
+      <w:r>
+        <w:t>, significantly reducing the operational costs compared to cloud-only APIs</w:t>
+      </w:r>
+    </w:p>
+    <w:p/>
+    <w:p>
+      <w:pPr>
+        <w:rPr>
+          <w:b/>
+          <w:bCs/>
+        </w:rPr>
+      </w:pPr>
+      <w:r>
+        <w:rPr>
+          <w:b/>
+          <w:bCs/>
+        </w:rPr>
+        <w:t>Applications:</w:t>
+      </w:r>
+    </w:p>
+    <w:p>
+      <w:r>
+        <w:t xml:space="preserve"> </w:t>
+      </w:r>
+      <w:proofErr w:type="spellStart"/>
+      <w:r>
+        <w:t>LLaMA's</w:t>
+      </w:r>
+      <w:proofErr w:type="spellEnd"/>
+      <w:r>
+        <w:t xml:space="preserve"> open nature has made it the foundational model for </w:t>
+      </w:r>
+      <w:r>
+        <w:rPr>
+          <w:b/>
+          <w:bCs/>
+        </w:rPr>
+        <w:t>academic research, open-source AI development, startups, and businesses</w:t>
+      </w:r>
+      <w:r>
+        <w:t xml:space="preserve"> building custom, locally hosted AI chatbots and </w:t>
+      </w:r>
+      <w:proofErr w:type="gramStart"/>
+      <w:r>
+        <w:t>applications,,.</w:t>
+      </w:r>
+      <w:proofErr w:type="gramEnd"/>
+      <w:r>
+        <w:t xml:space="preserve"> Currently, its capabilities are primarily text-focused</w:t>
+      </w:r>
+    </w:p>
+    <w:p/>
+    <w:p/>
+    <w:p/>
+    <w:p/>
+    <w:p>
+      <w:pPr>
+        <w:rPr>
+          <w:b/>
+          <w:bCs/>
+        </w:rPr>
+      </w:pPr>
+      <w:r>
+        <w:rPr>
+          <w:b/>
+          <w:bCs/>
+        </w:rPr>
+        <w:lastRenderedPageBreak/>
+        <w:t>Comparison:</w:t>
+      </w:r>
+      <w:r>
+        <w:rPr>
+          <w:b/>
+          <w:bCs/>
+        </w:rPr>
+        <w:br/>
+      </w:r>
+    </w:p>
+    <w:tbl>
+      <w:tblPr>
+        <w:tblW w:w="0" w:type="auto"/>
+        <w:tblCellSpacing w:w="15" w:type="dxa"/>
+        <w:tblCellMar>
+          <w:top w:w="15" w:type="dxa"/>
+          <w:left w:w="15" w:type="dxa"/>
+          <w:bottom w:w="15" w:type="dxa"/>
+          <w:right w:w="15" w:type="dxa"/>
+        </w:tblCellMar>
+        <w:tblLook w:val="04A0" w:firstRow="1" w:lastRow="0" w:firstColumn="1" w:lastColumn="0" w:noHBand="0" w:noVBand="1"/>
+      </w:tblPr>
+      <w:tblGrid>
+        <w:gridCol w:w="1944"/>
+        <w:gridCol w:w="2496"/>
+        <w:gridCol w:w="2340"/>
+        <w:gridCol w:w="2246"/>
+      </w:tblGrid>
+      <w:tr>
+        <w:trPr>
+          <w:tblHeader/>
+          <w:tblCellSpacing w:w="15" w:type="dxa"/>
+        </w:trPr>
+        <w:tc>
+          <w:tcPr>
+            <w:tcW w:w="0" w:type="auto"/>
+            <w:vAlign w:val="center"/>
+            <w:hideMark/>
+          </w:tcPr>
+          <w:p>
+            <w:pPr>
+              <w:rPr>
+                <w:b/>
+                <w:bCs/>
+              </w:rPr>
+            </w:pPr>
+            <w:r>
+              <w:rPr>
+                <w:b/>
+                <w:bCs/>
+              </w:rPr>
+              <w:t>Feature</w:t>
+            </w:r>
+          </w:p>
+        </w:tc>
+        <w:tc>
+          <w:tcPr>
+            <w:tcW w:w="0" w:type="auto"/>
+            <w:vAlign w:val="center"/>
+            <w:hideMark/>
+          </w:tcPr>
+          <w:p>
+            <w:pPr>
+              <w:rPr>
+                <w:b/>
+                <w:bCs/>
+              </w:rPr>
+            </w:pPr>
+            <w:r>
+              <w:rPr>
+                <w:b/>
+                <w:bCs/>
+              </w:rPr>
+              <w:t>GPT</w:t>
+            </w:r>
+          </w:p>
+        </w:tc>
+        <w:tc>
+          <w:tcPr>
+            <w:tcW w:w="0" w:type="auto"/>
+            <w:vAlign w:val="center"/>
+            <w:hideMark/>
+          </w:tcPr>
+          <w:p>
+            <w:pPr>
+              <w:rPr>
+                <w:b/>
+                <w:bCs/>
+              </w:rPr>
+            </w:pPr>
+            <w:proofErr w:type="spellStart"/>
+            <w:r>
+              <w:rPr>
+                <w:b/>
+                <w:bCs/>
+              </w:rPr>
+              <w:t>PaLM</w:t>
+            </w:r>
+            <w:proofErr w:type="spellEnd"/>
+          </w:p>
+        </w:tc>
+        <w:tc>
+          <w:tcPr>
+            <w:tcW w:w="0" w:type="auto"/>
+            <w:vAlign w:val="center"/>
+            <w:hideMark/>
+          </w:tcPr>
+          <w:p>
+            <w:pPr>
+              <w:rPr>
+                <w:b/>
+                <w:bCs/>
+              </w:rPr>
+            </w:pPr>
+            <w:proofErr w:type="spellStart"/>
+            <w:r>
+              <w:rPr>
+                <w:b/>
+                <w:bCs/>
+              </w:rPr>
+              <w:t>LLaMA</w:t>
+            </w:r>
+            <w:proofErr w:type="spellEnd"/>
+          </w:p>
+        </w:tc>
+      </w:tr>
+      <w:tr>
+        <w:trPr>
+          <w:tblCellSpacing w:w="15" w:type="dxa"/>
+        </w:trPr>
+        <w:tc>
+          <w:tcPr>
+            <w:tcW w:w="0" w:type="auto"/>
+            <w:vAlign w:val="center"/>
+            <w:hideMark/>
+          </w:tcPr>
+          <w:p>
+            <w:r>
+              <w:rPr>
+                <w:b/>
+                <w:bCs/>
+              </w:rPr>
+              <w:t>Architecture</w:t>
+            </w:r>
+          </w:p>
+        </w:tc>
+        <w:tc>
+          <w:tcPr>
+            <w:tcW w:w="0" w:type="auto"/>
+            <w:vAlign w:val="center"/>
+            <w:hideMark/>
+          </w:tcPr>
+          <w:p>
+            <w:r>
+              <w:t>Dense Transformer</w:t>
+            </w:r>
+          </w:p>
+        </w:tc>
+        <w:tc>
+          <w:tcPr>
+            <w:tcW w:w="0" w:type="auto"/>
+            <w:vAlign w:val="center"/>
+            <w:hideMark/>
+          </w:tcPr>
+          <w:p>
+            <w:r>
+              <w:t>Dense + Pathways</w:t>
+            </w:r>
+          </w:p>
+        </w:tc>
+        <w:tc>
+          <w:tcPr>
+            <w:tcW w:w="0" w:type="auto"/>
+            <w:vAlign w:val="center"/>
+            <w:hideMark/>
+          </w:tcPr>
+          <w:p>
+            <w:r>
+              <w:t xml:space="preserve">Dense + Efficient / </w:t>
+            </w:r>
+            <w:proofErr w:type="spellStart"/>
+            <w:r>
+              <w:t>MoE</w:t>
+            </w:r>
+            <w:proofErr w:type="spellEnd"/>
+          </w:p>
+        </w:tc>
+      </w:tr>
+      <w:tr>
+        <w:trPr>
+          <w:tblCellSpacing w:w="15" w:type="dxa"/>
+        </w:trPr>
+        <w:tc>
+          <w:tcPr>
+            <w:tcW w:w="0" w:type="auto"/>
+            <w:vAlign w:val="center"/>
+            <w:hideMark/>
+          </w:tcPr>
+          <w:p>
+            <w:r>
+              <w:rPr>
+                <w:b/>
+                <w:bCs/>
+              </w:rPr>
+              <w:t>Training</w:t>
+            </w:r>
+          </w:p>
+        </w:tc>
+        <w:tc>
+          <w:tcPr>
+            <w:tcW w:w="0" w:type="auto"/>
+            <w:vAlign w:val="center"/>
+            <w:hideMark/>
+          </w:tcPr>
+          <w:p>
+            <w:r>
+              <w:t>RLHF + large-scale pretraining</w:t>
+            </w:r>
+          </w:p>
+        </w:tc>
+        <w:tc>
+          <w:tcPr>
+            <w:tcW w:w="0" w:type="auto"/>
+            <w:vAlign w:val="center"/>
+            <w:hideMark/>
+          </w:tcPr>
+          <w:p>
+            <w:r>
+              <w:t>Multi-task Pathways training</w:t>
+            </w:r>
+          </w:p>
+        </w:tc>
+        <w:tc>
+          <w:tcPr>
+            <w:tcW w:w="0" w:type="auto"/>
+            <w:vAlign w:val="center"/>
+            <w:hideMark/>
+          </w:tcPr>
+          <w:p>
+            <w:r>
+              <w:t>Efficient pretraining + PEFT</w:t>
+            </w:r>
+          </w:p>
+        </w:tc>
+      </w:tr>
+      <w:tr>
+        <w:trPr>
+          <w:tblCellSpacing w:w="15" w:type="dxa"/>
+        </w:trPr>
+        <w:tc>
+          <w:tcPr>
+            <w:tcW w:w="0" w:type="auto"/>
+            <w:vAlign w:val="center"/>
+            <w:hideMark/>
+          </w:tcPr>
+          <w:p>
+            <w:r>
+              <w:rPr>
+                <w:b/>
+                <w:bCs/>
+              </w:rPr>
+              <w:t>Hardware</w:t>
+            </w:r>
+          </w:p>
+        </w:tc>
+        <w:tc>
+          <w:tcPr>
+            <w:tcW w:w="0" w:type="auto"/>
+            <w:vAlign w:val="center"/>
+            <w:hideMark/>
+          </w:tcPr>
+          <w:p>
+            <w:r>
+              <w:t>GPUs (cloud only)</w:t>
+            </w:r>
+          </w:p>
+        </w:tc>
+        <w:tc>
+          <w:tcPr>
+            <w:tcW w:w="0" w:type="auto"/>
+            <w:vAlign w:val="center"/>
+            <w:hideMark/>
+          </w:tcPr>
+          <w:p>
+            <w:r>
+              <w:t>TPUs (Google infra)</w:t>
+            </w:r>
+          </w:p>
+        </w:tc>
+        <w:tc>
+          <w:tcPr>
+            <w:tcW w:w="0" w:type="auto"/>
+            <w:vAlign w:val="center"/>
+            <w:hideMark/>
+          </w:tcPr>
+          <w:p>
+            <w:r>
+              <w:t>GPUs + local systems</w:t>
+            </w:r>
+          </w:p>
+        </w:tc>
+      </w:tr>
+      <w:tr>
+        <w:trPr>
+          <w:tblCellSpacing w:w="15" w:type="dxa"/>
+        </w:trPr>
+        <w:tc>
+          <w:tcPr>
+            <w:tcW w:w="0" w:type="auto"/>
+            <w:vAlign w:val="center"/>
+            <w:hideMark/>
+          </w:tcPr>
+          <w:p>
+            <w:r>
+              <w:rPr>
+                <w:b/>
+                <w:bCs/>
+              </w:rPr>
+              <w:t>Accuracy</w:t>
+            </w:r>
+          </w:p>
+        </w:tc>
+        <w:tc>
+          <w:tcPr>
+            <w:tcW w:w="0" w:type="auto"/>
+            <w:vAlign w:val="center"/>
+            <w:hideMark/>
+          </w:tcPr>
+          <w:p>
+            <w:r>
+              <w:t>Very high (general tasks)</w:t>
+            </w:r>
+          </w:p>
+        </w:tc>
+        <w:tc>
+          <w:tcPr>
+            <w:tcW w:w="0" w:type="auto"/>
+            <w:vAlign w:val="center"/>
+            <w:hideMark/>
+          </w:tcPr>
+          <w:p>
+            <w:r>
+              <w:t>Very high (reasoning)</w:t>
+            </w:r>
+          </w:p>
+        </w:tc>
+        <w:tc>
+          <w:tcPr>
+            <w:tcW w:w="0" w:type="auto"/>
+            <w:vAlign w:val="center"/>
+            <w:hideMark/>
+          </w:tcPr>
+          <w:p>
+            <w:r>
+              <w:t>Moderate to high</w:t>
+            </w:r>
+          </w:p>
+        </w:tc>
+      </w:tr>
+      <w:tr>
+        <w:trPr>
+          <w:tblCellSpacing w:w="15" w:type="dxa"/>
+        </w:trPr>
+        <w:tc>
+          <w:tcPr>
+            <w:tcW w:w="0" w:type="auto"/>
+            <w:vAlign w:val="center"/>
+            <w:hideMark/>
+          </w:tcPr>
+          <w:p>
+            <w:r>
+              <w:rPr>
+                <w:b/>
+                <w:bCs/>
+              </w:rPr>
+              <w:t>Scalability</w:t>
+            </w:r>
+          </w:p>
+        </w:tc>
+        <w:tc>
+          <w:tcPr>
+            <w:tcW w:w="0" w:type="auto"/>
+            <w:vAlign w:val="center"/>
+            <w:hideMark/>
+          </w:tcPr>
+          <w:p>
+            <w:r>
+              <w:t>High but costly</w:t>
+            </w:r>
+          </w:p>
+        </w:tc>
+        <w:tc>
+          <w:tcPr>
+            <w:tcW w:w="0" w:type="auto"/>
+            <w:vAlign w:val="center"/>
+            <w:hideMark/>
+          </w:tcPr>
+          <w:p>
+            <w:r>
+              <w:t>Extremely high</w:t>
+            </w:r>
+          </w:p>
+        </w:tc>
+        <w:tc>
+          <w:tcPr>
+            <w:tcW w:w="0" w:type="auto"/>
+            <w:vAlign w:val="center"/>
+            <w:hideMark/>
+          </w:tcPr>
+          <w:p>
+            <w:r>
+              <w:t>Flexible scaling</w:t>
+            </w:r>
+          </w:p>
+        </w:tc>
+      </w:tr>
+      <w:tr>
+        <w:trPr>
+          <w:tblCellSpacing w:w="15" w:type="dxa"/>
+        </w:trPr>
+        <w:tc>
+          <w:tcPr>
+            <w:tcW w:w="0" w:type="auto"/>
+            <w:vAlign w:val="center"/>
+            <w:hideMark/>
+          </w:tcPr>
+          <w:p>
+            <w:r>
+              <w:rPr>
+                <w:b/>
+                <w:bCs/>
+              </w:rPr>
+              <w:t>Throughput</w:t>
+            </w:r>
+          </w:p>
+        </w:tc>
+        <w:tc>
+          <w:tcPr>
+            <w:tcW w:w="0" w:type="auto"/>
+            <w:vAlign w:val="center"/>
+            <w:hideMark/>
+          </w:tcPr>
+          <w:p>
+            <w:r>
+              <w:t>Moderate (cost dependent)</w:t>
+            </w:r>
+          </w:p>
+        </w:tc>
+        <w:tc>
+          <w:tcPr>
+            <w:tcW w:w="0" w:type="auto"/>
+            <w:vAlign w:val="center"/>
+            <w:hideMark/>
+          </w:tcPr>
+          <w:p>
+            <w:r>
+              <w:t>High (TPU optimized)</w:t>
+            </w:r>
+          </w:p>
+        </w:tc>
+        <w:tc>
+          <w:tcPr>
+            <w:tcW w:w="0" w:type="auto"/>
+            <w:vAlign w:val="center"/>
+            <w:hideMark/>
+          </w:tcPr>
+          <w:p>
+            <w:r>
+              <w:t>High (smaller models)</w:t>
+            </w:r>
+          </w:p>
+        </w:tc>
+      </w:tr>
+      <w:tr>
+        <w:trPr>
+          <w:tblCellSpacing w:w="15" w:type="dxa"/>
+        </w:trPr>
+        <w:tc>
+          <w:tcPr>
+            <w:tcW w:w="0" w:type="auto"/>
+            <w:vAlign w:val="center"/>
+            <w:hideMark/>
+          </w:tcPr>
+          <w:p>
+            <w:r>
+              <w:rPr>
+                <w:b/>
+                <w:bCs/>
+              </w:rPr>
+              <w:t>Compute Efficiency</w:t>
+            </w:r>
+          </w:p>
+        </w:tc>
+        <w:tc>
+          <w:tcPr>
+            <w:tcW w:w="0" w:type="auto"/>
+            <w:vAlign w:val="center"/>
+            <w:hideMark/>
+          </w:tcPr>
+          <w:p>
+            <w:r>
+              <w:t>Low</w:t>
+            </w:r>
+          </w:p>
+        </w:tc>
+        <w:tc>
+          <w:tcPr>
+            <w:tcW w:w="0" w:type="auto"/>
+            <w:vAlign w:val="center"/>
+            <w:hideMark/>
+          </w:tcPr>
+          <w:p>
+            <w:r>
+              <w:t>Medium–High</w:t>
+            </w:r>
+          </w:p>
+        </w:tc>
+        <w:tc>
+          <w:tcPr>
+            <w:tcW w:w="0" w:type="auto"/>
+            <w:vAlign w:val="center"/>
+            <w:hideMark/>
+          </w:tcPr>
+          <w:p>
+            <w:r>
+              <w:t>High</w:t>
+            </w:r>
+          </w:p>
+        </w:tc>
+      </w:tr>
+      <w:tr>
+        <w:trPr>
+          <w:tblCellSpacing w:w="15" w:type="dxa"/>
+        </w:trPr>
+        <w:tc>
+          <w:tcPr>
+            <w:tcW w:w="0" w:type="auto"/>
+            <w:vAlign w:val="center"/>
+            <w:hideMark/>
+          </w:tcPr>
+          <w:p>
+            <w:r>
+              <w:rPr>
+                <w:b/>
+                <w:bCs/>
+              </w:rPr>
+              <w:t>Openness</w:t>
+            </w:r>
+          </w:p>
+        </w:tc>
+        <w:tc>
+          <w:tcPr>
+            <w:tcW w:w="0" w:type="auto"/>
+            <w:vAlign w:val="center"/>
+            <w:hideMark/>
+          </w:tcPr>
+          <w:p>
+            <w:r>
+              <w:t>Closed</w:t>
+            </w:r>
+          </w:p>
+        </w:tc>
+        <w:tc>
+          <w:tcPr>
+            <w:tcW w:w="0" w:type="auto"/>
+            <w:vAlign w:val="center"/>
+            <w:hideMark/>
+          </w:tcPr>
+          <w:p>
+            <w:r>
+              <w:t>Closed</w:t>
+            </w:r>
+          </w:p>
+        </w:tc>
+        <w:tc>
+          <w:tcPr>
+            <w:tcW w:w="0" w:type="auto"/>
+            <w:vAlign w:val="center"/>
+            <w:hideMark/>
+          </w:tcPr>
+          <w:p>
+            <w:proofErr w:type="gramStart"/>
+            <w:r>
+              <w:t>Open-weight</w:t>
+            </w:r>
+            <w:proofErr w:type="gramEnd"/>
+          </w:p>
+        </w:tc>
+      </w:tr>
+      <w:tr>
+        <w:trPr>
+          <w:tblCellSpacing w:w="15" w:type="dxa"/>
+        </w:trPr>
+        <w:tc>
+          <w:tcPr>
+            <w:tcW w:w="0" w:type="auto"/>
+            <w:vAlign w:val="center"/>
+          </w:tcPr>
+          <w:p>
+            <w:pPr>
+              <w:rPr>
+                <w:b/>
+                <w:bCs/>
+              </w:rPr>
+            </w:pPr>
+          </w:p>
+          <w:p>
+            <w:pPr>
+              <w:rPr>
+                <w:b/>
+                <w:bCs/>
+              </w:rPr>
+            </w:pPr>
+            <w:r>
+              <w:rPr>
+                <w:noProof/>
+              </w:rPr>
+              <mc:AlternateContent>
+                <mc:Choice Requires="wps">
+                  <w:drawing>
+                    <wp:anchor distT="0" distB="0" distL="114300" distR="114300" simplePos="0" relativeHeight="251661312" behindDoc="0" locked="0" layoutInCell="1" allowOverlap="1" wp14:anchorId="5FD13C8A" wp14:editId="790C6846">
+                      <wp:simplePos x="0" y="0"/>
+                      <wp:positionH relativeFrom="column">
+                        <wp:posOffset>0</wp:posOffset>
+                      </wp:positionH>
+                      <wp:positionV relativeFrom="paragraph">
+                        <wp:posOffset>1270</wp:posOffset>
+                      </wp:positionV>
+                      <wp:extent cx="6362700" cy="38100"/>
+                      <wp:effectExtent l="0" t="0" r="19050" b="19050"/>
+                      <wp:wrapNone/>
+                      <wp:docPr id="1289742608" name="Straight Connector 2"/>
+                      <wp:cNvGraphicFramePr/>
+                      <a:graphic xmlns:a="http://schemas.openxmlformats.org/drawingml/2006/main">
+                        <a:graphicData uri="http://schemas.microsoft.com/office/word/2010/wordprocessingShape">
+                          <wps:wsp>
+                            <wps:cNvCnPr/>
+                            <wps:spPr>
+                              <a:xfrm flipV="1">
+                                <a:off x="0" y="0"/>
+                                <a:ext cx="6362700" cy="38100"/>
+                              </a:xfrm>
+                              <a:prstGeom prst="line">
+                                <a:avLst/>
+                              </a:prstGeom>
+                            </wps:spPr>
+                            <wps:style>
+                              <a:lnRef idx="2">
+                                <a:schemeClr val="accent1"/>
+                              </a:lnRef>
+                              <a:fillRef idx="0">
+                                <a:schemeClr val="accent1"/>
+                              </a:fillRef>
+                              <a:effectRef idx="1">
+                                <a:schemeClr val="accent1"/>
+                              </a:effectRef>
+                              <a:fontRef idx="minor">
+                                <a:schemeClr val="tx1"/>
+                              </a:fontRef>
+                            </wps:style>
+                            <wps:bodyPr/>
+                          </wps:wsp>
+                        </a:graphicData>
+                      </a:graphic>
+                    </wp:anchor>
+                  </w:drawing>
+                </mc:Choice>
+                <mc:Fallback>
+                  <w:pict>
+                    <v:line w14:anchorId="4E7946D7" id="Straight Connector 2" o:spid="_x0000_s1026" style="position:absolute;flip:y;z-index:251661312;visibility:visible;mso-wrap-style:square;mso-wrap-distance-left:9pt;mso-wrap-distance-top:0;mso-wrap-distance-right:9pt;mso-wrap-distance-bottom:0;mso-position-horizontal:absolute;mso-position-horizontal-relative:text;mso-position-vertical:absolute;mso-position-vertical-relative:text" from="0,.1pt" to="501pt,3.1pt" o:gfxdata="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" strokecolor="#156082 [3204]" strokeweight="1.5pt">
+                      <v:stroke joinstyle="miter"/>
+                    </v:line>
+                  </w:pict>
+                </mc:Fallback>
+              </mc:AlternateContent>
+            </w:r>
+          </w:p>
+        </w:tc>
+        <w:tc>
+          <w:tcPr>
+            <w:tcW w:w="0" w:type="auto"/>
+            <w:vAlign w:val="center"/>
+          </w:tcPr>
+          <w:p/>
+        </w:tc>
+        <w:tc>
+          <w:tcPr>
+            <w:tcW w:w="0" w:type="auto"/>
+            <w:vAlign w:val="center"/>
+          </w:tcPr>
+          <w:p/>
+        </w:tc>
+        <w:tc>
+          <w:tcPr>
+            <w:tcW w:w="0" w:type="auto"/>
+            <w:vAlign w:val="center"/>
+          </w:tcPr>
+          <w:p/>
+        </w:tc>
+      </w:tr>
+    </w:tbl>
+    <w:p>
+      <w:pPr>
+        <w:pStyle w:val="Heading1"/>
+      </w:pPr>
+      <w:r>
+        <w:t xml:space="preserve">UNIT – </w:t>
+      </w:r>
+      <w:proofErr w:type="gramStart"/>
+      <w:r>
+        <w:t>2 :</w:t>
+      </w:r>
+      <w:proofErr w:type="gramEnd"/>
+      <w:r>
+        <w:br/>
+        <w:t>PART – C:</w:t>
+      </w:r>
+    </w:p>
+    <w:p>
+      <w:pPr>
+        <w:rPr>
+          <w:b/>
+          <w:bCs/>
+        </w:rPr>
+      </w:pPr>
+      <w:r>
+        <w:rPr>
+          <w:color w:val="E97132" w:themeColor="accent2"/>
+        </w:rPr>
+        <w:t xml:space="preserve">1) </w:t>
+      </w:r>
+      <w:r>
+        <w:rPr>
+          <w:color w:val="E97132" w:themeColor="accent2"/>
+        </w:rPr>
+        <w:t>Evaluate different model compression techniques—pruning, quantization, knowledge distillation, and low-rank matrix factorization—based on accuracy, memory usage, latency, and deployment feasibilit</w:t>
+      </w:r>
+      <w:r>
+        <w:rPr>
+          <w:color w:val="E97132" w:themeColor="accent2"/>
+        </w:rPr>
+        <w:t>y</w:t>
+      </w:r>
+    </w:p>
+    <w:p>
+      <w:pPr>
+        <w:rPr>
+          <w:b/>
+          <w:bCs/>
+        </w:rPr>
+      </w:pPr>
+      <w:r>
+        <w:rPr>
+          <w:b/>
+          <w:bCs/>
+        </w:rPr>
+        <w:t>1. Pruning (4 Marks)</w:t>
+      </w:r>
+    </w:p>
+    <w:p>
+      <w:pPr>
+        <w:rPr>
+          <w:b/>
+          <w:bCs/>
+        </w:rPr>
+      </w:pPr>
+      <w:r>
+        <w:rPr>
+          <w:b/>
+          <w:bCs/>
+        </w:rPr>
+        <w:t>Concept</w:t>
+      </w:r>
+    </w:p>
+    <w:p>
+      <w:pPr>
+        <w:numPr>
+          <w:ilvl w:val="0"/>
+          <w:numId w:val="16"/>
+        </w:numPr>
+      </w:pPr>
+      <w:r>
+        <w:t xml:space="preserve">Removes </w:t>
+      </w:r>
+      <w:r>
+        <w:rPr>
+          <w:b/>
+          <w:bCs/>
+        </w:rPr>
+        <w:t>less important weights or neurons</w:t>
+      </w:r>
+      <w:r>
+        <w:t xml:space="preserve"> from the model </w:t>
+      </w:r>
+    </w:p>
+    <w:p>
+      <w:pPr>
+        <w:numPr>
+          <w:ilvl w:val="0"/>
+          <w:numId w:val="16"/>
+        </w:numPr>
+      </w:pPr>
+      <w:r>
+        <w:t xml:space="preserve">Based on weight magnitude or contribution </w:t>
+      </w:r>
+    </w:p>
+    <w:p>
+      <w:pPr>
+        <w:rPr>
+          <w:b/>
+          <w:bCs/>
+        </w:rPr>
+      </w:pPr>
+      <w:r>
+        <w:rPr>
+          <w:b/>
+          <w:bCs/>
+        </w:rPr>
+        <w:lastRenderedPageBreak/>
+        <w:t>Types</w:t>
+      </w:r>
+    </w:p>
+    <w:p>
+      <w:pPr>
+        <w:numPr>
+          <w:ilvl w:val="0"/>
+          <w:numId w:val="17"/>
+        </w:numPr>
+      </w:pPr>
+      <w:r>
+        <w:rPr>
+          <w:b/>
+          <w:bCs/>
+        </w:rPr>
+        <w:t>Unstructured pruning</w:t>
+      </w:r>
+      <w:r>
+        <w:t xml:space="preserve"> → removes individual weights </w:t>
+      </w:r>
+    </w:p>
+    <w:p>
+      <w:pPr>
+        <w:numPr>
+          <w:ilvl w:val="0"/>
+          <w:numId w:val="17"/>
+        </w:numPr>
+      </w:pPr>
+      <w:r>
+        <w:rPr>
+          <w:b/>
+          <w:bCs/>
+        </w:rPr>
+        <w:t>Structured pruning</w:t>
+      </w:r>
+      <w:r>
+        <w:t xml:space="preserve"> → removes entire neurons/layers </w:t>
+      </w:r>
+    </w:p>
+    <w:p>
+      <w:pPr>
+        <w:rPr>
+          <w:b/>
+          <w:bCs/>
+        </w:rPr>
+      </w:pPr>
+      <w:r>
+        <w:rPr>
+          <w:b/>
+          <w:bCs/>
+        </w:rPr>
+        <w:t>Evaluation</w:t>
+      </w:r>
+    </w:p>
+    <w:p>
+      <w:pPr>
+        <w:numPr>
+          <w:ilvl w:val="0"/>
+          <w:numId w:val="18"/>
+        </w:numPr>
+      </w:pPr>
+      <w:r>
+        <w:rPr>
+          <w:b/>
+          <w:bCs/>
+        </w:rPr>
+        <w:t>Accuracy</w:t>
+      </w:r>
+      <w:r>
+        <w:t xml:space="preserve"> </w:t>
+      </w:r>
+    </w:p>
+    <w:p>
+      <w:pPr>
+        <w:numPr>
+          <w:ilvl w:val="1"/>
+          <w:numId w:val="18"/>
+        </w:numPr>
+      </w:pPr>
+      <w:r>
+        <w:t xml:space="preserve">Slight drop if aggressive pruning </w:t>
+      </w:r>
+    </w:p>
+    <w:p>
+      <w:pPr>
+        <w:numPr>
+          <w:ilvl w:val="1"/>
+          <w:numId w:val="18"/>
+        </w:numPr>
+      </w:pPr>
+      <w:r>
+        <w:t xml:space="preserve">Minimal impact if done carefully </w:t>
+      </w:r>
+    </w:p>
+    <w:p>
+      <w:pPr>
+        <w:numPr>
+          <w:ilvl w:val="0"/>
+          <w:numId w:val="18"/>
+        </w:numPr>
+      </w:pPr>
+      <w:r>
+        <w:rPr>
+          <w:b/>
+          <w:bCs/>
+        </w:rPr>
+        <w:t>Memory Usage</w:t>
+      </w:r>
+      <w:r>
+        <w:t xml:space="preserve"> </w:t>
+      </w:r>
+    </w:p>
+    <w:p>
+      <w:pPr>
+        <w:numPr>
+          <w:ilvl w:val="1"/>
+          <w:numId w:val="18"/>
+        </w:numPr>
+      </w:pPr>
+      <w:r>
+        <w:t xml:space="preserve">Reduced (fewer parameters) </w:t>
+      </w:r>
+    </w:p>
+    <w:p>
+      <w:pPr>
+        <w:numPr>
+          <w:ilvl w:val="0"/>
+          <w:numId w:val="18"/>
+        </w:numPr>
+      </w:pPr>
+      <w:r>
+        <w:rPr>
+          <w:b/>
+          <w:bCs/>
+        </w:rPr>
+        <w:t>Latency</w:t>
+      </w:r>
+      <w:r>
+        <w:t xml:space="preserve"> </w:t>
+      </w:r>
+    </w:p>
+    <w:p>
+      <w:pPr>
+        <w:numPr>
+          <w:ilvl w:val="1"/>
+          <w:numId w:val="18"/>
+        </w:numPr>
+      </w:pPr>
+      <w:r>
+        <w:t xml:space="preserve">May improve, but </w:t>
+      </w:r>
+      <w:r>
+        <w:rPr>
+          <w:b/>
+          <w:bCs/>
+        </w:rPr>
+        <w:t>not always significant</w:t>
+      </w:r>
+      <w:r>
+        <w:t xml:space="preserve"> (especially unstructured pruning) </w:t>
+      </w:r>
+    </w:p>
+    <w:p>
+      <w:pPr>
+        <w:numPr>
+          <w:ilvl w:val="0"/>
+          <w:numId w:val="18"/>
+        </w:numPr>
+      </w:pPr>
+      <w:r>
+        <w:rPr>
+          <w:b/>
+          <w:bCs/>
+        </w:rPr>
+        <w:t>Deployment Feasibility</w:t>
+      </w:r>
+      <w:r>
+        <w:t xml:space="preserve"> </w:t>
+      </w:r>
+    </w:p>
+    <w:p>
+      <w:pPr>
+        <w:numPr>
+          <w:ilvl w:val="1"/>
+          <w:numId w:val="18"/>
+        </w:numPr>
+      </w:pPr>
+      <w:r>
+        <w:t xml:space="preserve">Moderate </w:t>
+      </w:r>
+    </w:p>
+    <w:p>
+      <w:pPr>
+        <w:numPr>
+          <w:ilvl w:val="1"/>
+          <w:numId w:val="18"/>
+        </w:numPr>
+      </w:pPr>
+      <w:r>
+        <w:t xml:space="preserve">Needs specialized libraries for sparse computation </w:t>
+      </w:r>
+    </w:p>
+    <w:p>
+      <w:pPr>
+        <w:rPr>
+          <w:b/>
+          <w:bCs/>
+        </w:rPr>
+      </w:pPr>
+      <w:r>
+        <w:rPr>
+          <w:b/>
+          <w:bCs/>
+        </w:rPr>
+        <w:t>Key Insight</w:t>
+      </w:r>
+    </w:p>
+    <w:p>
+      <w:pPr>
+        <w:numPr>
+          <w:ilvl w:val="0"/>
+          <w:numId w:val="19"/>
+        </w:numPr>
+      </w:pPr>
+      <w:r>
+        <w:t xml:space="preserve">Works best when combined with fine-tuning after pruning </w:t>
+      </w:r>
+    </w:p>
+    <w:p>
+      <w:r>
+        <w:pict w14:anchorId="1CE9CE34">
+          <v:rect id="_x0000_i1055" style="width:0;height:1.5pt" o:hralign="center" o:hrstd="t" o:hr="t" fillcolor="#a0a0a0" stroked="f"/>
+        </w:pict>
+      </w:r>
+    </w:p>
+    <w:p>
+      <w:pPr>
+        <w:rPr>
+          <w:b/>
+          <w:bCs/>
+        </w:rPr>
+      </w:pPr>
+      <w:r>
+        <w:rPr>
+          <w:b/>
+          <w:bCs/>
+        </w:rPr>
+        <w:t>2. Quantization (4 Marks)</w:t>
+      </w:r>
+    </w:p>
+    <w:p>
+      <w:pPr>
+        <w:rPr>
+          <w:b/>
+          <w:bCs/>
+        </w:rPr>
+      </w:pPr>
+      <w:r>
+        <w:rPr>
+          <w:b/>
+          <w:bCs/>
+        </w:rPr>
+        <w:t>Concept</w:t>
+      </w:r>
+    </w:p>
+    <w:p>
+      <w:pPr>
+        <w:numPr>
+          <w:ilvl w:val="0"/>
+          <w:numId w:val="20"/>
+        </w:numPr>
+      </w:pPr>
+      <w:r>
+        <w:t xml:space="preserve">Reduces numerical precision of weights </w:t>
+      </w:r>
+    </w:p>
+    <w:p>
+      <w:pPr>
+        <w:numPr>
+          <w:ilvl w:val="1"/>
+          <w:numId w:val="20"/>
+        </w:numPr>
+      </w:pPr>
+      <w:r>
+        <w:t xml:space="preserve">Example: FP32 → INT8 / INT4 </w:t>
+      </w:r>
+    </w:p>
+    <w:p>
+      <w:pPr>
+        <w:rPr>
+          <w:b/>
+          <w:bCs/>
+        </w:rPr>
+      </w:pPr>
+      <w:r>
+        <w:rPr>
+          <w:b/>
+          <w:bCs/>
+        </w:rPr>
+        <w:t>Types</w:t>
+      </w:r>
+    </w:p>
+    <w:p>
+      <w:pPr>
+        <w:numPr>
+          <w:ilvl w:val="0"/>
+          <w:numId w:val="21"/>
+        </w:numPr>
+      </w:pPr>
+      <w:r>
+        <w:rPr>
+          <w:b/>
+          <w:bCs/>
+        </w:rPr>
+        <w:t>Post-training quantization (PTQ)</w:t>
+      </w:r>
+      <w:r>
+        <w:t xml:space="preserve"> </w:t>
+      </w:r>
+    </w:p>
+    <w:p>
+      <w:pPr>
+        <w:numPr>
+          <w:ilvl w:val="0"/>
+          <w:numId w:val="21"/>
+        </w:numPr>
+      </w:pPr>
+      <w:r>
+        <w:rPr>
+          <w:b/>
+          <w:bCs/>
+        </w:rPr>
+        <w:t>Quantization-aware training (QAT)</w:t>
+      </w:r>
+      <w:r>
+        <w:t xml:space="preserve"> </w:t>
+      </w:r>
+    </w:p>
+    <w:p>
+      <w:pPr>
+        <w:rPr>
+          <w:b/>
+          <w:bCs/>
+        </w:rPr>
+      </w:pPr>
+      <w:r>
+        <w:rPr>
+          <w:b/>
+          <w:bCs/>
+        </w:rPr>
+        <w:t>Evaluation</w:t>
+      </w:r>
+    </w:p>
+    <w:p>
+      <w:pPr>
+        <w:numPr>
+          <w:ilvl w:val="0"/>
+          <w:numId w:val="22"/>
+        </w:numPr>
+      </w:pPr>
+      <w:r>
+        <w:rPr>
+          <w:b/>
+          <w:bCs/>
+        </w:rPr>
+        <w:t>Accuracy</w:t>
+      </w:r>
+      <w:r>
+        <w:t xml:space="preserve"> </w:t>
+      </w:r>
+    </w:p>
+    <w:p>
+      <w:pPr>
+        <w:numPr>
+          <w:ilvl w:val="1"/>
+          <w:numId w:val="22"/>
+        </w:numPr>
+      </w:pPr>
+      <w:r>
+        <w:t xml:space="preserve">Small drop (INT8 minimal, INT4 moderate) </w:t>
+      </w:r>
+    </w:p>
+    <w:p>
+      <w:pPr>
+        <w:numPr>
+          <w:ilvl w:val="1"/>
+          <w:numId w:val="22"/>
+        </w:numPr>
+      </w:pPr>
+      <w:r>
+        <w:lastRenderedPageBreak/>
+        <w:t xml:space="preserve">QAT preserves accuracy better </w:t>
+      </w:r>
+    </w:p>
+    <w:p>
+      <w:pPr>
+        <w:numPr>
+          <w:ilvl w:val="0"/>
+          <w:numId w:val="22"/>
+        </w:numPr>
+      </w:pPr>
+      <w:r>
+        <w:rPr>
+          <w:b/>
+          <w:bCs/>
+        </w:rPr>
+        <w:t>Memory Usage</w:t>
+      </w:r>
+      <w:r>
+        <w:t xml:space="preserve"> </w:t>
+      </w:r>
+    </w:p>
+    <w:p>
+      <w:pPr>
+        <w:numPr>
+          <w:ilvl w:val="1"/>
+          <w:numId w:val="22"/>
+        </w:numPr>
+      </w:pPr>
+      <w:r>
+        <w:t xml:space="preserve">Significantly reduced (up to 4× smaller) </w:t>
+      </w:r>
+    </w:p>
+    <w:p>
+      <w:pPr>
+        <w:numPr>
+          <w:ilvl w:val="0"/>
+          <w:numId w:val="22"/>
+        </w:numPr>
+      </w:pPr>
+      <w:r>
+        <w:rPr>
+          <w:b/>
+          <w:bCs/>
+        </w:rPr>
+        <w:t>Latency</w:t>
+      </w:r>
+      <w:r>
+        <w:t xml:space="preserve"> </w:t>
+      </w:r>
+    </w:p>
+    <w:p>
+      <w:pPr>
+        <w:numPr>
+          <w:ilvl w:val="1"/>
+          <w:numId w:val="22"/>
+        </w:numPr>
+      </w:pPr>
+      <w:r>
+        <w:t xml:space="preserve">Strong improvement (faster computation) </w:t>
+      </w:r>
+    </w:p>
+    <w:p>
+      <w:pPr>
+        <w:numPr>
+          <w:ilvl w:val="0"/>
+          <w:numId w:val="22"/>
+        </w:numPr>
+      </w:pPr>
+      <w:r>
+        <w:rPr>
+          <w:b/>
+          <w:bCs/>
+        </w:rPr>
+        <w:t>Deployment Feasibility</w:t>
+      </w:r>
+      <w:r>
+        <w:t xml:space="preserve"> </w:t>
+      </w:r>
+    </w:p>
+    <w:p>
+      <w:pPr>
+        <w:numPr>
+          <w:ilvl w:val="1"/>
+          <w:numId w:val="22"/>
+        </w:numPr>
+      </w:pPr>
+      <w:r>
+        <w:t xml:space="preserve">High </w:t>
+      </w:r>
+    </w:p>
+    <w:p>
+      <w:pPr>
+        <w:numPr>
+          <w:ilvl w:val="1"/>
+          <w:numId w:val="22"/>
+        </w:numPr>
+      </w:pPr>
+      <w:r>
+        <w:t xml:space="preserve">Widely supported on CPUs, GPUs, edge devices </w:t>
+      </w:r>
+    </w:p>
+    <w:p>
+      <w:pPr>
+        <w:rPr>
+          <w:b/>
+          <w:bCs/>
+        </w:rPr>
+      </w:pPr>
+      <w:r>
+        <w:rPr>
+          <w:b/>
+          <w:bCs/>
+        </w:rPr>
+        <w:t>Key Insight</w:t>
+      </w:r>
+    </w:p>
+    <w:p>
+      <w:pPr>
+        <w:numPr>
+          <w:ilvl w:val="0"/>
+          <w:numId w:val="23"/>
+        </w:numPr>
+      </w:pPr>
+      <w:r>
+        <w:t xml:space="preserve">Most practical and widely used compression method </w:t>
+      </w:r>
+    </w:p>
+    <w:p>
+      <w:r>
+        <w:pict w14:anchorId="50987496">
+          <v:rect id="_x0000_i1056" style="width:0;height:1.5pt" o:hralign="center" o:hrstd="t" o:hr="t" fillcolor="#a0a0a0" stroked="f"/>
+        </w:pict>
+      </w:r>
+    </w:p>
+    <w:p>
+      <w:pPr>
+        <w:rPr>
+          <w:b/>
+          <w:bCs/>
+        </w:rPr>
+      </w:pPr>
+      <w:r>
+        <w:rPr>
+          <w:b/>
+          <w:bCs/>
+        </w:rPr>
+        <w:t>3. Knowledge Distillation (4 Marks)</w:t>
+      </w:r>
+    </w:p>
+    <w:p>
+      <w:pPr>
+        <w:rPr>
+          <w:b/>
+          <w:bCs/>
+        </w:rPr>
+      </w:pPr>
+      <w:r>
+        <w:rPr>
+          <w:b/>
+          <w:bCs/>
+        </w:rPr>
+        <w:t>Concept</w:t>
+      </w:r>
+    </w:p>
+    <w:p>
+      <w:pPr>
+        <w:numPr>
+          <w:ilvl w:val="0"/>
+          <w:numId w:val="24"/>
+        </w:numPr>
+      </w:pPr>
+      <w:r>
+        <w:t xml:space="preserve">Train a </w:t>
+      </w:r>
+      <w:r>
+        <w:rPr>
+          <w:b/>
+          <w:bCs/>
+        </w:rPr>
+        <w:t>smaller student model</w:t>
+      </w:r>
+      <w:r>
+        <w:t xml:space="preserve"> using a large </w:t>
+      </w:r>
+      <w:r>
+        <w:rPr>
+          <w:b/>
+          <w:bCs/>
+        </w:rPr>
+        <w:t>teacher model</w:t>
+      </w:r>
+      <w:r>
+        <w:t xml:space="preserve"> </w:t>
+      </w:r>
+    </w:p>
+    <w:p>
+      <w:pPr>
+        <w:numPr>
+          <w:ilvl w:val="0"/>
+          <w:numId w:val="24"/>
+        </w:numPr>
+      </w:pPr>
+      <w:r>
+        <w:t xml:space="preserve">Student mimics teacher outputs </w:t>
+      </w:r>
+    </w:p>
+    <w:p>
+      <w:pPr>
+        <w:rPr>
+          <w:b/>
+          <w:bCs/>
+        </w:rPr>
+      </w:pPr>
+      <w:r>
+        <w:rPr>
+          <w:b/>
+          <w:bCs/>
+        </w:rPr>
+        <w:t>Process</w:t>
+      </w:r>
+    </w:p>
+    <w:p>
+      <w:pPr>
+        <w:numPr>
+          <w:ilvl w:val="0"/>
+          <w:numId w:val="25"/>
+        </w:numPr>
+      </w:pPr>
+      <w:r>
+        <w:t xml:space="preserve">Train large model (teacher) </w:t>
+      </w:r>
+    </w:p>
+    <w:p>
+      <w:pPr>
+        <w:numPr>
+          <w:ilvl w:val="0"/>
+          <w:numId w:val="25"/>
+        </w:numPr>
+      </w:pPr>
+      <w:r>
+        <w:t xml:space="preserve">Train smaller model using teacher predictions </w:t>
+      </w:r>
+    </w:p>
+    <w:p>
+      <w:pPr>
+        <w:rPr>
+          <w:b/>
+          <w:bCs/>
+        </w:rPr>
+      </w:pPr>
+      <w:r>
+        <w:rPr>
+          <w:b/>
+          <w:bCs/>
+        </w:rPr>
+        <w:t>Evaluation</w:t>
+      </w:r>
+    </w:p>
+    <w:p>
+      <w:pPr>
+        <w:numPr>
+          <w:ilvl w:val="0"/>
+          <w:numId w:val="26"/>
+        </w:numPr>
+      </w:pPr>
+      <w:r>
+        <w:rPr>
+          <w:b/>
+          <w:bCs/>
+        </w:rPr>
+        <w:t>Accuracy</w:t>
+      </w:r>
+      <w:r>
+        <w:t xml:space="preserve"> </w:t>
+      </w:r>
+    </w:p>
+    <w:p>
+      <w:pPr>
+        <w:numPr>
+          <w:ilvl w:val="1"/>
+          <w:numId w:val="26"/>
+        </w:numPr>
+      </w:pPr>
+      <w:r>
+        <w:t xml:space="preserve">Slightly lower than teacher </w:t>
+      </w:r>
+    </w:p>
+    <w:p>
+      <w:pPr>
+        <w:numPr>
+          <w:ilvl w:val="1"/>
+          <w:numId w:val="26"/>
+        </w:numPr>
+      </w:pPr>
+      <w:r>
+        <w:t xml:space="preserve">Often better than training small model directly </w:t>
+      </w:r>
+    </w:p>
+    <w:p>
+      <w:pPr>
+        <w:numPr>
+          <w:ilvl w:val="0"/>
+          <w:numId w:val="26"/>
+        </w:numPr>
+      </w:pPr>
+      <w:r>
+        <w:rPr>
+          <w:b/>
+          <w:bCs/>
+        </w:rPr>
+        <w:t>Memory Usage</w:t>
+      </w:r>
+      <w:r>
+        <w:t xml:space="preserve"> </w:t>
+      </w:r>
+    </w:p>
+    <w:p>
+      <w:pPr>
+        <w:numPr>
+          <w:ilvl w:val="1"/>
+          <w:numId w:val="26"/>
+        </w:numPr>
+      </w:pPr>
+      <w:r>
+        <w:t xml:space="preserve">Much lower (smaller model) </w:t>
+      </w:r>
+    </w:p>
+    <w:p>
+      <w:pPr>
+        <w:numPr>
+          <w:ilvl w:val="0"/>
+          <w:numId w:val="26"/>
+        </w:numPr>
+      </w:pPr>
+      <w:r>
+        <w:rPr>
+          <w:b/>
+          <w:bCs/>
+        </w:rPr>
+        <w:t>Latency</w:t>
+      </w:r>
+      <w:r>
+        <w:t xml:space="preserve"> </w:t>
+      </w:r>
+    </w:p>
+    <w:p>
+      <w:pPr>
+        <w:numPr>
+          <w:ilvl w:val="1"/>
+          <w:numId w:val="26"/>
+        </w:numPr>
+      </w:pPr>
+      <w:r>
+        <w:t xml:space="preserve">Faster inference (smaller architecture) </w:t>
+      </w:r>
+    </w:p>
+    <w:p>
+      <w:pPr>
+        <w:numPr>
+          <w:ilvl w:val="0"/>
+          <w:numId w:val="26"/>
+        </w:numPr>
+      </w:pPr>
+      <w:r>
+        <w:rPr>
+          <w:b/>
+          <w:bCs/>
+        </w:rPr>
+        <w:t>Deployment Feasibility</w:t>
+      </w:r>
+      <w:r>
+        <w:t xml:space="preserve"> </w:t>
+      </w:r>
+    </w:p>
+    <w:p>
+      <w:pPr>
+        <w:numPr>
+          <w:ilvl w:val="1"/>
+          <w:numId w:val="26"/>
+        </w:numPr>
+      </w:pPr>
+      <w:r>
+        <w:t xml:space="preserve">High </w:t>
+      </w:r>
+    </w:p>
+    <w:p>
+      <w:pPr>
+        <w:numPr>
+          <w:ilvl w:val="1"/>
+          <w:numId w:val="26"/>
+        </w:numPr>
+      </w:pPr>
+      <w:r>
+        <w:lastRenderedPageBreak/>
+        <w:t xml:space="preserve">Easy to deploy smaller models </w:t>
+      </w:r>
+    </w:p>
+    <w:p>
+      <w:pPr>
+        <w:rPr>
+          <w:b/>
+          <w:bCs/>
+        </w:rPr>
+      </w:pPr>
+      <w:r>
+        <w:rPr>
+          <w:b/>
+          <w:bCs/>
+        </w:rPr>
+        <w:t>Key Insight</w:t>
+      </w:r>
+    </w:p>
+    <w:p>
+      <w:pPr>
+        <w:numPr>
+          <w:ilvl w:val="0"/>
+          <w:numId w:val="27"/>
+        </w:numPr>
+      </w:pPr>
+      <w:r>
+        <w:t xml:space="preserve">Best for </w:t>
+      </w:r>
+      <w:r>
+        <w:rPr>
+          <w:b/>
+          <w:bCs/>
+        </w:rPr>
+        <w:t>creating lightweight models with good performance</w:t>
+      </w:r>
+      <w:r>
+        <w:t xml:space="preserve"> </w:t>
+      </w:r>
+    </w:p>
+    <w:p>
+      <w:r>
+        <w:pict w14:anchorId="03BD7437">
+          <v:rect id="_x0000_i1057" style="width:0;height:1.5pt" o:hralign="center" o:hrstd="t" o:hr="t" fillcolor="#a0a0a0" stroked="f"/>
+        </w:pict>
+      </w:r>
+    </w:p>
+    <w:p>
+      <w:pPr>
+        <w:rPr>
+          <w:b/>
+          <w:bCs/>
+        </w:rPr>
+      </w:pPr>
+      <w:r>
+        <w:rPr>
+          <w:b/>
+          <w:bCs/>
+        </w:rPr>
+        <w:t>4. Low-Rank Matrix Factorization (2 Marks)</w:t>
+      </w:r>
+    </w:p>
+    <w:p>
+      <w:pPr>
+        <w:rPr>
+          <w:b/>
+          <w:bCs/>
+        </w:rPr>
+      </w:pPr>
+      <w:r>
+        <w:rPr>
+          <w:b/>
+          <w:bCs/>
+        </w:rPr>
+        <w:t>Concept</w:t>
+      </w:r>
+    </w:p>
+    <w:p>
+      <w:pPr>
+        <w:numPr>
+          <w:ilvl w:val="0"/>
+          <w:numId w:val="28"/>
+        </w:numPr>
+      </w:pPr>
+      <w:r>
+        <w:t>Decomposes large weight matrices into smaller matrices</w:t>
+      </w:r>
+      <w:r>
+        <w:br/>
+        <w:t xml:space="preserve">(e.g., W ≈ A × B) </w:t>
+      </w:r>
+    </w:p>
+    <w:p>
+      <w:pPr>
+        <w:rPr>
+          <w:b/>
+          <w:bCs/>
+        </w:rPr>
+      </w:pPr>
+      <w:r>
+        <w:rPr>
+          <w:b/>
+          <w:bCs/>
+        </w:rPr>
+        <w:t>Evaluation</w:t>
+      </w:r>
+    </w:p>
+    <w:p>
+      <w:pPr>
+        <w:numPr>
+          <w:ilvl w:val="0"/>
+          <w:numId w:val="29"/>
+        </w:numPr>
+      </w:pPr>
+      <w:r>
+        <w:rPr>
+          <w:b/>
+          <w:bCs/>
+        </w:rPr>
+        <w:t>Accuracy</w:t>
+      </w:r>
+      <w:r>
+        <w:t xml:space="preserve"> </w:t>
+      </w:r>
+    </w:p>
+    <w:p>
+      <w:pPr>
+        <w:numPr>
+          <w:ilvl w:val="1"/>
+          <w:numId w:val="29"/>
+        </w:numPr>
+      </w:pPr>
+      <w:r>
+        <w:t xml:space="preserve">Slight degradation depending on rank </w:t>
+      </w:r>
+    </w:p>
+    <w:p>
+      <w:pPr>
+        <w:numPr>
+          <w:ilvl w:val="0"/>
+          <w:numId w:val="29"/>
+        </w:numPr>
+      </w:pPr>
+      <w:r>
+        <w:rPr>
+          <w:b/>
+          <w:bCs/>
+        </w:rPr>
+        <w:t>Memory Usage</w:t>
+      </w:r>
+      <w:r>
+        <w:t xml:space="preserve"> </w:t>
+      </w:r>
+    </w:p>
+    <w:p>
+      <w:pPr>
+        <w:numPr>
+          <w:ilvl w:val="1"/>
+          <w:numId w:val="29"/>
+        </w:numPr>
+      </w:pPr>
+      <w:r>
+        <w:t xml:space="preserve">Reduced (fewer parameters) </w:t>
+      </w:r>
+    </w:p>
+    <w:p>
+      <w:pPr>
+        <w:numPr>
+          <w:ilvl w:val="0"/>
+          <w:numId w:val="29"/>
+        </w:numPr>
+      </w:pPr>
+      <w:r>
+        <w:rPr>
+          <w:b/>
+          <w:bCs/>
+        </w:rPr>
+        <w:t>Latency</w:t>
+      </w:r>
+      <w:r>
+        <w:t xml:space="preserve"> </w:t>
+      </w:r>
+    </w:p>
+    <w:p>
+      <w:pPr>
+        <w:numPr>
+          <w:ilvl w:val="1"/>
+          <w:numId w:val="29"/>
+        </w:numPr>
+      </w:pPr>
+      <w:r>
+        <w:t xml:space="preserve">Moderate improvement </w:t>
+      </w:r>
+    </w:p>
+    <w:p>
+      <w:pPr>
+        <w:numPr>
+          <w:ilvl w:val="0"/>
+          <w:numId w:val="29"/>
+        </w:numPr>
+      </w:pPr>
+      <w:r>
+        <w:rPr>
+          <w:b/>
+          <w:bCs/>
+        </w:rPr>
+        <w:t>Deployment Feasibility</w:t>
+      </w:r>
+      <w:r>
+        <w:t xml:space="preserve"> </w:t>
+      </w:r>
+    </w:p>
+    <w:p>
+      <w:pPr>
+        <w:numPr>
+          <w:ilvl w:val="1"/>
+          <w:numId w:val="29"/>
+        </w:numPr>
+      </w:pPr>
+      <w:r>
+        <w:t xml:space="preserve">Moderate (needs architectural changes) </w:t>
+      </w:r>
+    </w:p>
+    <w:p>
+      <w:pPr>
+        <w:rPr>
+          <w:b/>
+          <w:bCs/>
+        </w:rPr>
+      </w:pPr>
+      <w:r>
+        <w:rPr>
+          <w:b/>
+          <w:bCs/>
+        </w:rPr>
+        <w:t>Key Insight</w:t>
+      </w:r>
+    </w:p>
+    <w:p>
+      <w:pPr>
+        <w:numPr>
+          <w:ilvl w:val="0"/>
+          <w:numId w:val="30"/>
+        </w:numPr>
+      </w:pPr>
+      <w:r>
+        <w:t xml:space="preserve">Commonly used in </w:t>
+      </w:r>
+      <w:proofErr w:type="spellStart"/>
+      <w:r>
+        <w:rPr>
+          <w:b/>
+          <w:bCs/>
+        </w:rPr>
+        <w:t>LoRA</w:t>
+      </w:r>
+      <w:proofErr w:type="spellEnd"/>
+      <w:r>
+        <w:rPr>
+          <w:b/>
+          <w:bCs/>
+        </w:rPr>
+        <w:t xml:space="preserve"> (Low-Rank Adaptation)</w:t>
+      </w:r>
+      <w:r>
+        <w:t xml:space="preserve"> </w:t>
+      </w:r>
+    </w:p>
+    <w:p>
+      <w:r>
+        <w:pict w14:anchorId="16200DAB">
+          <v:rect id="_x0000_i1058" style="width:0;height:1.5pt" o:hralign="center" o:hrstd="t" o:hr="t" fillcolor="#a0a0a0" stroked="f"/>
+        </w:pict>
+      </w:r>
+    </w:p>
+    <w:p>
+      <w:pPr>
+        <w:rPr>
+          <w:b/>
+          <w:bCs/>
+        </w:rPr>
+      </w:pPr>
+      <w:r>
+        <w:rPr>
+          <w:b/>
+          <w:bCs/>
+        </w:rPr>
+        <w:t>5. Comparative Justification (1 Mark)</w:t>
+      </w:r>
+    </w:p>
+    <w:p>
+      <w:pPr>
+        <w:rPr>
+          <w:b/>
+          <w:bCs/>
+        </w:rPr>
+      </w:pPr>
+      <w:r>
+        <w:rPr>
+          <w:b/>
+          <w:bCs/>
+        </w:rPr>
+        <w:t>Overall Comparison</w:t>
+      </w:r>
+    </w:p>
+    <w:tbl>
+      <w:tblPr>
+        <w:tblW w:w="0" w:type="auto"/>
+        <w:tblCellSpacing w:w="15" w:type="dxa"/>
+        <w:tblCellMar>
+          <w:top w:w="15" w:type="dxa"/>
+          <w:left w:w="15" w:type="dxa"/>
+          <w:bottom w:w="15" w:type="dxa"/>
+          <w:right w:w="15" w:type="dxa"/>
+        </w:tblCellMar>
+        <w:tblLook w:val="04A0" w:firstRow="1" w:lastRow="0" w:firstColumn="1" w:lastColumn="0" w:noHBand="0" w:noVBand="1"/>
+      </w:tblPr>
+      <w:tblGrid>
+        <w:gridCol w:w="1480"/>
+        <w:gridCol w:w="1074"/>
+        <w:gridCol w:w="982"/>
+        <w:gridCol w:w="1441"/>
+        <w:gridCol w:w="1415"/>
+      </w:tblGrid>
+      <w:tr>
+        <w:trPr>
+          <w:tblHeader/>
+          <w:tblCellSpacing w:w="15" w:type="dxa"/>
+        </w:trPr>
+        <w:tc>
+          <w:tcPr>
+            <w:tcW w:w="0" w:type="auto"/>
+            <w:vAlign w:val="center"/>
+            <w:hideMark/>
+          </w:tcPr>
+          <w:p>
+            <w:pPr>
+              <w:rPr>
+                <w:b/>
+                <w:bCs/>
+              </w:rPr>
+            </w:pPr>
+            <w:r>
+              <w:rPr>
+                <w:b/>
+                <w:bCs/>
+              </w:rPr>
+              <w:t>Technique</w:t>
+            </w:r>
+          </w:p>
+        </w:tc>
+        <w:tc>
+          <w:tcPr>
+            <w:tcW w:w="0" w:type="auto"/>
+            <w:vAlign w:val="center"/>
+            <w:hideMark/>
+          </w:tcPr>
+          <w:p>
+            <w:pPr>
+              <w:rPr>
+                <w:b/>
+                <w:bCs/>
+              </w:rPr>
+            </w:pPr>
+            <w:r>
+              <w:rPr>
+                <w:b/>
+                <w:bCs/>
+              </w:rPr>
+              <w:t>Accuracy</w:t>
+            </w:r>
+          </w:p>
+        </w:tc>
+        <w:tc>
+          <w:tcPr>
+            <w:tcW w:w="0" w:type="auto"/>
+            <w:vAlign w:val="center"/>
+            <w:hideMark/>
+          </w:tcPr>
+          <w:p>
+            <w:pPr>
+              <w:rPr>
+                <w:b/>
+                <w:bCs/>
+              </w:rPr>
+            </w:pPr>
+            <w:r>
+              <w:rPr>
+                <w:b/>
+                <w:bCs/>
+              </w:rPr>
+              <w:t>Memory</w:t>
+            </w:r>
+          </w:p>
+        </w:tc>
+        <w:tc>
+          <w:tcPr>
+            <w:tcW w:w="0" w:type="auto"/>
+            <w:vAlign w:val="center"/>
+            <w:hideMark/>
+          </w:tcPr>
+          <w:p>
+            <w:pPr>
+              <w:rPr>
+                <w:b/>
+                <w:bCs/>
+              </w:rPr>
+            </w:pPr>
+            <w:r>
+              <w:rPr>
+                <w:b/>
+                <w:bCs/>
+              </w:rPr>
+              <w:t>Latency</w:t>
+            </w:r>
+          </w:p>
+        </w:tc>
+        <w:tc>
+          <w:tcPr>
+            <w:tcW w:w="0" w:type="auto"/>
+            <w:vAlign w:val="center"/>
+            <w:hideMark/>
+          </w:tcPr>
+          <w:p>
+            <w:pPr>
+              <w:rPr>
+                <w:b/>
+                <w:bCs/>
+              </w:rPr>
+            </w:pPr>
+            <w:r>
+              <w:rPr>
+                <w:b/>
+                <w:bCs/>
+              </w:rPr>
+              <w:t>Deployment</w:t>
+            </w:r>
+          </w:p>
+        </w:tc>
+      </w:tr>
+      <w:tr>
+        <w:trPr>
+          <w:tblCellSpacing w:w="15" w:type="dxa"/>
+        </w:trPr>
+        <w:tc>
+          <w:tcPr>
+            <w:tcW w:w="0" w:type="auto"/>
+            <w:vAlign w:val="center"/>
+            <w:hideMark/>
+          </w:tcPr>
+          <w:p>
+            <w:r>
+              <w:rPr>
+                <w:b/>
+                <w:bCs/>
+              </w:rPr>
+              <w:t>Pruning</w:t>
+            </w:r>
+          </w:p>
+        </w:tc>
+        <w:tc>
+          <w:tcPr>
+            <w:tcW w:w="0" w:type="auto"/>
+            <w:vAlign w:val="center"/>
+            <w:hideMark/>
+          </w:tcPr>
+          <w:p>
+            <w:r>
+              <w:t>Medium</w:t>
+            </w:r>
+          </w:p>
+        </w:tc>
+        <w:tc>
+          <w:tcPr>
+            <w:tcW w:w="0" w:type="auto"/>
+            <w:vAlign w:val="center"/>
+            <w:hideMark/>
+          </w:tcPr>
+          <w:p>
+            <w:r>
+              <w:t>Medium</w:t>
+            </w:r>
+          </w:p>
+        </w:tc>
+        <w:tc>
+          <w:tcPr>
+            <w:tcW w:w="0" w:type="auto"/>
+            <w:vAlign w:val="center"/>
+            <w:hideMark/>
+          </w:tcPr>
+          <w:p>
+            <w:r>
+              <w:t>Low–Medium</w:t>
+            </w:r>
+          </w:p>
+        </w:tc>
+        <w:tc>
+          <w:tcPr>
+            <w:tcW w:w="0" w:type="auto"/>
+            <w:vAlign w:val="center"/>
+            <w:hideMark/>
+          </w:tcPr>
+          <w:p>
+            <w:r>
+              <w:t>Moderate</w:t>
+            </w:r>
+          </w:p>
+        </w:tc>
+      </w:tr>
+      <w:tr>
+        <w:trPr>
+          <w:tblCellSpacing w:w="15" w:type="dxa"/>
+        </w:trPr>
+        <w:tc>
+          <w:tcPr>
+            <w:tcW w:w="0" w:type="auto"/>
+            <w:vAlign w:val="center"/>
+            <w:hideMark/>
+          </w:tcPr>
+          <w:p>
+            <w:r>
+              <w:rPr>
+                <w:b/>
+                <w:bCs/>
+              </w:rPr>
+              <w:t>Quantization</w:t>
+            </w:r>
+          </w:p>
+        </w:tc>
+        <w:tc>
+          <w:tcPr>
+            <w:tcW w:w="0" w:type="auto"/>
+            <w:vAlign w:val="center"/>
+            <w:hideMark/>
+          </w:tcPr>
+          <w:p>
+            <w:r>
+              <w:t>High</w:t>
+            </w:r>
+          </w:p>
+        </w:tc>
+        <w:tc>
+          <w:tcPr>
+            <w:tcW w:w="0" w:type="auto"/>
+            <w:vAlign w:val="center"/>
+            <w:hideMark/>
+          </w:tcPr>
+          <w:p>
+            <w:r>
+              <w:t>Very Low</w:t>
+            </w:r>
+          </w:p>
+        </w:tc>
+        <w:tc>
+          <w:tcPr>
+            <w:tcW w:w="0" w:type="auto"/>
+            <w:vAlign w:val="center"/>
+            <w:hideMark/>
+          </w:tcPr>
+          <w:p>
+            <w:r>
+              <w:t>High</w:t>
+            </w:r>
+          </w:p>
+        </w:tc>
+        <w:tc>
+          <w:tcPr>
+            <w:tcW w:w="0" w:type="auto"/>
+            <w:vAlign w:val="center"/>
+            <w:hideMark/>
+          </w:tcPr>
+          <w:p>
+            <w:r>
+              <w:t>Very High</w:t>
+            </w:r>
+          </w:p>
+        </w:tc>
+      </w:tr>
+      <w:tr>
+        <w:trPr>
+          <w:tblCellSpacing w:w="15" w:type="dxa"/>
+        </w:trPr>
+        <w:tc>
+          <w:tcPr>
+            <w:tcW w:w="0" w:type="auto"/>
+            <w:vAlign w:val="center"/>
+            <w:hideMark/>
+          </w:tcPr>
+          <w:p>
+            <w:r>
+              <w:rPr>
+                <w:b/>
+                <w:bCs/>
+              </w:rPr>
+              <w:t>Distillation</w:t>
+            </w:r>
+          </w:p>
+        </w:tc>
+        <w:tc>
+          <w:tcPr>
+            <w:tcW w:w="0" w:type="auto"/>
+            <w:vAlign w:val="center"/>
+            <w:hideMark/>
+          </w:tcPr>
+          <w:p>
+            <w:r>
+              <w:t>High</w:t>
+            </w:r>
+          </w:p>
+        </w:tc>
+        <w:tc>
+          <w:tcPr>
+            <w:tcW w:w="0" w:type="auto"/>
+            <w:vAlign w:val="center"/>
+            <w:hideMark/>
+          </w:tcPr>
+          <w:p>
+            <w:r>
+              <w:t>Very Low</w:t>
+            </w:r>
+          </w:p>
+        </w:tc>
+        <w:tc>
+          <w:tcPr>
+            <w:tcW w:w="0" w:type="auto"/>
+            <w:vAlign w:val="center"/>
+            <w:hideMark/>
+          </w:tcPr>
+          <w:p>
+            <w:r>
+              <w:t>High</w:t>
+            </w:r>
+          </w:p>
+        </w:tc>
+        <w:tc>
+          <w:tcPr>
+            <w:tcW w:w="0" w:type="auto"/>
+            <w:vAlign w:val="center"/>
+            <w:hideMark/>
+          </w:tcPr>
+          <w:p>
+            <w:r>
+              <w:t>Very High</w:t>
+            </w:r>
+          </w:p>
+        </w:tc>
+      </w:tr>
+      <w:tr>
+        <w:trPr>
+          <w:tblCellSpacing w:w="15" w:type="dxa"/>
+        </w:trPr>
+        <w:tc>
+          <w:tcPr>
+            <w:tcW w:w="0" w:type="auto"/>
+            <w:vAlign w:val="center"/>
+            <w:hideMark/>
+          </w:tcPr>
+          <w:p>
+            <w:r>
+              <w:rPr>
+                <w:b/>
+                <w:bCs/>
+              </w:rPr>
+              <w:t>Low-Rank</w:t>
+            </w:r>
+          </w:p>
+        </w:tc>
+        <w:tc>
+          <w:tcPr>
+            <w:tcW w:w="0" w:type="auto"/>
+            <w:vAlign w:val="center"/>
+            <w:hideMark/>
+          </w:tcPr>
+          <w:p>
+            <w:r>
+              <w:t>Medium</w:t>
+            </w:r>
+          </w:p>
+        </w:tc>
+        <w:tc>
+          <w:tcPr>
+            <w:tcW w:w="0" w:type="auto"/>
+            <w:vAlign w:val="center"/>
+            <w:hideMark/>
+          </w:tcPr>
+          <w:p>
+            <w:r>
+              <w:t>Medium</w:t>
+            </w:r>
+          </w:p>
+        </w:tc>
+        <w:tc>
+          <w:tcPr>
+            <w:tcW w:w="0" w:type="auto"/>
+            <w:vAlign w:val="center"/>
+            <w:hideMark/>
+          </w:tcPr>
+          <w:p>
+            <w:r>
+              <w:t>Medium</w:t>
+            </w:r>
+          </w:p>
+        </w:tc>
+        <w:tc>
+          <w:tcPr>
+            <w:tcW w:w="0" w:type="auto"/>
+            <w:vAlign w:val="center"/>
+            <w:hideMark/>
+          </w:tcPr>
+          <w:p>
+            <w:r>
+              <w:t>Moderate</w:t>
+            </w:r>
+          </w:p>
+        </w:tc>
+      </w:tr>
+    </w:tbl>
+    <w:p>
+      <w:pPr>
+        <w:rPr>
+          <w:b/>
+          <w:bCs/>
+        </w:rPr>
+      </w:pPr>
+      <w:r>
+        <w:rPr>
+          <w:b/>
+          <w:bCs/>
+        </w:rPr>
+        <w:t>Final Justification</w:t>
+      </w:r>
+    </w:p>
+    <w:p>
+      <w:pPr>
+        <w:numPr>
+          <w:ilvl w:val="0"/>
+          <w:numId w:val="31"/>
+        </w:numPr>
+      </w:pPr>
+      <w:r>
+        <w:rPr>
+          <w:b/>
+          <w:bCs/>
+        </w:rPr>
+        <w:lastRenderedPageBreak/>
+        <w:t>Best overall</w:t>
+      </w:r>
+      <w:r>
+        <w:t xml:space="preserve"> → Quantization (balance of performance &amp; practicality) </w:t>
+      </w:r>
+    </w:p>
+    <w:p>
+      <w:pPr>
+        <w:numPr>
+          <w:ilvl w:val="0"/>
+          <w:numId w:val="31"/>
+        </w:numPr>
+      </w:pPr>
+      <w:r>
+        <w:rPr>
+          <w:b/>
+          <w:bCs/>
+        </w:rPr>
+        <w:t>Best for lightweight models</w:t>
+      </w:r>
+      <w:r>
+        <w:t xml:space="preserve"> → Distillation </w:t>
+      </w:r>
+    </w:p>
+    <w:p>
+      <w:pPr>
+        <w:numPr>
+          <w:ilvl w:val="0"/>
+          <w:numId w:val="31"/>
+        </w:numPr>
+      </w:pPr>
+      <w:r>
+        <w:rPr>
+          <w:b/>
+          <w:bCs/>
+        </w:rPr>
+        <w:t>Best for fine-tuning efficiency</w:t>
+      </w:r>
+      <w:r>
+        <w:t xml:space="preserve"> → Low-rank methods </w:t>
+      </w:r>
+    </w:p>
+    <w:p>
+      <w:pPr>
+        <w:numPr>
+          <w:ilvl w:val="0"/>
+          <w:numId w:val="31"/>
+        </w:numPr>
+      </w:pPr>
+      <w:r>
+        <w:rPr>
+          <w:b/>
+          <w:bCs/>
+        </w:rPr>
+        <w:t>Pruning</w:t>
+      </w:r>
+      <w:r>
+        <w:t xml:space="preserve"> → Useful but less impactful alone </w:t>
+      </w:r>
+    </w:p>
+    <w:p>
+      <w:r>
+        <w:pict w14:anchorId="66B908A0">
+          <v:rect id="_x0000_i1059" style="width:0;height:1.5pt" o:hralign="center" o:hrstd="t" o:hr="t" fillcolor="#a0a0a0" stroked="f"/>
+        </w:pict>
+      </w:r>
+    </w:p>
+    <w:p>
+      <w:pPr>
+        <w:rPr>
+          <w:b/>
+          <w:bCs/>
+        </w:rPr>
+      </w:pPr>
+      <w:proofErr w:type="gramStart"/>
+      <w:r>
+        <w:rPr>
+          <w:b/>
+          <w:bCs/>
+        </w:rPr>
+        <w:t xml:space="preserve">Conclusion </w:t>
+      </w:r>
+      <w:r>
+        <w:rPr>
+          <w:b/>
+          <w:bCs/>
+        </w:rPr>
+        <w:t>:</w:t>
+      </w:r>
+      <w:proofErr w:type="gramEnd"/>
+    </w:p>
+    <w:p>
+      <w:r>
+        <w:t>Model compression is essential for deploying LLMs in real-world systems. While quantization and distillation are the most practical, combining multiple techniques often yields the best trade-off between accuracy and efficiency.</w:t>
+      </w:r>
+    </w:p>
+    <w:p/>
+    <w:p>
+      <w:pPr>
+        <w:rPr>
+          <w:color w:val="E97132" w:themeColor="accent2"/>
+        </w:rPr>
+      </w:pPr>
+      <w:r>
+        <w:br/>
+      </w:r>
+      <w:r>
+        <w:rPr>
+          <w:color w:val="E97132" w:themeColor="accent2"/>
+        </w:rPr>
+        <w:t xml:space="preserve">2) </w:t>
+      </w:r>
+      <w:r>
+        <w:rPr>
+          <w:color w:val="E97132" w:themeColor="accent2"/>
+        </w:rPr>
+        <w:t>Critically evaluate the effectiveness of quantization</w:t>
+      </w:r>
+      <w:r>
+        <w:rPr>
+          <w:color w:val="E97132" w:themeColor="accent2"/>
+        </w:rPr>
+        <w:t xml:space="preserve"> </w:t>
+      </w:r>
+      <w:r>
+        <w:rPr>
+          <w:color w:val="E97132" w:themeColor="accent2"/>
+        </w:rPr>
+        <w:t>aware training and knowledge distillation for deploying deep learning models on edge and mobile devices.</w:t>
+      </w:r>
+    </w:p>
+    <w:p>
+      <w:pPr>
+        <w:rPr>
+          <w:b/>
+          <w:bCs/>
+        </w:rPr>
+      </w:pPr>
+      <w:r>
+        <w:rPr>
+          <w:b/>
+          <w:bCs/>
+        </w:rPr>
+        <w:t>Introduction</w:t>
+      </w:r>
+      <w:r>
+        <w:rPr>
+          <w:b/>
+          <w:bCs/>
+        </w:rPr>
+        <w:t>:</w:t>
+      </w:r>
+    </w:p>
+    <w:p>
+      <w:r>
+        <w:t>Deep learning models are powerful but often too large and computationally intensive for deployment on edge and mobile devices. To overcome these limitations, techniques such as Quantization-Aware Training (QAT) and Knowledge Distillation (KD) are used. These methods aim to reduce model size and computation while maintaining performance in terms of accuracy, latency, memory usage, and energy efficiency.</w:t>
+      </w:r>
+    </w:p>
+    <w:p>
+      <w:r>
+        <w:pict w14:anchorId="550F32A1">
+          <v:rect id="_x0000_i1102" style="width:0;height:1.5pt" o:hralign="center" o:hrstd="t" o:hr="t" fillcolor="#a0a0a0" stroked="f"/>
+        </w:pict>
+      </w:r>
+    </w:p>
+    <w:p>
+      <w:pPr>
+        <w:rPr>
+          <w:b/>
+          <w:bCs/>
+        </w:rPr>
+      </w:pPr>
+      <w:r>
+        <w:rPr>
+          <w:b/>
+          <w:bCs/>
+        </w:rPr>
+        <w:t>Quantization-Aware Training (QAT)</w:t>
+      </w:r>
+      <w:r>
+        <w:rPr>
+          <w:b/>
+          <w:bCs/>
+        </w:rPr>
+        <w:t>:</w:t>
+      </w:r>
+    </w:p>
+    <w:p>
+      <w:r>
+        <w:t>Concept</w:t>
+      </w:r>
+    </w:p>
+    <w:p>
+      <w:r>
+        <w:t>Quantization-Aware Training involves training a model while simulating low-precision computations (such as INT8 or INT4). This enables the model to adapt to quantization effects during training, reducing performance loss after deployment.</w:t>
+      </w:r>
+    </w:p>
+    <w:p>
+      <w:r>
+        <w:t>Accuracy Retention</w:t>
+      </w:r>
+    </w:p>
+    <w:p>
+      <w:r>
+        <w:t>QAT provides very high accuracy retention because the model learns to handle quantization noise during training. Compared to post-training quantization, it results in minimal accuracy degradation and is suitable for sensitive applications.</w:t>
+      </w:r>
+    </w:p>
+    <w:p>
+      <w:r>
+        <w:t>Latency</w:t>
+      </w:r>
+    </w:p>
+    <w:p>
+      <w:r>
+        <w:lastRenderedPageBreak/>
+        <w:t>QAT significantly reduces latency since integer operations are faster than floating-point operations. This makes inference faster on edge devices equipped with optimized hardware.</w:t>
+      </w:r>
+    </w:p>
+    <w:p>
+      <w:r>
+        <w:t>Memory Usage</w:t>
+      </w:r>
+    </w:p>
+    <w:p>
+      <w:r>
+        <w:t>The model size is reduced by approximately 2× to 4× due to lower precision weights. This allows deployment on devices with limited memory capacity.</w:t>
+      </w:r>
+    </w:p>
+    <w:p>
+      <w:r>
+        <w:t>Energy Efficiency</w:t>
+      </w:r>
+    </w:p>
+    <w:p>
+      <w:r>
+        <w:t>QAT improves energy efficiency by reducing computational complexity and enabling efficient integer arithmetic, which consumes less power.</w:t>
+      </w:r>
+    </w:p>
+    <w:p>
+      <w:r>
+        <w:t>Limitations</w:t>
+      </w:r>
+    </w:p>
+    <w:p>
+      <w:r>
+        <w:t>Despite its advantages, QAT requires retraining, increases model development complexity, and depends on hardware support for quantized operations.</w:t>
+      </w:r>
+    </w:p>
+    <w:p>
+      <w:r>
+        <w:pict w14:anchorId="43163051">
+          <v:rect id="_x0000_i1103" style="width:0;height:1.5pt" o:hralign="center" o:hrstd="t" o:hr="t" fillcolor="#a0a0a0" stroked="f"/>
+        </w:pict>
+      </w:r>
+    </w:p>
+    <w:p>
+      <w:pPr>
+        <w:rPr>
+          <w:b/>
+          <w:bCs/>
+        </w:rPr>
+      </w:pPr>
+      <w:r>
+        <w:rPr>
+          <w:b/>
+          <w:bCs/>
+        </w:rPr>
+        <w:t>Knowledge Distillation (KD)</w:t>
+      </w:r>
+      <w:r>
+        <w:rPr>
+          <w:b/>
+          <w:bCs/>
+        </w:rPr>
+        <w:t>:</w:t>
+      </w:r>
+    </w:p>
+    <w:p>
+      <w:r>
+        <w:t>Concept</w:t>
+      </w:r>
+    </w:p>
+    <w:p>
+      <w:r>
+        <w:t>Knowledge Distillation transfers knowledge from a large “teacher” model to a smaller “student” model. The student model learns to mimic the teacher’s outputs, resulting in a compact and efficient model.</w:t>
+      </w:r>
+    </w:p>
+    <w:p>
+      <w:r>
+        <w:t>Accuracy Retention</w:t>
+      </w:r>
+    </w:p>
+    <w:p>
+      <w:r>
+        <w:t>KD achieves slightly lower accuracy compared to the teacher model but performs significantly better than training a small model from scratch. The final accuracy depends on the effectiveness of knowledge transfer.</w:t>
+      </w:r>
+    </w:p>
+    <w:p>
+      <w:r>
+        <w:t>Latency</w:t>
+      </w:r>
+    </w:p>
+    <w:p>
+      <w:r>
+        <w:t>Latency is greatly reduced because the student model is smaller and requires fewer computations, enabling faster inference.</w:t>
+      </w:r>
+    </w:p>
+    <w:p>
+      <w:r>
+        <w:t>Memory Usage</w:t>
+      </w:r>
+    </w:p>
+    <w:p>
+      <w:r>
+        <w:t>KD significantly reduces memory requirements, often shrinking model size by up to 10×, making it highly suitable for mobile devices.</w:t>
+      </w:r>
+    </w:p>
+    <w:p>
+      <w:r>
+        <w:t>Energy Efficiency</w:t>
+      </w:r>
+    </w:p>
+    <w:p>
+      <w:r>
+        <w:t>Energy consumption is minimized due to fewer operations and reduced computational load, making KD ideal for battery-powered devices.</w:t>
+      </w:r>
+    </w:p>
+    <w:p>
+      <w:r>
+        <w:t>Limitations</w:t>
+      </w:r>
+    </w:p>
+    <w:p>
+      <w:r>
+        <w:lastRenderedPageBreak/>
+        <w:t>The main limitation is the potential loss of accuracy and the complexity of designing an effective teacher-student training process.</w:t>
+      </w:r>
+    </w:p>
+    <w:p>
+      <w:r>
+        <w:pict w14:anchorId="4548677F">
+          <v:rect id="_x0000_i1104" style="width:0;height:1.5pt" o:hralign="center" o:hrstd="t" o:hr="t" fillcolor="#a0a0a0" stroked="f"/>
+        </w:pict>
+      </w:r>
+    </w:p>
+    <w:p>
+      <w:pPr>
+        <w:rPr>
+          <w:b/>
+          <w:bCs/>
+        </w:rPr>
+      </w:pPr>
+      <w:r>
+        <w:rPr>
+          <w:b/>
+          <w:bCs/>
+        </w:rPr>
+        <w:t>Deployment Suitability Analysis</w:t>
+      </w:r>
+      <w:r>
+        <w:rPr>
+          <w:b/>
+          <w:bCs/>
+        </w:rPr>
+        <w:t>:</w:t>
+      </w:r>
+    </w:p>
+    <w:p>
+      <w:r>
+        <w:t xml:space="preserve">Quantization-Aware Training is best suited for scenarios where accuracy is </w:t>
+      </w:r>
+      <w:proofErr w:type="gramStart"/>
+      <w:r>
+        <w:t>critical</w:t>
+      </w:r>
+      <w:proofErr w:type="gramEnd"/>
+      <w:r>
+        <w:t xml:space="preserve"> and hardware supports quantized operations. It provides a strong balance between performance and efficiency but requires more effort during training.</w:t>
+      </w:r>
+    </w:p>
+    <w:p>
+      <w:r>
+        <w:t>Knowledge Distillation is more suitable for resource-constrained environments, where low latency, minimal memory usage, and energy efficiency are the primary concerns. It is also easier to deploy across different hardware platforms due to its flexibility.</w:t>
+      </w:r>
+    </w:p>
+    <w:p>
+      <w:r>
+        <w:pict w14:anchorId="05B74556">
+          <v:rect id="_x0000_i1105" style="width:0;height:1.5pt" o:hralign="center" o:hrstd="t" o:hr="t" fillcolor="#a0a0a0" stroked="f"/>
+        </w:pict>
+      </w:r>
+    </w:p>
+    <w:p>
+      <w:pPr>
+        <w:rPr>
+          <w:b/>
+          <w:bCs/>
+          <w:i/>
+          <w:iCs/>
+        </w:rPr>
+      </w:pPr>
+      <w:r>
+        <w:rPr>
+          <w:b/>
+          <w:bCs/>
+          <w:i/>
+          <w:iCs/>
+        </w:rPr>
+        <w:t>Conclusion</w:t>
+      </w:r>
+      <w:r>
+        <w:rPr>
+          <w:b/>
+          <w:bCs/>
+          <w:i/>
+          <w:iCs/>
+        </w:rPr>
+        <w:t>:</w:t>
+      </w:r>
+    </w:p>
+    <w:p>
+      <w:r>
+        <w:t>Both QAT and Knowledge Distillation are effective for deploying deep learning models on edge and mobile devices. QAT is preferred when maintaining high accuracy is essential, while KD is ideal for lightweight and scalable deployment. In practice, combining both techniques can provide the best trade-off between accuracy, efficiency, and deployment feasibility.</w:t>
+      </w:r>
+    </w:p>
+    <w:p>
+      <w:pPr>
+        <w:rPr>
+          <w:b/>
+          <w:bCs/>
+        </w:rPr>
+      </w:pPr>
+      <w:r>
+        <w:rPr>
+          <w:b/>
+          <w:bCs/>
+        </w:rPr>
+        <w:t>Comparison:</w:t>
+      </w:r>
+    </w:p>
+    <w:tbl>
+      <w:tblPr>
+        <w:tblW w:w="0" w:type="auto"/>
+        <w:tblCellSpacing w:w="15" w:type="dxa"/>
+        <w:tblCellMar>
+          <w:top w:w="15" w:type="dxa"/>
+          <w:left w:w="15" w:type="dxa"/>
+          <w:bottom w:w="15" w:type="dxa"/>
+          <w:right w:w="15" w:type="dxa"/>
+        </w:tblCellMar>
+        <w:tblLook w:val="04A0" w:firstRow="1" w:lastRow="0" w:firstColumn="1" w:lastColumn="0" w:noHBand="0" w:noVBand="1"/>
+      </w:tblPr>
+      <w:tblGrid>
+        <w:gridCol w:w="2448"/>
+        <w:gridCol w:w="1045"/>
+        <w:gridCol w:w="2380"/>
+      </w:tblGrid>
+      <w:tr>
+        <w:trPr>
+          <w:tblHeader/>
+          <w:tblCellSpacing w:w="15" w:type="dxa"/>
+        </w:trPr>
+        <w:tc>
+          <w:tcPr>
+            <w:tcW w:w="0" w:type="auto"/>
+            <w:vAlign w:val="center"/>
+            <w:hideMark/>
+          </w:tcPr>
+          <w:p>
+            <w:r>
+              <w:t>Factor</w:t>
+            </w:r>
+          </w:p>
+        </w:tc>
+        <w:tc>
+          <w:tcPr>
+            <w:tcW w:w="0" w:type="auto"/>
+            <w:vAlign w:val="center"/>
+            <w:hideMark/>
+          </w:tcPr>
+          <w:p>
+            <w:r>
+              <w:t>QAT</w:t>
+            </w:r>
+          </w:p>
+        </w:tc>
+        <w:tc>
+          <w:tcPr>
+            <w:tcW w:w="0" w:type="auto"/>
+            <w:vAlign w:val="center"/>
+            <w:hideMark/>
+          </w:tcPr>
+          <w:p>
+            <w:r>
+              <w:t>Knowledge Distillation</w:t>
+            </w:r>
+          </w:p>
+        </w:tc>
+      </w:tr>
+      <w:tr>
+        <w:trPr>
+          <w:tblCellSpacing w:w="15" w:type="dxa"/>
+        </w:trPr>
+        <w:tc>
+          <w:tcPr>
+            <w:tcW w:w="0" w:type="auto"/>
+            <w:vAlign w:val="center"/>
+            <w:hideMark/>
+          </w:tcPr>
+          <w:p>
+            <w:r>
+              <w:t>Accuracy</w:t>
+            </w:r>
+          </w:p>
+        </w:tc>
+        <w:tc>
+          <w:tcPr>
+            <w:tcW w:w="0" w:type="auto"/>
+            <w:vAlign w:val="center"/>
+            <w:hideMark/>
+          </w:tcPr>
+          <w:p>
+            <w:r>
+              <w:t>Higher</w:t>
+            </w:r>
+          </w:p>
+        </w:tc>
+        <w:tc>
+          <w:tcPr>
+            <w:tcW w:w="0" w:type="auto"/>
+            <w:vAlign w:val="center"/>
+            <w:hideMark/>
+          </w:tcPr>
+          <w:p>
+            <w:r>
+              <w:t>Slightly lower</w:t>
+            </w:r>
+          </w:p>
+        </w:tc>
+      </w:tr>
+      <w:tr>
+        <w:trPr>
+          <w:tblCellSpacing w:w="15" w:type="dxa"/>
+        </w:trPr>
+        <w:tc>
+          <w:tcPr>
+            <w:tcW w:w="0" w:type="auto"/>
+            <w:vAlign w:val="center"/>
+            <w:hideMark/>
+          </w:tcPr>
+          <w:p>
+            <w:r>
+              <w:t>Latency</w:t>
+            </w:r>
+          </w:p>
+        </w:tc>
+        <w:tc>
+          <w:tcPr>
+            <w:tcW w:w="0" w:type="auto"/>
+            <w:vAlign w:val="center"/>
+            <w:hideMark/>
+          </w:tcPr>
+          <w:p>
+            <w:r>
+              <w:t>Low</w:t>
+            </w:r>
+          </w:p>
+        </w:tc>
+        <w:tc>
+          <w:tcPr>
+            <w:tcW w:w="0" w:type="auto"/>
+            <w:vAlign w:val="center"/>
+            <w:hideMark/>
+          </w:tcPr>
+          <w:p>
+            <w:r>
+              <w:t>Very low</w:t>
+            </w:r>
+          </w:p>
+        </w:tc>
+      </w:tr>
+      <w:tr>
+        <w:trPr>
+          <w:tblCellSpacing w:w="15" w:type="dxa"/>
+        </w:trPr>
+        <w:tc>
+          <w:tcPr>
+            <w:tcW w:w="0" w:type="auto"/>
+            <w:vAlign w:val="center"/>
+            <w:hideMark/>
+          </w:tcPr>
+          <w:p>
+            <w:r>
+              <w:t>Memory</w:t>
+            </w:r>
+          </w:p>
+        </w:tc>
+        <w:tc>
+          <w:tcPr>
+            <w:tcW w:w="0" w:type="auto"/>
+            <w:vAlign w:val="center"/>
+            <w:hideMark/>
+          </w:tcPr>
+          <w:p>
+            <w:r>
+              <w:t>Reduced</w:t>
+            </w:r>
+          </w:p>
+        </w:tc>
+        <w:tc>
+          <w:tcPr>
+            <w:tcW w:w="0" w:type="auto"/>
+            <w:vAlign w:val="center"/>
+            <w:hideMark/>
+          </w:tcPr>
+          <w:p>
+            <w:r>
+              <w:t>Highly reduced</w:t>
+            </w:r>
+          </w:p>
+        </w:tc>
+      </w:tr>
+      <w:tr>
+        <w:trPr>
+          <w:tblCellSpacing w:w="15" w:type="dxa"/>
+        </w:trPr>
+        <w:tc>
+          <w:tcPr>
+            <w:tcW w:w="0" w:type="auto"/>
+            <w:vAlign w:val="center"/>
+            <w:hideMark/>
+          </w:tcPr>
+          <w:p>
+            <w:r>
+              <w:t>Energy</w:t>
+            </w:r>
+          </w:p>
+        </w:tc>
+        <w:tc>
+          <w:tcPr>
+            <w:tcW w:w="0" w:type="auto"/>
+            <w:vAlign w:val="center"/>
+            <w:hideMark/>
+          </w:tcPr>
+          <w:p>
+            <w:r>
+              <w:t>Efficient</w:t>
+            </w:r>
+          </w:p>
+        </w:tc>
+        <w:tc>
+          <w:tcPr>
+            <w:tcW w:w="0" w:type="auto"/>
+            <w:vAlign w:val="center"/>
+            <w:hideMark/>
+          </w:tcPr>
+          <w:p>
+            <w:r>
+              <w:t>More efficient</w:t>
+            </w:r>
+          </w:p>
+        </w:tc>
+      </w:tr>
+      <w:tr>
+        <w:trPr>
+          <w:tblCellSpacing w:w="15" w:type="dxa"/>
+        </w:trPr>
+        <w:tc>
+          <w:tcPr>
+            <w:tcW w:w="0" w:type="auto"/>
+            <w:vAlign w:val="center"/>
+            <w:hideMark/>
+          </w:tcPr>
+          <w:p>
+            <w:r>
+              <w:t>Hardware Dependency</w:t>
+            </w:r>
+          </w:p>
+        </w:tc>
+        <w:tc>
+          <w:tcPr>
+            <w:tcW w:w="0" w:type="auto"/>
+            <w:vAlign w:val="center"/>
+            <w:hideMark/>
+          </w:tcPr>
+          <w:p>
+            <w:r>
+              <w:t>High</w:t>
+            </w:r>
+          </w:p>
+        </w:tc>
+        <w:tc>
+          <w:tcPr>
+            <w:tcW w:w="0" w:type="auto"/>
+            <w:vAlign w:val="center"/>
+            <w:hideMark/>
+          </w:tcPr>
+          <w:p>
+            <w:r>
+              <w:t>Low</w:t>
+            </w:r>
+          </w:p>
+        </w:tc>
+      </w:tr>
+      <w:tr>
+        <w:trPr>
+          <w:tblCellSpacing w:w="15" w:type="dxa"/>
+        </w:trPr>
+        <w:tc>
+          <w:tcPr>
+            <w:tcW w:w="0" w:type="auto"/>
+            <w:vAlign w:val="center"/>
+            <w:hideMark/>
+          </w:tcPr>
+          <w:p>
+            <w:r>
+              <w:t>Ease of Deployment</w:t>
+            </w:r>
+          </w:p>
+        </w:tc>
+        <w:tc>
+          <w:tcPr>
+            <w:tcW w:w="0" w:type="auto"/>
+            <w:vAlign w:val="center"/>
+            <w:hideMark/>
+          </w:tcPr>
+          <w:p>
+            <w:r>
+              <w:t>Moderate</w:t>
+            </w:r>
+          </w:p>
+        </w:tc>
+        <w:tc>
+          <w:tcPr>
+            <w:tcW w:w="0" w:type="auto"/>
+            <w:vAlign w:val="center"/>
+            <w:hideMark/>
+          </w:tcPr>
+          <w:p>
+            <w:r>
+              <w:t>High</w:t>
+            </w:r>
+          </w:p>
+        </w:tc>
+      </w:tr>
+    </w:tbl>
+    <w:p>
+      <w:pPr>
+        <w:rPr>
+          <w:b/>
+          <w:bCs/>
+        </w:rPr>
+      </w:pPr>
+    </w:p>
+    <w:p/>
+    <w:p/>
+    <w:p>
+      <w:r>
+        <w:rPr>
+          <w:noProof/>
+        </w:rPr>
+        <mc:AlternateContent>
+          <mc:Choice Requires="wps">
+            <w:drawing>
+              <wp:anchor distT="0" distB="0" distL="114300" distR="114300" simplePos="0" relativeHeight="251663360" behindDoc="0" locked="0" layoutInCell="1" allowOverlap="1" wp14:anchorId="773892F2" wp14:editId="506A5156">
+                <wp:simplePos x="0" y="0"/>
+                <wp:positionH relativeFrom="column">
+                  <wp:posOffset>0</wp:posOffset>
+                </wp:positionH>
+                <wp:positionV relativeFrom="paragraph">
+                  <wp:posOffset>0</wp:posOffset>
+                </wp:positionV>
+                <wp:extent cx="6362700" cy="38100"/>
+                <wp:effectExtent l="0" t="0" r="19050" b="19050"/>
+                <wp:wrapNone/>
+                <wp:docPr id="2013958320" name="Straight Connector 2"/>
+                <wp:cNvGraphicFramePr/>
+                <a:graphic xmlns:a="http://schemas.openxmlformats.org/drawingml/2006/main">
+                  <a:graphicData uri="http://schemas.microsoft.com/office/word/2010/wordprocessingShape">
+                    <wps:wsp>
+                      <wps:cNvCnPr/>
+                      <wps:spPr>
+                        <a:xfrm flipV="1">
+                          <a:off x="0" y="0"/>
+                          <a:ext cx="6362700" cy="38100"/>
+                        </a:xfrm>
+                        <a:prstGeom prst="line">
+                          <a:avLst/>
+                        </a:prstGeom>
+                      </wps:spPr>
+                      <wps:style>
+                        <a:lnRef idx="2">
+                          <a:schemeClr val="accent1"/>
+                        </a:lnRef>
+                        <a:fillRef idx="0">
+                          <a:schemeClr val="accent1"/>
+                        </a:fillRef>
+                        <a:effectRef idx="1">
+                          <a:schemeClr val="accent1"/>
+                        </a:effectRef>
+                        <a:fontRef idx="minor">
+                          <a:schemeClr val="tx1"/>
+                        </a:fontRef>
+                      </wps:style>
+                      <wps:bodyPr/>
+                    </wps:wsp>
+                  </a:graphicData>
+                </a:graphic>
+              </wp:anchor>
+            </w:drawing>
+          </mc:Choice>
+          <mc:Fallback>
+            <w:pict>
+              <v:line w14:anchorId="04591BCC" id="Straight Connector 2" o:spid="_x0000_s1026" style="position:absolute;flip:y;z-index:251663360;visibility:visible;mso-wrap-style:square;mso-wrap-distance-left:9pt;mso-wrap-distance-top:0;mso-wrap-distance-right:9pt;mso-wrap-distance-bottom:0;mso-position-horizontal:absolute;mso-position-horizontal-relative:text;mso-position-vertical:absolute;mso-position-vertical-relative:text" from="0,0" to="501pt,3pt" o:gfxdata="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" strokecolor="#156082 [3204]" strokeweight="1.5pt">
+                <v:stroke joinstyle="miter"/>
+              </v:line>
+            </w:pict>
+          </mc:Fallback>
+        </mc:AlternateContent>
+      </w:r>
+      <w:r>
+        <w:t>xd</w:t>
+      </w:r>
+    </w:p>
+    <w:p/>
+    <w:p>
+      <w:pPr>
+        <w:pStyle w:val="Heading1"/>
+      </w:pPr>
+      <w:r>
+        <w:lastRenderedPageBreak/>
+        <w:t>Unit- 3</w:t>
+      </w:r>
+      <w:r>
+        <w:t xml:space="preserve"> </w:t>
+      </w:r>
+      <w:r>
+        <w:br/>
+        <w:t>PART – C</w:t>
+      </w:r>
+    </w:p>
     <w:p/>
     <w:sectPr>
       <w:pgSz w:w="11906" w:h="16838"/>
@@ -861,6 +5245,864 @@
     </w:lvl>
   </w:abstractNum>
   <w:abstractNum w:abstractNumId="1" w15:restartNumberingAfterBreak="0">
+    <w:nsid w:val="03BA16D4"/>
+    <w:multiLevelType w:val="multilevel"/>
+    <w:tmpl w:val="04EC2296"/>
+    <w:lvl w:ilvl="0">
+      <w:start w:val="1"/>
+      <w:numFmt w:val="bullet"/>
+      <w:lvlText w:val=""/>
+      <w:lvlJc w:val="left"/>
+      <w:pPr>
+        <w:tabs>
+          <w:tab w:val="num" w:pos="720"/>
+        </w:tabs>
+        <w:ind w:left="720" w:hanging="360"/>
+      </w:pPr>
+      <w:rPr>
+        <w:rFonts w:ascii="Symbol" w:hAnsi="Symbol" w:hint="default"/>
+        <w:sz w:val="20"/>
+      </w:rPr>
+    </w:lvl>
+    <w:lvl w:ilvl="1" w:tentative="1">
+      <w:start w:val="1"/>
+      <w:numFmt w:val="bullet"/>
+      <w:lvlText w:val="o"/>
+      <w:lvlJc w:val="left"/>
+      <w:pPr>
+        <w:tabs>
+          <w:tab w:val="num" w:pos="1440"/>
+        </w:tabs>
+        <w:ind w:left="1440" w:hanging="360"/>
+      </w:pPr>
+      <w:rPr>
+        <w:rFonts w:ascii="Courier New" w:hAnsi="Courier New" w:hint="default"/>
+        <w:sz w:val="20"/>
+      </w:rPr>
+    </w:lvl>
+    <w:lvl w:ilvl="2" w:tentative="1">
+      <w:start w:val="1"/>
+      <w:numFmt w:val="bullet"/>
+      <w:lvlText w:val=""/>
+      <w:lvlJc w:val="left"/>
+      <w:pPr>
+        <w:tabs>
+          <w:tab w:val="num" w:pos="2160"/>
+        </w:tabs>
+        <w:ind w:left="2160" w:hanging="360"/>
+      </w:pPr>
+      <w:rPr>
+        <w:rFonts w:ascii="Wingdings" w:hAnsi="Wingdings" w:hint="default"/>
+        <w:sz w:val="20"/>
+      </w:rPr>
+    </w:lvl>
+    <w:lvl w:ilvl="3" w:tentative="1">
+      <w:start w:val="1"/>
+      <w:numFmt w:val="bullet"/>
+      <w:lvlText w:val=""/>
+      <w:lvlJc w:val="left"/>
+      <w:pPr>
+        <w:tabs>
+          <w:tab w:val="num" w:pos="2880"/>
+        </w:tabs>
+        <w:ind w:left="2880" w:hanging="360"/>
+      </w:pPr>
+      <w:rPr>
+        <w:rFonts w:ascii="Wingdings" w:hAnsi="Wingdings" w:hint="default"/>
+        <w:sz w:val="20"/>
+      </w:rPr>
+    </w:lvl>
+    <w:lvl w:ilvl="4" w:tentative="1">
+      <w:start w:val="1"/>
+      <w:numFmt w:val="bullet"/>
+      <w:lvlText w:val=""/>
+      <w:lvlJc w:val="left"/>
+      <w:pPr>
+        <w:tabs>
+          <w:tab w:val="num" w:pos="3600"/>
+        </w:tabs>
+        <w:ind w:left="3600" w:hanging="360"/>
+      </w:pPr>
+      <w:rPr>
+        <w:rFonts w:ascii="Wingdings" w:hAnsi="Wingdings" w:hint="default"/>
+        <w:sz w:val="20"/>
+      </w:rPr>
+    </w:lvl>
+    <w:lvl w:ilvl="5" w:tentative="1">
+      <w:start w:val="1"/>
+      <w:numFmt w:val="bullet"/>
+      <w:lvlText w:val=""/>
+      <w:lvlJc w:val="left"/>
+      <w:pPr>
+        <w:tabs>
+          <w:tab w:val="num" w:pos="4320"/>
+        </w:tabs>
+        <w:ind w:left="4320" w:hanging="360"/>
+      </w:pPr>
+      <w:rPr>
+        <w:rFonts w:ascii="Wingdings" w:hAnsi="Wingdings" w:hint="default"/>
+        <w:sz w:val="20"/>
+      </w:rPr>
+    </w:lvl>
+    <w:lvl w:ilvl="6" w:tentative="1">
+      <w:start w:val="1"/>
+      <w:numFmt w:val="bullet"/>
+      <w:lvlText w:val=""/>
+      <w:lvlJc w:val="left"/>
+      <w:pPr>
+        <w:tabs>
+          <w:tab w:val="num" w:pos="5040"/>
+        </w:tabs>
+        <w:ind w:left="5040" w:hanging="360"/>
+      </w:pPr>
+      <w:rPr>
+        <w:rFonts w:ascii="Wingdings" w:hAnsi="Wingdings" w:hint="default"/>
+        <w:sz w:val="20"/>
+      </w:rPr>
+    </w:lvl>
+    <w:lvl w:ilvl="7" w:tentative="1">
+      <w:start w:val="1"/>
+      <w:numFmt w:val="bullet"/>
+      <w:lvlText w:val=""/>
+      <w:lvlJc w:val="left"/>
+      <w:pPr>
+        <w:tabs>
+          <w:tab w:val="num" w:pos="5760"/>
+        </w:tabs>
+        <w:ind w:left="5760" w:hanging="360"/>
+      </w:pPr>
+      <w:rPr>
+        <w:rFonts w:ascii="Wingdings" w:hAnsi="Wingdings" w:hint="default"/>
+        <w:sz w:val="20"/>
+      </w:rPr>
+    </w:lvl>
+    <w:lvl w:ilvl="8" w:tentative="1">
+      <w:start w:val="1"/>
+      <w:numFmt w:val="bullet"/>
+      <w:lvlText w:val=""/>
+      <w:lvlJc w:val="left"/>
+      <w:pPr>
+        <w:tabs>
+          <w:tab w:val="num" w:pos="6480"/>
+        </w:tabs>
+        <w:ind w:left="6480" w:hanging="360"/>
+      </w:pPr>
+      <w:rPr>
+        <w:rFonts w:ascii="Wingdings" w:hAnsi="Wingdings" w:hint="default"/>
+        <w:sz w:val="20"/>
+      </w:rPr>
+    </w:lvl>
+  </w:abstractNum>
+  <w:abstractNum w:abstractNumId="2" w15:restartNumberingAfterBreak="0">
+    <w:nsid w:val="098F6CA8"/>
+    <w:multiLevelType w:val="multilevel"/>
+    <w:tmpl w:val="65223BB0"/>
+    <w:lvl w:ilvl="0">
+      <w:start w:val="1"/>
+      <w:numFmt w:val="bullet"/>
+      <w:lvlText w:val=""/>
+      <w:lvlJc w:val="left"/>
+      <w:pPr>
+        <w:tabs>
+          <w:tab w:val="num" w:pos="720"/>
+        </w:tabs>
+        <w:ind w:left="720" w:hanging="360"/>
+      </w:pPr>
+      <w:rPr>
+        <w:rFonts w:ascii="Symbol" w:hAnsi="Symbol" w:hint="default"/>
+        <w:sz w:val="20"/>
+      </w:rPr>
+    </w:lvl>
+    <w:lvl w:ilvl="1" w:tentative="1">
+      <w:start w:val="1"/>
+      <w:numFmt w:val="bullet"/>
+      <w:lvlText w:val="o"/>
+      <w:lvlJc w:val="left"/>
+      <w:pPr>
+        <w:tabs>
+          <w:tab w:val="num" w:pos="1440"/>
+        </w:tabs>
+        <w:ind w:left="1440" w:hanging="360"/>
+      </w:pPr>
+      <w:rPr>
+        <w:rFonts w:ascii="Courier New" w:hAnsi="Courier New" w:hint="default"/>
+        <w:sz w:val="20"/>
+      </w:rPr>
+    </w:lvl>
+    <w:lvl w:ilvl="2" w:tentative="1">
+      <w:start w:val="1"/>
+      <w:numFmt w:val="bullet"/>
+      <w:lvlText w:val=""/>
+      <w:lvlJc w:val="left"/>
+      <w:pPr>
+        <w:tabs>
+          <w:tab w:val="num" w:pos="2160"/>
+        </w:tabs>
+        <w:ind w:left="2160" w:hanging="360"/>
+      </w:pPr>
+      <w:rPr>
+        <w:rFonts w:ascii="Wingdings" w:hAnsi="Wingdings" w:hint="default"/>
+        <w:sz w:val="20"/>
+      </w:rPr>
+    </w:lvl>
+    <w:lvl w:ilvl="3" w:tentative="1">
+      <w:start w:val="1"/>
+      <w:numFmt w:val="bullet"/>
+      <w:lvlText w:val=""/>
+      <w:lvlJc w:val="left"/>
+      <w:pPr>
+        <w:tabs>
+          <w:tab w:val="num" w:pos="2880"/>
+        </w:tabs>
+        <w:ind w:left="2880" w:hanging="360"/>
+      </w:pPr>
+      <w:rPr>
+        <w:rFonts w:ascii="Wingdings" w:hAnsi="Wingdings" w:hint="default"/>
+        <w:sz w:val="20"/>
+      </w:rPr>
+    </w:lvl>
+    <w:lvl w:ilvl="4" w:tentative="1">
+      <w:start w:val="1"/>
+      <w:numFmt w:val="bullet"/>
+      <w:lvlText w:val=""/>
+      <w:lvlJc w:val="left"/>
+      <w:pPr>
+        <w:tabs>
+          <w:tab w:val="num" w:pos="3600"/>
+        </w:tabs>
+        <w:ind w:left="3600" w:hanging="360"/>
+      </w:pPr>
+      <w:rPr>
+        <w:rFonts w:ascii="Wingdings" w:hAnsi="Wingdings" w:hint="default"/>
+        <w:sz w:val="20"/>
+      </w:rPr>
+    </w:lvl>
+    <w:lvl w:ilvl="5" w:tentative="1">
+      <w:start w:val="1"/>
+      <w:numFmt w:val="bullet"/>
+      <w:lvlText w:val=""/>
+      <w:lvlJc w:val="left"/>
+      <w:pPr>
+        <w:tabs>
+          <w:tab w:val="num" w:pos="4320"/>
+        </w:tabs>
+        <w:ind w:left="4320" w:hanging="360"/>
+      </w:pPr>
+      <w:rPr>
+        <w:rFonts w:ascii="Wingdings" w:hAnsi="Wingdings" w:hint="default"/>
+        <w:sz w:val="20"/>
+      </w:rPr>
+    </w:lvl>
+    <w:lvl w:ilvl="6" w:tentative="1">
+      <w:start w:val="1"/>
+      <w:numFmt w:val="bullet"/>
+      <w:lvlText w:val=""/>
+      <w:lvlJc w:val="left"/>
+      <w:pPr>
+        <w:tabs>
+          <w:tab w:val="num" w:pos="5040"/>
+        </w:tabs>
+        <w:ind w:left="5040" w:hanging="360"/>
+      </w:pPr>
+      <w:rPr>
+        <w:rFonts w:ascii="Wingdings" w:hAnsi="Wingdings" w:hint="default"/>
+        <w:sz w:val="20"/>
+      </w:rPr>
+    </w:lvl>
+    <w:lvl w:ilvl="7" w:tentative="1">
+      <w:start w:val="1"/>
+      <w:numFmt w:val="bullet"/>
+      <w:lvlText w:val=""/>
+      <w:lvlJc w:val="left"/>
+      <w:pPr>
+        <w:tabs>
+          <w:tab w:val="num" w:pos="5760"/>
+        </w:tabs>
+        <w:ind w:left="5760" w:hanging="360"/>
+      </w:pPr>
+      <w:rPr>
+        <w:rFonts w:ascii="Wingdings" w:hAnsi="Wingdings" w:hint="default"/>
+        <w:sz w:val="20"/>
+      </w:rPr>
+    </w:lvl>
+    <w:lvl w:ilvl="8" w:tentative="1">
+      <w:start w:val="1"/>
+      <w:numFmt w:val="bullet"/>
+      <w:lvlText w:val=""/>
+      <w:lvlJc w:val="left"/>
+      <w:pPr>
+        <w:tabs>
+          <w:tab w:val="num" w:pos="6480"/>
+        </w:tabs>
+        <w:ind w:left="6480" w:hanging="360"/>
+      </w:pPr>
+      <w:rPr>
+        <w:rFonts w:ascii="Wingdings" w:hAnsi="Wingdings" w:hint="default"/>
+        <w:sz w:val="20"/>
+      </w:rPr>
+    </w:lvl>
+  </w:abstractNum>
+  <w:abstractNum w:abstractNumId="3" w15:restartNumberingAfterBreak="0">
+    <w:nsid w:val="0F532491"/>
+    <w:multiLevelType w:val="multilevel"/>
+    <w:tmpl w:val="F40403CE"/>
+    <w:lvl w:ilvl="0">
+      <w:start w:val="1"/>
+      <w:numFmt w:val="bullet"/>
+      <w:lvlText w:val=""/>
+      <w:lvlJc w:val="left"/>
+      <w:pPr>
+        <w:tabs>
+          <w:tab w:val="num" w:pos="720"/>
+        </w:tabs>
+        <w:ind w:left="720" w:hanging="360"/>
+      </w:pPr>
+      <w:rPr>
+        <w:rFonts w:ascii="Symbol" w:hAnsi="Symbol" w:hint="default"/>
+        <w:sz w:val="20"/>
+      </w:rPr>
+    </w:lvl>
+    <w:lvl w:ilvl="1" w:tentative="1">
+      <w:start w:val="1"/>
+      <w:numFmt w:val="bullet"/>
+      <w:lvlText w:val="o"/>
+      <w:lvlJc w:val="left"/>
+      <w:pPr>
+        <w:tabs>
+          <w:tab w:val="num" w:pos="1440"/>
+        </w:tabs>
+        <w:ind w:left="1440" w:hanging="360"/>
+      </w:pPr>
+      <w:rPr>
+        <w:rFonts w:ascii="Courier New" w:hAnsi="Courier New" w:hint="default"/>
+        <w:sz w:val="20"/>
+      </w:rPr>
+    </w:lvl>
+    <w:lvl w:ilvl="2" w:tentative="1">
+      <w:start w:val="1"/>
+      <w:numFmt w:val="bullet"/>
+      <w:lvlText w:val=""/>
+      <w:lvlJc w:val="left"/>
+      <w:pPr>
+        <w:tabs>
+          <w:tab w:val="num" w:pos="2160"/>
+        </w:tabs>
+        <w:ind w:left="2160" w:hanging="360"/>
+      </w:pPr>
+      <w:rPr>
+        <w:rFonts w:ascii="Wingdings" w:hAnsi="Wingdings" w:hint="default"/>
+        <w:sz w:val="20"/>
+      </w:rPr>
+    </w:lvl>
+    <w:lvl w:ilvl="3" w:tentative="1">
+      <w:start w:val="1"/>
+      <w:numFmt w:val="bullet"/>
+      <w:lvlText w:val=""/>
+      <w:lvlJc w:val="left"/>
+      <w:pPr>
+        <w:tabs>
+          <w:tab w:val="num" w:pos="2880"/>
+        </w:tabs>
+        <w:ind w:left="2880" w:hanging="360"/>
+      </w:pPr>
+      <w:rPr>
+        <w:rFonts w:ascii="Wingdings" w:hAnsi="Wingdings" w:hint="default"/>
+        <w:sz w:val="20"/>
+      </w:rPr>
+    </w:lvl>
+    <w:lvl w:ilvl="4" w:tentative="1">
+      <w:start w:val="1"/>
+      <w:numFmt w:val="bullet"/>
+      <w:lvlText w:val=""/>
+      <w:lvlJc w:val="left"/>
+      <w:pPr>
+        <w:tabs>
+          <w:tab w:val="num" w:pos="3600"/>
+        </w:tabs>
+        <w:ind w:left="3600" w:hanging="360"/>
+      </w:pPr>
+      <w:rPr>
+        <w:rFonts w:ascii="Wingdings" w:hAnsi="Wingdings" w:hint="default"/>
+        <w:sz w:val="20"/>
+      </w:rPr>
+    </w:lvl>
+    <w:lvl w:ilvl="5" w:tentative="1">
+      <w:start w:val="1"/>
+      <w:numFmt w:val="bullet"/>
+      <w:lvlText w:val=""/>
+      <w:lvlJc w:val="left"/>
+      <w:pPr>
+        <w:tabs>
+          <w:tab w:val="num" w:pos="4320"/>
+        </w:tabs>
+        <w:ind w:left="4320" w:hanging="360"/>
+      </w:pPr>
+      <w:rPr>
+        <w:rFonts w:ascii="Wingdings" w:hAnsi="Wingdings" w:hint="default"/>
+        <w:sz w:val="20"/>
+      </w:rPr>
+    </w:lvl>
+    <w:lvl w:ilvl="6" w:tentative="1">
+      <w:start w:val="1"/>
+      <w:numFmt w:val="bullet"/>
+      <w:lvlText w:val=""/>
+      <w:lvlJc w:val="left"/>
+      <w:pPr>
+        <w:tabs>
+          <w:tab w:val="num" w:pos="5040"/>
+        </w:tabs>
+        <w:ind w:left="5040" w:hanging="360"/>
+      </w:pPr>
+      <w:rPr>
+        <w:rFonts w:ascii="Wingdings" w:hAnsi="Wingdings" w:hint="default"/>
+        <w:sz w:val="20"/>
+      </w:rPr>
+    </w:lvl>
+    <w:lvl w:ilvl="7" w:tentative="1">
+      <w:start w:val="1"/>
+      <w:numFmt w:val="bullet"/>
+      <w:lvlText w:val=""/>
+      <w:lvlJc w:val="left"/>
+      <w:pPr>
+        <w:tabs>
+          <w:tab w:val="num" w:pos="5760"/>
+        </w:tabs>
+        <w:ind w:left="5760" w:hanging="360"/>
+      </w:pPr>
+      <w:rPr>
+        <w:rFonts w:ascii="Wingdings" w:hAnsi="Wingdings" w:hint="default"/>
+        <w:sz w:val="20"/>
+      </w:rPr>
+    </w:lvl>
+    <w:lvl w:ilvl="8" w:tentative="1">
+      <w:start w:val="1"/>
+      <w:numFmt w:val="bullet"/>
+      <w:lvlText w:val=""/>
+      <w:lvlJc w:val="left"/>
+      <w:pPr>
+        <w:tabs>
+          <w:tab w:val="num" w:pos="6480"/>
+        </w:tabs>
+        <w:ind w:left="6480" w:hanging="360"/>
+      </w:pPr>
+      <w:rPr>
+        <w:rFonts w:ascii="Wingdings" w:hAnsi="Wingdings" w:hint="default"/>
+        <w:sz w:val="20"/>
+      </w:rPr>
+    </w:lvl>
+  </w:abstractNum>
+  <w:abstractNum w:abstractNumId="4" w15:restartNumberingAfterBreak="0">
+    <w:nsid w:val="12F871E1"/>
+    <w:multiLevelType w:val="multilevel"/>
+    <w:tmpl w:val="262A8942"/>
+    <w:lvl w:ilvl="0">
+      <w:start w:val="1"/>
+      <w:numFmt w:val="bullet"/>
+      <w:lvlText w:val=""/>
+      <w:lvlJc w:val="left"/>
+      <w:pPr>
+        <w:tabs>
+          <w:tab w:val="num" w:pos="720"/>
+        </w:tabs>
+        <w:ind w:left="720" w:hanging="360"/>
+      </w:pPr>
+      <w:rPr>
+        <w:rFonts w:ascii="Symbol" w:hAnsi="Symbol" w:hint="default"/>
+        <w:sz w:val="20"/>
+      </w:rPr>
+    </w:lvl>
+    <w:lvl w:ilvl="1" w:tentative="1">
+      <w:start w:val="1"/>
+      <w:numFmt w:val="bullet"/>
+      <w:lvlText w:val="o"/>
+      <w:lvlJc w:val="left"/>
+      <w:pPr>
+        <w:tabs>
+          <w:tab w:val="num" w:pos="1440"/>
+        </w:tabs>
+        <w:ind w:left="1440" w:hanging="360"/>
+      </w:pPr>
+      <w:rPr>
+        <w:rFonts w:ascii="Courier New" w:hAnsi="Courier New" w:hint="default"/>
+        <w:sz w:val="20"/>
+      </w:rPr>
+    </w:lvl>
+    <w:lvl w:ilvl="2" w:tentative="1">
+      <w:start w:val="1"/>
+      <w:numFmt w:val="bullet"/>
+      <w:lvlText w:val=""/>
+      <w:lvlJc w:val="left"/>
+      <w:pPr>
+        <w:tabs>
+          <w:tab w:val="num" w:pos="2160"/>
+        </w:tabs>
+        <w:ind w:left="2160" w:hanging="360"/>
+      </w:pPr>
+      <w:rPr>
+        <w:rFonts w:ascii="Wingdings" w:hAnsi="Wingdings" w:hint="default"/>
+        <w:sz w:val="20"/>
+      </w:rPr>
+    </w:lvl>
+    <w:lvl w:ilvl="3" w:tentative="1">
+      <w:start w:val="1"/>
+      <w:numFmt w:val="bullet"/>
+      <w:lvlText w:val=""/>
+      <w:lvlJc w:val="left"/>
+      <w:pPr>
+        <w:tabs>
+          <w:tab w:val="num" w:pos="2880"/>
+        </w:tabs>
+        <w:ind w:left="2880" w:hanging="360"/>
+      </w:pPr>
+      <w:rPr>
+        <w:rFonts w:ascii="Wingdings" w:hAnsi="Wingdings" w:hint="default"/>
+        <w:sz w:val="20"/>
+      </w:rPr>
+    </w:lvl>
+    <w:lvl w:ilvl="4" w:tentative="1">
+      <w:start w:val="1"/>
+      <w:numFmt w:val="bullet"/>
+      <w:lvlText w:val=""/>
+      <w:lvlJc w:val="left"/>
+      <w:pPr>
+        <w:tabs>
+          <w:tab w:val="num" w:pos="3600"/>
+        </w:tabs>
+        <w:ind w:left="3600" w:hanging="360"/>
+      </w:pPr>
+      <w:rPr>
+        <w:rFonts w:ascii="Wingdings" w:hAnsi="Wingdings" w:hint="default"/>
+        <w:sz w:val="20"/>
+      </w:rPr>
+    </w:lvl>
+    <w:lvl w:ilvl="5" w:tentative="1">
+      <w:start w:val="1"/>
+      <w:numFmt w:val="bullet"/>
+      <w:lvlText w:val=""/>
+      <w:lvlJc w:val="left"/>
+      <w:pPr>
+        <w:tabs>
+          <w:tab w:val="num" w:pos="4320"/>
+        </w:tabs>
+        <w:ind w:left="4320" w:hanging="360"/>
+      </w:pPr>
+      <w:rPr>
+        <w:rFonts w:ascii="Wingdings" w:hAnsi="Wingdings" w:hint="default"/>
+        <w:sz w:val="20"/>
+      </w:rPr>
+    </w:lvl>
+    <w:lvl w:ilvl="6" w:tentative="1">
+      <w:start w:val="1"/>
+      <w:numFmt w:val="bullet"/>
+      <w:lvlText w:val=""/>
+      <w:lvlJc w:val="left"/>
+      <w:pPr>
+        <w:tabs>
+          <w:tab w:val="num" w:pos="5040"/>
+        </w:tabs>
+        <w:ind w:left="5040" w:hanging="360"/>
+      </w:pPr>
+      <w:rPr>
+        <w:rFonts w:ascii="Wingdings" w:hAnsi="Wingdings" w:hint="default"/>
+        <w:sz w:val="20"/>
+      </w:rPr>
+    </w:lvl>
+    <w:lvl w:ilvl="7" w:tentative="1">
+      <w:start w:val="1"/>
+      <w:numFmt w:val="bullet"/>
+      <w:lvlText w:val=""/>
+      <w:lvlJc w:val="left"/>
+      <w:pPr>
+        <w:tabs>
+          <w:tab w:val="num" w:pos="5760"/>
+        </w:tabs>
+        <w:ind w:left="5760" w:hanging="360"/>
+      </w:pPr>
+      <w:rPr>
+        <w:rFonts w:ascii="Wingdings" w:hAnsi="Wingdings" w:hint="default"/>
+        <w:sz w:val="20"/>
+      </w:rPr>
+    </w:lvl>
+    <w:lvl w:ilvl="8" w:tentative="1">
+      <w:start w:val="1"/>
+      <w:numFmt w:val="bullet"/>
+      <w:lvlText w:val=""/>
+      <w:lvlJc w:val="left"/>
+      <w:pPr>
+        <w:tabs>
+          <w:tab w:val="num" w:pos="6480"/>
+        </w:tabs>
+        <w:ind w:left="6480" w:hanging="360"/>
+      </w:pPr>
+      <w:rPr>
+        <w:rFonts w:ascii="Wingdings" w:hAnsi="Wingdings" w:hint="default"/>
+        <w:sz w:val="20"/>
+      </w:rPr>
+    </w:lvl>
+  </w:abstractNum>
+  <w:abstractNum w:abstractNumId="5" w15:restartNumberingAfterBreak="0">
+    <w:nsid w:val="130F50E7"/>
+    <w:multiLevelType w:val="hybridMultilevel"/>
+    <w:tmpl w:val="AC5CE2F0"/>
+    <w:lvl w:ilvl="0" w:tplc="40090001">
+      <w:start w:val="1"/>
+      <w:numFmt w:val="bullet"/>
+      <w:lvlText w:val=""/>
+      <w:lvlJc w:val="left"/>
+      <w:pPr>
+        <w:ind w:left="1440" w:hanging="360"/>
+      </w:pPr>
+      <w:rPr>
+        <w:rFonts w:ascii="Symbol" w:hAnsi="Symbol" w:hint="default"/>
+      </w:rPr>
+    </w:lvl>
+    <w:lvl w:ilvl="1" w:tplc="40090003" w:tentative="1">
+      <w:start w:val="1"/>
+      <w:numFmt w:val="bullet"/>
+      <w:lvlText w:val="o"/>
+      <w:lvlJc w:val="left"/>
+      <w:pPr>
+        <w:ind w:left="2160" w:hanging="360"/>
+      </w:pPr>
+      <w:rPr>
+        <w:rFonts w:ascii="Courier New" w:hAnsi="Courier New" w:cs="Courier New" w:hint="default"/>
+      </w:rPr>
+    </w:lvl>
+    <w:lvl w:ilvl="2" w:tplc="40090005" w:tentative="1">
+      <w:start w:val="1"/>
+      <w:numFmt w:val="bullet"/>
+      <w:lvlText w:val=""/>
+      <w:lvlJc w:val="left"/>
+      <w:pPr>
+        <w:ind w:left="2880" w:hanging="360"/>
+      </w:pPr>
+      <w:rPr>
+        <w:rFonts w:ascii="Wingdings" w:hAnsi="Wingdings" w:hint="default"/>
+      </w:rPr>
+    </w:lvl>
+    <w:lvl w:ilvl="3" w:tplc="40090001" w:tentative="1">
+      <w:start w:val="1"/>
+      <w:numFmt w:val="bullet"/>
+      <w:lvlText w:val=""/>
+      <w:lvlJc w:val="left"/>
+      <w:pPr>
+        <w:ind w:left="3600" w:hanging="360"/>
+      </w:pPr>
+      <w:rPr>
+        <w:rFonts w:ascii="Symbol" w:hAnsi="Symbol" w:hint="default"/>
+      </w:rPr>
+    </w:lvl>
+    <w:lvl w:ilvl="4" w:tplc="40090003" w:tentative="1">
+      <w:start w:val="1"/>
+      <w:numFmt w:val="bullet"/>
+      <w:lvlText w:val="o"/>
+      <w:lvlJc w:val="left"/>
+      <w:pPr>
+        <w:ind w:left="4320" w:hanging="360"/>
+      </w:pPr>
+      <w:rPr>
+        <w:rFonts w:ascii="Courier New" w:hAnsi="Courier New" w:cs="Courier New" w:hint="default"/>
+      </w:rPr>
+    </w:lvl>
+    <w:lvl w:ilvl="5" w:tplc="40090005" w:tentative="1">
+      <w:start w:val="1"/>
+      <w:numFmt w:val="bullet"/>
+      <w:lvlText w:val=""/>
+      <w:lvlJc w:val="left"/>
+      <w:pPr>
+        <w:ind w:left="5040" w:hanging="360"/>
+      </w:pPr>
+      <w:rPr>
+        <w:rFonts w:ascii="Wingdings" w:hAnsi="Wingdings" w:hint="default"/>
+      </w:rPr>
+    </w:lvl>
+    <w:lvl w:ilvl="6" w:tplc="40090001" w:tentative="1">
+      <w:start w:val="1"/>
+      <w:numFmt w:val="bullet"/>
+      <w:lvlText w:val=""/>
+      <w:lvlJc w:val="left"/>
+      <w:pPr>
+        <w:ind w:left="5760" w:hanging="360"/>
+      </w:pPr>
+      <w:rPr>
+        <w:rFonts w:ascii="Symbol" w:hAnsi="Symbol" w:hint="default"/>
+      </w:rPr>
+    </w:lvl>
+    <w:lvl w:ilvl="7" w:tplc="40090003" w:tentative="1">
+      <w:start w:val="1"/>
+      <w:numFmt w:val="bullet"/>
+      <w:lvlText w:val="o"/>
+      <w:lvlJc w:val="left"/>
+      <w:pPr>
+        <w:ind w:left="6480" w:hanging="360"/>
+      </w:pPr>
+      <w:rPr>
+        <w:rFonts w:ascii="Courier New" w:hAnsi="Courier New" w:cs="Courier New" w:hint="default"/>
+      </w:rPr>
+    </w:lvl>
+    <w:lvl w:ilvl="8" w:tplc="40090005" w:tentative="1">
+      <w:start w:val="1"/>
+      <w:numFmt w:val="bullet"/>
+      <w:lvlText w:val=""/>
+      <w:lvlJc w:val="left"/>
+      <w:pPr>
+        <w:ind w:left="7200" w:hanging="360"/>
+      </w:pPr>
+      <w:rPr>
+        <w:rFonts w:ascii="Wingdings" w:hAnsi="Wingdings" w:hint="default"/>
+      </w:rPr>
+    </w:lvl>
+  </w:abstractNum>
+  <w:abstractNum w:abstractNumId="6" w15:restartNumberingAfterBreak="0">
+    <w:nsid w:val="17776BB5"/>
+    <w:multiLevelType w:val="multilevel"/>
+    <w:tmpl w:val="97FC4728"/>
+    <w:lvl w:ilvl="0">
+      <w:start w:val="1"/>
+      <w:numFmt w:val="bullet"/>
+      <w:lvlText w:val=""/>
+      <w:lvlJc w:val="left"/>
+      <w:pPr>
+        <w:tabs>
+          <w:tab w:val="num" w:pos="720"/>
+        </w:tabs>
+        <w:ind w:left="720" w:hanging="360"/>
+      </w:pPr>
+      <w:rPr>
+        <w:rFonts w:ascii="Symbol" w:hAnsi="Symbol" w:hint="default"/>
+        <w:sz w:val="20"/>
+      </w:rPr>
+    </w:lvl>
+    <w:lvl w:ilvl="1" w:tentative="1">
+      <w:start w:val="1"/>
+      <w:numFmt w:val="bullet"/>
+      <w:lvlText w:val="o"/>
+      <w:lvlJc w:val="left"/>
+      <w:pPr>
+        <w:tabs>
+          <w:tab w:val="num" w:pos="1440"/>
+        </w:tabs>
+        <w:ind w:left="1440" w:hanging="360"/>
+      </w:pPr>
+      <w:rPr>
+        <w:rFonts w:ascii="Courier New" w:hAnsi="Courier New" w:hint="default"/>
+        <w:sz w:val="20"/>
+      </w:rPr>
+    </w:lvl>
+    <w:lvl w:ilvl="2" w:tentative="1">
+      <w:start w:val="1"/>
+      <w:numFmt w:val="bullet"/>
+      <w:lvlText w:val=""/>
+      <w:lvlJc w:val="left"/>
+      <w:pPr>
+        <w:tabs>
+          <w:tab w:val="num" w:pos="2160"/>
+        </w:tabs>
+        <w:ind w:left="2160" w:hanging="360"/>
+      </w:pPr>
+      <w:rPr>
+        <w:rFonts w:ascii="Wingdings" w:hAnsi="Wingdings" w:hint="default"/>
+        <w:sz w:val="20"/>
+      </w:rPr>
+    </w:lvl>
+    <w:lvl w:ilvl="3" w:tentative="1">
+      <w:start w:val="1"/>
+      <w:numFmt w:val="bullet"/>
+      <w:lvlText w:val=""/>
+      <w:lvlJc w:val="left"/>
+      <w:pPr>
+        <w:tabs>
+          <w:tab w:val="num" w:pos="2880"/>
+        </w:tabs>
+        <w:ind w:left="2880" w:hanging="360"/>
+      </w:pPr>
+      <w:rPr>
+        <w:rFonts w:ascii="Wingdings" w:hAnsi="Wingdings" w:hint="default"/>
+        <w:sz w:val="20"/>
+      </w:rPr>
+    </w:lvl>
+    <w:lvl w:ilvl="4" w:tentative="1">
+      <w:start w:val="1"/>
+      <w:numFmt w:val="bullet"/>
+      <w:lvlText w:val=""/>
+      <w:lvlJc w:val="left"/>
+      <w:pPr>
+        <w:tabs>
+          <w:tab w:val="num" w:pos="3600"/>
+        </w:tabs>
+        <w:ind w:left="3600" w:hanging="360"/>
+      </w:pPr>
+      <w:rPr>
+        <w:rFonts w:ascii="Wingdings" w:hAnsi="Wingdings" w:hint="default"/>
+        <w:sz w:val="20"/>
+      </w:rPr>
+    </w:lvl>
+    <w:lvl w:ilvl="5" w:tentative="1">
+      <w:start w:val="1"/>
+      <w:numFmt w:val="bullet"/>
+      <w:lvlText w:val=""/>
+      <w:lvlJc w:val="left"/>
+      <w:pPr>
+        <w:tabs>
+          <w:tab w:val="num" w:pos="4320"/>
+        </w:tabs>
+        <w:ind w:left="4320" w:hanging="360"/>
+      </w:pPr>
+      <w:rPr>
+        <w:rFonts w:ascii="Wingdings" w:hAnsi="Wingdings" w:hint="default"/>
+        <w:sz w:val="20"/>
+      </w:rPr>
+    </w:lvl>
+    <w:lvl w:ilvl="6" w:tentative="1">
+      <w:start w:val="1"/>
+      <w:numFmt w:val="bullet"/>
+      <w:lvlText w:val=""/>
+      <w:lvlJc w:val="left"/>
+      <w:pPr>
+        <w:tabs>
+          <w:tab w:val="num" w:pos="5040"/>
+        </w:tabs>
+        <w:ind w:left="5040" w:hanging="360"/>
+      </w:pPr>
+      <w:rPr>
+        <w:rFonts w:ascii="Wingdings" w:hAnsi="Wingdings" w:hint="default"/>
+        <w:sz w:val="20"/>
+      </w:rPr>
+    </w:lvl>
+    <w:lvl w:ilvl="7" w:tentative="1">
+      <w:start w:val="1"/>
+      <w:numFmt w:val="bullet"/>
+      <w:lvlText w:val=""/>
+      <w:lvlJc w:val="left"/>
+      <w:pPr>
+        <w:tabs>
+          <w:tab w:val="num" w:pos="5760"/>
+        </w:tabs>
+        <w:ind w:left="5760" w:hanging="360"/>
+      </w:pPr>
+      <w:rPr>
+        <w:rFonts w:ascii="Wingdings" w:hAnsi="Wingdings" w:hint="default"/>
+        <w:sz w:val="20"/>
+      </w:rPr>
+    </w:lvl>
+    <w:lvl w:ilvl="8" w:tentative="1">
+      <w:start w:val="1"/>
+      <w:numFmt w:val="bullet"/>
+      <w:lvlText w:val=""/>
+      <w:lvlJc w:val="left"/>
+      <w:pPr>
+        <w:tabs>
+          <w:tab w:val="num" w:pos="6480"/>
+        </w:tabs>
+        <w:ind w:left="6480" w:hanging="360"/>
+      </w:pPr>
+      <w:rPr>
+        <w:rFonts w:ascii="Wingdings" w:hAnsi="Wingdings" w:hint="default"/>
+        <w:sz w:val="20"/>
+      </w:rPr>
+    </w:lvl>
+  </w:abstractNum>
+  <w:abstractNum w:abstractNumId="7" w15:restartNumberingAfterBreak="0">
     <w:nsid w:val="1A461F92"/>
     <w:multiLevelType w:val="multilevel"/>
     <w:tmpl w:val="DC7ABE42"/>
@@ -1009,7 +6251,546 @@
       </w:rPr>
     </w:lvl>
   </w:abstractNum>
-  <w:abstractNum w:abstractNumId="2" w15:restartNumberingAfterBreak="0">
+  <w:abstractNum w:abstractNumId="8" w15:restartNumberingAfterBreak="0">
+    <w:nsid w:val="1AC65371"/>
+    <w:multiLevelType w:val="hybridMultilevel"/>
+    <w:tmpl w:val="B90EDEAC"/>
+    <w:lvl w:ilvl="0" w:tplc="7FF8E13E">
+      <w:start w:val="3"/>
+      <w:numFmt w:val="decimal"/>
+      <w:lvlText w:val="%1"/>
+      <w:lvlJc w:val="left"/>
+      <w:pPr>
+        <w:ind w:left="720" w:hanging="360"/>
+      </w:pPr>
+      <w:rPr>
+        <w:rFonts w:asciiTheme="majorHAnsi" w:eastAsiaTheme="majorEastAsia" w:hAnsiTheme="majorHAnsi" w:cstheme="majorBidi" w:hint="default"/>
+        <w:b/>
+        <w:color w:val="0F4761" w:themeColor="accent1" w:themeShade="BF"/>
+        <w:sz w:val="32"/>
+      </w:rPr>
+    </w:lvl>
+    <w:lvl w:ilvl="1" w:tplc="40090019" w:tentative="1">
+      <w:start w:val="1"/>
+      <w:numFmt w:val="lowerLetter"/>
+      <w:lvlText w:val="%2."/>
+      <w:lvlJc w:val="left"/>
+      <w:pPr>
+        <w:ind w:left="1440" w:hanging="360"/>
+      </w:pPr>
+    </w:lvl>
+    <w:lvl w:ilvl="2" w:tplc="4009001B" w:tentative="1">
+      <w:start w:val="1"/>
+      <w:numFmt w:val="lowerRoman"/>
+      <w:lvlText w:val="%3."/>
+      <w:lvlJc w:val="right"/>
+      <w:pPr>
+        <w:ind w:left="2160" w:hanging="180"/>
+      </w:pPr>
+    </w:lvl>
+    <w:lvl w:ilvl="3" w:tplc="4009000F" w:tentative="1">
+      <w:start w:val="1"/>
+      <w:numFmt w:val="decimal"/>
+      <w:lvlText w:val="%4."/>
+      <w:lvlJc w:val="left"/>
+      <w:pPr>
+        <w:ind w:left="2880" w:hanging="360"/>
+      </w:pPr>
+    </w:lvl>
+    <w:lvl w:ilvl="4" w:tplc="40090019" w:tentative="1">
+      <w:start w:val="1"/>
+      <w:numFmt w:val="lowerLetter"/>
+      <w:lvlText w:val="%5."/>
+      <w:lvlJc w:val="left"/>
+      <w:pPr>
+        <w:ind w:left="3600" w:hanging="360"/>
+      </w:pPr>
+    </w:lvl>
+    <w:lvl w:ilvl="5" w:tplc="4009001B" w:tentative="1">
+      <w:start w:val="1"/>
+      <w:numFmt w:val="lowerRoman"/>
+      <w:lvlText w:val="%6."/>
+      <w:lvlJc w:val="right"/>
+      <w:pPr>
+        <w:ind w:left="4320" w:hanging="180"/>
+      </w:pPr>
+    </w:lvl>
+    <w:lvl w:ilvl="6" w:tplc="4009000F" w:tentative="1">
+      <w:start w:val="1"/>
+      <w:numFmt w:val="decimal"/>
+      <w:lvlText w:val="%7."/>
+      <w:lvlJc w:val="left"/>
+      <w:pPr>
+        <w:ind w:left="5040" w:hanging="360"/>
+      </w:pPr>
+    </w:lvl>
+    <w:lvl w:ilvl="7" w:tplc="40090019" w:tentative="1">
+      <w:start w:val="1"/>
+      <w:numFmt w:val="lowerLetter"/>
+      <w:lvlText w:val="%8."/>
+      <w:lvlJc w:val="left"/>
+      <w:pPr>
+        <w:ind w:left="5760" w:hanging="360"/>
+      </w:pPr>
+    </w:lvl>
+    <w:lvl w:ilvl="8" w:tplc="4009001B" w:tentative="1">
+      <w:start w:val="1"/>
+      <w:numFmt w:val="lowerRoman"/>
+      <w:lvlText w:val="%9."/>
+      <w:lvlJc w:val="right"/>
+      <w:pPr>
+        <w:ind w:left="6480" w:hanging="180"/>
+      </w:pPr>
+    </w:lvl>
+  </w:abstractNum>
+  <w:abstractNum w:abstractNumId="9" w15:restartNumberingAfterBreak="0">
+    <w:nsid w:val="1DA04496"/>
+    <w:multiLevelType w:val="multilevel"/>
+    <w:tmpl w:val="DF2C22BC"/>
+    <w:lvl w:ilvl="0">
+      <w:start w:val="1"/>
+      <w:numFmt w:val="bullet"/>
+      <w:lvlText w:val=""/>
+      <w:lvlJc w:val="left"/>
+      <w:pPr>
+        <w:tabs>
+          <w:tab w:val="num" w:pos="720"/>
+        </w:tabs>
+        <w:ind w:left="720" w:hanging="360"/>
+      </w:pPr>
+      <w:rPr>
+        <w:rFonts w:ascii="Symbol" w:hAnsi="Symbol" w:hint="default"/>
+        <w:sz w:val="20"/>
+      </w:rPr>
+    </w:lvl>
+    <w:lvl w:ilvl="1">
+      <w:start w:val="1"/>
+      <w:numFmt w:val="bullet"/>
+      <w:lvlText w:val="o"/>
+      <w:lvlJc w:val="left"/>
+      <w:pPr>
+        <w:tabs>
+          <w:tab w:val="num" w:pos="1440"/>
+        </w:tabs>
+        <w:ind w:left="1440" w:hanging="360"/>
+      </w:pPr>
+      <w:rPr>
+        <w:rFonts w:ascii="Courier New" w:hAnsi="Courier New" w:hint="default"/>
+        <w:sz w:val="20"/>
+      </w:rPr>
+    </w:lvl>
+    <w:lvl w:ilvl="2" w:tentative="1">
+      <w:start w:val="1"/>
+      <w:numFmt w:val="bullet"/>
+      <w:lvlText w:val=""/>
+      <w:lvlJc w:val="left"/>
+      <w:pPr>
+        <w:tabs>
+          <w:tab w:val="num" w:pos="2160"/>
+        </w:tabs>
+        <w:ind w:left="2160" w:hanging="360"/>
+      </w:pPr>
+      <w:rPr>
+        <w:rFonts w:ascii="Wingdings" w:hAnsi="Wingdings" w:hint="default"/>
+        <w:sz w:val="20"/>
+      </w:rPr>
+    </w:lvl>
+    <w:lvl w:ilvl="3" w:tentative="1">
+      <w:start w:val="1"/>
+      <w:numFmt w:val="bullet"/>
+      <w:lvlText w:val=""/>
+      <w:lvlJc w:val="left"/>
+      <w:pPr>
+        <w:tabs>
+          <w:tab w:val="num" w:pos="2880"/>
+        </w:tabs>
+        <w:ind w:left="2880" w:hanging="360"/>
+      </w:pPr>
+      <w:rPr>
+        <w:rFonts w:ascii="Wingdings" w:hAnsi="Wingdings" w:hint="default"/>
+        <w:sz w:val="20"/>
+      </w:rPr>
+    </w:lvl>
+    <w:lvl w:ilvl="4" w:tentative="1">
+      <w:start w:val="1"/>
+      <w:numFmt w:val="bullet"/>
+      <w:lvlText w:val=""/>
+      <w:lvlJc w:val="left"/>
+      <w:pPr>
+        <w:tabs>
+          <w:tab w:val="num" w:pos="3600"/>
+        </w:tabs>
+        <w:ind w:left="3600" w:hanging="360"/>
+      </w:pPr>
+      <w:rPr>
+        <w:rFonts w:ascii="Wingdings" w:hAnsi="Wingdings" w:hint="default"/>
+        <w:sz w:val="20"/>
+      </w:rPr>
+    </w:lvl>
+    <w:lvl w:ilvl="5" w:tentative="1">
+      <w:start w:val="1"/>
+      <w:numFmt w:val="bullet"/>
+      <w:lvlText w:val=""/>
+      <w:lvlJc w:val="left"/>
+      <w:pPr>
+        <w:tabs>
+          <w:tab w:val="num" w:pos="4320"/>
+        </w:tabs>
+        <w:ind w:left="4320" w:hanging="360"/>
+      </w:pPr>
+      <w:rPr>
+        <w:rFonts w:ascii="Wingdings" w:hAnsi="Wingdings" w:hint="default"/>
+        <w:sz w:val="20"/>
+      </w:rPr>
+    </w:lvl>
+    <w:lvl w:ilvl="6" w:tentative="1">
+      <w:start w:val="1"/>
+      <w:numFmt w:val="bullet"/>
+      <w:lvlText w:val=""/>
+      <w:lvlJc w:val="left"/>
+      <w:pPr>
+        <w:tabs>
+          <w:tab w:val="num" w:pos="5040"/>
+        </w:tabs>
+        <w:ind w:left="5040" w:hanging="360"/>
+      </w:pPr>
+      <w:rPr>
+        <w:rFonts w:ascii="Wingdings" w:hAnsi="Wingdings" w:hint="default"/>
+        <w:sz w:val="20"/>
+      </w:rPr>
+    </w:lvl>
+    <w:lvl w:ilvl="7" w:tentative="1">
+      <w:start w:val="1"/>
+      <w:numFmt w:val="bullet"/>
+      <w:lvlText w:val=""/>
+      <w:lvlJc w:val="left"/>
+      <w:pPr>
+        <w:tabs>
+          <w:tab w:val="num" w:pos="5760"/>
+        </w:tabs>
+        <w:ind w:left="5760" w:hanging="360"/>
+      </w:pPr>
+      <w:rPr>
+        <w:rFonts w:ascii="Wingdings" w:hAnsi="Wingdings" w:hint="default"/>
+        <w:sz w:val="20"/>
+      </w:rPr>
+    </w:lvl>
+    <w:lvl w:ilvl="8" w:tentative="1">
+      <w:start w:val="1"/>
+      <w:numFmt w:val="bullet"/>
+      <w:lvlText w:val=""/>
+      <w:lvlJc w:val="left"/>
+      <w:pPr>
+        <w:tabs>
+          <w:tab w:val="num" w:pos="6480"/>
+        </w:tabs>
+        <w:ind w:left="6480" w:hanging="360"/>
+      </w:pPr>
+      <w:rPr>
+        <w:rFonts w:ascii="Wingdings" w:hAnsi="Wingdings" w:hint="default"/>
+        <w:sz w:val="20"/>
+      </w:rPr>
+    </w:lvl>
+  </w:abstractNum>
+  <w:abstractNum w:abstractNumId="10" w15:restartNumberingAfterBreak="0">
+    <w:nsid w:val="276D2A89"/>
+    <w:multiLevelType w:val="multilevel"/>
+    <w:tmpl w:val="E4D8BD8C"/>
+    <w:lvl w:ilvl="0">
+      <w:start w:val="1"/>
+      <w:numFmt w:val="bullet"/>
+      <w:lvlText w:val=""/>
+      <w:lvlJc w:val="left"/>
+      <w:pPr>
+        <w:tabs>
+          <w:tab w:val="num" w:pos="720"/>
+        </w:tabs>
+        <w:ind w:left="720" w:hanging="360"/>
+      </w:pPr>
+      <w:rPr>
+        <w:rFonts w:ascii="Symbol" w:hAnsi="Symbol" w:hint="default"/>
+        <w:sz w:val="20"/>
+      </w:rPr>
+    </w:lvl>
+    <w:lvl w:ilvl="1" w:tentative="1">
+      <w:start w:val="1"/>
+      <w:numFmt w:val="bullet"/>
+      <w:lvlText w:val="o"/>
+      <w:lvlJc w:val="left"/>
+      <w:pPr>
+        <w:tabs>
+          <w:tab w:val="num" w:pos="1440"/>
+        </w:tabs>
+        <w:ind w:left="1440" w:hanging="360"/>
+      </w:pPr>
+      <w:rPr>
+        <w:rFonts w:ascii="Courier New" w:hAnsi="Courier New" w:hint="default"/>
+        <w:sz w:val="20"/>
+      </w:rPr>
+    </w:lvl>
+    <w:lvl w:ilvl="2" w:tentative="1">
+      <w:start w:val="1"/>
+      <w:numFmt w:val="bullet"/>
+      <w:lvlText w:val=""/>
+      <w:lvlJc w:val="left"/>
+      <w:pPr>
+        <w:tabs>
+          <w:tab w:val="num" w:pos="2160"/>
+        </w:tabs>
+        <w:ind w:left="2160" w:hanging="360"/>
+      </w:pPr>
+      <w:rPr>
+        <w:rFonts w:ascii="Wingdings" w:hAnsi="Wingdings" w:hint="default"/>
+        <w:sz w:val="20"/>
+      </w:rPr>
+    </w:lvl>
+    <w:lvl w:ilvl="3" w:tentative="1">
+      <w:start w:val="1"/>
+      <w:numFmt w:val="bullet"/>
+      <w:lvlText w:val=""/>
+      <w:lvlJc w:val="left"/>
+      <w:pPr>
+        <w:tabs>
+          <w:tab w:val="num" w:pos="2880"/>
+        </w:tabs>
+        <w:ind w:left="2880" w:hanging="360"/>
+      </w:pPr>
+      <w:rPr>
+        <w:rFonts w:ascii="Wingdings" w:hAnsi="Wingdings" w:hint="default"/>
+        <w:sz w:val="20"/>
+      </w:rPr>
+    </w:lvl>
+    <w:lvl w:ilvl="4" w:tentative="1">
+      <w:start w:val="1"/>
+      <w:numFmt w:val="bullet"/>
+      <w:lvlText w:val=""/>
+      <w:lvlJc w:val="left"/>
+      <w:pPr>
+        <w:tabs>
+          <w:tab w:val="num" w:pos="3600"/>
+        </w:tabs>
+        <w:ind w:left="3600" w:hanging="360"/>
+      </w:pPr>
+      <w:rPr>
+        <w:rFonts w:ascii="Wingdings" w:hAnsi="Wingdings" w:hint="default"/>
+        <w:sz w:val="20"/>
+      </w:rPr>
+    </w:lvl>
+    <w:lvl w:ilvl="5" w:tentative="1">
+      <w:start w:val="1"/>
+      <w:numFmt w:val="bullet"/>
+      <w:lvlText w:val=""/>
+      <w:lvlJc w:val="left"/>
+      <w:pPr>
+        <w:tabs>
+          <w:tab w:val="num" w:pos="4320"/>
+        </w:tabs>
+        <w:ind w:left="4320" w:hanging="360"/>
+      </w:pPr>
+      <w:rPr>
+        <w:rFonts w:ascii="Wingdings" w:hAnsi="Wingdings" w:hint="default"/>
+        <w:sz w:val="20"/>
+      </w:rPr>
+    </w:lvl>
+    <w:lvl w:ilvl="6" w:tentative="1">
+      <w:start w:val="1"/>
+      <w:numFmt w:val="bullet"/>
+      <w:lvlText w:val=""/>
+      <w:lvlJc w:val="left"/>
+      <w:pPr>
+        <w:tabs>
+          <w:tab w:val="num" w:pos="5040"/>
+        </w:tabs>
+        <w:ind w:left="5040" w:hanging="360"/>
+      </w:pPr>
+      <w:rPr>
+        <w:rFonts w:ascii="Wingdings" w:hAnsi="Wingdings" w:hint="default"/>
+        <w:sz w:val="20"/>
+      </w:rPr>
+    </w:lvl>
+    <w:lvl w:ilvl="7" w:tentative="1">
+      <w:start w:val="1"/>
+      <w:numFmt w:val="bullet"/>
+      <w:lvlText w:val=""/>
+      <w:lvlJc w:val="left"/>
+      <w:pPr>
+        <w:tabs>
+          <w:tab w:val="num" w:pos="5760"/>
+        </w:tabs>
+        <w:ind w:left="5760" w:hanging="360"/>
+      </w:pPr>
+      <w:rPr>
+        <w:rFonts w:ascii="Wingdings" w:hAnsi="Wingdings" w:hint="default"/>
+        <w:sz w:val="20"/>
+      </w:rPr>
+    </w:lvl>
+    <w:lvl w:ilvl="8" w:tentative="1">
+      <w:start w:val="1"/>
+      <w:numFmt w:val="bullet"/>
+      <w:lvlText w:val=""/>
+      <w:lvlJc w:val="left"/>
+      <w:pPr>
+        <w:tabs>
+          <w:tab w:val="num" w:pos="6480"/>
+        </w:tabs>
+        <w:ind w:left="6480" w:hanging="360"/>
+      </w:pPr>
+      <w:rPr>
+        <w:rFonts w:ascii="Wingdings" w:hAnsi="Wingdings" w:hint="default"/>
+        <w:sz w:val="20"/>
+      </w:rPr>
+    </w:lvl>
+  </w:abstractNum>
+  <w:abstractNum w:abstractNumId="11" w15:restartNumberingAfterBreak="0">
+    <w:nsid w:val="2FC3772E"/>
+    <w:multiLevelType w:val="multilevel"/>
+    <w:tmpl w:val="FBF8EA52"/>
+    <w:lvl w:ilvl="0">
+      <w:start w:val="1"/>
+      <w:numFmt w:val="bullet"/>
+      <w:lvlText w:val=""/>
+      <w:lvlJc w:val="left"/>
+      <w:pPr>
+        <w:tabs>
+          <w:tab w:val="num" w:pos="720"/>
+        </w:tabs>
+        <w:ind w:left="720" w:hanging="360"/>
+      </w:pPr>
+      <w:rPr>
+        <w:rFonts w:ascii="Symbol" w:hAnsi="Symbol" w:hint="default"/>
+        <w:sz w:val="20"/>
+      </w:rPr>
+    </w:lvl>
+    <w:lvl w:ilvl="1" w:tentative="1">
+      <w:start w:val="1"/>
+      <w:numFmt w:val="bullet"/>
+      <w:lvlText w:val="o"/>
+      <w:lvlJc w:val="left"/>
+      <w:pPr>
+        <w:tabs>
+          <w:tab w:val="num" w:pos="1440"/>
+        </w:tabs>
+        <w:ind w:left="1440" w:hanging="360"/>
+      </w:pPr>
+      <w:rPr>
+        <w:rFonts w:ascii="Courier New" w:hAnsi="Courier New" w:hint="default"/>
+        <w:sz w:val="20"/>
+      </w:rPr>
+    </w:lvl>
+    <w:lvl w:ilvl="2" w:tentative="1">
+      <w:start w:val="1"/>
+      <w:numFmt w:val="bullet"/>
+      <w:lvlText w:val=""/>
+      <w:lvlJc w:val="left"/>
+      <w:pPr>
+        <w:tabs>
+          <w:tab w:val="num" w:pos="2160"/>
+        </w:tabs>
+        <w:ind w:left="2160" w:hanging="360"/>
+      </w:pPr>
+      <w:rPr>
+        <w:rFonts w:ascii="Wingdings" w:hAnsi="Wingdings" w:hint="default"/>
+        <w:sz w:val="20"/>
+      </w:rPr>
+    </w:lvl>
+    <w:lvl w:ilvl="3" w:tentative="1">
+      <w:start w:val="1"/>
+      <w:numFmt w:val="bullet"/>
+      <w:lvlText w:val=""/>
+      <w:lvlJc w:val="left"/>
+      <w:pPr>
+        <w:tabs>
+          <w:tab w:val="num" w:pos="2880"/>
+        </w:tabs>
+        <w:ind w:left="2880" w:hanging="360"/>
+      </w:pPr>
+      <w:rPr>
+        <w:rFonts w:ascii="Wingdings" w:hAnsi="Wingdings" w:hint="default"/>
+        <w:sz w:val="20"/>
+      </w:rPr>
+    </w:lvl>
+    <w:lvl w:ilvl="4" w:tentative="1">
+      <w:start w:val="1"/>
+      <w:numFmt w:val="bullet"/>
+      <w:lvlText w:val=""/>
+      <w:lvlJc w:val="left"/>
+      <w:pPr>
+        <w:tabs>
+          <w:tab w:val="num" w:pos="3600"/>
+        </w:tabs>
+        <w:ind w:left="3600" w:hanging="360"/>
+      </w:pPr>
+      <w:rPr>
+        <w:rFonts w:ascii="Wingdings" w:hAnsi="Wingdings" w:hint="default"/>
+        <w:sz w:val="20"/>
+      </w:rPr>
+    </w:lvl>
+    <w:lvl w:ilvl="5" w:tentative="1">
+      <w:start w:val="1"/>
+      <w:numFmt w:val="bullet"/>
+      <w:lvlText w:val=""/>
+      <w:lvlJc w:val="left"/>
+      <w:pPr>
+        <w:tabs>
+          <w:tab w:val="num" w:pos="4320"/>
+        </w:tabs>
+        <w:ind w:left="4320" w:hanging="360"/>
+      </w:pPr>
+      <w:rPr>
+        <w:rFonts w:ascii="Wingdings" w:hAnsi="Wingdings" w:hint="default"/>
+        <w:sz w:val="20"/>
+      </w:rPr>
+    </w:lvl>
+    <w:lvl w:ilvl="6" w:tentative="1">
+      <w:start w:val="1"/>
+      <w:numFmt w:val="bullet"/>
+      <w:lvlText w:val=""/>
+      <w:lvlJc w:val="left"/>
+      <w:pPr>
+        <w:tabs>
+          <w:tab w:val="num" w:pos="5040"/>
+        </w:tabs>
+        <w:ind w:left="5040" w:hanging="360"/>
+      </w:pPr>
+      <w:rPr>
+        <w:rFonts w:ascii="Wingdings" w:hAnsi="Wingdings" w:hint="default"/>
+        <w:sz w:val="20"/>
+      </w:rPr>
+    </w:lvl>
+    <w:lvl w:ilvl="7" w:tentative="1">
+      <w:start w:val="1"/>
+      <w:numFmt w:val="bullet"/>
+      <w:lvlText w:val=""/>
+      <w:lvlJc w:val="left"/>
+      <w:pPr>
+        <w:tabs>
+          <w:tab w:val="num" w:pos="5760"/>
+        </w:tabs>
+        <w:ind w:left="5760" w:hanging="360"/>
+      </w:pPr>
+      <w:rPr>
+        <w:rFonts w:ascii="Wingdings" w:hAnsi="Wingdings" w:hint="default"/>
+        <w:sz w:val="20"/>
+      </w:rPr>
+    </w:lvl>
+    <w:lvl w:ilvl="8" w:tentative="1">
+      <w:start w:val="1"/>
+      <w:numFmt w:val="bullet"/>
+      <w:lvlText w:val=""/>
+      <w:lvlJc w:val="left"/>
+      <w:pPr>
+        <w:tabs>
+          <w:tab w:val="num" w:pos="6480"/>
+        </w:tabs>
+        <w:ind w:left="6480" w:hanging="360"/>
+      </w:pPr>
+      <w:rPr>
+        <w:rFonts w:ascii="Wingdings" w:hAnsi="Wingdings" w:hint="default"/>
+        <w:sz w:val="20"/>
+      </w:rPr>
+    </w:lvl>
+  </w:abstractNum>
+  <w:abstractNum w:abstractNumId="12" w15:restartNumberingAfterBreak="0">
     <w:nsid w:val="2FCF421A"/>
     <w:multiLevelType w:val="multilevel"/>
     <w:tmpl w:val="223246C8"/>
@@ -1158,7 +6939,245 @@
       </w:rPr>
     </w:lvl>
   </w:abstractNum>
-  <w:abstractNum w:abstractNumId="3" w15:restartNumberingAfterBreak="0">
+  <w:abstractNum w:abstractNumId="13" w15:restartNumberingAfterBreak="0">
+    <w:nsid w:val="335D358C"/>
+    <w:multiLevelType w:val="multilevel"/>
+    <w:tmpl w:val="F5AEA626"/>
+    <w:lvl w:ilvl="0">
+      <w:start w:val="1"/>
+      <w:numFmt w:val="bullet"/>
+      <w:lvlText w:val=""/>
+      <w:lvlJc w:val="left"/>
+      <w:pPr>
+        <w:tabs>
+          <w:tab w:val="num" w:pos="720"/>
+        </w:tabs>
+        <w:ind w:left="720" w:hanging="360"/>
+      </w:pPr>
+      <w:rPr>
+        <w:rFonts w:ascii="Symbol" w:hAnsi="Symbol" w:hint="default"/>
+        <w:sz w:val="20"/>
+      </w:rPr>
+    </w:lvl>
+    <w:lvl w:ilvl="1">
+      <w:start w:val="1"/>
+      <w:numFmt w:val="bullet"/>
+      <w:lvlText w:val="o"/>
+      <w:lvlJc w:val="left"/>
+      <w:pPr>
+        <w:tabs>
+          <w:tab w:val="num" w:pos="1440"/>
+        </w:tabs>
+        <w:ind w:left="1440" w:hanging="360"/>
+      </w:pPr>
+      <w:rPr>
+        <w:rFonts w:ascii="Courier New" w:hAnsi="Courier New" w:hint="default"/>
+        <w:sz w:val="20"/>
+      </w:rPr>
+    </w:lvl>
+    <w:lvl w:ilvl="2" w:tentative="1">
+      <w:start w:val="1"/>
+      <w:numFmt w:val="bullet"/>
+      <w:lvlText w:val=""/>
+      <w:lvlJc w:val="left"/>
+      <w:pPr>
+        <w:tabs>
+          <w:tab w:val="num" w:pos="2160"/>
+        </w:tabs>
+        <w:ind w:left="2160" w:hanging="360"/>
+      </w:pPr>
+      <w:rPr>
+        <w:rFonts w:ascii="Wingdings" w:hAnsi="Wingdings" w:hint="default"/>
+        <w:sz w:val="20"/>
+      </w:rPr>
+    </w:lvl>
+    <w:lvl w:ilvl="3" w:tentative="1">
+      <w:start w:val="1"/>
+      <w:numFmt w:val="bullet"/>
+      <w:lvlText w:val=""/>
+      <w:lvlJc w:val="left"/>
+      <w:pPr>
+        <w:tabs>
+          <w:tab w:val="num" w:pos="2880"/>
+        </w:tabs>
+        <w:ind w:left="2880" w:hanging="360"/>
+      </w:pPr>
+      <w:rPr>
+        <w:rFonts w:ascii="Wingdings" w:hAnsi="Wingdings" w:hint="default"/>
+        <w:sz w:val="20"/>
+      </w:rPr>
+    </w:lvl>
+    <w:lvl w:ilvl="4" w:tentative="1">
+      <w:start w:val="1"/>
+      <w:numFmt w:val="bullet"/>
+      <w:lvlText w:val=""/>
+      <w:lvlJc w:val="left"/>
+      <w:pPr>
+        <w:tabs>
+          <w:tab w:val="num" w:pos="3600"/>
+        </w:tabs>
+        <w:ind w:left="3600" w:hanging="360"/>
+      </w:pPr>
+      <w:rPr>
+        <w:rFonts w:ascii="Wingdings" w:hAnsi="Wingdings" w:hint="default"/>
+        <w:sz w:val="20"/>
+      </w:rPr>
+    </w:lvl>
+    <w:lvl w:ilvl="5" w:tentative="1">
+      <w:start w:val="1"/>
+      <w:numFmt w:val="bullet"/>
+      <w:lvlText w:val=""/>
+      <w:lvlJc w:val="left"/>
+      <w:pPr>
+        <w:tabs>
+          <w:tab w:val="num" w:pos="4320"/>
+        </w:tabs>
+        <w:ind w:left="4320" w:hanging="360"/>
+      </w:pPr>
+      <w:rPr>
+        <w:rFonts w:ascii="Wingdings" w:hAnsi="Wingdings" w:hint="default"/>
+        <w:sz w:val="20"/>
+      </w:rPr>
+    </w:lvl>
+    <w:lvl w:ilvl="6" w:tentative="1">
+      <w:start w:val="1"/>
+      <w:numFmt w:val="bullet"/>
+      <w:lvlText w:val=""/>
+      <w:lvlJc w:val="left"/>
+      <w:pPr>
+        <w:tabs>
+          <w:tab w:val="num" w:pos="5040"/>
+        </w:tabs>
+        <w:ind w:left="5040" w:hanging="360"/>
+      </w:pPr>
+      <w:rPr>
+        <w:rFonts w:ascii="Wingdings" w:hAnsi="Wingdings" w:hint="default"/>
+        <w:sz w:val="20"/>
+      </w:rPr>
+    </w:lvl>
+    <w:lvl w:ilvl="7" w:tentative="1">
+      <w:start w:val="1"/>
+      <w:numFmt w:val="bullet"/>
+      <w:lvlText w:val=""/>
+      <w:lvlJc w:val="left"/>
+      <w:pPr>
+        <w:tabs>
+          <w:tab w:val="num" w:pos="5760"/>
+        </w:tabs>
+        <w:ind w:left="5760" w:hanging="360"/>
+      </w:pPr>
+      <w:rPr>
+        <w:rFonts w:ascii="Wingdings" w:hAnsi="Wingdings" w:hint="default"/>
+        <w:sz w:val="20"/>
+      </w:rPr>
+    </w:lvl>
+    <w:lvl w:ilvl="8" w:tentative="1">
+      <w:start w:val="1"/>
+      <w:numFmt w:val="bullet"/>
+      <w:lvlText w:val=""/>
+      <w:lvlJc w:val="left"/>
+      <w:pPr>
+        <w:tabs>
+          <w:tab w:val="num" w:pos="6480"/>
+        </w:tabs>
+        <w:ind w:left="6480" w:hanging="360"/>
+      </w:pPr>
+      <w:rPr>
+        <w:rFonts w:ascii="Wingdings" w:hAnsi="Wingdings" w:hint="default"/>
+        <w:sz w:val="20"/>
+      </w:rPr>
+    </w:lvl>
+  </w:abstractNum>
+  <w:abstractNum w:abstractNumId="14" w15:restartNumberingAfterBreak="0">
+    <w:nsid w:val="3A726B15"/>
+    <w:multiLevelType w:val="hybridMultilevel"/>
+    <w:tmpl w:val="6E948134"/>
+    <w:lvl w:ilvl="0" w:tplc="FFFFFFFF">
+      <w:start w:val="1"/>
+      <w:numFmt w:val="decimal"/>
+      <w:lvlText w:val="%1)"/>
+      <w:lvlJc w:val="left"/>
+      <w:pPr>
+        <w:ind w:left="720" w:hanging="360"/>
+      </w:pPr>
+      <w:rPr>
+        <w:rFonts w:hint="default"/>
+      </w:rPr>
+    </w:lvl>
+    <w:lvl w:ilvl="1" w:tplc="FFFFFFFF" w:tentative="1">
+      <w:start w:val="1"/>
+      <w:numFmt w:val="lowerLetter"/>
+      <w:lvlText w:val="%2."/>
+      <w:lvlJc w:val="left"/>
+      <w:pPr>
+        <w:ind w:left="1440" w:hanging="360"/>
+      </w:pPr>
+    </w:lvl>
+    <w:lvl w:ilvl="2" w:tplc="FFFFFFFF" w:tentative="1">
+      <w:start w:val="1"/>
+      <w:numFmt w:val="lowerRoman"/>
+      <w:lvlText w:val="%3."/>
+      <w:lvlJc w:val="right"/>
+      <w:pPr>
+        <w:ind w:left="2160" w:hanging="180"/>
+      </w:pPr>
+    </w:lvl>
+    <w:lvl w:ilvl="3" w:tplc="FFFFFFFF" w:tentative="1">
+      <w:start w:val="1"/>
+      <w:numFmt w:val="decimal"/>
+      <w:lvlText w:val="%4."/>
+      <w:lvlJc w:val="left"/>
+      <w:pPr>
+        <w:ind w:left="2880" w:hanging="360"/>
+      </w:pPr>
+    </w:lvl>
+    <w:lvl w:ilvl="4" w:tplc="FFFFFFFF" w:tentative="1">
+      <w:start w:val="1"/>
+      <w:numFmt w:val="lowerLetter"/>
+      <w:lvlText w:val="%5."/>
+      <w:lvlJc w:val="left"/>
+      <w:pPr>
+        <w:ind w:left="3600" w:hanging="360"/>
+      </w:pPr>
+    </w:lvl>
+    <w:lvl w:ilvl="5" w:tplc="FFFFFFFF" w:tentative="1">
+      <w:start w:val="1"/>
+      <w:numFmt w:val="lowerRoman"/>
+      <w:lvlText w:val="%6."/>
+      <w:lvlJc w:val="right"/>
+      <w:pPr>
+        <w:ind w:left="4320" w:hanging="180"/>
+      </w:pPr>
+    </w:lvl>
+    <w:lvl w:ilvl="6" w:tplc="FFFFFFFF" w:tentative="1">
+      <w:start w:val="1"/>
+      <w:numFmt w:val="decimal"/>
+      <w:lvlText w:val="%7."/>
+      <w:lvlJc w:val="left"/>
+      <w:pPr>
+        <w:ind w:left="5040" w:hanging="360"/>
+      </w:pPr>
+    </w:lvl>
+    <w:lvl w:ilvl="7" w:tplc="FFFFFFFF" w:tentative="1">
+      <w:start w:val="1"/>
+      <w:numFmt w:val="lowerLetter"/>
+      <w:lvlText w:val="%8."/>
+      <w:lvlJc w:val="left"/>
+      <w:pPr>
+        <w:ind w:left="5760" w:hanging="360"/>
+      </w:pPr>
+    </w:lvl>
+    <w:lvl w:ilvl="8" w:tplc="FFFFFFFF" w:tentative="1">
+      <w:start w:val="1"/>
+      <w:numFmt w:val="lowerRoman"/>
+      <w:lvlText w:val="%9."/>
+      <w:lvlJc w:val="right"/>
+      <w:pPr>
+        <w:ind w:left="6480" w:hanging="180"/>
+      </w:pPr>
+    </w:lvl>
+  </w:abstractNum>
+  <w:abstractNum w:abstractNumId="15" w15:restartNumberingAfterBreak="0">
     <w:nsid w:val="3EC3791C"/>
     <w:multiLevelType w:val="hybridMultilevel"/>
     <w:tmpl w:val="6E948134"/>
@@ -1247,7 +7266,7 @@
       </w:pPr>
     </w:lvl>
   </w:abstractNum>
-  <w:abstractNum w:abstractNumId="4" w15:restartNumberingAfterBreak="0">
+  <w:abstractNum w:abstractNumId="16" w15:restartNumberingAfterBreak="0">
     <w:nsid w:val="4C342711"/>
     <w:multiLevelType w:val="hybridMultilevel"/>
     <w:tmpl w:val="DBBE99FA"/>
@@ -1336,20 +7355,2228 @@
       </w:pPr>
     </w:lvl>
   </w:abstractNum>
+  <w:abstractNum w:abstractNumId="17" w15:restartNumberingAfterBreak="0">
+    <w:nsid w:val="4E5713EA"/>
+    <w:multiLevelType w:val="multilevel"/>
+    <w:tmpl w:val="337217BC"/>
+    <w:lvl w:ilvl="0">
+      <w:start w:val="1"/>
+      <w:numFmt w:val="bullet"/>
+      <w:lvlText w:val=""/>
+      <w:lvlJc w:val="left"/>
+      <w:pPr>
+        <w:tabs>
+          <w:tab w:val="num" w:pos="720"/>
+        </w:tabs>
+        <w:ind w:left="720" w:hanging="360"/>
+      </w:pPr>
+      <w:rPr>
+        <w:rFonts w:ascii="Symbol" w:hAnsi="Symbol" w:hint="default"/>
+        <w:sz w:val="20"/>
+      </w:rPr>
+    </w:lvl>
+    <w:lvl w:ilvl="1" w:tentative="1">
+      <w:start w:val="1"/>
+      <w:numFmt w:val="bullet"/>
+      <w:lvlText w:val="o"/>
+      <w:lvlJc w:val="left"/>
+      <w:pPr>
+        <w:tabs>
+          <w:tab w:val="num" w:pos="1440"/>
+        </w:tabs>
+        <w:ind w:left="1440" w:hanging="360"/>
+      </w:pPr>
+      <w:rPr>
+        <w:rFonts w:ascii="Courier New" w:hAnsi="Courier New" w:hint="default"/>
+        <w:sz w:val="20"/>
+      </w:rPr>
+    </w:lvl>
+    <w:lvl w:ilvl="2" w:tentative="1">
+      <w:start w:val="1"/>
+      <w:numFmt w:val="bullet"/>
+      <w:lvlText w:val=""/>
+      <w:lvlJc w:val="left"/>
+      <w:pPr>
+        <w:tabs>
+          <w:tab w:val="num" w:pos="2160"/>
+        </w:tabs>
+        <w:ind w:left="2160" w:hanging="360"/>
+      </w:pPr>
+      <w:rPr>
+        <w:rFonts w:ascii="Wingdings" w:hAnsi="Wingdings" w:hint="default"/>
+        <w:sz w:val="20"/>
+      </w:rPr>
+    </w:lvl>
+    <w:lvl w:ilvl="3" w:tentative="1">
+      <w:start w:val="1"/>
+      <w:numFmt w:val="bullet"/>
+      <w:lvlText w:val=""/>
+      <w:lvlJc w:val="left"/>
+      <w:pPr>
+        <w:tabs>
+          <w:tab w:val="num" w:pos="2880"/>
+        </w:tabs>
+        <w:ind w:left="2880" w:hanging="360"/>
+      </w:pPr>
+      <w:rPr>
+        <w:rFonts w:ascii="Wingdings" w:hAnsi="Wingdings" w:hint="default"/>
+        <w:sz w:val="20"/>
+      </w:rPr>
+    </w:lvl>
+    <w:lvl w:ilvl="4" w:tentative="1">
+      <w:start w:val="1"/>
+      <w:numFmt w:val="bullet"/>
+      <w:lvlText w:val=""/>
+      <w:lvlJc w:val="left"/>
+      <w:pPr>
+        <w:tabs>
+          <w:tab w:val="num" w:pos="3600"/>
+        </w:tabs>
+        <w:ind w:left="3600" w:hanging="360"/>
+      </w:pPr>
+      <w:rPr>
+        <w:rFonts w:ascii="Wingdings" w:hAnsi="Wingdings" w:hint="default"/>
+        <w:sz w:val="20"/>
+      </w:rPr>
+    </w:lvl>
+    <w:lvl w:ilvl="5" w:tentative="1">
+      <w:start w:val="1"/>
+      <w:numFmt w:val="bullet"/>
+      <w:lvlText w:val=""/>
+      <w:lvlJc w:val="left"/>
+      <w:pPr>
+        <w:tabs>
+          <w:tab w:val="num" w:pos="4320"/>
+        </w:tabs>
+        <w:ind w:left="4320" w:hanging="360"/>
+      </w:pPr>
+      <w:rPr>
+        <w:rFonts w:ascii="Wingdings" w:hAnsi="Wingdings" w:hint="default"/>
+        <w:sz w:val="20"/>
+      </w:rPr>
+    </w:lvl>
+    <w:lvl w:ilvl="6" w:tentative="1">
+      <w:start w:val="1"/>
+      <w:numFmt w:val="bullet"/>
+      <w:lvlText w:val=""/>
+      <w:lvlJc w:val="left"/>
+      <w:pPr>
+        <w:tabs>
+          <w:tab w:val="num" w:pos="5040"/>
+        </w:tabs>
+        <w:ind w:left="5040" w:hanging="360"/>
+      </w:pPr>
+      <w:rPr>
+        <w:rFonts w:ascii="Wingdings" w:hAnsi="Wingdings" w:hint="default"/>
+        <w:sz w:val="20"/>
+      </w:rPr>
+    </w:lvl>
+    <w:lvl w:ilvl="7" w:tentative="1">
+      <w:start w:val="1"/>
+      <w:numFmt w:val="bullet"/>
+      <w:lvlText w:val=""/>
+      <w:lvlJc w:val="left"/>
+      <w:pPr>
+        <w:tabs>
+          <w:tab w:val="num" w:pos="5760"/>
+        </w:tabs>
+        <w:ind w:left="5760" w:hanging="360"/>
+      </w:pPr>
+      <w:rPr>
+        <w:rFonts w:ascii="Wingdings" w:hAnsi="Wingdings" w:hint="default"/>
+        <w:sz w:val="20"/>
+      </w:rPr>
+    </w:lvl>
+    <w:lvl w:ilvl="8" w:tentative="1">
+      <w:start w:val="1"/>
+      <w:numFmt w:val="bullet"/>
+      <w:lvlText w:val=""/>
+      <w:lvlJc w:val="left"/>
+      <w:pPr>
+        <w:tabs>
+          <w:tab w:val="num" w:pos="6480"/>
+        </w:tabs>
+        <w:ind w:left="6480" w:hanging="360"/>
+      </w:pPr>
+      <w:rPr>
+        <w:rFonts w:ascii="Wingdings" w:hAnsi="Wingdings" w:hint="default"/>
+        <w:sz w:val="20"/>
+      </w:rPr>
+    </w:lvl>
+  </w:abstractNum>
+  <w:abstractNum w:abstractNumId="18" w15:restartNumberingAfterBreak="0">
+    <w:nsid w:val="508A012B"/>
+    <w:multiLevelType w:val="multilevel"/>
+    <w:tmpl w:val="D93A346A"/>
+    <w:lvl w:ilvl="0">
+      <w:start w:val="1"/>
+      <w:numFmt w:val="bullet"/>
+      <w:lvlText w:val=""/>
+      <w:lvlJc w:val="left"/>
+      <w:pPr>
+        <w:tabs>
+          <w:tab w:val="num" w:pos="720"/>
+        </w:tabs>
+        <w:ind w:left="720" w:hanging="360"/>
+      </w:pPr>
+      <w:rPr>
+        <w:rFonts w:ascii="Symbol" w:hAnsi="Symbol" w:hint="default"/>
+        <w:sz w:val="20"/>
+      </w:rPr>
+    </w:lvl>
+    <w:lvl w:ilvl="1" w:tentative="1">
+      <w:start w:val="1"/>
+      <w:numFmt w:val="bullet"/>
+      <w:lvlText w:val="o"/>
+      <w:lvlJc w:val="left"/>
+      <w:pPr>
+        <w:tabs>
+          <w:tab w:val="num" w:pos="1440"/>
+        </w:tabs>
+        <w:ind w:left="1440" w:hanging="360"/>
+      </w:pPr>
+      <w:rPr>
+        <w:rFonts w:ascii="Courier New" w:hAnsi="Courier New" w:hint="default"/>
+        <w:sz w:val="20"/>
+      </w:rPr>
+    </w:lvl>
+    <w:lvl w:ilvl="2" w:tentative="1">
+      <w:start w:val="1"/>
+      <w:numFmt w:val="bullet"/>
+      <w:lvlText w:val=""/>
+      <w:lvlJc w:val="left"/>
+      <w:pPr>
+        <w:tabs>
+          <w:tab w:val="num" w:pos="2160"/>
+        </w:tabs>
+        <w:ind w:left="2160" w:hanging="360"/>
+      </w:pPr>
+      <w:rPr>
+        <w:rFonts w:ascii="Wingdings" w:hAnsi="Wingdings" w:hint="default"/>
+        <w:sz w:val="20"/>
+      </w:rPr>
+    </w:lvl>
+    <w:lvl w:ilvl="3" w:tentative="1">
+      <w:start w:val="1"/>
+      <w:numFmt w:val="bullet"/>
+      <w:lvlText w:val=""/>
+      <w:lvlJc w:val="left"/>
+      <w:pPr>
+        <w:tabs>
+          <w:tab w:val="num" w:pos="2880"/>
+        </w:tabs>
+        <w:ind w:left="2880" w:hanging="360"/>
+      </w:pPr>
+      <w:rPr>
+        <w:rFonts w:ascii="Wingdings" w:hAnsi="Wingdings" w:hint="default"/>
+        <w:sz w:val="20"/>
+      </w:rPr>
+    </w:lvl>
+    <w:lvl w:ilvl="4" w:tentative="1">
+      <w:start w:val="1"/>
+      <w:numFmt w:val="bullet"/>
+      <w:lvlText w:val=""/>
+      <w:lvlJc w:val="left"/>
+      <w:pPr>
+        <w:tabs>
+          <w:tab w:val="num" w:pos="3600"/>
+        </w:tabs>
+        <w:ind w:left="3600" w:hanging="360"/>
+      </w:pPr>
+      <w:rPr>
+        <w:rFonts w:ascii="Wingdings" w:hAnsi="Wingdings" w:hint="default"/>
+        <w:sz w:val="20"/>
+      </w:rPr>
+    </w:lvl>
+    <w:lvl w:ilvl="5" w:tentative="1">
+      <w:start w:val="1"/>
+      <w:numFmt w:val="bullet"/>
+      <w:lvlText w:val=""/>
+      <w:lvlJc w:val="left"/>
+      <w:pPr>
+        <w:tabs>
+          <w:tab w:val="num" w:pos="4320"/>
+        </w:tabs>
+        <w:ind w:left="4320" w:hanging="360"/>
+      </w:pPr>
+      <w:rPr>
+        <w:rFonts w:ascii="Wingdings" w:hAnsi="Wingdings" w:hint="default"/>
+        <w:sz w:val="20"/>
+      </w:rPr>
+    </w:lvl>
+    <w:lvl w:ilvl="6" w:tentative="1">
+      <w:start w:val="1"/>
+      <w:numFmt w:val="bullet"/>
+      <w:lvlText w:val=""/>
+      <w:lvlJc w:val="left"/>
+      <w:pPr>
+        <w:tabs>
+          <w:tab w:val="num" w:pos="5040"/>
+        </w:tabs>
+        <w:ind w:left="5040" w:hanging="360"/>
+      </w:pPr>
+      <w:rPr>
+        <w:rFonts w:ascii="Wingdings" w:hAnsi="Wingdings" w:hint="default"/>
+        <w:sz w:val="20"/>
+      </w:rPr>
+    </w:lvl>
+    <w:lvl w:ilvl="7" w:tentative="1">
+      <w:start w:val="1"/>
+      <w:numFmt w:val="bullet"/>
+      <w:lvlText w:val=""/>
+      <w:lvlJc w:val="left"/>
+      <w:pPr>
+        <w:tabs>
+          <w:tab w:val="num" w:pos="5760"/>
+        </w:tabs>
+        <w:ind w:left="5760" w:hanging="360"/>
+      </w:pPr>
+      <w:rPr>
+        <w:rFonts w:ascii="Wingdings" w:hAnsi="Wingdings" w:hint="default"/>
+        <w:sz w:val="20"/>
+      </w:rPr>
+    </w:lvl>
+    <w:lvl w:ilvl="8" w:tentative="1">
+      <w:start w:val="1"/>
+      <w:numFmt w:val="bullet"/>
+      <w:lvlText w:val=""/>
+      <w:lvlJc w:val="left"/>
+      <w:pPr>
+        <w:tabs>
+          <w:tab w:val="num" w:pos="6480"/>
+        </w:tabs>
+        <w:ind w:left="6480" w:hanging="360"/>
+      </w:pPr>
+      <w:rPr>
+        <w:rFonts w:ascii="Wingdings" w:hAnsi="Wingdings" w:hint="default"/>
+        <w:sz w:val="20"/>
+      </w:rPr>
+    </w:lvl>
+  </w:abstractNum>
+  <w:abstractNum w:abstractNumId="19" w15:restartNumberingAfterBreak="0">
+    <w:nsid w:val="55B558C5"/>
+    <w:multiLevelType w:val="multilevel"/>
+    <w:tmpl w:val="8C16C484"/>
+    <w:lvl w:ilvl="0">
+      <w:start w:val="1"/>
+      <w:numFmt w:val="bullet"/>
+      <w:lvlText w:val=""/>
+      <w:lvlJc w:val="left"/>
+      <w:pPr>
+        <w:tabs>
+          <w:tab w:val="num" w:pos="720"/>
+        </w:tabs>
+        <w:ind w:left="720" w:hanging="360"/>
+      </w:pPr>
+      <w:rPr>
+        <w:rFonts w:ascii="Symbol" w:hAnsi="Symbol" w:hint="default"/>
+        <w:sz w:val="20"/>
+      </w:rPr>
+    </w:lvl>
+    <w:lvl w:ilvl="1" w:tentative="1">
+      <w:start w:val="1"/>
+      <w:numFmt w:val="bullet"/>
+      <w:lvlText w:val="o"/>
+      <w:lvlJc w:val="left"/>
+      <w:pPr>
+        <w:tabs>
+          <w:tab w:val="num" w:pos="1440"/>
+        </w:tabs>
+        <w:ind w:left="1440" w:hanging="360"/>
+      </w:pPr>
+      <w:rPr>
+        <w:rFonts w:ascii="Courier New" w:hAnsi="Courier New" w:hint="default"/>
+        <w:sz w:val="20"/>
+      </w:rPr>
+    </w:lvl>
+    <w:lvl w:ilvl="2" w:tentative="1">
+      <w:start w:val="1"/>
+      <w:numFmt w:val="bullet"/>
+      <w:lvlText w:val=""/>
+      <w:lvlJc w:val="left"/>
+      <w:pPr>
+        <w:tabs>
+          <w:tab w:val="num" w:pos="2160"/>
+        </w:tabs>
+        <w:ind w:left="2160" w:hanging="360"/>
+      </w:pPr>
+      <w:rPr>
+        <w:rFonts w:ascii="Wingdings" w:hAnsi="Wingdings" w:hint="default"/>
+        <w:sz w:val="20"/>
+      </w:rPr>
+    </w:lvl>
+    <w:lvl w:ilvl="3" w:tentative="1">
+      <w:start w:val="1"/>
+      <w:numFmt w:val="bullet"/>
+      <w:lvlText w:val=""/>
+      <w:lvlJc w:val="left"/>
+      <w:pPr>
+        <w:tabs>
+          <w:tab w:val="num" w:pos="2880"/>
+        </w:tabs>
+        <w:ind w:left="2880" w:hanging="360"/>
+      </w:pPr>
+      <w:rPr>
+        <w:rFonts w:ascii="Wingdings" w:hAnsi="Wingdings" w:hint="default"/>
+        <w:sz w:val="20"/>
+      </w:rPr>
+    </w:lvl>
+    <w:lvl w:ilvl="4" w:tentative="1">
+      <w:start w:val="1"/>
+      <w:numFmt w:val="bullet"/>
+      <w:lvlText w:val=""/>
+      <w:lvlJc w:val="left"/>
+      <w:pPr>
+        <w:tabs>
+          <w:tab w:val="num" w:pos="3600"/>
+        </w:tabs>
+        <w:ind w:left="3600" w:hanging="360"/>
+      </w:pPr>
+      <w:rPr>
+        <w:rFonts w:ascii="Wingdings" w:hAnsi="Wingdings" w:hint="default"/>
+        <w:sz w:val="20"/>
+      </w:rPr>
+    </w:lvl>
+    <w:lvl w:ilvl="5" w:tentative="1">
+      <w:start w:val="1"/>
+      <w:numFmt w:val="bullet"/>
+      <w:lvlText w:val=""/>
+      <w:lvlJc w:val="left"/>
+      <w:pPr>
+        <w:tabs>
+          <w:tab w:val="num" w:pos="4320"/>
+        </w:tabs>
+        <w:ind w:left="4320" w:hanging="360"/>
+      </w:pPr>
+      <w:rPr>
+        <w:rFonts w:ascii="Wingdings" w:hAnsi="Wingdings" w:hint="default"/>
+        <w:sz w:val="20"/>
+      </w:rPr>
+    </w:lvl>
+    <w:lvl w:ilvl="6" w:tentative="1">
+      <w:start w:val="1"/>
+      <w:numFmt w:val="bullet"/>
+      <w:lvlText w:val=""/>
+      <w:lvlJc w:val="left"/>
+      <w:pPr>
+        <w:tabs>
+          <w:tab w:val="num" w:pos="5040"/>
+        </w:tabs>
+        <w:ind w:left="5040" w:hanging="360"/>
+      </w:pPr>
+      <w:rPr>
+        <w:rFonts w:ascii="Wingdings" w:hAnsi="Wingdings" w:hint="default"/>
+        <w:sz w:val="20"/>
+      </w:rPr>
+    </w:lvl>
+    <w:lvl w:ilvl="7" w:tentative="1">
+      <w:start w:val="1"/>
+      <w:numFmt w:val="bullet"/>
+      <w:lvlText w:val=""/>
+      <w:lvlJc w:val="left"/>
+      <w:pPr>
+        <w:tabs>
+          <w:tab w:val="num" w:pos="5760"/>
+        </w:tabs>
+        <w:ind w:left="5760" w:hanging="360"/>
+      </w:pPr>
+      <w:rPr>
+        <w:rFonts w:ascii="Wingdings" w:hAnsi="Wingdings" w:hint="default"/>
+        <w:sz w:val="20"/>
+      </w:rPr>
+    </w:lvl>
+    <w:lvl w:ilvl="8" w:tentative="1">
+      <w:start w:val="1"/>
+      <w:numFmt w:val="bullet"/>
+      <w:lvlText w:val=""/>
+      <w:lvlJc w:val="left"/>
+      <w:pPr>
+        <w:tabs>
+          <w:tab w:val="num" w:pos="6480"/>
+        </w:tabs>
+        <w:ind w:left="6480" w:hanging="360"/>
+      </w:pPr>
+      <w:rPr>
+        <w:rFonts w:ascii="Wingdings" w:hAnsi="Wingdings" w:hint="default"/>
+        <w:sz w:val="20"/>
+      </w:rPr>
+    </w:lvl>
+  </w:abstractNum>
+  <w:abstractNum w:abstractNumId="20" w15:restartNumberingAfterBreak="0">
+    <w:nsid w:val="5B20112E"/>
+    <w:multiLevelType w:val="multilevel"/>
+    <w:tmpl w:val="A9E68B3A"/>
+    <w:lvl w:ilvl="0">
+      <w:start w:val="1"/>
+      <w:numFmt w:val="decimal"/>
+      <w:lvlText w:val="%1."/>
+      <w:lvlJc w:val="left"/>
+      <w:pPr>
+        <w:tabs>
+          <w:tab w:val="num" w:pos="720"/>
+        </w:tabs>
+        <w:ind w:left="720" w:hanging="360"/>
+      </w:pPr>
+    </w:lvl>
+    <w:lvl w:ilvl="1" w:tentative="1">
+      <w:start w:val="1"/>
+      <w:numFmt w:val="decimal"/>
+      <w:lvlText w:val="%2."/>
+      <w:lvlJc w:val="left"/>
+      <w:pPr>
+        <w:tabs>
+          <w:tab w:val="num" w:pos="1440"/>
+        </w:tabs>
+        <w:ind w:left="1440" w:hanging="360"/>
+      </w:pPr>
+    </w:lvl>
+    <w:lvl w:ilvl="2" w:tentative="1">
+      <w:start w:val="1"/>
+      <w:numFmt w:val="decimal"/>
+      <w:lvlText w:val="%3."/>
+      <w:lvlJc w:val="left"/>
+      <w:pPr>
+        <w:tabs>
+          <w:tab w:val="num" w:pos="2160"/>
+        </w:tabs>
+        <w:ind w:left="2160" w:hanging="360"/>
+      </w:pPr>
+    </w:lvl>
+    <w:lvl w:ilvl="3" w:tentative="1">
+      <w:start w:val="1"/>
+      <w:numFmt w:val="decimal"/>
+      <w:lvlText w:val="%4."/>
+      <w:lvlJc w:val="left"/>
+      <w:pPr>
+        <w:tabs>
+          <w:tab w:val="num" w:pos="2880"/>
+        </w:tabs>
+        <w:ind w:left="2880" w:hanging="360"/>
+      </w:pPr>
+    </w:lvl>
+    <w:lvl w:ilvl="4" w:tentative="1">
+      <w:start w:val="1"/>
+      <w:numFmt w:val="decimal"/>
+      <w:lvlText w:val="%5."/>
+      <w:lvlJc w:val="left"/>
+      <w:pPr>
+        <w:tabs>
+          <w:tab w:val="num" w:pos="3600"/>
+        </w:tabs>
+        <w:ind w:left="3600" w:hanging="360"/>
+      </w:pPr>
+    </w:lvl>
+    <w:lvl w:ilvl="5" w:tentative="1">
+      <w:start w:val="1"/>
+      <w:numFmt w:val="decimal"/>
+      <w:lvlText w:val="%6."/>
+      <w:lvlJc w:val="left"/>
+      <w:pPr>
+        <w:tabs>
+          <w:tab w:val="num" w:pos="4320"/>
+        </w:tabs>
+        <w:ind w:left="4320" w:hanging="360"/>
+      </w:pPr>
+    </w:lvl>
+    <w:lvl w:ilvl="6" w:tentative="1">
+      <w:start w:val="1"/>
+      <w:numFmt w:val="decimal"/>
+      <w:lvlText w:val="%7."/>
+      <w:lvlJc w:val="left"/>
+      <w:pPr>
+        <w:tabs>
+          <w:tab w:val="num" w:pos="5040"/>
+        </w:tabs>
+        <w:ind w:left="5040" w:hanging="360"/>
+      </w:pPr>
+    </w:lvl>
+    <w:lvl w:ilvl="7" w:tentative="1">
+      <w:start w:val="1"/>
+      <w:numFmt w:val="decimal"/>
+      <w:lvlText w:val="%8."/>
+      <w:lvlJc w:val="left"/>
+      <w:pPr>
+        <w:tabs>
+          <w:tab w:val="num" w:pos="5760"/>
+        </w:tabs>
+        <w:ind w:left="5760" w:hanging="360"/>
+      </w:pPr>
+    </w:lvl>
+    <w:lvl w:ilvl="8" w:tentative="1">
+      <w:start w:val="1"/>
+      <w:numFmt w:val="decimal"/>
+      <w:lvlText w:val="%9."/>
+      <w:lvlJc w:val="left"/>
+      <w:pPr>
+        <w:tabs>
+          <w:tab w:val="num" w:pos="6480"/>
+        </w:tabs>
+        <w:ind w:left="6480" w:hanging="360"/>
+      </w:pPr>
+    </w:lvl>
+  </w:abstractNum>
+  <w:abstractNum w:abstractNumId="21" w15:restartNumberingAfterBreak="0">
+    <w:nsid w:val="6473581E"/>
+    <w:multiLevelType w:val="hybridMultilevel"/>
+    <w:tmpl w:val="86F4C6D0"/>
+    <w:lvl w:ilvl="0" w:tplc="40090001">
+      <w:start w:val="1"/>
+      <w:numFmt w:val="bullet"/>
+      <w:lvlText w:val=""/>
+      <w:lvlJc w:val="left"/>
+      <w:pPr>
+        <w:ind w:left="720" w:hanging="360"/>
+      </w:pPr>
+      <w:rPr>
+        <w:rFonts w:ascii="Symbol" w:hAnsi="Symbol" w:hint="default"/>
+      </w:rPr>
+    </w:lvl>
+    <w:lvl w:ilvl="1" w:tplc="40090003" w:tentative="1">
+      <w:start w:val="1"/>
+      <w:numFmt w:val="bullet"/>
+      <w:lvlText w:val="o"/>
+      <w:lvlJc w:val="left"/>
+      <w:pPr>
+        <w:ind w:left="1440" w:hanging="360"/>
+      </w:pPr>
+      <w:rPr>
+        <w:rFonts w:ascii="Courier New" w:hAnsi="Courier New" w:cs="Courier New" w:hint="default"/>
+      </w:rPr>
+    </w:lvl>
+    <w:lvl w:ilvl="2" w:tplc="40090005" w:tentative="1">
+      <w:start w:val="1"/>
+      <w:numFmt w:val="bullet"/>
+      <w:lvlText w:val=""/>
+      <w:lvlJc w:val="left"/>
+      <w:pPr>
+        <w:ind w:left="2160" w:hanging="360"/>
+      </w:pPr>
+      <w:rPr>
+        <w:rFonts w:ascii="Wingdings" w:hAnsi="Wingdings" w:hint="default"/>
+      </w:rPr>
+    </w:lvl>
+    <w:lvl w:ilvl="3" w:tplc="40090001" w:tentative="1">
+      <w:start w:val="1"/>
+      <w:numFmt w:val="bullet"/>
+      <w:lvlText w:val=""/>
+      <w:lvlJc w:val="left"/>
+      <w:pPr>
+        <w:ind w:left="2880" w:hanging="360"/>
+      </w:pPr>
+      <w:rPr>
+        <w:rFonts w:ascii="Symbol" w:hAnsi="Symbol" w:hint="default"/>
+      </w:rPr>
+    </w:lvl>
+    <w:lvl w:ilvl="4" w:tplc="40090003" w:tentative="1">
+      <w:start w:val="1"/>
+      <w:numFmt w:val="bullet"/>
+      <w:lvlText w:val="o"/>
+      <w:lvlJc w:val="left"/>
+      <w:pPr>
+        <w:ind w:left="3600" w:hanging="360"/>
+      </w:pPr>
+      <w:rPr>
+        <w:rFonts w:ascii="Courier New" w:hAnsi="Courier New" w:cs="Courier New" w:hint="default"/>
+      </w:rPr>
+    </w:lvl>
+    <w:lvl w:ilvl="5" w:tplc="40090005" w:tentative="1">
+      <w:start w:val="1"/>
+      <w:numFmt w:val="bullet"/>
+      <w:lvlText w:val=""/>
+      <w:lvlJc w:val="left"/>
+      <w:pPr>
+        <w:ind w:left="4320" w:hanging="360"/>
+      </w:pPr>
+      <w:rPr>
+        <w:rFonts w:ascii="Wingdings" w:hAnsi="Wingdings" w:hint="default"/>
+      </w:rPr>
+    </w:lvl>
+    <w:lvl w:ilvl="6" w:tplc="40090001" w:tentative="1">
+      <w:start w:val="1"/>
+      <w:numFmt w:val="bullet"/>
+      <w:lvlText w:val=""/>
+      <w:lvlJc w:val="left"/>
+      <w:pPr>
+        <w:ind w:left="5040" w:hanging="360"/>
+      </w:pPr>
+      <w:rPr>
+        <w:rFonts w:ascii="Symbol" w:hAnsi="Symbol" w:hint="default"/>
+      </w:rPr>
+    </w:lvl>
+    <w:lvl w:ilvl="7" w:tplc="40090003" w:tentative="1">
+      <w:start w:val="1"/>
+      <w:numFmt w:val="bullet"/>
+      <w:lvlText w:val="o"/>
+      <w:lvlJc w:val="left"/>
+      <w:pPr>
+        <w:ind w:left="5760" w:hanging="360"/>
+      </w:pPr>
+      <w:rPr>
+        <w:rFonts w:ascii="Courier New" w:hAnsi="Courier New" w:cs="Courier New" w:hint="default"/>
+      </w:rPr>
+    </w:lvl>
+    <w:lvl w:ilvl="8" w:tplc="40090005" w:tentative="1">
+      <w:start w:val="1"/>
+      <w:numFmt w:val="bullet"/>
+      <w:lvlText w:val=""/>
+      <w:lvlJc w:val="left"/>
+      <w:pPr>
+        <w:ind w:left="6480" w:hanging="360"/>
+      </w:pPr>
+      <w:rPr>
+        <w:rFonts w:ascii="Wingdings" w:hAnsi="Wingdings" w:hint="default"/>
+      </w:rPr>
+    </w:lvl>
+  </w:abstractNum>
+  <w:abstractNum w:abstractNumId="22" w15:restartNumberingAfterBreak="0">
+    <w:nsid w:val="64916013"/>
+    <w:multiLevelType w:val="multilevel"/>
+    <w:tmpl w:val="0D747BDE"/>
+    <w:lvl w:ilvl="0">
+      <w:start w:val="1"/>
+      <w:numFmt w:val="bullet"/>
+      <w:lvlText w:val=""/>
+      <w:lvlJc w:val="left"/>
+      <w:pPr>
+        <w:tabs>
+          <w:tab w:val="num" w:pos="360"/>
+        </w:tabs>
+        <w:ind w:left="360" w:hanging="360"/>
+      </w:pPr>
+      <w:rPr>
+        <w:rFonts w:ascii="Symbol" w:hAnsi="Symbol" w:hint="default"/>
+        <w:sz w:val="20"/>
+      </w:rPr>
+    </w:lvl>
+    <w:lvl w:ilvl="1" w:tentative="1">
+      <w:start w:val="1"/>
+      <w:numFmt w:val="bullet"/>
+      <w:lvlText w:val="o"/>
+      <w:lvlJc w:val="left"/>
+      <w:pPr>
+        <w:tabs>
+          <w:tab w:val="num" w:pos="1080"/>
+        </w:tabs>
+        <w:ind w:left="1080" w:hanging="360"/>
+      </w:pPr>
+      <w:rPr>
+        <w:rFonts w:ascii="Courier New" w:hAnsi="Courier New" w:hint="default"/>
+        <w:sz w:val="20"/>
+      </w:rPr>
+    </w:lvl>
+    <w:lvl w:ilvl="2" w:tentative="1">
+      <w:start w:val="1"/>
+      <w:numFmt w:val="bullet"/>
+      <w:lvlText w:val=""/>
+      <w:lvlJc w:val="left"/>
+      <w:pPr>
+        <w:tabs>
+          <w:tab w:val="num" w:pos="1800"/>
+        </w:tabs>
+        <w:ind w:left="1800" w:hanging="360"/>
+      </w:pPr>
+      <w:rPr>
+        <w:rFonts w:ascii="Wingdings" w:hAnsi="Wingdings" w:hint="default"/>
+        <w:sz w:val="20"/>
+      </w:rPr>
+    </w:lvl>
+    <w:lvl w:ilvl="3" w:tentative="1">
+      <w:start w:val="1"/>
+      <w:numFmt w:val="bullet"/>
+      <w:lvlText w:val=""/>
+      <w:lvlJc w:val="left"/>
+      <w:pPr>
+        <w:tabs>
+          <w:tab w:val="num" w:pos="2520"/>
+        </w:tabs>
+        <w:ind w:left="2520" w:hanging="360"/>
+      </w:pPr>
+      <w:rPr>
+        <w:rFonts w:ascii="Wingdings" w:hAnsi="Wingdings" w:hint="default"/>
+        <w:sz w:val="20"/>
+      </w:rPr>
+    </w:lvl>
+    <w:lvl w:ilvl="4" w:tentative="1">
+      <w:start w:val="1"/>
+      <w:numFmt w:val="bullet"/>
+      <w:lvlText w:val=""/>
+      <w:lvlJc w:val="left"/>
+      <w:pPr>
+        <w:tabs>
+          <w:tab w:val="num" w:pos="3240"/>
+        </w:tabs>
+        <w:ind w:left="3240" w:hanging="360"/>
+      </w:pPr>
+      <w:rPr>
+        <w:rFonts w:ascii="Wingdings" w:hAnsi="Wingdings" w:hint="default"/>
+        <w:sz w:val="20"/>
+      </w:rPr>
+    </w:lvl>
+    <w:lvl w:ilvl="5" w:tentative="1">
+      <w:start w:val="1"/>
+      <w:numFmt w:val="bullet"/>
+      <w:lvlText w:val=""/>
+      <w:lvlJc w:val="left"/>
+      <w:pPr>
+        <w:tabs>
+          <w:tab w:val="num" w:pos="3960"/>
+        </w:tabs>
+        <w:ind w:left="3960" w:hanging="360"/>
+      </w:pPr>
+      <w:rPr>
+        <w:rFonts w:ascii="Wingdings" w:hAnsi="Wingdings" w:hint="default"/>
+        <w:sz w:val="20"/>
+      </w:rPr>
+    </w:lvl>
+    <w:lvl w:ilvl="6" w:tentative="1">
+      <w:start w:val="1"/>
+      <w:numFmt w:val="bullet"/>
+      <w:lvlText w:val=""/>
+      <w:lvlJc w:val="left"/>
+      <w:pPr>
+        <w:tabs>
+          <w:tab w:val="num" w:pos="4680"/>
+        </w:tabs>
+        <w:ind w:left="4680" w:hanging="360"/>
+      </w:pPr>
+      <w:rPr>
+        <w:rFonts w:ascii="Wingdings" w:hAnsi="Wingdings" w:hint="default"/>
+        <w:sz w:val="20"/>
+      </w:rPr>
+    </w:lvl>
+    <w:lvl w:ilvl="7" w:tentative="1">
+      <w:start w:val="1"/>
+      <w:numFmt w:val="bullet"/>
+      <w:lvlText w:val=""/>
+      <w:lvlJc w:val="left"/>
+      <w:pPr>
+        <w:tabs>
+          <w:tab w:val="num" w:pos="5400"/>
+        </w:tabs>
+        <w:ind w:left="5400" w:hanging="360"/>
+      </w:pPr>
+      <w:rPr>
+        <w:rFonts w:ascii="Wingdings" w:hAnsi="Wingdings" w:hint="default"/>
+        <w:sz w:val="20"/>
+      </w:rPr>
+    </w:lvl>
+    <w:lvl w:ilvl="8" w:tentative="1">
+      <w:start w:val="1"/>
+      <w:numFmt w:val="bullet"/>
+      <w:lvlText w:val=""/>
+      <w:lvlJc w:val="left"/>
+      <w:pPr>
+        <w:tabs>
+          <w:tab w:val="num" w:pos="6120"/>
+        </w:tabs>
+        <w:ind w:left="6120" w:hanging="360"/>
+      </w:pPr>
+      <w:rPr>
+        <w:rFonts w:ascii="Wingdings" w:hAnsi="Wingdings" w:hint="default"/>
+        <w:sz w:val="20"/>
+      </w:rPr>
+    </w:lvl>
+  </w:abstractNum>
+  <w:abstractNum w:abstractNumId="23" w15:restartNumberingAfterBreak="0">
+    <w:nsid w:val="6AF04338"/>
+    <w:multiLevelType w:val="multilevel"/>
+    <w:tmpl w:val="E27440F2"/>
+    <w:lvl w:ilvl="0">
+      <w:start w:val="1"/>
+      <w:numFmt w:val="bullet"/>
+      <w:lvlText w:val=""/>
+      <w:lvlJc w:val="left"/>
+      <w:pPr>
+        <w:tabs>
+          <w:tab w:val="num" w:pos="720"/>
+        </w:tabs>
+        <w:ind w:left="720" w:hanging="360"/>
+      </w:pPr>
+      <w:rPr>
+        <w:rFonts w:ascii="Symbol" w:hAnsi="Symbol" w:hint="default"/>
+        <w:sz w:val="20"/>
+      </w:rPr>
+    </w:lvl>
+    <w:lvl w:ilvl="1">
+      <w:start w:val="1"/>
+      <w:numFmt w:val="bullet"/>
+      <w:lvlText w:val="o"/>
+      <w:lvlJc w:val="left"/>
+      <w:pPr>
+        <w:tabs>
+          <w:tab w:val="num" w:pos="1440"/>
+        </w:tabs>
+        <w:ind w:left="1440" w:hanging="360"/>
+      </w:pPr>
+      <w:rPr>
+        <w:rFonts w:ascii="Courier New" w:hAnsi="Courier New" w:hint="default"/>
+        <w:sz w:val="20"/>
+      </w:rPr>
+    </w:lvl>
+    <w:lvl w:ilvl="2" w:tentative="1">
+      <w:start w:val="1"/>
+      <w:numFmt w:val="bullet"/>
+      <w:lvlText w:val=""/>
+      <w:lvlJc w:val="left"/>
+      <w:pPr>
+        <w:tabs>
+          <w:tab w:val="num" w:pos="2160"/>
+        </w:tabs>
+        <w:ind w:left="2160" w:hanging="360"/>
+      </w:pPr>
+      <w:rPr>
+        <w:rFonts w:ascii="Wingdings" w:hAnsi="Wingdings" w:hint="default"/>
+        <w:sz w:val="20"/>
+      </w:rPr>
+    </w:lvl>
+    <w:lvl w:ilvl="3" w:tentative="1">
+      <w:start w:val="1"/>
+      <w:numFmt w:val="bullet"/>
+      <w:lvlText w:val=""/>
+      <w:lvlJc w:val="left"/>
+      <w:pPr>
+        <w:tabs>
+          <w:tab w:val="num" w:pos="2880"/>
+        </w:tabs>
+        <w:ind w:left="2880" w:hanging="360"/>
+      </w:pPr>
+      <w:rPr>
+        <w:rFonts w:ascii="Wingdings" w:hAnsi="Wingdings" w:hint="default"/>
+        <w:sz w:val="20"/>
+      </w:rPr>
+    </w:lvl>
+    <w:lvl w:ilvl="4" w:tentative="1">
+      <w:start w:val="1"/>
+      <w:numFmt w:val="bullet"/>
+      <w:lvlText w:val=""/>
+      <w:lvlJc w:val="left"/>
+      <w:pPr>
+        <w:tabs>
+          <w:tab w:val="num" w:pos="3600"/>
+        </w:tabs>
+        <w:ind w:left="3600" w:hanging="360"/>
+      </w:pPr>
+      <w:rPr>
+        <w:rFonts w:ascii="Wingdings" w:hAnsi="Wingdings" w:hint="default"/>
+        <w:sz w:val="20"/>
+      </w:rPr>
+    </w:lvl>
+    <w:lvl w:ilvl="5" w:tentative="1">
+      <w:start w:val="1"/>
+      <w:numFmt w:val="bullet"/>
+      <w:lvlText w:val=""/>
+      <w:lvlJc w:val="left"/>
+      <w:pPr>
+        <w:tabs>
+          <w:tab w:val="num" w:pos="4320"/>
+        </w:tabs>
+        <w:ind w:left="4320" w:hanging="360"/>
+      </w:pPr>
+      <w:rPr>
+        <w:rFonts w:ascii="Wingdings" w:hAnsi="Wingdings" w:hint="default"/>
+        <w:sz w:val="20"/>
+      </w:rPr>
+    </w:lvl>
+    <w:lvl w:ilvl="6" w:tentative="1">
+      <w:start w:val="1"/>
+      <w:numFmt w:val="bullet"/>
+      <w:lvlText w:val=""/>
+      <w:lvlJc w:val="left"/>
+      <w:pPr>
+        <w:tabs>
+          <w:tab w:val="num" w:pos="5040"/>
+        </w:tabs>
+        <w:ind w:left="5040" w:hanging="360"/>
+      </w:pPr>
+      <w:rPr>
+        <w:rFonts w:ascii="Wingdings" w:hAnsi="Wingdings" w:hint="default"/>
+        <w:sz w:val="20"/>
+      </w:rPr>
+    </w:lvl>
+    <w:lvl w:ilvl="7" w:tentative="1">
+      <w:start w:val="1"/>
+      <w:numFmt w:val="bullet"/>
+      <w:lvlText w:val=""/>
+      <w:lvlJc w:val="left"/>
+      <w:pPr>
+        <w:tabs>
+          <w:tab w:val="num" w:pos="5760"/>
+        </w:tabs>
+        <w:ind w:left="5760" w:hanging="360"/>
+      </w:pPr>
+      <w:rPr>
+        <w:rFonts w:ascii="Wingdings" w:hAnsi="Wingdings" w:hint="default"/>
+        <w:sz w:val="20"/>
+      </w:rPr>
+    </w:lvl>
+    <w:lvl w:ilvl="8" w:tentative="1">
+      <w:start w:val="1"/>
+      <w:numFmt w:val="bullet"/>
+      <w:lvlText w:val=""/>
+      <w:lvlJc w:val="left"/>
+      <w:pPr>
+        <w:tabs>
+          <w:tab w:val="num" w:pos="6480"/>
+        </w:tabs>
+        <w:ind w:left="6480" w:hanging="360"/>
+      </w:pPr>
+      <w:rPr>
+        <w:rFonts w:ascii="Wingdings" w:hAnsi="Wingdings" w:hint="default"/>
+        <w:sz w:val="20"/>
+      </w:rPr>
+    </w:lvl>
+  </w:abstractNum>
+  <w:abstractNum w:abstractNumId="24" w15:restartNumberingAfterBreak="0">
+    <w:nsid w:val="6EA929FD"/>
+    <w:multiLevelType w:val="hybridMultilevel"/>
+    <w:tmpl w:val="FECC7806"/>
+    <w:lvl w:ilvl="0" w:tplc="40090001">
+      <w:start w:val="1"/>
+      <w:numFmt w:val="bullet"/>
+      <w:lvlText w:val=""/>
+      <w:lvlJc w:val="left"/>
+      <w:pPr>
+        <w:ind w:left="720" w:hanging="360"/>
+      </w:pPr>
+      <w:rPr>
+        <w:rFonts w:ascii="Symbol" w:hAnsi="Symbol" w:hint="default"/>
+      </w:rPr>
+    </w:lvl>
+    <w:lvl w:ilvl="1" w:tplc="40090003" w:tentative="1">
+      <w:start w:val="1"/>
+      <w:numFmt w:val="bullet"/>
+      <w:lvlText w:val="o"/>
+      <w:lvlJc w:val="left"/>
+      <w:pPr>
+        <w:ind w:left="1440" w:hanging="360"/>
+      </w:pPr>
+      <w:rPr>
+        <w:rFonts w:ascii="Courier New" w:hAnsi="Courier New" w:cs="Courier New" w:hint="default"/>
+      </w:rPr>
+    </w:lvl>
+    <w:lvl w:ilvl="2" w:tplc="40090005" w:tentative="1">
+      <w:start w:val="1"/>
+      <w:numFmt w:val="bullet"/>
+      <w:lvlText w:val=""/>
+      <w:lvlJc w:val="left"/>
+      <w:pPr>
+        <w:ind w:left="2160" w:hanging="360"/>
+      </w:pPr>
+      <w:rPr>
+        <w:rFonts w:ascii="Wingdings" w:hAnsi="Wingdings" w:hint="default"/>
+      </w:rPr>
+    </w:lvl>
+    <w:lvl w:ilvl="3" w:tplc="40090001" w:tentative="1">
+      <w:start w:val="1"/>
+      <w:numFmt w:val="bullet"/>
+      <w:lvlText w:val=""/>
+      <w:lvlJc w:val="left"/>
+      <w:pPr>
+        <w:ind w:left="2880" w:hanging="360"/>
+      </w:pPr>
+      <w:rPr>
+        <w:rFonts w:ascii="Symbol" w:hAnsi="Symbol" w:hint="default"/>
+      </w:rPr>
+    </w:lvl>
+    <w:lvl w:ilvl="4" w:tplc="40090003" w:tentative="1">
+      <w:start w:val="1"/>
+      <w:numFmt w:val="bullet"/>
+      <w:lvlText w:val="o"/>
+      <w:lvlJc w:val="left"/>
+      <w:pPr>
+        <w:ind w:left="3600" w:hanging="360"/>
+      </w:pPr>
+      <w:rPr>
+        <w:rFonts w:ascii="Courier New" w:hAnsi="Courier New" w:cs="Courier New" w:hint="default"/>
+      </w:rPr>
+    </w:lvl>
+    <w:lvl w:ilvl="5" w:tplc="40090005" w:tentative="1">
+      <w:start w:val="1"/>
+      <w:numFmt w:val="bullet"/>
+      <w:lvlText w:val=""/>
+      <w:lvlJc w:val="left"/>
+      <w:pPr>
+        <w:ind w:left="4320" w:hanging="360"/>
+      </w:pPr>
+      <w:rPr>
+        <w:rFonts w:ascii="Wingdings" w:hAnsi="Wingdings" w:hint="default"/>
+      </w:rPr>
+    </w:lvl>
+    <w:lvl w:ilvl="6" w:tplc="40090001" w:tentative="1">
+      <w:start w:val="1"/>
+      <w:numFmt w:val="bullet"/>
+      <w:lvlText w:val=""/>
+      <w:lvlJc w:val="left"/>
+      <w:pPr>
+        <w:ind w:left="5040" w:hanging="360"/>
+      </w:pPr>
+      <w:rPr>
+        <w:rFonts w:ascii="Symbol" w:hAnsi="Symbol" w:hint="default"/>
+      </w:rPr>
+    </w:lvl>
+    <w:lvl w:ilvl="7" w:tplc="40090003" w:tentative="1">
+      <w:start w:val="1"/>
+      <w:numFmt w:val="bullet"/>
+      <w:lvlText w:val="o"/>
+      <w:lvlJc w:val="left"/>
+      <w:pPr>
+        <w:ind w:left="5760" w:hanging="360"/>
+      </w:pPr>
+      <w:rPr>
+        <w:rFonts w:ascii="Courier New" w:hAnsi="Courier New" w:cs="Courier New" w:hint="default"/>
+      </w:rPr>
+    </w:lvl>
+    <w:lvl w:ilvl="8" w:tplc="40090005" w:tentative="1">
+      <w:start w:val="1"/>
+      <w:numFmt w:val="bullet"/>
+      <w:lvlText w:val=""/>
+      <w:lvlJc w:val="left"/>
+      <w:pPr>
+        <w:ind w:left="6480" w:hanging="360"/>
+      </w:pPr>
+      <w:rPr>
+        <w:rFonts w:ascii="Wingdings" w:hAnsi="Wingdings" w:hint="default"/>
+      </w:rPr>
+    </w:lvl>
+  </w:abstractNum>
+  <w:abstractNum w:abstractNumId="25" w15:restartNumberingAfterBreak="0">
+    <w:nsid w:val="73752E09"/>
+    <w:multiLevelType w:val="multilevel"/>
+    <w:tmpl w:val="8FC64554"/>
+    <w:lvl w:ilvl="0">
+      <w:start w:val="1"/>
+      <w:numFmt w:val="bullet"/>
+      <w:lvlText w:val=""/>
+      <w:lvlJc w:val="left"/>
+      <w:pPr>
+        <w:tabs>
+          <w:tab w:val="num" w:pos="720"/>
+        </w:tabs>
+        <w:ind w:left="720" w:hanging="360"/>
+      </w:pPr>
+      <w:rPr>
+        <w:rFonts w:ascii="Symbol" w:hAnsi="Symbol" w:hint="default"/>
+        <w:sz w:val="20"/>
+      </w:rPr>
+    </w:lvl>
+    <w:lvl w:ilvl="1">
+      <w:start w:val="1"/>
+      <w:numFmt w:val="bullet"/>
+      <w:lvlText w:val="o"/>
+      <w:lvlJc w:val="left"/>
+      <w:pPr>
+        <w:tabs>
+          <w:tab w:val="num" w:pos="1440"/>
+        </w:tabs>
+        <w:ind w:left="1440" w:hanging="360"/>
+      </w:pPr>
+      <w:rPr>
+        <w:rFonts w:ascii="Courier New" w:hAnsi="Courier New" w:hint="default"/>
+        <w:sz w:val="20"/>
+      </w:rPr>
+    </w:lvl>
+    <w:lvl w:ilvl="2" w:tentative="1">
+      <w:start w:val="1"/>
+      <w:numFmt w:val="bullet"/>
+      <w:lvlText w:val=""/>
+      <w:lvlJc w:val="left"/>
+      <w:pPr>
+        <w:tabs>
+          <w:tab w:val="num" w:pos="2160"/>
+        </w:tabs>
+        <w:ind w:left="2160" w:hanging="360"/>
+      </w:pPr>
+      <w:rPr>
+        <w:rFonts w:ascii="Wingdings" w:hAnsi="Wingdings" w:hint="default"/>
+        <w:sz w:val="20"/>
+      </w:rPr>
+    </w:lvl>
+    <w:lvl w:ilvl="3" w:tentative="1">
+      <w:start w:val="1"/>
+      <w:numFmt w:val="bullet"/>
+      <w:lvlText w:val=""/>
+      <w:lvlJc w:val="left"/>
+      <w:pPr>
+        <w:tabs>
+          <w:tab w:val="num" w:pos="2880"/>
+        </w:tabs>
+        <w:ind w:left="2880" w:hanging="360"/>
+      </w:pPr>
+      <w:rPr>
+        <w:rFonts w:ascii="Wingdings" w:hAnsi="Wingdings" w:hint="default"/>
+        <w:sz w:val="20"/>
+      </w:rPr>
+    </w:lvl>
+    <w:lvl w:ilvl="4" w:tentative="1">
+      <w:start w:val="1"/>
+      <w:numFmt w:val="bullet"/>
+      <w:lvlText w:val=""/>
+      <w:lvlJc w:val="left"/>
+      <w:pPr>
+        <w:tabs>
+          <w:tab w:val="num" w:pos="3600"/>
+        </w:tabs>
+        <w:ind w:left="3600" w:hanging="360"/>
+      </w:pPr>
+      <w:rPr>
+        <w:rFonts w:ascii="Wingdings" w:hAnsi="Wingdings" w:hint="default"/>
+        <w:sz w:val="20"/>
+      </w:rPr>
+    </w:lvl>
+    <w:lvl w:ilvl="5" w:tentative="1">
+      <w:start w:val="1"/>
+      <w:numFmt w:val="bullet"/>
+      <w:lvlText w:val=""/>
+      <w:lvlJc w:val="left"/>
+      <w:pPr>
+        <w:tabs>
+          <w:tab w:val="num" w:pos="4320"/>
+        </w:tabs>
+        <w:ind w:left="4320" w:hanging="360"/>
+      </w:pPr>
+      <w:rPr>
+        <w:rFonts w:ascii="Wingdings" w:hAnsi="Wingdings" w:hint="default"/>
+        <w:sz w:val="20"/>
+      </w:rPr>
+    </w:lvl>
+    <w:lvl w:ilvl="6" w:tentative="1">
+      <w:start w:val="1"/>
+      <w:numFmt w:val="bullet"/>
+      <w:lvlText w:val=""/>
+      <w:lvlJc w:val="left"/>
+      <w:pPr>
+        <w:tabs>
+          <w:tab w:val="num" w:pos="5040"/>
+        </w:tabs>
+        <w:ind w:left="5040" w:hanging="360"/>
+      </w:pPr>
+      <w:rPr>
+        <w:rFonts w:ascii="Wingdings" w:hAnsi="Wingdings" w:hint="default"/>
+        <w:sz w:val="20"/>
+      </w:rPr>
+    </w:lvl>
+    <w:lvl w:ilvl="7" w:tentative="1">
+      <w:start w:val="1"/>
+      <w:numFmt w:val="bullet"/>
+      <w:lvlText w:val=""/>
+      <w:lvlJc w:val="left"/>
+      <w:pPr>
+        <w:tabs>
+          <w:tab w:val="num" w:pos="5760"/>
+        </w:tabs>
+        <w:ind w:left="5760" w:hanging="360"/>
+      </w:pPr>
+      <w:rPr>
+        <w:rFonts w:ascii="Wingdings" w:hAnsi="Wingdings" w:hint="default"/>
+        <w:sz w:val="20"/>
+      </w:rPr>
+    </w:lvl>
+    <w:lvl w:ilvl="8" w:tentative="1">
+      <w:start w:val="1"/>
+      <w:numFmt w:val="bullet"/>
+      <w:lvlText w:val=""/>
+      <w:lvlJc w:val="left"/>
+      <w:pPr>
+        <w:tabs>
+          <w:tab w:val="num" w:pos="6480"/>
+        </w:tabs>
+        <w:ind w:left="6480" w:hanging="360"/>
+      </w:pPr>
+      <w:rPr>
+        <w:rFonts w:ascii="Wingdings" w:hAnsi="Wingdings" w:hint="default"/>
+        <w:sz w:val="20"/>
+      </w:rPr>
+    </w:lvl>
+  </w:abstractNum>
+  <w:abstractNum w:abstractNumId="26" w15:restartNumberingAfterBreak="0">
+    <w:nsid w:val="77997821"/>
+    <w:multiLevelType w:val="multilevel"/>
+    <w:tmpl w:val="BE80BE74"/>
+    <w:lvl w:ilvl="0">
+      <w:start w:val="1"/>
+      <w:numFmt w:val="bullet"/>
+      <w:lvlText w:val=""/>
+      <w:lvlJc w:val="left"/>
+      <w:pPr>
+        <w:tabs>
+          <w:tab w:val="num" w:pos="720"/>
+        </w:tabs>
+        <w:ind w:left="720" w:hanging="360"/>
+      </w:pPr>
+      <w:rPr>
+        <w:rFonts w:ascii="Symbol" w:hAnsi="Symbol" w:hint="default"/>
+        <w:sz w:val="20"/>
+      </w:rPr>
+    </w:lvl>
+    <w:lvl w:ilvl="1" w:tentative="1">
+      <w:start w:val="1"/>
+      <w:numFmt w:val="bullet"/>
+      <w:lvlText w:val="o"/>
+      <w:lvlJc w:val="left"/>
+      <w:pPr>
+        <w:tabs>
+          <w:tab w:val="num" w:pos="1440"/>
+        </w:tabs>
+        <w:ind w:left="1440" w:hanging="360"/>
+      </w:pPr>
+      <w:rPr>
+        <w:rFonts w:ascii="Courier New" w:hAnsi="Courier New" w:hint="default"/>
+        <w:sz w:val="20"/>
+      </w:rPr>
+    </w:lvl>
+    <w:lvl w:ilvl="2" w:tentative="1">
+      <w:start w:val="1"/>
+      <w:numFmt w:val="bullet"/>
+      <w:lvlText w:val=""/>
+      <w:lvlJc w:val="left"/>
+      <w:pPr>
+        <w:tabs>
+          <w:tab w:val="num" w:pos="2160"/>
+        </w:tabs>
+        <w:ind w:left="2160" w:hanging="360"/>
+      </w:pPr>
+      <w:rPr>
+        <w:rFonts w:ascii="Wingdings" w:hAnsi="Wingdings" w:hint="default"/>
+        <w:sz w:val="20"/>
+      </w:rPr>
+    </w:lvl>
+    <w:lvl w:ilvl="3" w:tentative="1">
+      <w:start w:val="1"/>
+      <w:numFmt w:val="bullet"/>
+      <w:lvlText w:val=""/>
+      <w:lvlJc w:val="left"/>
+      <w:pPr>
+        <w:tabs>
+          <w:tab w:val="num" w:pos="2880"/>
+        </w:tabs>
+        <w:ind w:left="2880" w:hanging="360"/>
+      </w:pPr>
+      <w:rPr>
+        <w:rFonts w:ascii="Wingdings" w:hAnsi="Wingdings" w:hint="default"/>
+        <w:sz w:val="20"/>
+      </w:rPr>
+    </w:lvl>
+    <w:lvl w:ilvl="4" w:tentative="1">
+      <w:start w:val="1"/>
+      <w:numFmt w:val="bullet"/>
+      <w:lvlText w:val=""/>
+      <w:lvlJc w:val="left"/>
+      <w:pPr>
+        <w:tabs>
+          <w:tab w:val="num" w:pos="3600"/>
+        </w:tabs>
+        <w:ind w:left="3600" w:hanging="360"/>
+      </w:pPr>
+      <w:rPr>
+        <w:rFonts w:ascii="Wingdings" w:hAnsi="Wingdings" w:hint="default"/>
+        <w:sz w:val="20"/>
+      </w:rPr>
+    </w:lvl>
+    <w:lvl w:ilvl="5" w:tentative="1">
+      <w:start w:val="1"/>
+      <w:numFmt w:val="bullet"/>
+      <w:lvlText w:val=""/>
+      <w:lvlJc w:val="left"/>
+      <w:pPr>
+        <w:tabs>
+          <w:tab w:val="num" w:pos="4320"/>
+        </w:tabs>
+        <w:ind w:left="4320" w:hanging="360"/>
+      </w:pPr>
+      <w:rPr>
+        <w:rFonts w:ascii="Wingdings" w:hAnsi="Wingdings" w:hint="default"/>
+        <w:sz w:val="20"/>
+      </w:rPr>
+    </w:lvl>
+    <w:lvl w:ilvl="6" w:tentative="1">
+      <w:start w:val="1"/>
+      <w:numFmt w:val="bullet"/>
+      <w:lvlText w:val=""/>
+      <w:lvlJc w:val="left"/>
+      <w:pPr>
+        <w:tabs>
+          <w:tab w:val="num" w:pos="5040"/>
+        </w:tabs>
+        <w:ind w:left="5040" w:hanging="360"/>
+      </w:pPr>
+      <w:rPr>
+        <w:rFonts w:ascii="Wingdings" w:hAnsi="Wingdings" w:hint="default"/>
+        <w:sz w:val="20"/>
+      </w:rPr>
+    </w:lvl>
+    <w:lvl w:ilvl="7" w:tentative="1">
+      <w:start w:val="1"/>
+      <w:numFmt w:val="bullet"/>
+      <w:lvlText w:val=""/>
+      <w:lvlJc w:val="left"/>
+      <w:pPr>
+        <w:tabs>
+          <w:tab w:val="num" w:pos="5760"/>
+        </w:tabs>
+        <w:ind w:left="5760" w:hanging="360"/>
+      </w:pPr>
+      <w:rPr>
+        <w:rFonts w:ascii="Wingdings" w:hAnsi="Wingdings" w:hint="default"/>
+        <w:sz w:val="20"/>
+      </w:rPr>
+    </w:lvl>
+    <w:lvl w:ilvl="8" w:tentative="1">
+      <w:start w:val="1"/>
+      <w:numFmt w:val="bullet"/>
+      <w:lvlText w:val=""/>
+      <w:lvlJc w:val="left"/>
+      <w:pPr>
+        <w:tabs>
+          <w:tab w:val="num" w:pos="6480"/>
+        </w:tabs>
+        <w:ind w:left="6480" w:hanging="360"/>
+      </w:pPr>
+      <w:rPr>
+        <w:rFonts w:ascii="Wingdings" w:hAnsi="Wingdings" w:hint="default"/>
+        <w:sz w:val="20"/>
+      </w:rPr>
+    </w:lvl>
+  </w:abstractNum>
+  <w:abstractNum w:abstractNumId="27" w15:restartNumberingAfterBreak="0">
+    <w:nsid w:val="78BB6BB0"/>
+    <w:multiLevelType w:val="multilevel"/>
+    <w:tmpl w:val="16CA8A72"/>
+    <w:lvl w:ilvl="0">
+      <w:start w:val="1"/>
+      <w:numFmt w:val="bullet"/>
+      <w:lvlText w:val=""/>
+      <w:lvlJc w:val="left"/>
+      <w:pPr>
+        <w:tabs>
+          <w:tab w:val="num" w:pos="720"/>
+        </w:tabs>
+        <w:ind w:left="720" w:hanging="360"/>
+      </w:pPr>
+      <w:rPr>
+        <w:rFonts w:ascii="Symbol" w:hAnsi="Symbol" w:hint="default"/>
+        <w:sz w:val="20"/>
+      </w:rPr>
+    </w:lvl>
+    <w:lvl w:ilvl="1" w:tentative="1">
+      <w:start w:val="1"/>
+      <w:numFmt w:val="bullet"/>
+      <w:lvlText w:val="o"/>
+      <w:lvlJc w:val="left"/>
+      <w:pPr>
+        <w:tabs>
+          <w:tab w:val="num" w:pos="1440"/>
+        </w:tabs>
+        <w:ind w:left="1440" w:hanging="360"/>
+      </w:pPr>
+      <w:rPr>
+        <w:rFonts w:ascii="Courier New" w:hAnsi="Courier New" w:hint="default"/>
+        <w:sz w:val="20"/>
+      </w:rPr>
+    </w:lvl>
+    <w:lvl w:ilvl="2" w:tentative="1">
+      <w:start w:val="1"/>
+      <w:numFmt w:val="bullet"/>
+      <w:lvlText w:val=""/>
+      <w:lvlJc w:val="left"/>
+      <w:pPr>
+        <w:tabs>
+          <w:tab w:val="num" w:pos="2160"/>
+        </w:tabs>
+        <w:ind w:left="2160" w:hanging="360"/>
+      </w:pPr>
+      <w:rPr>
+        <w:rFonts w:ascii="Wingdings" w:hAnsi="Wingdings" w:hint="default"/>
+        <w:sz w:val="20"/>
+      </w:rPr>
+    </w:lvl>
+    <w:lvl w:ilvl="3" w:tentative="1">
+      <w:start w:val="1"/>
+      <w:numFmt w:val="bullet"/>
+      <w:lvlText w:val=""/>
+      <w:lvlJc w:val="left"/>
+      <w:pPr>
+        <w:tabs>
+          <w:tab w:val="num" w:pos="2880"/>
+        </w:tabs>
+        <w:ind w:left="2880" w:hanging="360"/>
+      </w:pPr>
+      <w:rPr>
+        <w:rFonts w:ascii="Wingdings" w:hAnsi="Wingdings" w:hint="default"/>
+        <w:sz w:val="20"/>
+      </w:rPr>
+    </w:lvl>
+    <w:lvl w:ilvl="4" w:tentative="1">
+      <w:start w:val="1"/>
+      <w:numFmt w:val="bullet"/>
+      <w:lvlText w:val=""/>
+      <w:lvlJc w:val="left"/>
+      <w:pPr>
+        <w:tabs>
+          <w:tab w:val="num" w:pos="3600"/>
+        </w:tabs>
+        <w:ind w:left="3600" w:hanging="360"/>
+      </w:pPr>
+      <w:rPr>
+        <w:rFonts w:ascii="Wingdings" w:hAnsi="Wingdings" w:hint="default"/>
+        <w:sz w:val="20"/>
+      </w:rPr>
+    </w:lvl>
+    <w:lvl w:ilvl="5" w:tentative="1">
+      <w:start w:val="1"/>
+      <w:numFmt w:val="bullet"/>
+      <w:lvlText w:val=""/>
+      <w:lvlJc w:val="left"/>
+      <w:pPr>
+        <w:tabs>
+          <w:tab w:val="num" w:pos="4320"/>
+        </w:tabs>
+        <w:ind w:left="4320" w:hanging="360"/>
+      </w:pPr>
+      <w:rPr>
+        <w:rFonts w:ascii="Wingdings" w:hAnsi="Wingdings" w:hint="default"/>
+        <w:sz w:val="20"/>
+      </w:rPr>
+    </w:lvl>
+    <w:lvl w:ilvl="6" w:tentative="1">
+      <w:start w:val="1"/>
+      <w:numFmt w:val="bullet"/>
+      <w:lvlText w:val=""/>
+      <w:lvlJc w:val="left"/>
+      <w:pPr>
+        <w:tabs>
+          <w:tab w:val="num" w:pos="5040"/>
+        </w:tabs>
+        <w:ind w:left="5040" w:hanging="360"/>
+      </w:pPr>
+      <w:rPr>
+        <w:rFonts w:ascii="Wingdings" w:hAnsi="Wingdings" w:hint="default"/>
+        <w:sz w:val="20"/>
+      </w:rPr>
+    </w:lvl>
+    <w:lvl w:ilvl="7" w:tentative="1">
+      <w:start w:val="1"/>
+      <w:numFmt w:val="bullet"/>
+      <w:lvlText w:val=""/>
+      <w:lvlJc w:val="left"/>
+      <w:pPr>
+        <w:tabs>
+          <w:tab w:val="num" w:pos="5760"/>
+        </w:tabs>
+        <w:ind w:left="5760" w:hanging="360"/>
+      </w:pPr>
+      <w:rPr>
+        <w:rFonts w:ascii="Wingdings" w:hAnsi="Wingdings" w:hint="default"/>
+        <w:sz w:val="20"/>
+      </w:rPr>
+    </w:lvl>
+    <w:lvl w:ilvl="8" w:tentative="1">
+      <w:start w:val="1"/>
+      <w:numFmt w:val="bullet"/>
+      <w:lvlText w:val=""/>
+      <w:lvlJc w:val="left"/>
+      <w:pPr>
+        <w:tabs>
+          <w:tab w:val="num" w:pos="6480"/>
+        </w:tabs>
+        <w:ind w:left="6480" w:hanging="360"/>
+      </w:pPr>
+      <w:rPr>
+        <w:rFonts w:ascii="Wingdings" w:hAnsi="Wingdings" w:hint="default"/>
+        <w:sz w:val="20"/>
+      </w:rPr>
+    </w:lvl>
+  </w:abstractNum>
+  <w:abstractNum w:abstractNumId="28" w15:restartNumberingAfterBreak="0">
+    <w:nsid w:val="79F32966"/>
+    <w:multiLevelType w:val="multilevel"/>
+    <w:tmpl w:val="B470B724"/>
+    <w:lvl w:ilvl="0">
+      <w:start w:val="1"/>
+      <w:numFmt w:val="bullet"/>
+      <w:lvlText w:val=""/>
+      <w:lvlJc w:val="left"/>
+      <w:pPr>
+        <w:tabs>
+          <w:tab w:val="num" w:pos="720"/>
+        </w:tabs>
+        <w:ind w:left="720" w:hanging="360"/>
+      </w:pPr>
+      <w:rPr>
+        <w:rFonts w:ascii="Symbol" w:hAnsi="Symbol" w:hint="default"/>
+        <w:sz w:val="20"/>
+      </w:rPr>
+    </w:lvl>
+    <w:lvl w:ilvl="1" w:tentative="1">
+      <w:start w:val="1"/>
+      <w:numFmt w:val="bullet"/>
+      <w:lvlText w:val="o"/>
+      <w:lvlJc w:val="left"/>
+      <w:pPr>
+        <w:tabs>
+          <w:tab w:val="num" w:pos="1440"/>
+        </w:tabs>
+        <w:ind w:left="1440" w:hanging="360"/>
+      </w:pPr>
+      <w:rPr>
+        <w:rFonts w:ascii="Courier New" w:hAnsi="Courier New" w:hint="default"/>
+        <w:sz w:val="20"/>
+      </w:rPr>
+    </w:lvl>
+    <w:lvl w:ilvl="2" w:tentative="1">
+      <w:start w:val="1"/>
+      <w:numFmt w:val="bullet"/>
+      <w:lvlText w:val=""/>
+      <w:lvlJc w:val="left"/>
+      <w:pPr>
+        <w:tabs>
+          <w:tab w:val="num" w:pos="2160"/>
+        </w:tabs>
+        <w:ind w:left="2160" w:hanging="360"/>
+      </w:pPr>
+      <w:rPr>
+        <w:rFonts w:ascii="Wingdings" w:hAnsi="Wingdings" w:hint="default"/>
+        <w:sz w:val="20"/>
+      </w:rPr>
+    </w:lvl>
+    <w:lvl w:ilvl="3" w:tentative="1">
+      <w:start w:val="1"/>
+      <w:numFmt w:val="bullet"/>
+      <w:lvlText w:val=""/>
+      <w:lvlJc w:val="left"/>
+      <w:pPr>
+        <w:tabs>
+          <w:tab w:val="num" w:pos="2880"/>
+        </w:tabs>
+        <w:ind w:left="2880" w:hanging="360"/>
+      </w:pPr>
+      <w:rPr>
+        <w:rFonts w:ascii="Wingdings" w:hAnsi="Wingdings" w:hint="default"/>
+        <w:sz w:val="20"/>
+      </w:rPr>
+    </w:lvl>
+    <w:lvl w:ilvl="4" w:tentative="1">
+      <w:start w:val="1"/>
+      <w:numFmt w:val="bullet"/>
+      <w:lvlText w:val=""/>
+      <w:lvlJc w:val="left"/>
+      <w:pPr>
+        <w:tabs>
+          <w:tab w:val="num" w:pos="3600"/>
+        </w:tabs>
+        <w:ind w:left="3600" w:hanging="360"/>
+      </w:pPr>
+      <w:rPr>
+        <w:rFonts w:ascii="Wingdings" w:hAnsi="Wingdings" w:hint="default"/>
+        <w:sz w:val="20"/>
+      </w:rPr>
+    </w:lvl>
+    <w:lvl w:ilvl="5" w:tentative="1">
+      <w:start w:val="1"/>
+      <w:numFmt w:val="bullet"/>
+      <w:lvlText w:val=""/>
+      <w:lvlJc w:val="left"/>
+      <w:pPr>
+        <w:tabs>
+          <w:tab w:val="num" w:pos="4320"/>
+        </w:tabs>
+        <w:ind w:left="4320" w:hanging="360"/>
+      </w:pPr>
+      <w:rPr>
+        <w:rFonts w:ascii="Wingdings" w:hAnsi="Wingdings" w:hint="default"/>
+        <w:sz w:val="20"/>
+      </w:rPr>
+    </w:lvl>
+    <w:lvl w:ilvl="6" w:tentative="1">
+      <w:start w:val="1"/>
+      <w:numFmt w:val="bullet"/>
+      <w:lvlText w:val=""/>
+      <w:lvlJc w:val="left"/>
+      <w:pPr>
+        <w:tabs>
+          <w:tab w:val="num" w:pos="5040"/>
+        </w:tabs>
+        <w:ind w:left="5040" w:hanging="360"/>
+      </w:pPr>
+      <w:rPr>
+        <w:rFonts w:ascii="Wingdings" w:hAnsi="Wingdings" w:hint="default"/>
+        <w:sz w:val="20"/>
+      </w:rPr>
+    </w:lvl>
+    <w:lvl w:ilvl="7" w:tentative="1">
+      <w:start w:val="1"/>
+      <w:numFmt w:val="bullet"/>
+      <w:lvlText w:val=""/>
+      <w:lvlJc w:val="left"/>
+      <w:pPr>
+        <w:tabs>
+          <w:tab w:val="num" w:pos="5760"/>
+        </w:tabs>
+        <w:ind w:left="5760" w:hanging="360"/>
+      </w:pPr>
+      <w:rPr>
+        <w:rFonts w:ascii="Wingdings" w:hAnsi="Wingdings" w:hint="default"/>
+        <w:sz w:val="20"/>
+      </w:rPr>
+    </w:lvl>
+    <w:lvl w:ilvl="8" w:tentative="1">
+      <w:start w:val="1"/>
+      <w:numFmt w:val="bullet"/>
+      <w:lvlText w:val=""/>
+      <w:lvlJc w:val="left"/>
+      <w:pPr>
+        <w:tabs>
+          <w:tab w:val="num" w:pos="6480"/>
+        </w:tabs>
+        <w:ind w:left="6480" w:hanging="360"/>
+      </w:pPr>
+      <w:rPr>
+        <w:rFonts w:ascii="Wingdings" w:hAnsi="Wingdings" w:hint="default"/>
+        <w:sz w:val="20"/>
+      </w:rPr>
+    </w:lvl>
+  </w:abstractNum>
+  <w:abstractNum w:abstractNumId="29" w15:restartNumberingAfterBreak="0">
+    <w:nsid w:val="7AC77658"/>
+    <w:multiLevelType w:val="multilevel"/>
+    <w:tmpl w:val="BD76D580"/>
+    <w:lvl w:ilvl="0">
+      <w:start w:val="1"/>
+      <w:numFmt w:val="bullet"/>
+      <w:lvlText w:val=""/>
+      <w:lvlJc w:val="left"/>
+      <w:pPr>
+        <w:tabs>
+          <w:tab w:val="num" w:pos="720"/>
+        </w:tabs>
+        <w:ind w:left="720" w:hanging="360"/>
+      </w:pPr>
+      <w:rPr>
+        <w:rFonts w:ascii="Symbol" w:hAnsi="Symbol" w:hint="default"/>
+        <w:sz w:val="20"/>
+      </w:rPr>
+    </w:lvl>
+    <w:lvl w:ilvl="1">
+      <w:start w:val="1"/>
+      <w:numFmt w:val="bullet"/>
+      <w:lvlText w:val="o"/>
+      <w:lvlJc w:val="left"/>
+      <w:pPr>
+        <w:tabs>
+          <w:tab w:val="num" w:pos="1440"/>
+        </w:tabs>
+        <w:ind w:left="1440" w:hanging="360"/>
+      </w:pPr>
+      <w:rPr>
+        <w:rFonts w:ascii="Courier New" w:hAnsi="Courier New" w:hint="default"/>
+        <w:sz w:val="20"/>
+      </w:rPr>
+    </w:lvl>
+    <w:lvl w:ilvl="2" w:tentative="1">
+      <w:start w:val="1"/>
+      <w:numFmt w:val="bullet"/>
+      <w:lvlText w:val=""/>
+      <w:lvlJc w:val="left"/>
+      <w:pPr>
+        <w:tabs>
+          <w:tab w:val="num" w:pos="2160"/>
+        </w:tabs>
+        <w:ind w:left="2160" w:hanging="360"/>
+      </w:pPr>
+      <w:rPr>
+        <w:rFonts w:ascii="Wingdings" w:hAnsi="Wingdings" w:hint="default"/>
+        <w:sz w:val="20"/>
+      </w:rPr>
+    </w:lvl>
+    <w:lvl w:ilvl="3" w:tentative="1">
+      <w:start w:val="1"/>
+      <w:numFmt w:val="bullet"/>
+      <w:lvlText w:val=""/>
+      <w:lvlJc w:val="left"/>
+      <w:pPr>
+        <w:tabs>
+          <w:tab w:val="num" w:pos="2880"/>
+        </w:tabs>
+        <w:ind w:left="2880" w:hanging="360"/>
+      </w:pPr>
+      <w:rPr>
+        <w:rFonts w:ascii="Wingdings" w:hAnsi="Wingdings" w:hint="default"/>
+        <w:sz w:val="20"/>
+      </w:rPr>
+    </w:lvl>
+    <w:lvl w:ilvl="4" w:tentative="1">
+      <w:start w:val="1"/>
+      <w:numFmt w:val="bullet"/>
+      <w:lvlText w:val=""/>
+      <w:lvlJc w:val="left"/>
+      <w:pPr>
+        <w:tabs>
+          <w:tab w:val="num" w:pos="3600"/>
+        </w:tabs>
+        <w:ind w:left="3600" w:hanging="360"/>
+      </w:pPr>
+      <w:rPr>
+        <w:rFonts w:ascii="Wingdings" w:hAnsi="Wingdings" w:hint="default"/>
+        <w:sz w:val="20"/>
+      </w:rPr>
+    </w:lvl>
+    <w:lvl w:ilvl="5" w:tentative="1">
+      <w:start w:val="1"/>
+      <w:numFmt w:val="bullet"/>
+      <w:lvlText w:val=""/>
+      <w:lvlJc w:val="left"/>
+      <w:pPr>
+        <w:tabs>
+          <w:tab w:val="num" w:pos="4320"/>
+        </w:tabs>
+        <w:ind w:left="4320" w:hanging="360"/>
+      </w:pPr>
+      <w:rPr>
+        <w:rFonts w:ascii="Wingdings" w:hAnsi="Wingdings" w:hint="default"/>
+        <w:sz w:val="20"/>
+      </w:rPr>
+    </w:lvl>
+    <w:lvl w:ilvl="6" w:tentative="1">
+      <w:start w:val="1"/>
+      <w:numFmt w:val="bullet"/>
+      <w:lvlText w:val=""/>
+      <w:lvlJc w:val="left"/>
+      <w:pPr>
+        <w:tabs>
+          <w:tab w:val="num" w:pos="5040"/>
+        </w:tabs>
+        <w:ind w:left="5040" w:hanging="360"/>
+      </w:pPr>
+      <w:rPr>
+        <w:rFonts w:ascii="Wingdings" w:hAnsi="Wingdings" w:hint="default"/>
+        <w:sz w:val="20"/>
+      </w:rPr>
+    </w:lvl>
+    <w:lvl w:ilvl="7" w:tentative="1">
+      <w:start w:val="1"/>
+      <w:numFmt w:val="bullet"/>
+      <w:lvlText w:val=""/>
+      <w:lvlJc w:val="left"/>
+      <w:pPr>
+        <w:tabs>
+          <w:tab w:val="num" w:pos="5760"/>
+        </w:tabs>
+        <w:ind w:left="5760" w:hanging="360"/>
+      </w:pPr>
+      <w:rPr>
+        <w:rFonts w:ascii="Wingdings" w:hAnsi="Wingdings" w:hint="default"/>
+        <w:sz w:val="20"/>
+      </w:rPr>
+    </w:lvl>
+    <w:lvl w:ilvl="8" w:tentative="1">
+      <w:start w:val="1"/>
+      <w:numFmt w:val="bullet"/>
+      <w:lvlText w:val=""/>
+      <w:lvlJc w:val="left"/>
+      <w:pPr>
+        <w:tabs>
+          <w:tab w:val="num" w:pos="6480"/>
+        </w:tabs>
+        <w:ind w:left="6480" w:hanging="360"/>
+      </w:pPr>
+      <w:rPr>
+        <w:rFonts w:ascii="Wingdings" w:hAnsi="Wingdings" w:hint="default"/>
+        <w:sz w:val="20"/>
+      </w:rPr>
+    </w:lvl>
+  </w:abstractNum>
+  <w:abstractNum w:abstractNumId="30" w15:restartNumberingAfterBreak="0">
+    <w:nsid w:val="7AC944DC"/>
+    <w:multiLevelType w:val="multilevel"/>
+    <w:tmpl w:val="DFECF6A8"/>
+    <w:lvl w:ilvl="0">
+      <w:start w:val="1"/>
+      <w:numFmt w:val="bullet"/>
+      <w:lvlText w:val=""/>
+      <w:lvlJc w:val="left"/>
+      <w:pPr>
+        <w:tabs>
+          <w:tab w:val="num" w:pos="720"/>
+        </w:tabs>
+        <w:ind w:left="720" w:hanging="360"/>
+      </w:pPr>
+      <w:rPr>
+        <w:rFonts w:ascii="Symbol" w:hAnsi="Symbol" w:hint="default"/>
+        <w:sz w:val="20"/>
+      </w:rPr>
+    </w:lvl>
+    <w:lvl w:ilvl="1" w:tentative="1">
+      <w:start w:val="1"/>
+      <w:numFmt w:val="bullet"/>
+      <w:lvlText w:val="o"/>
+      <w:lvlJc w:val="left"/>
+      <w:pPr>
+        <w:tabs>
+          <w:tab w:val="num" w:pos="1440"/>
+        </w:tabs>
+        <w:ind w:left="1440" w:hanging="360"/>
+      </w:pPr>
+      <w:rPr>
+        <w:rFonts w:ascii="Courier New" w:hAnsi="Courier New" w:hint="default"/>
+        <w:sz w:val="20"/>
+      </w:rPr>
+    </w:lvl>
+    <w:lvl w:ilvl="2" w:tentative="1">
+      <w:start w:val="1"/>
+      <w:numFmt w:val="bullet"/>
+      <w:lvlText w:val=""/>
+      <w:lvlJc w:val="left"/>
+      <w:pPr>
+        <w:tabs>
+          <w:tab w:val="num" w:pos="2160"/>
+        </w:tabs>
+        <w:ind w:left="2160" w:hanging="360"/>
+      </w:pPr>
+      <w:rPr>
+        <w:rFonts w:ascii="Wingdings" w:hAnsi="Wingdings" w:hint="default"/>
+        <w:sz w:val="20"/>
+      </w:rPr>
+    </w:lvl>
+    <w:lvl w:ilvl="3" w:tentative="1">
+      <w:start w:val="1"/>
+      <w:numFmt w:val="bullet"/>
+      <w:lvlText w:val=""/>
+      <w:lvlJc w:val="left"/>
+      <w:pPr>
+        <w:tabs>
+          <w:tab w:val="num" w:pos="2880"/>
+        </w:tabs>
+        <w:ind w:left="2880" w:hanging="360"/>
+      </w:pPr>
+      <w:rPr>
+        <w:rFonts w:ascii="Wingdings" w:hAnsi="Wingdings" w:hint="default"/>
+        <w:sz w:val="20"/>
+      </w:rPr>
+    </w:lvl>
+    <w:lvl w:ilvl="4" w:tentative="1">
+      <w:start w:val="1"/>
+      <w:numFmt w:val="bullet"/>
+      <w:lvlText w:val=""/>
+      <w:lvlJc w:val="left"/>
+      <w:pPr>
+        <w:tabs>
+          <w:tab w:val="num" w:pos="3600"/>
+        </w:tabs>
+        <w:ind w:left="3600" w:hanging="360"/>
+      </w:pPr>
+      <w:rPr>
+        <w:rFonts w:ascii="Wingdings" w:hAnsi="Wingdings" w:hint="default"/>
+        <w:sz w:val="20"/>
+      </w:rPr>
+    </w:lvl>
+    <w:lvl w:ilvl="5" w:tentative="1">
+      <w:start w:val="1"/>
+      <w:numFmt w:val="bullet"/>
+      <w:lvlText w:val=""/>
+      <w:lvlJc w:val="left"/>
+      <w:pPr>
+        <w:tabs>
+          <w:tab w:val="num" w:pos="4320"/>
+        </w:tabs>
+        <w:ind w:left="4320" w:hanging="360"/>
+      </w:pPr>
+      <w:rPr>
+        <w:rFonts w:ascii="Wingdings" w:hAnsi="Wingdings" w:hint="default"/>
+        <w:sz w:val="20"/>
+      </w:rPr>
+    </w:lvl>
+    <w:lvl w:ilvl="6" w:tentative="1">
+      <w:start w:val="1"/>
+      <w:numFmt w:val="bullet"/>
+      <w:lvlText w:val=""/>
+      <w:lvlJc w:val="left"/>
+      <w:pPr>
+        <w:tabs>
+          <w:tab w:val="num" w:pos="5040"/>
+        </w:tabs>
+        <w:ind w:left="5040" w:hanging="360"/>
+      </w:pPr>
+      <w:rPr>
+        <w:rFonts w:ascii="Wingdings" w:hAnsi="Wingdings" w:hint="default"/>
+        <w:sz w:val="20"/>
+      </w:rPr>
+    </w:lvl>
+    <w:lvl w:ilvl="7" w:tentative="1">
+      <w:start w:val="1"/>
+      <w:numFmt w:val="bullet"/>
+      <w:lvlText w:val=""/>
+      <w:lvlJc w:val="left"/>
+      <w:pPr>
+        <w:tabs>
+          <w:tab w:val="num" w:pos="5760"/>
+        </w:tabs>
+        <w:ind w:left="5760" w:hanging="360"/>
+      </w:pPr>
+      <w:rPr>
+        <w:rFonts w:ascii="Wingdings" w:hAnsi="Wingdings" w:hint="default"/>
+        <w:sz w:val="20"/>
+      </w:rPr>
+    </w:lvl>
+    <w:lvl w:ilvl="8" w:tentative="1">
+      <w:start w:val="1"/>
+      <w:numFmt w:val="bullet"/>
+      <w:lvlText w:val=""/>
+      <w:lvlJc w:val="left"/>
+      <w:pPr>
+        <w:tabs>
+          <w:tab w:val="num" w:pos="6480"/>
+        </w:tabs>
+        <w:ind w:left="6480" w:hanging="360"/>
+      </w:pPr>
+      <w:rPr>
+        <w:rFonts w:ascii="Wingdings" w:hAnsi="Wingdings" w:hint="default"/>
+        <w:sz w:val="20"/>
+      </w:rPr>
+    </w:lvl>
+  </w:abstractNum>
+  <w:abstractNum w:abstractNumId="31" w15:restartNumberingAfterBreak="0">
+    <w:nsid w:val="7BC74D47"/>
+    <w:multiLevelType w:val="multilevel"/>
+    <w:tmpl w:val="B9405BB8"/>
+    <w:lvl w:ilvl="0">
+      <w:start w:val="1"/>
+      <w:numFmt w:val="bullet"/>
+      <w:lvlText w:val=""/>
+      <w:lvlJc w:val="left"/>
+      <w:pPr>
+        <w:tabs>
+          <w:tab w:val="num" w:pos="720"/>
+        </w:tabs>
+        <w:ind w:left="720" w:hanging="360"/>
+      </w:pPr>
+      <w:rPr>
+        <w:rFonts w:ascii="Symbol" w:hAnsi="Symbol" w:hint="default"/>
+        <w:sz w:val="20"/>
+      </w:rPr>
+    </w:lvl>
+    <w:lvl w:ilvl="1">
+      <w:start w:val="1"/>
+      <w:numFmt w:val="bullet"/>
+      <w:lvlText w:val="o"/>
+      <w:lvlJc w:val="left"/>
+      <w:pPr>
+        <w:tabs>
+          <w:tab w:val="num" w:pos="1440"/>
+        </w:tabs>
+        <w:ind w:left="1440" w:hanging="360"/>
+      </w:pPr>
+      <w:rPr>
+        <w:rFonts w:ascii="Courier New" w:hAnsi="Courier New" w:hint="default"/>
+        <w:sz w:val="20"/>
+      </w:rPr>
+    </w:lvl>
+    <w:lvl w:ilvl="2" w:tentative="1">
+      <w:start w:val="1"/>
+      <w:numFmt w:val="bullet"/>
+      <w:lvlText w:val=""/>
+      <w:lvlJc w:val="left"/>
+      <w:pPr>
+        <w:tabs>
+          <w:tab w:val="num" w:pos="2160"/>
+        </w:tabs>
+        <w:ind w:left="2160" w:hanging="360"/>
+      </w:pPr>
+      <w:rPr>
+        <w:rFonts w:ascii="Wingdings" w:hAnsi="Wingdings" w:hint="default"/>
+        <w:sz w:val="20"/>
+      </w:rPr>
+    </w:lvl>
+    <w:lvl w:ilvl="3" w:tentative="1">
+      <w:start w:val="1"/>
+      <w:numFmt w:val="bullet"/>
+      <w:lvlText w:val=""/>
+      <w:lvlJc w:val="left"/>
+      <w:pPr>
+        <w:tabs>
+          <w:tab w:val="num" w:pos="2880"/>
+        </w:tabs>
+        <w:ind w:left="2880" w:hanging="360"/>
+      </w:pPr>
+      <w:rPr>
+        <w:rFonts w:ascii="Wingdings" w:hAnsi="Wingdings" w:hint="default"/>
+        <w:sz w:val="20"/>
+      </w:rPr>
+    </w:lvl>
+    <w:lvl w:ilvl="4" w:tentative="1">
+      <w:start w:val="1"/>
+      <w:numFmt w:val="bullet"/>
+      <w:lvlText w:val=""/>
+      <w:lvlJc w:val="left"/>
+      <w:pPr>
+        <w:tabs>
+          <w:tab w:val="num" w:pos="3600"/>
+        </w:tabs>
+        <w:ind w:left="3600" w:hanging="360"/>
+      </w:pPr>
+      <w:rPr>
+        <w:rFonts w:ascii="Wingdings" w:hAnsi="Wingdings" w:hint="default"/>
+        <w:sz w:val="20"/>
+      </w:rPr>
+    </w:lvl>
+    <w:lvl w:ilvl="5" w:tentative="1">
+      <w:start w:val="1"/>
+      <w:numFmt w:val="bullet"/>
+      <w:lvlText w:val=""/>
+      <w:lvlJc w:val="left"/>
+      <w:pPr>
+        <w:tabs>
+          <w:tab w:val="num" w:pos="4320"/>
+        </w:tabs>
+        <w:ind w:left="4320" w:hanging="360"/>
+      </w:pPr>
+      <w:rPr>
+        <w:rFonts w:ascii="Wingdings" w:hAnsi="Wingdings" w:hint="default"/>
+        <w:sz w:val="20"/>
+      </w:rPr>
+    </w:lvl>
+    <w:lvl w:ilvl="6" w:tentative="1">
+      <w:start w:val="1"/>
+      <w:numFmt w:val="bullet"/>
+      <w:lvlText w:val=""/>
+      <w:lvlJc w:val="left"/>
+      <w:pPr>
+        <w:tabs>
+          <w:tab w:val="num" w:pos="5040"/>
+        </w:tabs>
+        <w:ind w:left="5040" w:hanging="360"/>
+      </w:pPr>
+      <w:rPr>
+        <w:rFonts w:ascii="Wingdings" w:hAnsi="Wingdings" w:hint="default"/>
+        <w:sz w:val="20"/>
+      </w:rPr>
+    </w:lvl>
+    <w:lvl w:ilvl="7" w:tentative="1">
+      <w:start w:val="1"/>
+      <w:numFmt w:val="bullet"/>
+      <w:lvlText w:val=""/>
+      <w:lvlJc w:val="left"/>
+      <w:pPr>
+        <w:tabs>
+          <w:tab w:val="num" w:pos="5760"/>
+        </w:tabs>
+        <w:ind w:left="5760" w:hanging="360"/>
+      </w:pPr>
+      <w:rPr>
+        <w:rFonts w:ascii="Wingdings" w:hAnsi="Wingdings" w:hint="default"/>
+        <w:sz w:val="20"/>
+      </w:rPr>
+    </w:lvl>
+    <w:lvl w:ilvl="8" w:tentative="1">
+      <w:start w:val="1"/>
+      <w:numFmt w:val="bullet"/>
+      <w:lvlText w:val=""/>
+      <w:lvlJc w:val="left"/>
+      <w:pPr>
+        <w:tabs>
+          <w:tab w:val="num" w:pos="6480"/>
+        </w:tabs>
+        <w:ind w:left="6480" w:hanging="360"/>
+      </w:pPr>
+      <w:rPr>
+        <w:rFonts w:ascii="Wingdings" w:hAnsi="Wingdings" w:hint="default"/>
+        <w:sz w:val="20"/>
+      </w:rPr>
+    </w:lvl>
+  </w:abstractNum>
   <w:num w:numId="1" w16cid:durableId="1726030785">
-    <w:abstractNumId w:val="4"/>
+    <w:abstractNumId w:val="16"/>
   </w:num>
   <w:num w:numId="2" w16cid:durableId="808665896">
-    <w:abstractNumId w:val="1"/>
+    <w:abstractNumId w:val="7"/>
   </w:num>
   <w:num w:numId="3" w16cid:durableId="2071532058">
     <w:abstractNumId w:val="0"/>
   </w:num>
   <w:num w:numId="4" w16cid:durableId="910237945">
+    <w:abstractNumId w:val="15"/>
+  </w:num>
+  <w:num w:numId="5" w16cid:durableId="2108116546">
+    <w:abstractNumId w:val="12"/>
+  </w:num>
+  <w:num w:numId="6" w16cid:durableId="768740885">
+    <w:abstractNumId w:val="6"/>
+  </w:num>
+  <w:num w:numId="7" w16cid:durableId="629940059">
+    <w:abstractNumId w:val="5"/>
+  </w:num>
+  <w:num w:numId="8" w16cid:durableId="1915503884">
+    <w:abstractNumId w:val="17"/>
+  </w:num>
+  <w:num w:numId="9" w16cid:durableId="1781342308">
+    <w:abstractNumId w:val="21"/>
+  </w:num>
+  <w:num w:numId="10" w16cid:durableId="630331326">
+    <w:abstractNumId w:val="2"/>
+  </w:num>
+  <w:num w:numId="11" w16cid:durableId="1892037447">
+    <w:abstractNumId w:val="24"/>
+  </w:num>
+  <w:num w:numId="12" w16cid:durableId="913123875">
+    <w:abstractNumId w:val="28"/>
+  </w:num>
+  <w:num w:numId="13" w16cid:durableId="859781117">
+    <w:abstractNumId w:val="22"/>
+  </w:num>
+  <w:num w:numId="14" w16cid:durableId="928856722">
+    <w:abstractNumId w:val="8"/>
+  </w:num>
+  <w:num w:numId="15" w16cid:durableId="1778405396">
+    <w:abstractNumId w:val="9"/>
+  </w:num>
+  <w:num w:numId="16" w16cid:durableId="193615741">
+    <w:abstractNumId w:val="1"/>
+  </w:num>
+  <w:num w:numId="17" w16cid:durableId="297565415">
+    <w:abstractNumId w:val="4"/>
+  </w:num>
+  <w:num w:numId="18" w16cid:durableId="82730108">
+    <w:abstractNumId w:val="23"/>
+  </w:num>
+  <w:num w:numId="19" w16cid:durableId="443576698">
+    <w:abstractNumId w:val="18"/>
+  </w:num>
+  <w:num w:numId="20" w16cid:durableId="913591575">
+    <w:abstractNumId w:val="13"/>
+  </w:num>
+  <w:num w:numId="21" w16cid:durableId="186481528">
+    <w:abstractNumId w:val="10"/>
+  </w:num>
+  <w:num w:numId="22" w16cid:durableId="680281272">
+    <w:abstractNumId w:val="29"/>
+  </w:num>
+  <w:num w:numId="23" w16cid:durableId="1300182832">
+    <w:abstractNumId w:val="27"/>
+  </w:num>
+  <w:num w:numId="24" w16cid:durableId="2096198242">
+    <w:abstractNumId w:val="26"/>
+  </w:num>
+  <w:num w:numId="25" w16cid:durableId="1491404249">
+    <w:abstractNumId w:val="20"/>
+  </w:num>
+  <w:num w:numId="26" w16cid:durableId="2038001027">
+    <w:abstractNumId w:val="25"/>
+  </w:num>
+  <w:num w:numId="27" w16cid:durableId="173110453">
+    <w:abstractNumId w:val="30"/>
+  </w:num>
+  <w:num w:numId="28" w16cid:durableId="397168654">
     <w:abstractNumId w:val="3"/>
   </w:num>
-  <w:num w:numId="5" w16cid:durableId="2108116546">
-    <w:abstractNumId w:val="2"/>
+  <w:num w:numId="29" w16cid:durableId="230696347">
+    <w:abstractNumId w:val="31"/>
+  </w:num>
+  <w:num w:numId="30" w16cid:durableId="1198080740">
+    <w:abstractNumId w:val="19"/>
+  </w:num>
+  <w:num w:numId="31" w16cid:durableId="2077433984">
+    <w:abstractNumId w:val="11"/>
+  </w:num>
+  <w:num w:numId="32" w16cid:durableId="1421759624">
+    <w:abstractNumId w:val="14"/>
   </w:num>
 </w:numbering>
 </file>
@@ -1782,7 +10009,6 @@
     <w:next w:val="Normal"/>
     <w:link w:val="Heading2Char"/>
     <w:uiPriority w:val="9"/>
-    <w:semiHidden/>
     <w:unhideWhenUsed/>
     <w:qFormat/>
     <w:rsid w:val="00AF3A48"/>
@@ -1998,7 +10224,6 @@
     <w:basedOn w:val="DefaultParagraphFont"/>
     <w:link w:val="Heading2"/>
     <w:uiPriority w:val="9"/>
-    <w:semiHidden/>
     <w:rsid w:val="00AF3A48"/>
     <w:rPr>
       <w:rFonts w:asciiTheme="majorHAnsi" w:eastAsiaTheme="majorEastAsia" w:hAnsiTheme="majorHAnsi" w:cstheme="majorBidi"/>

--- a/LLM/Answer_sheet - CAT- 1.docx
+++ b/LLM/Answer_sheet - CAT- 1.docx
@@ -51,17 +51,8 @@
           <w:color w:val="196B24" w:themeColor="accent3"/>
           <w:lang w:val="en-US"/>
         </w:rPr>
-        <w:t>Part -</w:t>
-      </w:r>
-      <w:proofErr w:type="gramStart"/>
-      <w:r>
-        <w:rPr>
-          <w:color w:val="196B24" w:themeColor="accent3"/>
-          <w:lang w:val="en-US"/>
-        </w:rPr>
-        <w:t>c :</w:t>
-      </w:r>
-      <w:proofErr w:type="gramEnd"/>
+        <w:t>Part -c :</w:t>
+      </w:r>
     </w:p>
     <w:p>
       <w:pPr>
@@ -75,19 +66,11 @@
           <w:lang w:val="en-US"/>
         </w:rPr>
       </w:pPr>
-      <w:proofErr w:type="spellStart"/>
       <w:r>
         <w:rPr>
           <w:color w:val="E97132" w:themeColor="accent2"/>
         </w:rPr>
-        <w:t>Analyze</w:t>
-      </w:r>
-      <w:proofErr w:type="spellEnd"/>
-      <w:r>
-        <w:rPr>
-          <w:color w:val="E97132" w:themeColor="accent2"/>
-        </w:rPr>
-        <w:t xml:space="preserve"> the complete life cycle of a Large Language Model, including architecture design, pretraining, fine-tuning, inference, and optimization challenges.</w:t>
+        <w:t>Analyze the complete life cycle of a Large Language Model, including architecture design, pretraining, fine-tuning, inference, and optimization challenges.</w:t>
       </w:r>
     </w:p>
     <w:p>
@@ -111,6 +94,7 @@
       </w:pPr>
       <w:r>
         <w:rPr>
+          <w:noProof/>
           <w:lang w:val="en-US"/>
         </w:rPr>
         <w:drawing>
@@ -129,7 +113,7 @@
                     <pic:cNvPicPr/>
                   </pic:nvPicPr>
                   <pic:blipFill>
-                    <a:blip r:embed="rId5"/>
+                    <a:blip r:embed="rId6"/>
                     <a:stretch>
                       <a:fillRect/>
                     </a:stretch>
@@ -158,6 +142,7 @@
       </w:pPr>
       <w:r>
         <w:rPr>
+          <w:noProof/>
           <w:lang w:val="en-US"/>
         </w:rPr>
         <w:drawing>
@@ -176,7 +161,7 @@
                     <pic:cNvPicPr/>
                   </pic:nvPicPr>
                   <pic:blipFill>
-                    <a:blip r:embed="rId6"/>
+                    <a:blip r:embed="rId7"/>
                     <a:stretch>
                       <a:fillRect/>
                     </a:stretch>
@@ -228,6 +213,7 @@
       </w:pPr>
       <w:r>
         <w:rPr>
+          <w:noProof/>
           <w:lang w:val="en-US"/>
         </w:rPr>
         <w:drawing>
@@ -246,7 +232,7 @@
                     <pic:cNvPicPr/>
                   </pic:nvPicPr>
                   <pic:blipFill>
-                    <a:blip r:embed="rId7"/>
+                    <a:blip r:embed="rId8"/>
                     <a:stretch>
                       <a:fillRect/>
                     </a:stretch>
@@ -275,6 +261,7 @@
       </w:pPr>
       <w:r>
         <w:rPr>
+          <w:noProof/>
           <w:lang w:val="en-US"/>
         </w:rPr>
         <w:drawing>
@@ -293,7 +280,7 @@
                     <pic:cNvPicPr/>
                   </pic:nvPicPr>
                   <pic:blipFill>
-                    <a:blip r:embed="rId8"/>
+                    <a:blip r:embed="rId9"/>
                     <a:stretch>
                       <a:fillRect/>
                     </a:stretch>
@@ -315,6 +302,7 @@
       </w:r>
       <w:r>
         <w:rPr>
+          <w:noProof/>
           <w:lang w:val="en-US"/>
         </w:rPr>
         <w:drawing>
@@ -333,7 +321,7 @@
                     <pic:cNvPicPr/>
                   </pic:nvPicPr>
                   <pic:blipFill>
-                    <a:blip r:embed="rId9"/>
+                    <a:blip r:embed="rId10"/>
                     <a:stretch>
                       <a:fillRect/>
                     </a:stretch>
@@ -369,22 +357,12 @@
           <w:lang w:val="en-US"/>
         </w:rPr>
         <w:lastRenderedPageBreak/>
-        <w:t xml:space="preserve">PRE- </w:t>
-      </w:r>
-      <w:proofErr w:type="gramStart"/>
-      <w:r>
-        <w:rPr>
-          <w:b/>
-          <w:bCs/>
+        <w:t>PRE- TRAINING :</w:t>
+      </w:r>
+      <w:r>
+        <w:rPr>
           <w:lang w:val="en-US"/>
         </w:rPr>
-        <w:t>TRAINING :</w:t>
-      </w:r>
-      <w:proofErr w:type="gramEnd"/>
-      <w:r>
-        <w:rPr>
-          <w:lang w:val="en-US"/>
-        </w:rPr>
         <w:br/>
       </w:r>
       <w:r>
@@ -395,15 +373,7 @@
         <w:t>Pretraining Phase</w:t>
       </w:r>
       <w:r>
-        <w:t xml:space="preserve"> During pretraining, the model is trained on massive amounts of </w:t>
-      </w:r>
-      <w:proofErr w:type="spellStart"/>
-      <w:r>
-        <w:t>unlabeled</w:t>
-      </w:r>
-      <w:proofErr w:type="spellEnd"/>
-      <w:r>
-        <w:t xml:space="preserve"> text data to learn general language patterns, semantic representations, and syntax. Because the model is learning the foundational rules of language, the primary evaluation metric used during this phase is </w:t>
+        <w:t xml:space="preserve"> During pretraining, the model is trained on massive amounts of unlabeled text data to learn general language patterns, semantic representations, and syntax. Because the model is learning the foundational rules of language, the primary evaluation metric used during this phase is </w:t>
       </w:r>
       <w:r>
         <w:rPr>
@@ -448,15 +418,7 @@
         <w:t>T</w:t>
       </w:r>
       <w:r>
-        <w:t xml:space="preserve">o adapt the generalized pretrained model for real-world NLP tasks, it undergoes fine-tuning using </w:t>
-      </w:r>
-      <w:proofErr w:type="spellStart"/>
-      <w:r>
-        <w:t>labeled</w:t>
-      </w:r>
-      <w:proofErr w:type="spellEnd"/>
-      <w:r>
-        <w:t xml:space="preserve">, task-specific, or domain-specific data. Methods include </w:t>
+        <w:t xml:space="preserve">o adapt the generalized pretrained model for real-world NLP tasks, it undergoes fine-tuning using labeled, task-specific, or domain-specific data. Methods include </w:t>
       </w:r>
       <w:r>
         <w:rPr>
@@ -488,7 +450,6 @@
       <w:r>
         <w:t xml:space="preserve"> techniques, such as </w:t>
       </w:r>
-      <w:proofErr w:type="spellStart"/>
       <w:r>
         <w:rPr>
           <w:b/>
@@ -496,7 +457,6 @@
         </w:rPr>
         <w:t>LoRA</w:t>
       </w:r>
-      <w:proofErr w:type="spellEnd"/>
       <w:r>
         <w:t xml:space="preserve"> (Low-Rank Adaptation) and </w:t>
       </w:r>
@@ -523,6 +483,9 @@
     </w:p>
     <w:p>
       <w:r>
+        <w:rPr>
+          <w:noProof/>
+        </w:rPr>
         <w:drawing>
           <wp:inline distT="0" distB="0" distL="0" distR="0" wp14:anchorId="2CA2E0F9" wp14:editId="4EEB845C">
             <wp:extent cx="6248400" cy="2143125"/>
@@ -539,7 +502,7 @@
                     <pic:cNvPicPr/>
                   </pic:nvPicPr>
                   <pic:blipFill>
-                    <a:blip r:embed="rId10"/>
+                    <a:blip r:embed="rId11"/>
                     <a:stretch>
                       <a:fillRect/>
                     </a:stretch>
@@ -740,7 +703,6 @@
       <w:r>
         <w:t xml:space="preserve"> (saving memory by recomputing activations instead of storing them) keep GPU memory limits manageable. Memory-efficient optimizers, such as </w:t>
       </w:r>
-      <w:proofErr w:type="spellStart"/>
       <w:r>
         <w:rPr>
           <w:b/>
@@ -748,7 +710,6 @@
         </w:rPr>
         <w:t>Adafactor</w:t>
       </w:r>
-      <w:proofErr w:type="spellEnd"/>
       <w:r>
         <w:t xml:space="preserve"> and </w:t>
       </w:r>
@@ -844,47 +805,11 @@
           <w:color w:val="E97132" w:themeColor="accent2"/>
         </w:rPr>
       </w:pPr>
-      <w:proofErr w:type="spellStart"/>
       <w:r>
         <w:rPr>
           <w:color w:val="E97132" w:themeColor="accent2"/>
         </w:rPr>
-        <w:t>Analyze</w:t>
-      </w:r>
-      <w:proofErr w:type="spellEnd"/>
-      <w:r>
-        <w:rPr>
-          <w:color w:val="E97132" w:themeColor="accent2"/>
-        </w:rPr>
-        <w:t xml:space="preserve"> and compare the case studies of OpenAI GPT, Google </w:t>
-      </w:r>
-      <w:proofErr w:type="spellStart"/>
-      <w:r>
-        <w:rPr>
-          <w:color w:val="E97132" w:themeColor="accent2"/>
-        </w:rPr>
-        <w:t>PaLM</w:t>
-      </w:r>
-      <w:proofErr w:type="spellEnd"/>
-      <w:r>
-        <w:rPr>
-          <w:color w:val="E97132" w:themeColor="accent2"/>
-        </w:rPr>
-        <w:t xml:space="preserve">, and Meta </w:t>
-      </w:r>
-      <w:proofErr w:type="spellStart"/>
-      <w:r>
-        <w:rPr>
-          <w:color w:val="E97132" w:themeColor="accent2"/>
-        </w:rPr>
-        <w:t>LLaMA</w:t>
-      </w:r>
-      <w:proofErr w:type="spellEnd"/>
-      <w:r>
-        <w:rPr>
-          <w:color w:val="E97132" w:themeColor="accent2"/>
-        </w:rPr>
-        <w:t xml:space="preserve"> in terms of architecture, training strategy, hardware requirements, and applications</w:t>
+        <w:t>Analyze and compare the case studies of OpenAI GPT, Google PaLM, and Meta LLaMA in terms of architecture, training strategy, hardware requirements, and applications</w:t>
       </w:r>
     </w:p>
     <w:p>
@@ -1012,15 +937,7 @@
         <w:t>fine-tuning</w:t>
       </w:r>
       <w:r>
-        <w:t xml:space="preserve"> (using human feedback like RLHF) to align its outputs with desired </w:t>
-      </w:r>
-      <w:proofErr w:type="gramStart"/>
-      <w:r>
-        <w:t>instructions,.</w:t>
-      </w:r>
-      <w:proofErr w:type="gramEnd"/>
-      <w:r>
-        <w:t xml:space="preserve"> It is highly optimized for </w:t>
+        <w:t xml:space="preserve"> (using human feedback like RLHF) to align its outputs with desired instructions,. It is highly optimized for </w:t>
       </w:r>
       <w:r>
         <w:rPr>
@@ -1030,23 +947,13 @@
         <w:t>in-context learning</w:t>
       </w:r>
       <w:r>
-        <w:t xml:space="preserve">, demonstrating powerful zero-shot, one-shot, and few-shot </w:t>
-      </w:r>
-      <w:proofErr w:type="spellStart"/>
-      <w:proofErr w:type="gramStart"/>
-      <w:r>
-        <w:t>capabilities</w:t>
+        <w:t>, demonstrating powerful zero-shot, one-shot, and few-shot capabilities</w:t>
       </w:r>
       <w:r>
         <w:t>.</w:t>
       </w:r>
       <w:r>
-        <w:t>It</w:t>
-      </w:r>
-      <w:proofErr w:type="spellEnd"/>
-      <w:proofErr w:type="gramEnd"/>
-      <w:r>
-        <w:t xml:space="preserve"> operates as a </w:t>
+        <w:t xml:space="preserve">It operates as a </w:t>
       </w:r>
       <w:r>
         <w:rPr>
@@ -1084,15 +991,7 @@
         <w:t>GPUs</w:t>
       </w:r>
       <w:r>
-        <w:t xml:space="preserve"> and millions of dollars in compute </w:t>
-      </w:r>
-      <w:proofErr w:type="gramStart"/>
-      <w:r>
-        <w:t>cost,.</w:t>
-      </w:r>
-      <w:proofErr w:type="gramEnd"/>
-      <w:r>
-        <w:t xml:space="preserve"> Deployment is strictly </w:t>
+        <w:t xml:space="preserve"> and millions of dollars in compute cost,. Deployment is strictly </w:t>
       </w:r>
       <w:r>
         <w:rPr>
@@ -1261,9 +1160,8 @@
           <w:sz w:val="32"/>
           <w:szCs w:val="32"/>
         </w:rPr>
-        <w:t xml:space="preserve">2. Google </w:t>
-      </w:r>
-      <w:proofErr w:type="spellStart"/>
+        <w:t>2. Google PaLM Case Study (4 Marks)</w:t>
+      </w:r>
       <w:r>
         <w:rPr>
           <w:rFonts w:asciiTheme="majorHAnsi" w:eastAsiaTheme="majorEastAsia" w:hAnsiTheme="majorHAnsi" w:cstheme="majorBidi"/>
@@ -1271,9 +1169,228 @@
           <w:sz w:val="32"/>
           <w:szCs w:val="32"/>
         </w:rPr>
-        <w:t>PaLM</w:t>
-      </w:r>
-      <w:proofErr w:type="spellEnd"/>
+        <w:t>:</w:t>
+      </w:r>
+    </w:p>
+    <w:p>
+      <w:pPr>
+        <w:rPr>
+          <w:b/>
+          <w:bCs/>
+        </w:rPr>
+      </w:pPr>
+      <w:r>
+        <w:rPr>
+          <w:b/>
+          <w:bCs/>
+        </w:rPr>
+        <w:t>Architecture</w:t>
+      </w:r>
+    </w:p>
+    <w:p>
+      <w:pPr>
+        <w:numPr>
+          <w:ilvl w:val="0"/>
+          <w:numId w:val="12"/>
+        </w:numPr>
+      </w:pPr>
+      <w:r>
+        <w:t>PaLM is built on a</w:t>
+      </w:r>
+      <w:r>
+        <w:rPr>
+          <w:b/>
+          <w:bCs/>
+        </w:rPr>
+        <w:t xml:space="preserve"> </w:t>
+      </w:r>
+      <w:r>
+        <w:rPr>
+          <w:b/>
+          <w:bCs/>
+        </w:rPr>
+        <w:t xml:space="preserve">Dense Transformer </w:t>
+      </w:r>
+      <w:r>
+        <w:t xml:space="preserve">with Pathways system </w:t>
+      </w:r>
+    </w:p>
+    <w:p>
+      <w:pPr>
+        <w:numPr>
+          <w:ilvl w:val="0"/>
+          <w:numId w:val="12"/>
+        </w:numPr>
+      </w:pPr>
+      <w:r>
+        <w:t xml:space="preserve">The core model operates with approximately </w:t>
+      </w:r>
+      <w:r>
+        <w:rPr>
+          <w:b/>
+          <w:bCs/>
+        </w:rPr>
+        <w:t>540 billion parameters</w:t>
+      </w:r>
+    </w:p>
+    <w:p>
+      <w:pPr>
+        <w:numPr>
+          <w:ilvl w:val="0"/>
+          <w:numId w:val="12"/>
+        </w:numPr>
+      </w:pPr>
+      <w:r>
+        <w:t xml:space="preserve">Designed for </w:t>
+      </w:r>
+      <w:r>
+        <w:rPr>
+          <w:b/>
+          <w:bCs/>
+        </w:rPr>
+        <w:t>multi-task learning</w:t>
+      </w:r>
+    </w:p>
+    <w:p>
+      <w:r>
+        <w:rPr>
+          <w:b/>
+          <w:bCs/>
+        </w:rPr>
+        <w:t>Training Strategy:</w:t>
+      </w:r>
+      <w:r>
+        <w:t xml:space="preserve"> </w:t>
+      </w:r>
+    </w:p>
+    <w:p>
+      <w:r>
+        <w:t xml:space="preserve">PaLM is powered by Google's Pathways framework, which focuses heavily on </w:t>
+      </w:r>
+      <w:r>
+        <w:rPr>
+          <w:b/>
+          <w:bCs/>
+        </w:rPr>
+        <w:t>multi-task learning</w:t>
+      </w:r>
+      <w:r>
+        <w:t xml:space="preserve">. This allows the model to efficiently scale across multiple tasks and datasets simultaneously, improving efficiency by eliminating the need for separate models for different tasks,. Like GPT, it is a </w:t>
+      </w:r>
+      <w:r>
+        <w:rPr>
+          <w:b/>
+          <w:bCs/>
+        </w:rPr>
+        <w:t>proprietary model</w:t>
+      </w:r>
+      <w:r>
+        <w:t xml:space="preserve"> tied to Google Cloud, but it offers more </w:t>
+      </w:r>
+      <w:r>
+        <w:rPr>
+          <w:b/>
+          <w:bCs/>
+        </w:rPr>
+        <w:t>limited user fine-tuning</w:t>
+      </w:r>
+      <w:r>
+        <w:t xml:space="preserve"> control</w:t>
+      </w:r>
+    </w:p>
+    <w:p>
+      <w:pPr>
+        <w:rPr>
+          <w:b/>
+          <w:bCs/>
+        </w:rPr>
+      </w:pPr>
+      <w:r>
+        <w:rPr>
+          <w:b/>
+          <w:bCs/>
+        </w:rPr>
+        <w:t>Hardware Requirements:</w:t>
+      </w:r>
+    </w:p>
+    <w:p>
+      <w:r>
+        <w:t xml:space="preserve"> PaLM is uniquely optimized to run on </w:t>
+      </w:r>
+      <w:r>
+        <w:rPr>
+          <w:b/>
+          <w:bCs/>
+        </w:rPr>
+        <w:t>TPUs (Tensor Processing Units)</w:t>
+      </w:r>
+      <w:r>
+        <w:t xml:space="preserve">, Google's proprietary hardware designed explicitly for rapid, large-scale tensor computations,. Deployment is exclusively </w:t>
+      </w:r>
+      <w:r>
+        <w:rPr>
+          <w:b/>
+          <w:bCs/>
+        </w:rPr>
+        <w:t>cloud-only</w:t>
+      </w:r>
+      <w:r>
+        <w:t>.</w:t>
+      </w:r>
+    </w:p>
+    <w:p>
+      <w:pPr>
+        <w:rPr>
+          <w:b/>
+          <w:bCs/>
+        </w:rPr>
+      </w:pPr>
+      <w:r>
+        <w:rPr>
+          <w:b/>
+          <w:bCs/>
+        </w:rPr>
+        <w:t>A</w:t>
+      </w:r>
+      <w:r>
+        <w:rPr>
+          <w:b/>
+          <w:bCs/>
+        </w:rPr>
+        <w:t>pplications:</w:t>
+      </w:r>
+    </w:p>
+    <w:p>
+      <w:r>
+        <w:t xml:space="preserve"> PaLM excels at reasoning and multilingual tasks and is integrated into Google's ecosystem, notably powering </w:t>
+      </w:r>
+      <w:r>
+        <w:rPr>
+          <w:b/>
+          <w:bCs/>
+        </w:rPr>
+        <w:t>Bard (Gemini)</w:t>
+      </w:r>
+      <w:r>
+        <w:t xml:space="preserve">,. Its primary applications include search </w:t>
+      </w:r>
+      <w:r>
+        <w:lastRenderedPageBreak/>
+        <w:t>engines, complex math problem-solving, natural language translation, and research analytics</w:t>
+      </w:r>
+    </w:p>
+    <w:p/>
+    <w:p>
+      <w:pPr>
+        <w:rPr>
+          <w:rFonts w:asciiTheme="majorHAnsi" w:eastAsiaTheme="majorEastAsia" w:hAnsiTheme="majorHAnsi" w:cstheme="majorBidi"/>
+          <w:b/>
+          <w:bCs/>
+          <w:color w:val="0F4761" w:themeColor="accent1" w:themeShade="BF"/>
+          <w:sz w:val="32"/>
+          <w:szCs w:val="32"/>
+        </w:rPr>
+      </w:pPr>
       <w:r>
         <w:rPr>
           <w:rFonts w:asciiTheme="majorHAnsi" w:eastAsiaTheme="majorEastAsia" w:hAnsiTheme="majorHAnsi" w:cstheme="majorBidi"/>
@@ -1281,282 +1398,23 @@
           <w:sz w:val="32"/>
           <w:szCs w:val="32"/>
         </w:rPr>
-        <w:t xml:space="preserve"> Case Study (4 Marks)</w:t>
+        <w:t>3</w:t>
+      </w:r>
+      <w:r>
+        <w:t xml:space="preserve">.  </w:t>
       </w:r>
       <w:r>
         <w:rPr>
           <w:rFonts w:asciiTheme="majorHAnsi" w:eastAsiaTheme="majorEastAsia" w:hAnsiTheme="majorHAnsi" w:cstheme="majorBidi"/>
+          <w:b/>
+          <w:bCs/>
           <w:color w:val="0F4761" w:themeColor="accent1" w:themeShade="BF"/>
           <w:sz w:val="32"/>
           <w:szCs w:val="32"/>
         </w:rPr>
-        <w:t>:</w:t>
-      </w:r>
-    </w:p>
-    <w:p>
-      <w:pPr>
-        <w:rPr>
-          <w:b/>
-          <w:bCs/>
-        </w:rPr>
-      </w:pPr>
-      <w:r>
-        <w:rPr>
-          <w:b/>
-          <w:bCs/>
-        </w:rPr>
-        <w:t>Architecture</w:t>
-      </w:r>
-    </w:p>
-    <w:p>
-      <w:pPr>
-        <w:numPr>
-          <w:ilvl w:val="0"/>
-          <w:numId w:val="12"/>
-        </w:numPr>
-      </w:pPr>
-      <w:proofErr w:type="spellStart"/>
-      <w:r>
-        <w:t>PaLM</w:t>
-      </w:r>
-      <w:proofErr w:type="spellEnd"/>
-      <w:r>
-        <w:t xml:space="preserve"> is built on a</w:t>
-      </w:r>
-      <w:r>
-        <w:rPr>
-          <w:b/>
-          <w:bCs/>
-        </w:rPr>
-        <w:t xml:space="preserve"> </w:t>
-      </w:r>
-      <w:r>
-        <w:rPr>
-          <w:b/>
-          <w:bCs/>
-        </w:rPr>
-        <w:t xml:space="preserve">Dense Transformer </w:t>
-      </w:r>
-      <w:r>
-        <w:t xml:space="preserve">with Pathways system </w:t>
-      </w:r>
-    </w:p>
-    <w:p>
-      <w:pPr>
-        <w:numPr>
-          <w:ilvl w:val="0"/>
-          <w:numId w:val="12"/>
-        </w:numPr>
-      </w:pPr>
-      <w:r>
-        <w:t xml:space="preserve">The core model operates with approximately </w:t>
-      </w:r>
-      <w:r>
-        <w:rPr>
-          <w:b/>
-          <w:bCs/>
-        </w:rPr>
-        <w:t>540 billion parameters</w:t>
-      </w:r>
-    </w:p>
-    <w:p>
-      <w:pPr>
-        <w:numPr>
-          <w:ilvl w:val="0"/>
-          <w:numId w:val="12"/>
-        </w:numPr>
-      </w:pPr>
-      <w:r>
-        <w:t xml:space="preserve">Designed for </w:t>
-      </w:r>
-      <w:r>
-        <w:rPr>
-          <w:b/>
-          <w:bCs/>
-        </w:rPr>
-        <w:t>multi-task learning</w:t>
-      </w:r>
-    </w:p>
-    <w:p>
-      <w:r>
-        <w:rPr>
-          <w:b/>
-          <w:bCs/>
-        </w:rPr>
-        <w:t>Training Strategy:</w:t>
-      </w:r>
-      <w:r>
-        <w:t xml:space="preserve"> </w:t>
-      </w:r>
-    </w:p>
-    <w:p>
-      <w:proofErr w:type="spellStart"/>
-      <w:r>
-        <w:t>PaLM</w:t>
-      </w:r>
-      <w:proofErr w:type="spellEnd"/>
-      <w:r>
-        <w:t xml:space="preserve"> is powered by Google's Pathways framework, which focuses heavily on </w:t>
-      </w:r>
-      <w:r>
-        <w:rPr>
-          <w:b/>
-          <w:bCs/>
-        </w:rPr>
-        <w:t>multi-task learning</w:t>
-      </w:r>
-      <w:r>
-        <w:t xml:space="preserve">. This allows the model to efficiently scale across multiple tasks and datasets simultaneously, improving efficiency by eliminating the need for separate models for different </w:t>
-      </w:r>
-      <w:proofErr w:type="gramStart"/>
-      <w:r>
-        <w:t>tasks,.</w:t>
-      </w:r>
-      <w:proofErr w:type="gramEnd"/>
-      <w:r>
-        <w:t xml:space="preserve"> Like GPT, it is a </w:t>
-      </w:r>
-      <w:r>
-        <w:rPr>
-          <w:b/>
-          <w:bCs/>
-        </w:rPr>
-        <w:t>proprietary model</w:t>
-      </w:r>
-      <w:r>
-        <w:t xml:space="preserve"> tied to Google Cloud, but it offers more </w:t>
-      </w:r>
-      <w:r>
-        <w:rPr>
-          <w:b/>
-          <w:bCs/>
-        </w:rPr>
-        <w:t>limited user fine-tuning</w:t>
-      </w:r>
-      <w:r>
-        <w:t xml:space="preserve"> control</w:t>
-      </w:r>
-    </w:p>
-    <w:p>
-      <w:pPr>
-        <w:rPr>
-          <w:b/>
-          <w:bCs/>
-        </w:rPr>
-      </w:pPr>
-      <w:r>
-        <w:rPr>
-          <w:b/>
-          <w:bCs/>
-        </w:rPr>
-        <w:t>Hardware Requirements:</w:t>
-      </w:r>
-    </w:p>
-    <w:p>
-      <w:r>
-        <w:t xml:space="preserve"> </w:t>
-      </w:r>
-      <w:proofErr w:type="spellStart"/>
-      <w:r>
-        <w:t>PaLM</w:t>
-      </w:r>
-      <w:proofErr w:type="spellEnd"/>
-      <w:r>
-        <w:t xml:space="preserve"> is uniquely optimized to run on </w:t>
-      </w:r>
-      <w:r>
-        <w:rPr>
-          <w:b/>
-          <w:bCs/>
-        </w:rPr>
-        <w:t>TPUs (Tensor Processing Units)</w:t>
-      </w:r>
-      <w:r>
-        <w:t xml:space="preserve">, Google's proprietary hardware designed explicitly for rapid, large-scale tensor </w:t>
-      </w:r>
-      <w:proofErr w:type="gramStart"/>
-      <w:r>
-        <w:t>computations,.</w:t>
-      </w:r>
-      <w:proofErr w:type="gramEnd"/>
-      <w:r>
-        <w:t xml:space="preserve"> Deployment is exclusively </w:t>
-      </w:r>
-      <w:r>
-        <w:rPr>
-          <w:b/>
-          <w:bCs/>
-        </w:rPr>
-        <w:t>cloud-only</w:t>
-      </w:r>
-      <w:r>
-        <w:t>.</w:t>
-      </w:r>
-    </w:p>
-    <w:p>
-      <w:pPr>
-        <w:rPr>
-          <w:b/>
-          <w:bCs/>
-        </w:rPr>
-      </w:pPr>
-      <w:r>
-        <w:rPr>
-          <w:b/>
-          <w:bCs/>
-        </w:rPr>
-        <w:t>A</w:t>
-      </w:r>
-      <w:r>
-        <w:rPr>
-          <w:b/>
-          <w:bCs/>
-        </w:rPr>
-        <w:t>pplications:</w:t>
-      </w:r>
-    </w:p>
-    <w:p>
-      <w:r>
-        <w:t xml:space="preserve"> </w:t>
-      </w:r>
-      <w:proofErr w:type="spellStart"/>
-      <w:r>
-        <w:t>PaLM</w:t>
-      </w:r>
-      <w:proofErr w:type="spellEnd"/>
-      <w:r>
-        <w:t xml:space="preserve"> excels at reasoning and multilingual tasks and is integrated into Google's ecosystem, notably powering </w:t>
-      </w:r>
-      <w:r>
-        <w:rPr>
-          <w:b/>
-          <w:bCs/>
-        </w:rPr>
-        <w:t>Bard (Gemini</w:t>
-      </w:r>
-      <w:proofErr w:type="gramStart"/>
-      <w:r>
-        <w:rPr>
-          <w:b/>
-          <w:bCs/>
-        </w:rPr>
-        <w:t>)</w:t>
-      </w:r>
-      <w:r>
-        <w:t>,.</w:t>
-      </w:r>
-      <w:proofErr w:type="gramEnd"/>
-      <w:r>
-        <w:t xml:space="preserve"> Its primary applications include search </w:t>
-      </w:r>
-      <w:r>
-        <w:lastRenderedPageBreak/>
-        <w:t>engines, complex math problem-solving, natural language translation, and research analytics</w:t>
-      </w:r>
-    </w:p>
-    <w:p/>
-    <w:p>
-      <w:pPr>
+        <w:t>Meta LLaMA (Large Language Model Meta AI)</w:t>
+      </w:r>
+      <w:r>
         <w:rPr>
           <w:rFonts w:asciiTheme="majorHAnsi" w:eastAsiaTheme="majorEastAsia" w:hAnsiTheme="majorHAnsi" w:cstheme="majorBidi"/>
           <w:b/>
@@ -1565,63 +1423,6 @@
           <w:sz w:val="32"/>
           <w:szCs w:val="32"/>
         </w:rPr>
-      </w:pPr>
-      <w:r>
-        <w:rPr>
-          <w:rFonts w:asciiTheme="majorHAnsi" w:eastAsiaTheme="majorEastAsia" w:hAnsiTheme="majorHAnsi" w:cstheme="majorBidi"/>
-          <w:color w:val="0F4761" w:themeColor="accent1" w:themeShade="BF"/>
-          <w:sz w:val="32"/>
-          <w:szCs w:val="32"/>
-        </w:rPr>
-        <w:t>3</w:t>
-      </w:r>
-      <w:r>
-        <w:t xml:space="preserve">.  </w:t>
-      </w:r>
-      <w:r>
-        <w:rPr>
-          <w:rFonts w:asciiTheme="majorHAnsi" w:eastAsiaTheme="majorEastAsia" w:hAnsiTheme="majorHAnsi" w:cstheme="majorBidi"/>
-          <w:b/>
-          <w:bCs/>
-          <w:color w:val="0F4761" w:themeColor="accent1" w:themeShade="BF"/>
-          <w:sz w:val="32"/>
-          <w:szCs w:val="32"/>
-        </w:rPr>
-        <w:t xml:space="preserve">Meta </w:t>
-      </w:r>
-      <w:proofErr w:type="spellStart"/>
-      <w:r>
-        <w:rPr>
-          <w:rFonts w:asciiTheme="majorHAnsi" w:eastAsiaTheme="majorEastAsia" w:hAnsiTheme="majorHAnsi" w:cstheme="majorBidi"/>
-          <w:b/>
-          <w:bCs/>
-          <w:color w:val="0F4761" w:themeColor="accent1" w:themeShade="BF"/>
-          <w:sz w:val="32"/>
-          <w:szCs w:val="32"/>
-        </w:rPr>
-        <w:t>LLaMA</w:t>
-      </w:r>
-      <w:proofErr w:type="spellEnd"/>
-      <w:r>
-        <w:rPr>
-          <w:rFonts w:asciiTheme="majorHAnsi" w:eastAsiaTheme="majorEastAsia" w:hAnsiTheme="majorHAnsi" w:cstheme="majorBidi"/>
-          <w:b/>
-          <w:bCs/>
-          <w:color w:val="0F4761" w:themeColor="accent1" w:themeShade="BF"/>
-          <w:sz w:val="32"/>
-          <w:szCs w:val="32"/>
-        </w:rPr>
-        <w:t xml:space="preserve"> (Large Language Model Meta AI)</w:t>
-      </w:r>
-      <w:r>
-        <w:rPr>
-          <w:rFonts w:asciiTheme="majorHAnsi" w:eastAsiaTheme="majorEastAsia" w:hAnsiTheme="majorHAnsi" w:cstheme="majorBidi"/>
-          <w:b/>
-          <w:bCs/>
-          <w:color w:val="0F4761" w:themeColor="accent1" w:themeShade="BF"/>
-          <w:sz w:val="32"/>
-          <w:szCs w:val="32"/>
-        </w:rPr>
         <w:t>:</w:t>
       </w:r>
     </w:p>
@@ -1648,15 +1449,7 @@
         </w:rPr>
       </w:pPr>
       <w:r>
-        <w:t xml:space="preserve"> </w:t>
-      </w:r>
-      <w:proofErr w:type="spellStart"/>
-      <w:r>
-        <w:t>LLaMA</w:t>
-      </w:r>
-      <w:proofErr w:type="spellEnd"/>
-      <w:r>
-        <w:t xml:space="preserve"> uses a </w:t>
+        <w:t xml:space="preserve"> LLaMA uses a </w:t>
       </w:r>
       <w:r>
         <w:rPr>
@@ -1673,23 +1466,7 @@
           <w:b/>
           <w:bCs/>
         </w:rPr>
-        <w:t>Mixture of Experts (</w:t>
-      </w:r>
-      <w:proofErr w:type="spellStart"/>
-      <w:r>
-        <w:rPr>
-          <w:b/>
-          <w:bCs/>
-        </w:rPr>
-        <w:t>MoE</w:t>
-      </w:r>
-      <w:proofErr w:type="spellEnd"/>
-      <w:r>
-        <w:rPr>
-          <w:b/>
-          <w:bCs/>
-        </w:rPr>
-        <w:t>)</w:t>
+        <w:t>Mixture of Experts (MoE)</w:t>
       </w:r>
       <w:r>
         <w:t xml:space="preserve"> in newer versions. It is designed for modularity, offering multiple model sizes ranging from </w:t>
@@ -1732,15 +1509,7 @@
         </w:numPr>
       </w:pPr>
       <w:r>
-        <w:t xml:space="preserve">Pretrained on </w:t>
-      </w:r>
-      <w:proofErr w:type="gramStart"/>
-      <w:r>
-        <w:t>large curated</w:t>
-      </w:r>
-      <w:proofErr w:type="gramEnd"/>
-      <w:r>
-        <w:t xml:space="preserve"> datasets </w:t>
+        <w:t xml:space="preserve">Pretrained on large curated datasets </w:t>
       </w:r>
     </w:p>
     <w:p>
@@ -1794,15 +1563,7 @@
         </w:numPr>
       </w:pPr>
       <w:r>
-        <w:t>PEFT (</w:t>
-      </w:r>
-      <w:proofErr w:type="spellStart"/>
-      <w:r>
-        <w:t>LoRA</w:t>
-      </w:r>
-      <w:proofErr w:type="spellEnd"/>
-      <w:r>
-        <w:t>, adapters</w:t>
+        <w:t>PEFT (LoRA, adapters</w:t>
       </w:r>
       <w:r>
         <w:t>)</w:t>
@@ -1828,60 +1589,24 @@
     </w:p>
     <w:p>
       <w:r>
-        <w:t xml:space="preserve"> Because it offers smaller parameter variants (like the 7B model) and gives users direct access to the weights, </w:t>
-      </w:r>
-      <w:proofErr w:type="spellStart"/>
-      <w:r>
-        <w:t>LLaMA</w:t>
-      </w:r>
-      <w:proofErr w:type="spellEnd"/>
-      <w:r>
-        <w:t xml:space="preserve"> is highly </w:t>
-      </w:r>
-      <w:r>
-        <w:rPr>
-          <w:b/>
-          <w:bCs/>
-        </w:rPr>
-        <w:t>efficient for self-</w:t>
-      </w:r>
-      <w:proofErr w:type="gramStart"/>
-      <w:r>
-        <w:rPr>
-          <w:b/>
-          <w:bCs/>
-        </w:rPr>
-        <w:t>hosting</w:t>
-      </w:r>
-      <w:r>
-        <w:t>,.</w:t>
-      </w:r>
-      <w:proofErr w:type="gramEnd"/>
-      <w:r>
-        <w:t xml:space="preserve"> This allows for versatile deployment across </w:t>
-      </w:r>
-      <w:r>
-        <w:rPr>
-          <w:b/>
-          <w:bCs/>
-        </w:rPr>
-        <w:t xml:space="preserve">cloud, </w:t>
-      </w:r>
-      <w:proofErr w:type="gramStart"/>
-      <w:r>
-        <w:rPr>
-          <w:b/>
-          <w:bCs/>
-        </w:rPr>
-        <w:t>on-premise</w:t>
-      </w:r>
-      <w:proofErr w:type="gramEnd"/>
-      <w:r>
-        <w:rPr>
-          <w:b/>
-          <w:bCs/>
-        </w:rPr>
-        <w:t xml:space="preserve"> servers, and edge devices</w:t>
+        <w:t xml:space="preserve"> Because it offers smaller parameter variants (like the 7B model) and gives users direct access to the weights, LLaMA is highly </w:t>
+      </w:r>
+      <w:r>
+        <w:rPr>
+          <w:b/>
+          <w:bCs/>
+        </w:rPr>
+        <w:t>efficient for self-hosting</w:t>
+      </w:r>
+      <w:r>
+        <w:t xml:space="preserve">,. This allows for versatile deployment across </w:t>
+      </w:r>
+      <w:r>
+        <w:rPr>
+          <w:b/>
+          <w:bCs/>
+        </w:rPr>
+        <w:t>cloud, on-premise servers, and edge devices</w:t>
       </w:r>
       <w:r>
         <w:t>, significantly reducing the operational costs compared to cloud-only APIs</w:t>
@@ -1905,15 +1630,7 @@
     </w:p>
     <w:p>
       <w:r>
-        <w:t xml:space="preserve"> </w:t>
-      </w:r>
-      <w:proofErr w:type="spellStart"/>
-      <w:r>
-        <w:t>LLaMA's</w:t>
-      </w:r>
-      <w:proofErr w:type="spellEnd"/>
-      <w:r>
-        <w:t xml:space="preserve"> open nature has made it the foundational model for </w:t>
+        <w:t xml:space="preserve"> LLaMA's open nature has made it the foundational model for </w:t>
       </w:r>
       <w:r>
         <w:rPr>
@@ -1923,15 +1640,7 @@
         <w:t>academic research, open-source AI development, startups, and businesses</w:t>
       </w:r>
       <w:r>
-        <w:t xml:space="preserve"> building custom, locally hosted AI chatbots and </w:t>
-      </w:r>
-      <w:proofErr w:type="gramStart"/>
-      <w:r>
-        <w:t>applications,,.</w:t>
-      </w:r>
-      <w:proofErr w:type="gramEnd"/>
-      <w:r>
-        <w:t xml:space="preserve"> Currently, its capabilities are primarily text-focused</w:t>
+        <w:t xml:space="preserve"> building custom, locally hosted AI chatbots and applications,,. Currently, its capabilities are primarily text-focused</w:t>
       </w:r>
     </w:p>
     <w:p/>
@@ -2041,7 +1750,6 @@
                 <w:bCs/>
               </w:rPr>
             </w:pPr>
-            <w:proofErr w:type="spellStart"/>
             <w:r>
               <w:rPr>
                 <w:b/>
@@ -2049,7 +1757,6 @@
               </w:rPr>
               <w:t>PaLM</w:t>
             </w:r>
-            <w:proofErr w:type="spellEnd"/>
           </w:p>
         </w:tc>
         <w:tc>
@@ -2065,7 +1772,6 @@
                 <w:bCs/>
               </w:rPr>
             </w:pPr>
-            <w:proofErr w:type="spellStart"/>
             <w:r>
               <w:rPr>
                 <w:b/>
@@ -2073,7 +1779,6 @@
               </w:rPr>
               <w:t>LLaMA</w:t>
             </w:r>
-            <w:proofErr w:type="spellEnd"/>
           </w:p>
         </w:tc>
       </w:tr>
@@ -2129,13 +1834,8 @@
           </w:tcPr>
           <w:p>
             <w:r>
-              <w:t xml:space="preserve">Dense + Efficient / </w:t>
+              <w:t>Dense + Efficient / MoE</w:t>
             </w:r>
-            <w:proofErr w:type="spellStart"/>
-            <w:r>
-              <w:t>MoE</w:t>
-            </w:r>
-            <w:proofErr w:type="spellEnd"/>
           </w:p>
         </w:tc>
       </w:tr>
@@ -2532,11 +2232,9 @@
             <w:hideMark/>
           </w:tcPr>
           <w:p>
-            <w:proofErr w:type="gramStart"/>
             <w:r>
               <w:t>Open-weight</w:t>
             </w:r>
-            <w:proofErr w:type="gramEnd"/>
           </w:p>
         </w:tc>
       </w:tr>
@@ -2657,13 +2355,8 @@
         <w:pStyle w:val="Heading1"/>
       </w:pPr>
       <w:r>
-        <w:t xml:space="preserve">UNIT – </w:t>
-      </w:r>
-      <w:proofErr w:type="gramStart"/>
-      <w:r>
-        <w:t>2 :</w:t>
-      </w:r>
-      <w:proofErr w:type="gramEnd"/>
+        <w:t>UNIT – 2 :</w:t>
+      </w:r>
       <w:r>
         <w:br/>
         <w:t>PART – C:</w:t>
@@ -2711,17 +2404,31 @@
       </w:r>
     </w:p>
     <w:p>
-      <w:pPr>
-        <w:rPr>
-          <w:b/>
-          <w:bCs/>
-        </w:rPr>
-      </w:pPr>
-      <w:r>
-        <w:rPr>
-          <w:b/>
-          <w:bCs/>
-        </w:rPr>
+      <w:r>
+        <w:t>Pruning removes unnecessary weights or neurons from a trained model.Instead of changing the architecture entirely, it cuts out parts that contribute very little to predictions.</w:t>
+      </w:r>
+    </w:p>
+    <w:p>
+      <w:pPr>
+        <w:rPr>
+          <w:b/>
+          <w:bCs/>
+        </w:rPr>
+      </w:pPr>
+    </w:p>
+    <w:p>
+      <w:pPr>
+        <w:rPr>
+          <w:b/>
+          <w:bCs/>
+        </w:rPr>
+      </w:pPr>
+      <w:r>
+        <w:rPr>
+          <w:b/>
+          <w:bCs/>
+        </w:rPr>
+        <w:lastRenderedPageBreak/>
         <w:t>Concept</w:t>
       </w:r>
     </w:p>
@@ -2769,7 +2476,6 @@
           <w:b/>
           <w:bCs/>
         </w:rPr>
-        <w:lastRenderedPageBreak/>
         <w:t>Types</w:t>
       </w:r>
     </w:p>
@@ -3001,7 +2707,7 @@
     <w:p>
       <w:r>
         <w:pict w14:anchorId="1CE9CE34">
-          <v:rect id="_x0000_i1055" style="width:0;height:1.5pt" o:hralign="center" o:hrstd="t" o:hr="t" fillcolor="#a0a0a0" stroked="f"/>
+          <v:rect id="_x0000_i1025" style="width:0;height:1.5pt" o:hralign="center" o:hrstd="t" o:hr="t" fillcolor="#a0a0a0" stroked="f"/>
         </w:pict>
       </w:r>
     </w:p>
@@ -3021,17 +2727,89 @@
       </w:r>
     </w:p>
     <w:p>
-      <w:pPr>
-        <w:rPr>
-          <w:b/>
-          <w:bCs/>
-        </w:rPr>
-      </w:pPr>
-      <w:r>
-        <w:rPr>
-          <w:b/>
-          <w:bCs/>
-        </w:rPr>
+      <w:r>
+        <w:t xml:space="preserve">Quantization reduces the </w:t>
+      </w:r>
+      <w:r>
+        <w:rPr>
+          <w:b/>
+          <w:bCs/>
+        </w:rPr>
+        <w:t>numerical precision</w:t>
+      </w:r>
+      <w:r>
+        <w:t xml:space="preserve"> of weights and activations.Instead of using 32-bit floating-point numbers,</w:t>
+      </w:r>
+      <w:r>
+        <w:t xml:space="preserve"> It will </w:t>
+      </w:r>
+      <w:r>
+        <w:t xml:space="preserve">use:16-bit (FP16) </w:t>
+      </w:r>
+      <w:r>
+        <w:t>,</w:t>
+      </w:r>
+      <w:r>
+        <w:t xml:space="preserve">8-bit integers (INT8) </w:t>
+      </w:r>
+      <w:r>
+        <w:t>,</w:t>
+      </w:r>
+      <w:r>
+        <w:t>Even lower in extreme cases</w:t>
+      </w:r>
+    </w:p>
+    <w:p>
+      <w:pPr>
+        <w:rPr>
+          <w:b/>
+          <w:bCs/>
+        </w:rPr>
+      </w:pPr>
+      <w:r>
+        <w:rPr>
+          <w:b/>
+          <w:bCs/>
+        </w:rPr>
+        <w:t>How it works</w:t>
+      </w:r>
+    </w:p>
+    <w:p>
+      <w:pPr>
+        <w:numPr>
+          <w:ilvl w:val="0"/>
+          <w:numId w:val="34"/>
+        </w:numPr>
+      </w:pPr>
+      <w:r>
+        <w:t xml:space="preserve">Map high-precision values → lower precision representation </w:t>
+      </w:r>
+    </w:p>
+    <w:p>
+      <w:pPr>
+        <w:numPr>
+          <w:ilvl w:val="0"/>
+          <w:numId w:val="34"/>
+        </w:numPr>
+      </w:pPr>
+      <w:r>
+        <w:t>Perform inference using smaller data types</w:t>
+      </w:r>
+    </w:p>
+    <w:p/>
+    <w:p>
+      <w:pPr>
+        <w:rPr>
+          <w:b/>
+          <w:bCs/>
+        </w:rPr>
+      </w:pPr>
+      <w:r>
+        <w:rPr>
+          <w:b/>
+          <w:bCs/>
+        </w:rPr>
+        <w:lastRenderedPageBreak/>
         <w:t>Concept</w:t>
       </w:r>
     </w:p>
@@ -3160,7 +2938,6 @@
         </w:numPr>
       </w:pPr>
       <w:r>
-        <w:lastRenderedPageBreak/>
         <w:t xml:space="preserve">QAT preserves accuracy better </w:t>
       </w:r>
     </w:p>
@@ -3291,7 +3068,7 @@
     <w:p>
       <w:r>
         <w:pict w14:anchorId="50987496">
-          <v:rect id="_x0000_i1056" style="width:0;height:1.5pt" o:hralign="center" o:hrstd="t" o:hr="t" fillcolor="#a0a0a0" stroked="f"/>
+          <v:rect id="_x0000_i1026" style="width:0;height:1.5pt" o:hralign="center" o:hrstd="t" o:hr="t" fillcolor="#a0a0a0" stroked="f"/>
         </w:pict>
       </w:r>
     </w:p>
@@ -3379,29 +3156,52 @@
           <w:b/>
           <w:bCs/>
         </w:rPr>
-        <w:t>Process</w:t>
+        <w:t>How it works</w:t>
       </w:r>
     </w:p>
     <w:p>
       <w:pPr>
         <w:numPr>
           <w:ilvl w:val="0"/>
-          <w:numId w:val="25"/>
+          <w:numId w:val="35"/>
         </w:numPr>
       </w:pPr>
       <w:r>
-        <w:t xml:space="preserve">Train large model (teacher) </w:t>
+        <w:t xml:space="preserve">Train a large “teacher” model </w:t>
       </w:r>
     </w:p>
     <w:p>
       <w:pPr>
         <w:numPr>
           <w:ilvl w:val="0"/>
-          <w:numId w:val="25"/>
+          <w:numId w:val="35"/>
         </w:numPr>
       </w:pPr>
       <w:r>
-        <w:t xml:space="preserve">Train smaller model using teacher predictions </w:t>
+        <w:t xml:space="preserve">Train a smaller “student” model using: </w:t>
+      </w:r>
+    </w:p>
+    <w:p>
+      <w:pPr>
+        <w:numPr>
+          <w:ilvl w:val="1"/>
+          <w:numId w:val="35"/>
+        </w:numPr>
+      </w:pPr>
+      <w:r>
+        <w:t xml:space="preserve">True labels </w:t>
+      </w:r>
+    </w:p>
+    <w:p>
+      <w:pPr>
+        <w:numPr>
+          <w:ilvl w:val="1"/>
+          <w:numId w:val="35"/>
+        </w:numPr>
+      </w:pPr>
+      <w:r>
+        <w:lastRenderedPageBreak/>
+        <w:t>Teacher outputs (soft probabilities)</w:t>
       </w:r>
     </w:p>
     <w:p>
@@ -3554,7 +3354,6 @@
         </w:numPr>
       </w:pPr>
       <w:r>
-        <w:lastRenderedPageBreak/>
         <w:t xml:space="preserve">Easy to deploy smaller models </w:t>
       </w:r>
     </w:p>
@@ -3597,7 +3396,7 @@
     <w:p>
       <w:r>
         <w:pict w14:anchorId="03BD7437">
-          <v:rect id="_x0000_i1057" style="width:0;height:1.5pt" o:hralign="center" o:hrstd="t" o:hr="t" fillcolor="#a0a0a0" stroked="f"/>
+          <v:rect id="_x0000_i1027" style="width:0;height:1.5pt" o:hralign="center" o:hrstd="t" o:hr="t" fillcolor="#a0a0a0" stroked="f"/>
         </w:pict>
       </w:r>
     </w:p>
@@ -3789,6 +3588,7 @@
           <w:b/>
           <w:bCs/>
         </w:rPr>
+        <w:lastRenderedPageBreak/>
         <w:t>Key Insight</w:t>
       </w:r>
     </w:p>
@@ -3802,21 +3602,12 @@
       <w:r>
         <w:t xml:space="preserve">Commonly used in </w:t>
       </w:r>
-      <w:proofErr w:type="spellStart"/>
-      <w:r>
-        <w:rPr>
-          <w:b/>
-          <w:bCs/>
-        </w:rPr>
-        <w:t>LoRA</w:t>
-      </w:r>
-      <w:proofErr w:type="spellEnd"/>
-      <w:r>
-        <w:rPr>
-          <w:b/>
-          <w:bCs/>
-        </w:rPr>
-        <w:t xml:space="preserve"> (Low-Rank Adaptation)</w:t>
+      <w:r>
+        <w:rPr>
+          <w:b/>
+          <w:bCs/>
+        </w:rPr>
+        <w:t>LoRA (Low-Rank Adaptation)</w:t>
       </w:r>
       <w:r>
         <w:t xml:space="preserve"> </w:t>
@@ -3825,7 +3616,7 @@
     <w:p>
       <w:r>
         <w:pict w14:anchorId="16200DAB">
-          <v:rect id="_x0000_i1058" style="width:0;height:1.5pt" o:hralign="center" o:hrstd="t" o:hr="t" fillcolor="#a0a0a0" stroked="f"/>
+          <v:rect id="_x0000_i1028" style="width:0;height:1.5pt" o:hralign="center" o:hrstd="t" o:hr="t" fillcolor="#a0a0a0" stroked="f"/>
         </w:pict>
       </w:r>
     </w:p>
@@ -4298,7 +4089,6 @@
           <w:b/>
           <w:bCs/>
         </w:rPr>
-        <w:lastRenderedPageBreak/>
         <w:t>Best overall</w:t>
       </w:r>
       <w:r>
@@ -4362,7 +4152,7 @@
     <w:p>
       <w:r>
         <w:pict w14:anchorId="66B908A0">
-          <v:rect id="_x0000_i1059" style="width:0;height:1.5pt" o:hralign="center" o:hrstd="t" o:hr="t" fillcolor="#a0a0a0" stroked="f"/>
+          <v:rect id="_x0000_i1029" style="width:0;height:1.5pt" o:hralign="center" o:hrstd="t" o:hr="t" fillcolor="#a0a0a0" stroked="f"/>
         </w:pict>
       </w:r>
     </w:p>
@@ -4373,7 +4163,6 @@
           <w:bCs/>
         </w:rPr>
       </w:pPr>
-      <w:proofErr w:type="gramStart"/>
       <w:r>
         <w:rPr>
           <w:b/>
@@ -4388,7 +4177,6 @@
         </w:rPr>
         <w:t>:</w:t>
       </w:r>
-      <w:proofErr w:type="gramEnd"/>
     </w:p>
     <w:p>
       <w:r>
@@ -4459,8 +4247,9 @@
     </w:p>
     <w:p>
       <w:r>
+        <w:lastRenderedPageBreak/>
         <w:pict w14:anchorId="550F32A1">
-          <v:rect id="_x0000_i1102" style="width:0;height:1.5pt" o:hralign="center" o:hrstd="t" o:hr="t" fillcolor="#a0a0a0" stroked="f"/>
+          <v:rect id="_x0000_i1030" style="width:0;height:1.5pt" o:hralign="center" o:hrstd="t" o:hr="t" fillcolor="#a0a0a0" stroked="f"/>
         </w:pict>
       </w:r>
     </w:p>
@@ -4513,8 +4302,97 @@
     </w:p>
     <w:p>
       <w:r>
+        <w:t>QAT significantly reduces latency since integer operations are faster than floating-point operations. This makes inference faster on edge devices equipped with optimized hardware.</w:t>
+      </w:r>
+    </w:p>
+    <w:p>
+      <w:r>
+        <w:t>Memory Usage</w:t>
+      </w:r>
+    </w:p>
+    <w:p>
+      <w:r>
+        <w:t>The model size is reduced by approximately 2× to 4× due to lower precision weights. This allows deployment on devices with limited memory capacity.</w:t>
+      </w:r>
+    </w:p>
+    <w:p>
+      <w:r>
+        <w:t>Energy Efficiency</w:t>
+      </w:r>
+    </w:p>
+    <w:p>
+      <w:r>
+        <w:t>QAT improves energy efficiency by reducing computational complexity and enabling efficient integer arithmetic, which consumes less power.</w:t>
+      </w:r>
+    </w:p>
+    <w:p>
+      <w:r>
+        <w:t>Limitations</w:t>
+      </w:r>
+    </w:p>
+    <w:p>
+      <w:r>
+        <w:t>Despite its advantages, QAT requires retraining, increases model development complexity, and depends on hardware support for quantized operations.</w:t>
+      </w:r>
+    </w:p>
+    <w:p>
+      <w:r>
+        <w:pict w14:anchorId="43163051">
+          <v:rect id="_x0000_i1031" style="width:0;height:1.5pt" o:hralign="center" o:hrstd="t" o:hr="t" fillcolor="#a0a0a0" stroked="f"/>
+        </w:pict>
+      </w:r>
+    </w:p>
+    <w:p>
+      <w:pPr>
+        <w:rPr>
+          <w:b/>
+          <w:bCs/>
+        </w:rPr>
+      </w:pPr>
+      <w:r>
+        <w:rPr>
+          <w:b/>
+          <w:bCs/>
+        </w:rPr>
+        <w:t>Knowledge Distillation (KD)</w:t>
+      </w:r>
+      <w:r>
+        <w:rPr>
+          <w:b/>
+          <w:bCs/>
+        </w:rPr>
+        <w:t>:</w:t>
+      </w:r>
+    </w:p>
+    <w:p>
+      <w:r>
+        <w:t>Concept</w:t>
+      </w:r>
+    </w:p>
+    <w:p>
+      <w:r>
+        <w:t>Knowledge Distillation transfers knowledge from a large “teacher” model to a smaller “student” model. The student model learns to mimic the teacher’s outputs, resulting in a compact and efficient model.</w:t>
+      </w:r>
+    </w:p>
+    <w:p>
+      <w:r>
+        <w:t>Accuracy Retention</w:t>
+      </w:r>
+    </w:p>
+    <w:p>
+      <w:r>
         <w:lastRenderedPageBreak/>
-        <w:t>QAT significantly reduces latency since integer operations are faster than floating-point operations. This makes inference faster on edge devices equipped with optimized hardware.</w:t>
+        <w:t>KD achieves slightly lower accuracy compared to the teacher model but performs significantly better than training a small model from scratch. The final accuracy depends on the effectiveness of knowledge transfer.</w:t>
+      </w:r>
+    </w:p>
+    <w:p>
+      <w:r>
+        <w:t>Latency</w:t>
+      </w:r>
+    </w:p>
+    <w:p>
+      <w:r>
+        <w:t>Latency is greatly reduced because the student model is smaller and requires fewer computations, enabling faster inference.</w:t>
       </w:r>
     </w:p>
     <w:p>
@@ -4524,7 +4402,7 @@
     </w:p>
     <w:p>
       <w:r>
-        <w:t>The model size is reduced by approximately 2× to 4× due to lower precision weights. This allows deployment on devices with limited memory capacity.</w:t>
+        <w:t>KD significantly reduces memory requirements, often shrinking model size by up to 10×, making it highly suitable for mobile devices.</w:t>
       </w:r>
     </w:p>
     <w:p>
@@ -4534,7 +4412,7 @@
     </w:p>
     <w:p>
       <w:r>
-        <w:t>QAT improves energy efficiency by reducing computational complexity and enabling efficient integer arithmetic, which consumes less power.</w:t>
+        <w:t>Energy consumption is minimized due to fewer operations and reduced computational load, making KD ideal for battery-powered devices.</w:t>
       </w:r>
     </w:p>
     <w:p>
@@ -4544,13 +4422,13 @@
     </w:p>
     <w:p>
       <w:r>
-        <w:t>Despite its advantages, QAT requires retraining, increases model development complexity, and depends on hardware support for quantized operations.</w:t>
-      </w:r>
-    </w:p>
-    <w:p>
-      <w:r>
-        <w:pict w14:anchorId="43163051">
-          <v:rect id="_x0000_i1103" style="width:0;height:1.5pt" o:hralign="center" o:hrstd="t" o:hr="t" fillcolor="#a0a0a0" stroked="f"/>
+        <w:t>The main limitation is the potential loss of accuracy and the complexity of designing an effective teacher-student training process.</w:t>
+      </w:r>
+    </w:p>
+    <w:p>
+      <w:r>
+        <w:pict w14:anchorId="4548677F">
+          <v:rect id="_x0000_i1032" style="width:0;height:1.5pt" o:hralign="center" o:hrstd="t" o:hr="t" fillcolor="#a0a0a0" stroked="f"/>
         </w:pict>
       </w:r>
     </w:p>
@@ -4566,7 +4444,7 @@
           <w:b/>
           <w:bCs/>
         </w:rPr>
-        <w:t>Knowledge Distillation (KD)</w:t>
+        <w:t>Deployment Suitability Analysis</w:t>
       </w:r>
       <w:r>
         <w:rPr>
@@ -4578,105 +4456,7 @@
     </w:p>
     <w:p>
       <w:r>
-        <w:t>Concept</w:t>
-      </w:r>
-    </w:p>
-    <w:p>
-      <w:r>
-        <w:t>Knowledge Distillation transfers knowledge from a large “teacher” model to a smaller “student” model. The student model learns to mimic the teacher’s outputs, resulting in a compact and efficient model.</w:t>
-      </w:r>
-    </w:p>
-    <w:p>
-      <w:r>
-        <w:t>Accuracy Retention</w:t>
-      </w:r>
-    </w:p>
-    <w:p>
-      <w:r>
-        <w:t>KD achieves slightly lower accuracy compared to the teacher model but performs significantly better than training a small model from scratch. The final accuracy depends on the effectiveness of knowledge transfer.</w:t>
-      </w:r>
-    </w:p>
-    <w:p>
-      <w:r>
-        <w:t>Latency</w:t>
-      </w:r>
-    </w:p>
-    <w:p>
-      <w:r>
-        <w:t>Latency is greatly reduced because the student model is smaller and requires fewer computations, enabling faster inference.</w:t>
-      </w:r>
-    </w:p>
-    <w:p>
-      <w:r>
-        <w:t>Memory Usage</w:t>
-      </w:r>
-    </w:p>
-    <w:p>
-      <w:r>
-        <w:t>KD significantly reduces memory requirements, often shrinking model size by up to 10×, making it highly suitable for mobile devices.</w:t>
-      </w:r>
-    </w:p>
-    <w:p>
-      <w:r>
-        <w:t>Energy Efficiency</w:t>
-      </w:r>
-    </w:p>
-    <w:p>
-      <w:r>
-        <w:t>Energy consumption is minimized due to fewer operations and reduced computational load, making KD ideal for battery-powered devices.</w:t>
-      </w:r>
-    </w:p>
-    <w:p>
-      <w:r>
-        <w:t>Limitations</w:t>
-      </w:r>
-    </w:p>
-    <w:p>
-      <w:r>
-        <w:lastRenderedPageBreak/>
-        <w:t>The main limitation is the potential loss of accuracy and the complexity of designing an effective teacher-student training process.</w:t>
-      </w:r>
-    </w:p>
-    <w:p>
-      <w:r>
-        <w:pict w14:anchorId="4548677F">
-          <v:rect id="_x0000_i1104" style="width:0;height:1.5pt" o:hralign="center" o:hrstd="t" o:hr="t" fillcolor="#a0a0a0" stroked="f"/>
-        </w:pict>
-      </w:r>
-    </w:p>
-    <w:p>
-      <w:pPr>
-        <w:rPr>
-          <w:b/>
-          <w:bCs/>
-        </w:rPr>
-      </w:pPr>
-      <w:r>
-        <w:rPr>
-          <w:b/>
-          <w:bCs/>
-        </w:rPr>
-        <w:t>Deployment Suitability Analysis</w:t>
-      </w:r>
-      <w:r>
-        <w:rPr>
-          <w:b/>
-          <w:bCs/>
-        </w:rPr>
-        <w:t>:</w:t>
-      </w:r>
-    </w:p>
-    <w:p>
-      <w:r>
-        <w:t xml:space="preserve">Quantization-Aware Training is best suited for scenarios where accuracy is </w:t>
-      </w:r>
-      <w:proofErr w:type="gramStart"/>
-      <w:r>
-        <w:t>critical</w:t>
-      </w:r>
-      <w:proofErr w:type="gramEnd"/>
-      <w:r>
-        <w:t xml:space="preserve"> and hardware supports quantized operations. It provides a strong balance between performance and efficiency but requires more effort during training.</w:t>
+        <w:t>Quantization-Aware Training is best suited for scenarios where accuracy is critical and hardware supports quantized operations. It provides a strong balance between performance and efficiency but requires more effort during training.</w:t>
       </w:r>
     </w:p>
     <w:p>
@@ -4687,7 +4467,7 @@
     <w:p>
       <w:r>
         <w:pict w14:anchorId="05B74556">
-          <v:rect id="_x0000_i1105" style="width:0;height:1.5pt" o:hralign="center" o:hrstd="t" o:hr="t" fillcolor="#a0a0a0" stroked="f"/>
+          <v:rect id="_x0000_i1033" style="width:0;height:1.5pt" o:hralign="center" o:hrstd="t" o:hr="t" fillcolor="#a0a0a0" stroked="f"/>
         </w:pict>
       </w:r>
     </w:p>
@@ -4769,6 +4549,7 @@
           </w:tcPr>
           <w:p>
             <w:r>
+              <w:lastRenderedPageBreak/>
               <w:t>Factor</w:t>
             </w:r>
           </w:p>
@@ -5129,7 +4910,6 @@
         <w:pStyle w:val="Heading1"/>
       </w:pPr>
       <w:r>
-        <w:lastRenderedPageBreak/>
         <w:t>Unit- 3</w:t>
       </w:r>
       <w:r>
@@ -5394,6 +5174,155 @@
     </w:lvl>
   </w:abstractNum>
   <w:abstractNum w:abstractNumId="2" w15:restartNumberingAfterBreak="0">
+    <w:nsid w:val="06006172"/>
+    <w:multiLevelType w:val="multilevel"/>
+    <w:tmpl w:val="18D4D9D4"/>
+    <w:lvl w:ilvl="0">
+      <w:start w:val="1"/>
+      <w:numFmt w:val="bullet"/>
+      <w:lvlText w:val=""/>
+      <w:lvlJc w:val="left"/>
+      <w:pPr>
+        <w:tabs>
+          <w:tab w:val="num" w:pos="720"/>
+        </w:tabs>
+        <w:ind w:left="720" w:hanging="360"/>
+      </w:pPr>
+      <w:rPr>
+        <w:rFonts w:ascii="Symbol" w:hAnsi="Symbol" w:hint="default"/>
+        <w:sz w:val="20"/>
+      </w:rPr>
+    </w:lvl>
+    <w:lvl w:ilvl="1">
+      <w:start w:val="1"/>
+      <w:numFmt w:val="bullet"/>
+      <w:lvlText w:val="o"/>
+      <w:lvlJc w:val="left"/>
+      <w:pPr>
+        <w:tabs>
+          <w:tab w:val="num" w:pos="1440"/>
+        </w:tabs>
+        <w:ind w:left="1440" w:hanging="360"/>
+      </w:pPr>
+      <w:rPr>
+        <w:rFonts w:ascii="Courier New" w:hAnsi="Courier New" w:hint="default"/>
+        <w:sz w:val="20"/>
+      </w:rPr>
+    </w:lvl>
+    <w:lvl w:ilvl="2" w:tentative="1">
+      <w:start w:val="1"/>
+      <w:numFmt w:val="bullet"/>
+      <w:lvlText w:val=""/>
+      <w:lvlJc w:val="left"/>
+      <w:pPr>
+        <w:tabs>
+          <w:tab w:val="num" w:pos="2160"/>
+        </w:tabs>
+        <w:ind w:left="2160" w:hanging="360"/>
+      </w:pPr>
+      <w:rPr>
+        <w:rFonts w:ascii="Wingdings" w:hAnsi="Wingdings" w:hint="default"/>
+        <w:sz w:val="20"/>
+      </w:rPr>
+    </w:lvl>
+    <w:lvl w:ilvl="3" w:tentative="1">
+      <w:start w:val="1"/>
+      <w:numFmt w:val="bullet"/>
+      <w:lvlText w:val=""/>
+      <w:lvlJc w:val="left"/>
+      <w:pPr>
+        <w:tabs>
+          <w:tab w:val="num" w:pos="2880"/>
+        </w:tabs>
+        <w:ind w:left="2880" w:hanging="360"/>
+      </w:pPr>
+      <w:rPr>
+        <w:rFonts w:ascii="Wingdings" w:hAnsi="Wingdings" w:hint="default"/>
+        <w:sz w:val="20"/>
+      </w:rPr>
+    </w:lvl>
+    <w:lvl w:ilvl="4" w:tentative="1">
+      <w:start w:val="1"/>
+      <w:numFmt w:val="bullet"/>
+      <w:lvlText w:val=""/>
+      <w:lvlJc w:val="left"/>
+      <w:pPr>
+        <w:tabs>
+          <w:tab w:val="num" w:pos="3600"/>
+        </w:tabs>
+        <w:ind w:left="3600" w:hanging="360"/>
+      </w:pPr>
+      <w:rPr>
+        <w:rFonts w:ascii="Wingdings" w:hAnsi="Wingdings" w:hint="default"/>
+        <w:sz w:val="20"/>
+      </w:rPr>
+    </w:lvl>
+    <w:lvl w:ilvl="5" w:tentative="1">
+      <w:start w:val="1"/>
+      <w:numFmt w:val="bullet"/>
+      <w:lvlText w:val=""/>
+      <w:lvlJc w:val="left"/>
+      <w:pPr>
+        <w:tabs>
+          <w:tab w:val="num" w:pos="4320"/>
+        </w:tabs>
+        <w:ind w:left="4320" w:hanging="360"/>
+      </w:pPr>
+      <w:rPr>
+        <w:rFonts w:ascii="Wingdings" w:hAnsi="Wingdings" w:hint="default"/>
+        <w:sz w:val="20"/>
+      </w:rPr>
+    </w:lvl>
+    <w:lvl w:ilvl="6" w:tentative="1">
+      <w:start w:val="1"/>
+      <w:numFmt w:val="bullet"/>
+      <w:lvlText w:val=""/>
+      <w:lvlJc w:val="left"/>
+      <w:pPr>
+        <w:tabs>
+          <w:tab w:val="num" w:pos="5040"/>
+        </w:tabs>
+        <w:ind w:left="5040" w:hanging="360"/>
+      </w:pPr>
+      <w:rPr>
+        <w:rFonts w:ascii="Wingdings" w:hAnsi="Wingdings" w:hint="default"/>
+        <w:sz w:val="20"/>
+      </w:rPr>
+    </w:lvl>
+    <w:lvl w:ilvl="7" w:tentative="1">
+      <w:start w:val="1"/>
+      <w:numFmt w:val="bullet"/>
+      <w:lvlText w:val=""/>
+      <w:lvlJc w:val="left"/>
+      <w:pPr>
+        <w:tabs>
+          <w:tab w:val="num" w:pos="5760"/>
+        </w:tabs>
+        <w:ind w:left="5760" w:hanging="360"/>
+      </w:pPr>
+      <w:rPr>
+        <w:rFonts w:ascii="Wingdings" w:hAnsi="Wingdings" w:hint="default"/>
+        <w:sz w:val="20"/>
+      </w:rPr>
+    </w:lvl>
+    <w:lvl w:ilvl="8" w:tentative="1">
+      <w:start w:val="1"/>
+      <w:numFmt w:val="bullet"/>
+      <w:lvlText w:val=""/>
+      <w:lvlJc w:val="left"/>
+      <w:pPr>
+        <w:tabs>
+          <w:tab w:val="num" w:pos="6480"/>
+        </w:tabs>
+        <w:ind w:left="6480" w:hanging="360"/>
+      </w:pPr>
+      <w:rPr>
+        <w:rFonts w:ascii="Wingdings" w:hAnsi="Wingdings" w:hint="default"/>
+        <w:sz w:val="20"/>
+      </w:rPr>
+    </w:lvl>
+  </w:abstractNum>
+  <w:abstractNum w:abstractNumId="3" w15:restartNumberingAfterBreak="0">
     <w:nsid w:val="098F6CA8"/>
     <w:multiLevelType w:val="multilevel"/>
     <w:tmpl w:val="65223BB0"/>
@@ -5542,7 +5471,7 @@
       </w:rPr>
     </w:lvl>
   </w:abstractNum>
-  <w:abstractNum w:abstractNumId="3" w15:restartNumberingAfterBreak="0">
+  <w:abstractNum w:abstractNumId="4" w15:restartNumberingAfterBreak="0">
     <w:nsid w:val="0F532491"/>
     <w:multiLevelType w:val="multilevel"/>
     <w:tmpl w:val="F40403CE"/>
@@ -5691,7 +5620,156 @@
       </w:rPr>
     </w:lvl>
   </w:abstractNum>
-  <w:abstractNum w:abstractNumId="4" w15:restartNumberingAfterBreak="0">
+  <w:abstractNum w:abstractNumId="5" w15:restartNumberingAfterBreak="0">
+    <w:nsid w:val="0FD16D57"/>
+    <w:multiLevelType w:val="multilevel"/>
+    <w:tmpl w:val="EFB20B48"/>
+    <w:lvl w:ilvl="0">
+      <w:start w:val="1"/>
+      <w:numFmt w:val="bullet"/>
+      <w:lvlText w:val=""/>
+      <w:lvlJc w:val="left"/>
+      <w:pPr>
+        <w:tabs>
+          <w:tab w:val="num" w:pos="720"/>
+        </w:tabs>
+        <w:ind w:left="720" w:hanging="360"/>
+      </w:pPr>
+      <w:rPr>
+        <w:rFonts w:ascii="Symbol" w:hAnsi="Symbol" w:hint="default"/>
+        <w:sz w:val="20"/>
+      </w:rPr>
+    </w:lvl>
+    <w:lvl w:ilvl="1" w:tentative="1">
+      <w:start w:val="1"/>
+      <w:numFmt w:val="bullet"/>
+      <w:lvlText w:val="o"/>
+      <w:lvlJc w:val="left"/>
+      <w:pPr>
+        <w:tabs>
+          <w:tab w:val="num" w:pos="1440"/>
+        </w:tabs>
+        <w:ind w:left="1440" w:hanging="360"/>
+      </w:pPr>
+      <w:rPr>
+        <w:rFonts w:ascii="Courier New" w:hAnsi="Courier New" w:hint="default"/>
+        <w:sz w:val="20"/>
+      </w:rPr>
+    </w:lvl>
+    <w:lvl w:ilvl="2" w:tentative="1">
+      <w:start w:val="1"/>
+      <w:numFmt w:val="bullet"/>
+      <w:lvlText w:val=""/>
+      <w:lvlJc w:val="left"/>
+      <w:pPr>
+        <w:tabs>
+          <w:tab w:val="num" w:pos="2160"/>
+        </w:tabs>
+        <w:ind w:left="2160" w:hanging="360"/>
+      </w:pPr>
+      <w:rPr>
+        <w:rFonts w:ascii="Wingdings" w:hAnsi="Wingdings" w:hint="default"/>
+        <w:sz w:val="20"/>
+      </w:rPr>
+    </w:lvl>
+    <w:lvl w:ilvl="3" w:tentative="1">
+      <w:start w:val="1"/>
+      <w:numFmt w:val="bullet"/>
+      <w:lvlText w:val=""/>
+      <w:lvlJc w:val="left"/>
+      <w:pPr>
+        <w:tabs>
+          <w:tab w:val="num" w:pos="2880"/>
+        </w:tabs>
+        <w:ind w:left="2880" w:hanging="360"/>
+      </w:pPr>
+      <w:rPr>
+        <w:rFonts w:ascii="Wingdings" w:hAnsi="Wingdings" w:hint="default"/>
+        <w:sz w:val="20"/>
+      </w:rPr>
+    </w:lvl>
+    <w:lvl w:ilvl="4" w:tentative="1">
+      <w:start w:val="1"/>
+      <w:numFmt w:val="bullet"/>
+      <w:lvlText w:val=""/>
+      <w:lvlJc w:val="left"/>
+      <w:pPr>
+        <w:tabs>
+          <w:tab w:val="num" w:pos="3600"/>
+        </w:tabs>
+        <w:ind w:left="3600" w:hanging="360"/>
+      </w:pPr>
+      <w:rPr>
+        <w:rFonts w:ascii="Wingdings" w:hAnsi="Wingdings" w:hint="default"/>
+        <w:sz w:val="20"/>
+      </w:rPr>
+    </w:lvl>
+    <w:lvl w:ilvl="5" w:tentative="1">
+      <w:start w:val="1"/>
+      <w:numFmt w:val="bullet"/>
+      <w:lvlText w:val=""/>
+      <w:lvlJc w:val="left"/>
+      <w:pPr>
+        <w:tabs>
+          <w:tab w:val="num" w:pos="4320"/>
+        </w:tabs>
+        <w:ind w:left="4320" w:hanging="360"/>
+      </w:pPr>
+      <w:rPr>
+        <w:rFonts w:ascii="Wingdings" w:hAnsi="Wingdings" w:hint="default"/>
+        <w:sz w:val="20"/>
+      </w:rPr>
+    </w:lvl>
+    <w:lvl w:ilvl="6" w:tentative="1">
+      <w:start w:val="1"/>
+      <w:numFmt w:val="bullet"/>
+      <w:lvlText w:val=""/>
+      <w:lvlJc w:val="left"/>
+      <w:pPr>
+        <w:tabs>
+          <w:tab w:val="num" w:pos="5040"/>
+        </w:tabs>
+        <w:ind w:left="5040" w:hanging="360"/>
+      </w:pPr>
+      <w:rPr>
+        <w:rFonts w:ascii="Wingdings" w:hAnsi="Wingdings" w:hint="default"/>
+        <w:sz w:val="20"/>
+      </w:rPr>
+    </w:lvl>
+    <w:lvl w:ilvl="7" w:tentative="1">
+      <w:start w:val="1"/>
+      <w:numFmt w:val="bullet"/>
+      <w:lvlText w:val=""/>
+      <w:lvlJc w:val="left"/>
+      <w:pPr>
+        <w:tabs>
+          <w:tab w:val="num" w:pos="5760"/>
+        </w:tabs>
+        <w:ind w:left="5760" w:hanging="360"/>
+      </w:pPr>
+      <w:rPr>
+        <w:rFonts w:ascii="Wingdings" w:hAnsi="Wingdings" w:hint="default"/>
+        <w:sz w:val="20"/>
+      </w:rPr>
+    </w:lvl>
+    <w:lvl w:ilvl="8" w:tentative="1">
+      <w:start w:val="1"/>
+      <w:numFmt w:val="bullet"/>
+      <w:lvlText w:val=""/>
+      <w:lvlJc w:val="left"/>
+      <w:pPr>
+        <w:tabs>
+          <w:tab w:val="num" w:pos="6480"/>
+        </w:tabs>
+        <w:ind w:left="6480" w:hanging="360"/>
+      </w:pPr>
+      <w:rPr>
+        <w:rFonts w:ascii="Wingdings" w:hAnsi="Wingdings" w:hint="default"/>
+        <w:sz w:val="20"/>
+      </w:rPr>
+    </w:lvl>
+  </w:abstractNum>
+  <w:abstractNum w:abstractNumId="6" w15:restartNumberingAfterBreak="0">
     <w:nsid w:val="12F871E1"/>
     <w:multiLevelType w:val="multilevel"/>
     <w:tmpl w:val="262A8942"/>
@@ -5840,7 +5918,7 @@
       </w:rPr>
     </w:lvl>
   </w:abstractNum>
-  <w:abstractNum w:abstractNumId="5" w15:restartNumberingAfterBreak="0">
+  <w:abstractNum w:abstractNumId="7" w15:restartNumberingAfterBreak="0">
     <w:nsid w:val="130F50E7"/>
     <w:multiLevelType w:val="hybridMultilevel"/>
     <w:tmpl w:val="AC5CE2F0"/>
@@ -5953,7 +6031,7 @@
       </w:rPr>
     </w:lvl>
   </w:abstractNum>
-  <w:abstractNum w:abstractNumId="6" w15:restartNumberingAfterBreak="0">
+  <w:abstractNum w:abstractNumId="8" w15:restartNumberingAfterBreak="0">
     <w:nsid w:val="17776BB5"/>
     <w:multiLevelType w:val="multilevel"/>
     <w:tmpl w:val="97FC4728"/>
@@ -6102,7 +6180,7 @@
       </w:rPr>
     </w:lvl>
   </w:abstractNum>
-  <w:abstractNum w:abstractNumId="7" w15:restartNumberingAfterBreak="0">
+  <w:abstractNum w:abstractNumId="9" w15:restartNumberingAfterBreak="0">
     <w:nsid w:val="1A461F92"/>
     <w:multiLevelType w:val="multilevel"/>
     <w:tmpl w:val="DC7ABE42"/>
@@ -6251,7 +6329,7 @@
       </w:rPr>
     </w:lvl>
   </w:abstractNum>
-  <w:abstractNum w:abstractNumId="8" w15:restartNumberingAfterBreak="0">
+  <w:abstractNum w:abstractNumId="10" w15:restartNumberingAfterBreak="0">
     <w:nsid w:val="1AC65371"/>
     <w:multiLevelType w:val="hybridMultilevel"/>
     <w:tmpl w:val="B90EDEAC"/>
@@ -6343,7 +6421,7 @@
       </w:pPr>
     </w:lvl>
   </w:abstractNum>
-  <w:abstractNum w:abstractNumId="9" w15:restartNumberingAfterBreak="0">
+  <w:abstractNum w:abstractNumId="11" w15:restartNumberingAfterBreak="0">
     <w:nsid w:val="1DA04496"/>
     <w:multiLevelType w:val="multilevel"/>
     <w:tmpl w:val="DF2C22BC"/>
@@ -6492,7 +6570,7 @@
       </w:rPr>
     </w:lvl>
   </w:abstractNum>
-  <w:abstractNum w:abstractNumId="10" w15:restartNumberingAfterBreak="0">
+  <w:abstractNum w:abstractNumId="12" w15:restartNumberingAfterBreak="0">
     <w:nsid w:val="276D2A89"/>
     <w:multiLevelType w:val="multilevel"/>
     <w:tmpl w:val="E4D8BD8C"/>
@@ -6641,7 +6719,7 @@
       </w:rPr>
     </w:lvl>
   </w:abstractNum>
-  <w:abstractNum w:abstractNumId="11" w15:restartNumberingAfterBreak="0">
+  <w:abstractNum w:abstractNumId="13" w15:restartNumberingAfterBreak="0">
     <w:nsid w:val="2FC3772E"/>
     <w:multiLevelType w:val="multilevel"/>
     <w:tmpl w:val="FBF8EA52"/>
@@ -6790,7 +6868,7 @@
       </w:rPr>
     </w:lvl>
   </w:abstractNum>
-  <w:abstractNum w:abstractNumId="12" w15:restartNumberingAfterBreak="0">
+  <w:abstractNum w:abstractNumId="14" w15:restartNumberingAfterBreak="0">
     <w:nsid w:val="2FCF421A"/>
     <w:multiLevelType w:val="multilevel"/>
     <w:tmpl w:val="223246C8"/>
@@ -6939,7 +7017,7 @@
       </w:rPr>
     </w:lvl>
   </w:abstractNum>
-  <w:abstractNum w:abstractNumId="13" w15:restartNumberingAfterBreak="0">
+  <w:abstractNum w:abstractNumId="15" w15:restartNumberingAfterBreak="0">
     <w:nsid w:val="335D358C"/>
     <w:multiLevelType w:val="multilevel"/>
     <w:tmpl w:val="F5AEA626"/>
@@ -7088,7 +7166,7 @@
       </w:rPr>
     </w:lvl>
   </w:abstractNum>
-  <w:abstractNum w:abstractNumId="14" w15:restartNumberingAfterBreak="0">
+  <w:abstractNum w:abstractNumId="16" w15:restartNumberingAfterBreak="0">
     <w:nsid w:val="3A726B15"/>
     <w:multiLevelType w:val="hybridMultilevel"/>
     <w:tmpl w:val="6E948134"/>
@@ -7177,7 +7255,7 @@
       </w:pPr>
     </w:lvl>
   </w:abstractNum>
-  <w:abstractNum w:abstractNumId="15" w15:restartNumberingAfterBreak="0">
+  <w:abstractNum w:abstractNumId="17" w15:restartNumberingAfterBreak="0">
     <w:nsid w:val="3EC3791C"/>
     <w:multiLevelType w:val="hybridMultilevel"/>
     <w:tmpl w:val="6E948134"/>
@@ -7266,7 +7344,7 @@
       </w:pPr>
     </w:lvl>
   </w:abstractNum>
-  <w:abstractNum w:abstractNumId="16" w15:restartNumberingAfterBreak="0">
+  <w:abstractNum w:abstractNumId="18" w15:restartNumberingAfterBreak="0">
     <w:nsid w:val="4C342711"/>
     <w:multiLevelType w:val="hybridMultilevel"/>
     <w:tmpl w:val="DBBE99FA"/>
@@ -7355,7 +7433,156 @@
       </w:pPr>
     </w:lvl>
   </w:abstractNum>
-  <w:abstractNum w:abstractNumId="17" w15:restartNumberingAfterBreak="0">
+  <w:abstractNum w:abstractNumId="19" w15:restartNumberingAfterBreak="0">
+    <w:nsid w:val="4CBF06F4"/>
+    <w:multiLevelType w:val="multilevel"/>
+    <w:tmpl w:val="D9042378"/>
+    <w:lvl w:ilvl="0">
+      <w:start w:val="1"/>
+      <w:numFmt w:val="bullet"/>
+      <w:lvlText w:val=""/>
+      <w:lvlJc w:val="left"/>
+      <w:pPr>
+        <w:tabs>
+          <w:tab w:val="num" w:pos="720"/>
+        </w:tabs>
+        <w:ind w:left="720" w:hanging="360"/>
+      </w:pPr>
+      <w:rPr>
+        <w:rFonts w:ascii="Symbol" w:hAnsi="Symbol" w:hint="default"/>
+        <w:sz w:val="20"/>
+      </w:rPr>
+    </w:lvl>
+    <w:lvl w:ilvl="1" w:tentative="1">
+      <w:start w:val="1"/>
+      <w:numFmt w:val="bullet"/>
+      <w:lvlText w:val="o"/>
+      <w:lvlJc w:val="left"/>
+      <w:pPr>
+        <w:tabs>
+          <w:tab w:val="num" w:pos="1440"/>
+        </w:tabs>
+        <w:ind w:left="1440" w:hanging="360"/>
+      </w:pPr>
+      <w:rPr>
+        <w:rFonts w:ascii="Courier New" w:hAnsi="Courier New" w:hint="default"/>
+        <w:sz w:val="20"/>
+      </w:rPr>
+    </w:lvl>
+    <w:lvl w:ilvl="2" w:tentative="1">
+      <w:start w:val="1"/>
+      <w:numFmt w:val="bullet"/>
+      <w:lvlText w:val=""/>
+      <w:lvlJc w:val="left"/>
+      <w:pPr>
+        <w:tabs>
+          <w:tab w:val="num" w:pos="2160"/>
+        </w:tabs>
+        <w:ind w:left="2160" w:hanging="360"/>
+      </w:pPr>
+      <w:rPr>
+        <w:rFonts w:ascii="Wingdings" w:hAnsi="Wingdings" w:hint="default"/>
+        <w:sz w:val="20"/>
+      </w:rPr>
+    </w:lvl>
+    <w:lvl w:ilvl="3" w:tentative="1">
+      <w:start w:val="1"/>
+      <w:numFmt w:val="bullet"/>
+      <w:lvlText w:val=""/>
+      <w:lvlJc w:val="left"/>
+      <w:pPr>
+        <w:tabs>
+          <w:tab w:val="num" w:pos="2880"/>
+        </w:tabs>
+        <w:ind w:left="2880" w:hanging="360"/>
+      </w:pPr>
+      <w:rPr>
+        <w:rFonts w:ascii="Wingdings" w:hAnsi="Wingdings" w:hint="default"/>
+        <w:sz w:val="20"/>
+      </w:rPr>
+    </w:lvl>
+    <w:lvl w:ilvl="4" w:tentative="1">
+      <w:start w:val="1"/>
+      <w:numFmt w:val="bullet"/>
+      <w:lvlText w:val=""/>
+      <w:lvlJc w:val="left"/>
+      <w:pPr>
+        <w:tabs>
+          <w:tab w:val="num" w:pos="3600"/>
+        </w:tabs>
+        <w:ind w:left="3600" w:hanging="360"/>
+      </w:pPr>
+      <w:rPr>
+        <w:rFonts w:ascii="Wingdings" w:hAnsi="Wingdings" w:hint="default"/>
+        <w:sz w:val="20"/>
+      </w:rPr>
+    </w:lvl>
+    <w:lvl w:ilvl="5" w:tentative="1">
+      <w:start w:val="1"/>
+      <w:numFmt w:val="bullet"/>
+      <w:lvlText w:val=""/>
+      <w:lvlJc w:val="left"/>
+      <w:pPr>
+        <w:tabs>
+          <w:tab w:val="num" w:pos="4320"/>
+        </w:tabs>
+        <w:ind w:left="4320" w:hanging="360"/>
+      </w:pPr>
+      <w:rPr>
+        <w:rFonts w:ascii="Wingdings" w:hAnsi="Wingdings" w:hint="default"/>
+        <w:sz w:val="20"/>
+      </w:rPr>
+    </w:lvl>
+    <w:lvl w:ilvl="6" w:tentative="1">
+      <w:start w:val="1"/>
+      <w:numFmt w:val="bullet"/>
+      <w:lvlText w:val=""/>
+      <w:lvlJc w:val="left"/>
+      <w:pPr>
+        <w:tabs>
+          <w:tab w:val="num" w:pos="5040"/>
+        </w:tabs>
+        <w:ind w:left="5040" w:hanging="360"/>
+      </w:pPr>
+      <w:rPr>
+        <w:rFonts w:ascii="Wingdings" w:hAnsi="Wingdings" w:hint="default"/>
+        <w:sz w:val="20"/>
+      </w:rPr>
+    </w:lvl>
+    <w:lvl w:ilvl="7" w:tentative="1">
+      <w:start w:val="1"/>
+      <w:numFmt w:val="bullet"/>
+      <w:lvlText w:val=""/>
+      <w:lvlJc w:val="left"/>
+      <w:pPr>
+        <w:tabs>
+          <w:tab w:val="num" w:pos="5760"/>
+        </w:tabs>
+        <w:ind w:left="5760" w:hanging="360"/>
+      </w:pPr>
+      <w:rPr>
+        <w:rFonts w:ascii="Wingdings" w:hAnsi="Wingdings" w:hint="default"/>
+        <w:sz w:val="20"/>
+      </w:rPr>
+    </w:lvl>
+    <w:lvl w:ilvl="8" w:tentative="1">
+      <w:start w:val="1"/>
+      <w:numFmt w:val="bullet"/>
+      <w:lvlText w:val=""/>
+      <w:lvlJc w:val="left"/>
+      <w:pPr>
+        <w:tabs>
+          <w:tab w:val="num" w:pos="6480"/>
+        </w:tabs>
+        <w:ind w:left="6480" w:hanging="360"/>
+      </w:pPr>
+      <w:rPr>
+        <w:rFonts w:ascii="Wingdings" w:hAnsi="Wingdings" w:hint="default"/>
+        <w:sz w:val="20"/>
+      </w:rPr>
+    </w:lvl>
+  </w:abstractNum>
+  <w:abstractNum w:abstractNumId="20" w15:restartNumberingAfterBreak="0">
     <w:nsid w:val="4E5713EA"/>
     <w:multiLevelType w:val="multilevel"/>
     <w:tmpl w:val="337217BC"/>
@@ -7504,7 +7731,7 @@
       </w:rPr>
     </w:lvl>
   </w:abstractNum>
-  <w:abstractNum w:abstractNumId="18" w15:restartNumberingAfterBreak="0">
+  <w:abstractNum w:abstractNumId="21" w15:restartNumberingAfterBreak="0">
     <w:nsid w:val="508A012B"/>
     <w:multiLevelType w:val="multilevel"/>
     <w:tmpl w:val="D93A346A"/>
@@ -7653,7 +7880,7 @@
       </w:rPr>
     </w:lvl>
   </w:abstractNum>
-  <w:abstractNum w:abstractNumId="19" w15:restartNumberingAfterBreak="0">
+  <w:abstractNum w:abstractNumId="22" w15:restartNumberingAfterBreak="0">
     <w:nsid w:val="55B558C5"/>
     <w:multiLevelType w:val="multilevel"/>
     <w:tmpl w:val="8C16C484"/>
@@ -7802,7 +8029,7 @@
       </w:rPr>
     </w:lvl>
   </w:abstractNum>
-  <w:abstractNum w:abstractNumId="20" w15:restartNumberingAfterBreak="0">
+  <w:abstractNum w:abstractNumId="23" w15:restartNumberingAfterBreak="0">
     <w:nsid w:val="5B20112E"/>
     <w:multiLevelType w:val="multilevel"/>
     <w:tmpl w:val="A9E68B3A"/>
@@ -7915,7 +8142,7 @@
       </w:pPr>
     </w:lvl>
   </w:abstractNum>
-  <w:abstractNum w:abstractNumId="21" w15:restartNumberingAfterBreak="0">
+  <w:abstractNum w:abstractNumId="24" w15:restartNumberingAfterBreak="0">
     <w:nsid w:val="6473581E"/>
     <w:multiLevelType w:val="hybridMultilevel"/>
     <w:tmpl w:val="86F4C6D0"/>
@@ -8028,7 +8255,7 @@
       </w:rPr>
     </w:lvl>
   </w:abstractNum>
-  <w:abstractNum w:abstractNumId="22" w15:restartNumberingAfterBreak="0">
+  <w:abstractNum w:abstractNumId="25" w15:restartNumberingAfterBreak="0">
     <w:nsid w:val="64916013"/>
     <w:multiLevelType w:val="multilevel"/>
     <w:tmpl w:val="0D747BDE"/>
@@ -8177,7 +8404,7 @@
       </w:rPr>
     </w:lvl>
   </w:abstractNum>
-  <w:abstractNum w:abstractNumId="23" w15:restartNumberingAfterBreak="0">
+  <w:abstractNum w:abstractNumId="26" w15:restartNumberingAfterBreak="0">
     <w:nsid w:val="6AF04338"/>
     <w:multiLevelType w:val="multilevel"/>
     <w:tmpl w:val="E27440F2"/>
@@ -8326,7 +8553,7 @@
       </w:rPr>
     </w:lvl>
   </w:abstractNum>
-  <w:abstractNum w:abstractNumId="24" w15:restartNumberingAfterBreak="0">
+  <w:abstractNum w:abstractNumId="27" w15:restartNumberingAfterBreak="0">
     <w:nsid w:val="6EA929FD"/>
     <w:multiLevelType w:val="hybridMultilevel"/>
     <w:tmpl w:val="FECC7806"/>
@@ -8439,7 +8666,7 @@
       </w:rPr>
     </w:lvl>
   </w:abstractNum>
-  <w:abstractNum w:abstractNumId="25" w15:restartNumberingAfterBreak="0">
+  <w:abstractNum w:abstractNumId="28" w15:restartNumberingAfterBreak="0">
     <w:nsid w:val="73752E09"/>
     <w:multiLevelType w:val="multilevel"/>
     <w:tmpl w:val="8FC64554"/>
@@ -8588,7 +8815,7 @@
       </w:rPr>
     </w:lvl>
   </w:abstractNum>
-  <w:abstractNum w:abstractNumId="26" w15:restartNumberingAfterBreak="0">
+  <w:abstractNum w:abstractNumId="29" w15:restartNumberingAfterBreak="0">
     <w:nsid w:val="77997821"/>
     <w:multiLevelType w:val="multilevel"/>
     <w:tmpl w:val="BE80BE74"/>
@@ -8737,7 +8964,7 @@
       </w:rPr>
     </w:lvl>
   </w:abstractNum>
-  <w:abstractNum w:abstractNumId="27" w15:restartNumberingAfterBreak="0">
+  <w:abstractNum w:abstractNumId="30" w15:restartNumberingAfterBreak="0">
     <w:nsid w:val="78BB6BB0"/>
     <w:multiLevelType w:val="multilevel"/>
     <w:tmpl w:val="16CA8A72"/>
@@ -8886,7 +9113,7 @@
       </w:rPr>
     </w:lvl>
   </w:abstractNum>
-  <w:abstractNum w:abstractNumId="28" w15:restartNumberingAfterBreak="0">
+  <w:abstractNum w:abstractNumId="31" w15:restartNumberingAfterBreak="0">
     <w:nsid w:val="79F32966"/>
     <w:multiLevelType w:val="multilevel"/>
     <w:tmpl w:val="B470B724"/>
@@ -9035,7 +9262,7 @@
       </w:rPr>
     </w:lvl>
   </w:abstractNum>
-  <w:abstractNum w:abstractNumId="29" w15:restartNumberingAfterBreak="0">
+  <w:abstractNum w:abstractNumId="32" w15:restartNumberingAfterBreak="0">
     <w:nsid w:val="7AC77658"/>
     <w:multiLevelType w:val="multilevel"/>
     <w:tmpl w:val="BD76D580"/>
@@ -9184,7 +9411,7 @@
       </w:rPr>
     </w:lvl>
   </w:abstractNum>
-  <w:abstractNum w:abstractNumId="30" w15:restartNumberingAfterBreak="0">
+  <w:abstractNum w:abstractNumId="33" w15:restartNumberingAfterBreak="0">
     <w:nsid w:val="7AC944DC"/>
     <w:multiLevelType w:val="multilevel"/>
     <w:tmpl w:val="DFECF6A8"/>
@@ -9333,7 +9560,7 @@
       </w:rPr>
     </w:lvl>
   </w:abstractNum>
-  <w:abstractNum w:abstractNumId="31" w15:restartNumberingAfterBreak="0">
+  <w:abstractNum w:abstractNumId="34" w15:restartNumberingAfterBreak="0">
     <w:nsid w:val="7BC74D47"/>
     <w:multiLevelType w:val="multilevel"/>
     <w:tmpl w:val="B9405BB8"/>
@@ -9483,100 +9710,109 @@
     </w:lvl>
   </w:abstractNum>
   <w:num w:numId="1" w16cid:durableId="1726030785">
-    <w:abstractNumId w:val="16"/>
+    <w:abstractNumId w:val="18"/>
   </w:num>
   <w:num w:numId="2" w16cid:durableId="808665896">
-    <w:abstractNumId w:val="7"/>
+    <w:abstractNumId w:val="9"/>
   </w:num>
   <w:num w:numId="3" w16cid:durableId="2071532058">
     <w:abstractNumId w:val="0"/>
   </w:num>
   <w:num w:numId="4" w16cid:durableId="910237945">
-    <w:abstractNumId w:val="15"/>
+    <w:abstractNumId w:val="17"/>
   </w:num>
   <w:num w:numId="5" w16cid:durableId="2108116546">
-    <w:abstractNumId w:val="12"/>
+    <w:abstractNumId w:val="14"/>
   </w:num>
   <w:num w:numId="6" w16cid:durableId="768740885">
-    <w:abstractNumId w:val="6"/>
+    <w:abstractNumId w:val="8"/>
   </w:num>
   <w:num w:numId="7" w16cid:durableId="629940059">
-    <w:abstractNumId w:val="5"/>
+    <w:abstractNumId w:val="7"/>
   </w:num>
   <w:num w:numId="8" w16cid:durableId="1915503884">
-    <w:abstractNumId w:val="17"/>
+    <w:abstractNumId w:val="20"/>
   </w:num>
   <w:num w:numId="9" w16cid:durableId="1781342308">
-    <w:abstractNumId w:val="21"/>
+    <w:abstractNumId w:val="24"/>
   </w:num>
   <w:num w:numId="10" w16cid:durableId="630331326">
-    <w:abstractNumId w:val="2"/>
+    <w:abstractNumId w:val="3"/>
   </w:num>
   <w:num w:numId="11" w16cid:durableId="1892037447">
-    <w:abstractNumId w:val="24"/>
+    <w:abstractNumId w:val="27"/>
   </w:num>
   <w:num w:numId="12" w16cid:durableId="913123875">
-    <w:abstractNumId w:val="28"/>
+    <w:abstractNumId w:val="31"/>
   </w:num>
   <w:num w:numId="13" w16cid:durableId="859781117">
-    <w:abstractNumId w:val="22"/>
+    <w:abstractNumId w:val="25"/>
   </w:num>
   <w:num w:numId="14" w16cid:durableId="928856722">
-    <w:abstractNumId w:val="8"/>
+    <w:abstractNumId w:val="10"/>
   </w:num>
   <w:num w:numId="15" w16cid:durableId="1778405396">
-    <w:abstractNumId w:val="9"/>
+    <w:abstractNumId w:val="11"/>
   </w:num>
   <w:num w:numId="16" w16cid:durableId="193615741">
     <w:abstractNumId w:val="1"/>
   </w:num>
   <w:num w:numId="17" w16cid:durableId="297565415">
+    <w:abstractNumId w:val="6"/>
+  </w:num>
+  <w:num w:numId="18" w16cid:durableId="82730108">
+    <w:abstractNumId w:val="26"/>
+  </w:num>
+  <w:num w:numId="19" w16cid:durableId="443576698">
+    <w:abstractNumId w:val="21"/>
+  </w:num>
+  <w:num w:numId="20" w16cid:durableId="913591575">
+    <w:abstractNumId w:val="15"/>
+  </w:num>
+  <w:num w:numId="21" w16cid:durableId="186481528">
+    <w:abstractNumId w:val="12"/>
+  </w:num>
+  <w:num w:numId="22" w16cid:durableId="680281272">
+    <w:abstractNumId w:val="32"/>
+  </w:num>
+  <w:num w:numId="23" w16cid:durableId="1300182832">
+    <w:abstractNumId w:val="30"/>
+  </w:num>
+  <w:num w:numId="24" w16cid:durableId="2096198242">
+    <w:abstractNumId w:val="29"/>
+  </w:num>
+  <w:num w:numId="25" w16cid:durableId="1491404249">
+    <w:abstractNumId w:val="23"/>
+  </w:num>
+  <w:num w:numId="26" w16cid:durableId="2038001027">
+    <w:abstractNumId w:val="28"/>
+  </w:num>
+  <w:num w:numId="27" w16cid:durableId="173110453">
+    <w:abstractNumId w:val="33"/>
+  </w:num>
+  <w:num w:numId="28" w16cid:durableId="397168654">
     <w:abstractNumId w:val="4"/>
   </w:num>
-  <w:num w:numId="18" w16cid:durableId="82730108">
-    <w:abstractNumId w:val="23"/>
+  <w:num w:numId="29" w16cid:durableId="230696347">
+    <w:abstractNumId w:val="34"/>
   </w:num>
-  <w:num w:numId="19" w16cid:durableId="443576698">
-    <w:abstractNumId w:val="18"/>
+  <w:num w:numId="30" w16cid:durableId="1198080740">
+    <w:abstractNumId w:val="22"/>
   </w:num>
-  <w:num w:numId="20" w16cid:durableId="913591575">
+  <w:num w:numId="31" w16cid:durableId="2077433984">
     <w:abstractNumId w:val="13"/>
   </w:num>
-  <w:num w:numId="21" w16cid:durableId="186481528">
-    <w:abstractNumId w:val="10"/>
+  <w:num w:numId="32" w16cid:durableId="1421759624">
+    <w:abstractNumId w:val="16"/>
   </w:num>
-  <w:num w:numId="22" w16cid:durableId="680281272">
-    <w:abstractNumId w:val="29"/>
-  </w:num>
-  <w:num w:numId="23" w16cid:durableId="1300182832">
-    <w:abstractNumId w:val="27"/>
-  </w:num>
-  <w:num w:numId="24" w16cid:durableId="2096198242">
-    <w:abstractNumId w:val="26"/>
-  </w:num>
-  <w:num w:numId="25" w16cid:durableId="1491404249">
-    <w:abstractNumId w:val="20"/>
-  </w:num>
-  <w:num w:numId="26" w16cid:durableId="2038001027">
-    <w:abstractNumId w:val="25"/>
-  </w:num>
-  <w:num w:numId="27" w16cid:durableId="173110453">
-    <w:abstractNumId w:val="30"/>
-  </w:num>
-  <w:num w:numId="28" w16cid:durableId="397168654">
-    <w:abstractNumId w:val="3"/>
-  </w:num>
-  <w:num w:numId="29" w16cid:durableId="230696347">
-    <w:abstractNumId w:val="31"/>
-  </w:num>
-  <w:num w:numId="30" w16cid:durableId="1198080740">
+  <w:num w:numId="33" w16cid:durableId="456680517">
     <w:abstractNumId w:val="19"/>
   </w:num>
-  <w:num w:numId="31" w16cid:durableId="2077433984">
-    <w:abstractNumId w:val="11"/>
+  <w:num w:numId="34" w16cid:durableId="580603352">
+    <w:abstractNumId w:val="5"/>
   </w:num>
-  <w:num w:numId="32" w16cid:durableId="1421759624">
-    <w:abstractNumId w:val="14"/>
+  <w:num w:numId="35" w16cid:durableId="197549057">
+    <w:abstractNumId w:val="2"/>
   </w:num>
 </w:numbering>
 </file>
@@ -10811,4 +11047,16 @@
     </a:ext>
   </a:extLst>
 </a:theme>
+</file>
+
+<file path=customXml/item1.xml><?xml version="1.0" encoding="utf-8"?>
+<b:Sources xmlns:b="http://schemas.openxmlformats.org/officeDocument/2006/bibliography" xmlns="http://schemas.openxmlformats.org/officeDocument/2006/bibliography" SelectedStyle="\APASixthEditionOfficeOnline.xsl" StyleName="APA" Version="6"/>
+</file>
+
+<file path=customXml/itemProps1.xml><?xml version="1.0" encoding="utf-8"?>
+<ds:datastoreItem xmlns:ds="http://schemas.openxmlformats.org/officeDocument/2006/customXml" ds:itemID="{B56223F5-B5B3-4B47-BC14-4B18F1FBB72F}">
+  <ds:schemaRefs>
+    <ds:schemaRef ds:uri="http://schemas.openxmlformats.org/officeDocument/2006/bibliography"/>
+  </ds:schemaRefs>
+</ds:datastoreItem>
 </file>